--- a/apps/monofield-site/downloads/monofield-user-guide-ko.docx
+++ b/apps/monofield-site/downloads/monofield-user-guide-ko.docx
@@ -4,91 +4,246 @@
   <w:body>
     <w:p>
       <w:pPr>
-        <w:spacing w:before="0" w:after="160"/>
+        <w:spacing w:before="0" w:after="360" w:lineRule="auto" w:line="240"/>
+      </w:pPr>
+    </w:p>
+    <w:p>
+      <w:pPr>
+        <w:spacing w:before="0" w:after="240" w:lineRule="auto" w:line="240"/>
       </w:pPr>
       <w:r>
         <w:rPr>
-          <w:rFonts w:ascii="Consolas" w:hAnsi="Consolas" w:eastAsia="Consolas"/>
+          <w:rFonts w:ascii="Calibri" w:hAnsi="Calibri" w:eastAsia="Malgun Gothic"/>
           <w:b/>
-          <w:color w:val="2348B8"/>
-          <w:sz w:val="17"/>
+          <w:color w:val="2E5BFF"/>
+          <w:sz w:val="18"/>
         </w:rPr>
-        <w:t>MONOFIELD / USER GUIDE</w:t>
+        <w:t>MONOFIELD  /  DESKTOP GUIDE</w:t>
       </w:r>
     </w:p>
     <w:p>
       <w:pPr>
-        <w:spacing w:before="560" w:after="200"/>
+        <w:spacing w:before="0" w:after="100" w:lineRule="auto" w:line="228"/>
       </w:pPr>
       <w:r>
         <w:rPr>
-          <w:rFonts w:ascii="Malgun Gothic" w:hAnsi="Malgun Gothic" w:eastAsia="Malgun Gothic"/>
+          <w:rFonts w:ascii="Calibri" w:hAnsi="Calibri" w:eastAsia="Malgun Gothic"/>
           <w:b/>
-          <w:color w:val="121416"/>
-          <w:sz w:val="62"/>
+          <w:color w:val="111216"/>
+          <w:sz w:val="60"/>
         </w:rPr>
-        <w:t>하나의 공간에서,</w:t>
+        <w:t>하나의 워크스페이스에서,</w:t>
         <w:br/>
         <w:t>모든 작업을</w:t>
       </w:r>
     </w:p>
     <w:p>
       <w:pPr>
-        <w:spacing w:after="480"/>
+        <w:spacing w:before="0" w:after="320" w:lineRule="auto" w:line="252"/>
       </w:pPr>
       <w:r>
         <w:rPr>
-          <w:rFonts w:ascii="Malgun Gothic" w:hAnsi="Malgun Gothic" w:eastAsia="Malgun Gothic"/>
-          <w:color w:val="666B72"/>
-          <w:sz w:val="27"/>
+          <w:rFonts w:ascii="Calibri" w:hAnsi="Calibri" w:eastAsia="Malgun Gothic"/>
+          <w:b/>
+          <w:color w:val="1737A6"/>
+          <w:sz w:val="32"/>
         </w:rPr>
-        <w:t>소프트웨어 개발 · 문서/디자인 제작 · 검토 · 전달</w:t>
+        <w:t>코드 / 디자인 / 문서</w:t>
+      </w:r>
+    </w:p>
+    <w:p>
+      <w:pPr>
+        <w:spacing w:before="0" w:after="320" w:lineRule="auto" w:line="283"/>
+      </w:pPr>
+      <w:r>
+        <w:rPr>
+          <w:rFonts w:ascii="Calibri" w:hAnsi="Calibri" w:eastAsia="Malgun Gothic"/>
+          <w:b w:val="0"/>
+          <w:color w:val="5D6470"/>
+          <w:sz w:val="24"/>
+        </w:rPr>
+        <w:t>작업 폴더와 모델을 연결하고, 코드를 실행하고, 실제 화면을 검증하고, 문서와 디자인 산출물까지 만드는 실전 사용 가이드입니다.</w:t>
       </w:r>
     </w:p>
     <w:tbl>
       <w:tblPr>
-        <w:tblW w:type="dxa" w:w="9360"/>
-        <w:jc w:val="left"/>
+        <w:tblW w:type="auto" w:w="0"/>
+        <w:jc w:val="center"/>
         <w:tblLayout w:type="fixed"/>
         <w:tblLook w:firstColumn="1" w:firstRow="1" w:lastColumn="0" w:lastRow="0" w:noHBand="0" w:noVBand="1" w:val="04A0"/>
-        <w:tblInd w:w="120" w:type="dxa"/>
+        <w:tblBorders>
+          <w:top w:val="nil"/>
+          <w:left w:val="nil"/>
+          <w:bottom w:val="nil"/>
+          <w:right w:val="nil"/>
+          <w:insideH w:val="nil"/>
+          <w:insideV w:val="nil"/>
+        </w:tblBorders>
       </w:tblPr>
       <w:tblGrid>
-        <w:gridCol w:w="9360"/>
+        <w:gridCol w:w="3762"/>
+        <w:gridCol w:w="3762"/>
+        <w:gridCol w:w="3762"/>
+        <w:gridCol w:w="3762"/>
       </w:tblGrid>
       <w:tr>
         <w:tc>
           <w:tcPr>
-            <w:tcW w:type="dxa" w:w="9360"/>
-            <w:vAlign w:val="center"/>
+            <w:tcW w:type="dxa" w:w="3671"/>
+            <w:shd w:fill="F5F7FA"/>
             <w:tcMar>
-              <w:top w:w="80" w:type="dxa"/>
-              <w:start w:w="120" w:type="dxa"/>
-              <w:bottom w:w="80" w:type="dxa"/>
-              <w:end w:w="120" w:type="dxa"/>
+              <w:top w:w="55" w:type="dxa"/>
+              <w:start w:w="110" w:type="dxa"/>
+              <w:bottom w:w="55" w:type="dxa"/>
+              <w:end w:w="110" w:type="dxa"/>
             </w:tcMar>
-            <w:shd w:fill="F4F6F9"/>
           </w:tcPr>
           <w:p>
             <w:pPr>
-              <w:spacing w:after="0" w:line="259" w:lineRule="auto"/>
+              <w:spacing w:before="0" w:after="40" w:lineRule="auto" w:line="240"/>
             </w:pPr>
             <w:r>
               <w:rPr>
-                <w:rFonts w:ascii="Malgun Gothic" w:hAnsi="Malgun Gothic" w:eastAsia="Malgun Gothic"/>
+                <w:rFonts w:ascii="Calibri" w:hAnsi="Calibri" w:eastAsia="Malgun Gothic"/>
                 <w:b/>
-                <w:color w:val="2348B8"/>
+                <w:color w:val="1737A6"/>
                 <w:sz w:val="17"/>
               </w:rPr>
-              <w:t xml:space="preserve">QUICK START  </w:t>
+              <w:t>01  프로젝트 연결</w:t>
             </w:r>
+          </w:p>
+          <w:p>
+            <w:pPr>
+              <w:spacing w:before="0" w:after="0" w:lineRule="auto" w:line="264"/>
+            </w:pPr>
             <w:r>
               <w:rPr>
-                <w:rFonts w:ascii="Malgun Gothic" w:hAnsi="Malgun Gothic" w:eastAsia="Malgun Gothic"/>
-                <w:color w:val="121416"/>
+                <w:rFonts w:ascii="Calibri" w:hAnsi="Calibri" w:eastAsia="Malgun Gothic"/>
+                <w:b w:val="0"/>
+                <w:color w:val="5D6470"/>
+                <w:sz w:val="15"/>
+              </w:rPr>
+              <w:t>개발 또는 문서/디자인 방식을 고르고 작업 폴더를 연결합니다.</w:t>
+            </w:r>
+          </w:p>
+        </w:tc>
+        <w:tc>
+          <w:tcPr>
+            <w:tcW w:type="dxa" w:w="3671"/>
+            <w:shd w:fill="EEF1F6"/>
+            <w:tcMar>
+              <w:top w:w="55" w:type="dxa"/>
+              <w:start w:w="110" w:type="dxa"/>
+              <w:bottom w:w="55" w:type="dxa"/>
+              <w:end w:w="110" w:type="dxa"/>
+            </w:tcMar>
+          </w:tcPr>
+          <w:p>
+            <w:pPr>
+              <w:spacing w:before="0" w:after="40" w:lineRule="auto" w:line="240"/>
+            </w:pPr>
+            <w:r>
+              <w:rPr>
+                <w:rFonts w:ascii="Calibri" w:hAnsi="Calibri" w:eastAsia="Malgun Gothic"/>
+                <w:b/>
+                <w:color w:val="1737A6"/>
                 <w:sz w:val="17"/>
               </w:rPr>
-              <w:t>작업 방식 선택 → 프로젝트 근거 연결 → 한 문장으로 요청 → 결과 검토와 전달</w:t>
+              <w:t>02  모델 연결</w:t>
+            </w:r>
+          </w:p>
+          <w:p>
+            <w:pPr>
+              <w:spacing w:before="0" w:after="0" w:lineRule="auto" w:line="264"/>
+            </w:pPr>
+            <w:r>
+              <w:rPr>
+                <w:rFonts w:ascii="Calibri" w:hAnsi="Calibri" w:eastAsia="Malgun Gothic"/>
+                <w:b w:val="0"/>
+                <w:color w:val="5D6470"/>
+                <w:sz w:val="15"/>
+              </w:rPr>
+              <w:t>로컬 CLI 또는 BYOK 공급자를 선택합니다. 비밀값은 프롬프트에 넣지 않습니다.</w:t>
+            </w:r>
+          </w:p>
+        </w:tc>
+        <w:tc>
+          <w:tcPr>
+            <w:tcW w:type="dxa" w:w="3671"/>
+            <w:shd w:fill="F5F7FA"/>
+            <w:tcMar>
+              <w:top w:w="55" w:type="dxa"/>
+              <w:start w:w="110" w:type="dxa"/>
+              <w:bottom w:w="55" w:type="dxa"/>
+              <w:end w:w="110" w:type="dxa"/>
+            </w:tcMar>
+          </w:tcPr>
+          <w:p>
+            <w:pPr>
+              <w:spacing w:before="0" w:after="40" w:lineRule="auto" w:line="240"/>
+            </w:pPr>
+            <w:r>
+              <w:rPr>
+                <w:rFonts w:ascii="Calibri" w:hAnsi="Calibri" w:eastAsia="Malgun Gothic"/>
+                <w:b/>
+                <w:color w:val="1737A6"/>
+                <w:sz w:val="17"/>
+              </w:rPr>
+              <w:t>03  실행과 검증</w:t>
+            </w:r>
+          </w:p>
+          <w:p>
+            <w:pPr>
+              <w:spacing w:before="0" w:after="0" w:lineRule="auto" w:line="264"/>
+            </w:pPr>
+            <w:r>
+              <w:rPr>
+                <w:rFonts w:ascii="Calibri" w:hAnsi="Calibri" w:eastAsia="Malgun Gothic"/>
+                <w:b w:val="0"/>
+                <w:color w:val="5D6470"/>
+                <w:sz w:val="15"/>
+              </w:rPr>
+              <w:t>빌드·서버·브라우저·Git 변경사항을 한 프로젝트 문맥에서 확인합니다.</w:t>
+            </w:r>
+          </w:p>
+        </w:tc>
+        <w:tc>
+          <w:tcPr>
+            <w:tcW w:type="dxa" w:w="3671"/>
+            <w:shd w:fill="EEF1F6"/>
+            <w:tcMar>
+              <w:top w:w="55" w:type="dxa"/>
+              <w:start w:w="110" w:type="dxa"/>
+              <w:bottom w:w="55" w:type="dxa"/>
+              <w:end w:w="110" w:type="dxa"/>
+            </w:tcMar>
+          </w:tcPr>
+          <w:p>
+            <w:pPr>
+              <w:spacing w:before="0" w:after="40" w:lineRule="auto" w:line="240"/>
+            </w:pPr>
+            <w:r>
+              <w:rPr>
+                <w:rFonts w:ascii="Calibri" w:hAnsi="Calibri" w:eastAsia="Malgun Gothic"/>
+                <w:b/>
+                <w:color w:val="1737A6"/>
+                <w:sz w:val="17"/>
+              </w:rPr>
+              <w:t>04  산출물 완성</w:t>
+            </w:r>
+          </w:p>
+          <w:p>
+            <w:pPr>
+              <w:spacing w:before="0" w:after="0" w:lineRule="auto" w:line="264"/>
+            </w:pPr>
+            <w:r>
+              <w:rPr>
+                <w:rFonts w:ascii="Calibri" w:hAnsi="Calibri" w:eastAsia="Malgun Gothic"/>
+                <w:b w:val="0"/>
+                <w:color w:val="5D6470"/>
+                <w:sz w:val="15"/>
+              </w:rPr>
+              <w:t>화면/인터페이스 명세, 슬라이드, 프로토타입을 미리보고 내보냅니다.</w:t>
             </w:r>
           </w:p>
         </w:tc>
@@ -96,14 +251,928 @@
     </w:tbl>
     <w:p>
       <w:pPr>
-        <w:spacing w:before="80" w:after="60"/>
+        <w:spacing w:before="440" w:after="40" w:lineRule="auto" w:line="240"/>
+      </w:pPr>
+      <w:r>
+        <w:rPr>
+          <w:rFonts w:ascii="Calibri" w:hAnsi="Calibri" w:eastAsia="Malgun Gothic"/>
+          <w:b/>
+          <w:color w:val="5D6470"/>
+          <w:sz w:val="16"/>
+        </w:rPr>
+        <w:t>VERSION</w:t>
+      </w:r>
+    </w:p>
+    <w:p>
+      <w:pPr>
+        <w:spacing w:before="0" w:after="0" w:lineRule="auto" w:line="240"/>
+      </w:pPr>
+      <w:r>
+        <w:rPr>
+          <w:rFonts w:ascii="Calibri" w:hAnsi="Calibri" w:eastAsia="Malgun Gothic"/>
+          <w:b/>
+          <w:color w:val="111216"/>
+          <w:sz w:val="20"/>
+        </w:rPr>
+        <w:t>2026.08 · Windows Desktop</w:t>
+      </w:r>
+    </w:p>
+    <w:p>
+      <w:r>
+        <w:br w:type="page"/>
+      </w:r>
+    </w:p>
+    <w:p>
+      <w:pPr>
+        <w:keepNext/>
+        <w:spacing w:before="0" w:after="60" w:lineRule="auto" w:line="240"/>
+      </w:pPr>
+      <w:r>
+        <w:rPr>
+          <w:rFonts w:ascii="Calibri" w:hAnsi="Calibri" w:eastAsia="Malgun Gothic"/>
+          <w:b/>
+          <w:color w:val="2E5BFF"/>
+          <w:sz w:val="17"/>
+        </w:rPr>
+        <w:t>00  /  QUICK START</w:t>
+      </w:r>
+    </w:p>
+    <w:p>
+      <w:pPr>
+        <w:keepNext/>
+        <w:spacing w:before="0" w:after="120" w:lineRule="auto" w:line="240"/>
+      </w:pPr>
+      <w:r>
+        <w:rPr>
+          <w:rFonts w:ascii="Calibri" w:hAnsi="Calibri" w:eastAsia="Malgun Gothic"/>
+          <w:b/>
+          <w:color w:val="1737A6"/>
+          <w:sz w:val="32"/>
+        </w:rPr>
+        <w:t>처음 5분: 프로젝트 하나를 끝까지 연결하기</w:t>
+      </w:r>
+    </w:p>
+    <w:p>
+      <w:pPr>
+        <w:spacing w:before="0" w:after="100" w:lineRule="auto" w:line="283"/>
+      </w:pPr>
+      <w:r>
+        <w:rPr>
+          <w:rFonts w:ascii="Calibri" w:hAnsi="Calibri" w:eastAsia="Malgun Gothic"/>
+          <w:b w:val="0"/>
+          <w:color w:val="5D6470"/>
+          <w:sz w:val="21"/>
+        </w:rPr>
+        <w:t>아래 순서만 따르면 개발과 문서 제작 모두 같은 프로젝트 기록 안에서 시작할 수 있습니다.</w:t>
+      </w:r>
+    </w:p>
+    <w:tbl>
+      <w:tblPr>
+        <w:tblW w:type="auto" w:w="0"/>
+        <w:jc w:val="center"/>
+        <w:tblLayout w:type="fixed"/>
+        <w:tblLook w:firstColumn="1" w:firstRow="1" w:lastColumn="0" w:lastRow="0" w:noHBand="0" w:noVBand="1" w:val="04A0"/>
+        <w:tblBorders>
+          <w:top w:val="single" w:sz="6" w:color="D7DCE3"/>
+          <w:left w:val="single" w:sz="6" w:color="D7DCE3"/>
+          <w:bottom w:val="single" w:sz="6" w:color="D7DCE3"/>
+          <w:right w:val="single" w:sz="6" w:color="D7DCE3"/>
+          <w:insideH w:val="single" w:sz="6" w:color="D7DCE3"/>
+          <w:insideV w:val="single" w:sz="6" w:color="D7DCE3"/>
+        </w:tblBorders>
+      </w:tblPr>
+      <w:tblGrid>
+        <w:gridCol w:w="5016"/>
+        <w:gridCol w:w="5016"/>
+        <w:gridCol w:w="5016"/>
+      </w:tblGrid>
+      <w:tr>
+        <w:trPr>
+          <w:tblHeader w:val="true"/>
+        </w:trPr>
+        <w:tc>
+          <w:tcPr>
+            <w:tcW w:type="dxa" w:w="1007"/>
+            <w:shd w:fill="E8EEF5"/>
+            <w:tcMar>
+              <w:top w:w="90" w:type="dxa"/>
+              <w:start w:w="140" w:type="dxa"/>
+              <w:bottom w:w="90" w:type="dxa"/>
+              <w:end w:w="140" w:type="dxa"/>
+            </w:tcMar>
+          </w:tcPr>
+          <w:p>
+            <w:pPr>
+              <w:spacing w:before="0" w:after="0" w:lineRule="auto" w:line="240"/>
+            </w:pPr>
+            <w:r>
+              <w:rPr>
+                <w:rFonts w:ascii="Calibri" w:hAnsi="Calibri" w:eastAsia="Malgun Gothic"/>
+                <w:b/>
+                <w:color w:val="1737A6"/>
+                <w:sz w:val="18"/>
+              </w:rPr>
+              <w:t>단계</w:t>
+            </w:r>
+          </w:p>
+        </w:tc>
+        <w:tc>
+          <w:tcPr>
+            <w:tcW w:type="dxa" w:w="2376"/>
+            <w:shd w:fill="E8EEF5"/>
+            <w:tcMar>
+              <w:top w:w="90" w:type="dxa"/>
+              <w:start w:w="140" w:type="dxa"/>
+              <w:bottom w:w="90" w:type="dxa"/>
+              <w:end w:w="140" w:type="dxa"/>
+            </w:tcMar>
+          </w:tcPr>
+          <w:p>
+            <w:pPr>
+              <w:spacing w:before="0" w:after="0" w:lineRule="auto" w:line="240"/>
+            </w:pPr>
+            <w:r>
+              <w:rPr>
+                <w:rFonts w:ascii="Calibri" w:hAnsi="Calibri" w:eastAsia="Malgun Gothic"/>
+                <w:b/>
+                <w:color w:val="1737A6"/>
+                <w:sz w:val="18"/>
+              </w:rPr>
+              <w:t>메뉴</w:t>
+            </w:r>
+          </w:p>
+        </w:tc>
+        <w:tc>
+          <w:tcPr>
+            <w:tcW w:type="dxa" w:w="11304"/>
+            <w:shd w:fill="E8EEF5"/>
+            <w:tcMar>
+              <w:top w:w="90" w:type="dxa"/>
+              <w:start w:w="140" w:type="dxa"/>
+              <w:bottom w:w="90" w:type="dxa"/>
+              <w:end w:w="140" w:type="dxa"/>
+            </w:tcMar>
+          </w:tcPr>
+          <w:p>
+            <w:pPr>
+              <w:spacing w:before="0" w:after="0" w:lineRule="auto" w:line="240"/>
+            </w:pPr>
+            <w:r>
+              <w:rPr>
+                <w:rFonts w:ascii="Calibri" w:hAnsi="Calibri" w:eastAsia="Malgun Gothic"/>
+                <w:b/>
+                <w:color w:val="1737A6"/>
+                <w:sz w:val="18"/>
+              </w:rPr>
+              <w:t>해야 할 일</w:t>
+            </w:r>
+          </w:p>
+        </w:tc>
+      </w:tr>
+      <w:tr>
+        <w:tc>
+          <w:tcPr>
+            <w:tcW w:type="dxa" w:w="1007"/>
+            <w:tcMar>
+              <w:top w:w="90" w:type="dxa"/>
+              <w:start w:w="140" w:type="dxa"/>
+              <w:bottom w:w="90" w:type="dxa"/>
+              <w:end w:w="140" w:type="dxa"/>
+            </w:tcMar>
+          </w:tcPr>
+          <w:p>
+            <w:pPr>
+              <w:spacing w:before="0" w:after="0" w:lineRule="auto" w:line="269"/>
+            </w:pPr>
+            <w:r>
+              <w:rPr>
+                <w:rFonts w:ascii="Calibri" w:hAnsi="Calibri" w:eastAsia="Malgun Gothic"/>
+                <w:b/>
+                <w:color w:val="1737A6"/>
+                <w:sz w:val="18"/>
+              </w:rPr>
+              <w:t>1</w:t>
+            </w:r>
+          </w:p>
+        </w:tc>
+        <w:tc>
+          <w:tcPr>
+            <w:tcW w:type="dxa" w:w="2376"/>
+            <w:tcMar>
+              <w:top w:w="90" w:type="dxa"/>
+              <w:start w:w="140" w:type="dxa"/>
+              <w:bottom w:w="90" w:type="dxa"/>
+              <w:end w:w="140" w:type="dxa"/>
+            </w:tcMar>
+          </w:tcPr>
+          <w:p>
+            <w:pPr>
+              <w:spacing w:before="0" w:after="0" w:lineRule="auto" w:line="269"/>
+            </w:pPr>
+            <w:r>
+              <w:rPr>
+                <w:rFonts w:ascii="Calibri" w:hAnsi="Calibri" w:eastAsia="Malgun Gothic"/>
+                <w:b/>
+                <w:color w:val="1737A6"/>
+                <w:sz w:val="18"/>
+              </w:rPr>
+              <w:t>작업 방식</w:t>
+            </w:r>
+          </w:p>
+        </w:tc>
+        <w:tc>
+          <w:tcPr>
+            <w:tcW w:type="dxa" w:w="11304"/>
+            <w:tcMar>
+              <w:top w:w="90" w:type="dxa"/>
+              <w:start w:w="140" w:type="dxa"/>
+              <w:bottom w:w="90" w:type="dxa"/>
+              <w:end w:w="140" w:type="dxa"/>
+            </w:tcMar>
+          </w:tcPr>
+          <w:p>
+            <w:pPr>
+              <w:spacing w:before="0" w:after="0" w:lineRule="auto" w:line="269"/>
+            </w:pPr>
+            <w:r>
+              <w:rPr>
+                <w:rFonts w:ascii="Calibri" w:hAnsi="Calibri" w:eastAsia="Malgun Gothic"/>
+                <w:b w:val="0"/>
+                <w:color w:val="111216"/>
+                <w:sz w:val="18"/>
+              </w:rPr>
+              <w:t>홈에서 ‘소프트웨어 개발’ 또는 ‘문서/디자인 제작’을 선택합니다.</w:t>
+            </w:r>
+          </w:p>
+        </w:tc>
+      </w:tr>
+      <w:tr>
+        <w:tc>
+          <w:tcPr>
+            <w:tcW w:type="dxa" w:w="1007"/>
+            <w:tcMar>
+              <w:top w:w="90" w:type="dxa"/>
+              <w:start w:w="140" w:type="dxa"/>
+              <w:bottom w:w="90" w:type="dxa"/>
+              <w:end w:w="140" w:type="dxa"/>
+            </w:tcMar>
+          </w:tcPr>
+          <w:p>
+            <w:pPr>
+              <w:spacing w:before="0" w:after="0" w:lineRule="auto" w:line="269"/>
+            </w:pPr>
+            <w:r>
+              <w:rPr>
+                <w:rFonts w:ascii="Calibri" w:hAnsi="Calibri" w:eastAsia="Malgun Gothic"/>
+                <w:b/>
+                <w:color w:val="1737A6"/>
+                <w:sz w:val="18"/>
+              </w:rPr>
+              <w:t>2</w:t>
+            </w:r>
+          </w:p>
+        </w:tc>
+        <w:tc>
+          <w:tcPr>
+            <w:tcW w:type="dxa" w:w="2376"/>
+            <w:tcMar>
+              <w:top w:w="90" w:type="dxa"/>
+              <w:start w:w="140" w:type="dxa"/>
+              <w:bottom w:w="90" w:type="dxa"/>
+              <w:end w:w="140" w:type="dxa"/>
+            </w:tcMar>
+          </w:tcPr>
+          <w:p>
+            <w:pPr>
+              <w:spacing w:before="0" w:after="0" w:lineRule="auto" w:line="269"/>
+            </w:pPr>
+            <w:r>
+              <w:rPr>
+                <w:rFonts w:ascii="Calibri" w:hAnsi="Calibri" w:eastAsia="Malgun Gothic"/>
+                <w:b/>
+                <w:color w:val="1737A6"/>
+                <w:sz w:val="18"/>
+              </w:rPr>
+              <w:t>작업 폴더</w:t>
+            </w:r>
+          </w:p>
+        </w:tc>
+        <w:tc>
+          <w:tcPr>
+            <w:tcW w:type="dxa" w:w="11304"/>
+            <w:tcMar>
+              <w:top w:w="90" w:type="dxa"/>
+              <w:start w:w="140" w:type="dxa"/>
+              <w:bottom w:w="90" w:type="dxa"/>
+              <w:end w:w="140" w:type="dxa"/>
+            </w:tcMar>
+          </w:tcPr>
+          <w:p>
+            <w:pPr>
+              <w:spacing w:before="0" w:after="0" w:lineRule="auto" w:line="269"/>
+            </w:pPr>
+            <w:r>
+              <w:rPr>
+                <w:rFonts w:ascii="Calibri" w:hAnsi="Calibri" w:eastAsia="Malgun Gothic"/>
+                <w:b w:val="0"/>
+                <w:color w:val="111216"/>
+                <w:sz w:val="18"/>
+              </w:rPr>
+              <w:t>개발은 실제 저장소 루트, 코드 기반 명세는 분석 대상 저장소를 선택합니다.</w:t>
+            </w:r>
+          </w:p>
+        </w:tc>
+      </w:tr>
+      <w:tr>
+        <w:tc>
+          <w:tcPr>
+            <w:tcW w:type="dxa" w:w="1007"/>
+            <w:tcMar>
+              <w:top w:w="90" w:type="dxa"/>
+              <w:start w:w="140" w:type="dxa"/>
+              <w:bottom w:w="90" w:type="dxa"/>
+              <w:end w:w="140" w:type="dxa"/>
+            </w:tcMar>
+          </w:tcPr>
+          <w:p>
+            <w:pPr>
+              <w:spacing w:before="0" w:after="0" w:lineRule="auto" w:line="269"/>
+            </w:pPr>
+            <w:r>
+              <w:rPr>
+                <w:rFonts w:ascii="Calibri" w:hAnsi="Calibri" w:eastAsia="Malgun Gothic"/>
+                <w:b/>
+                <w:color w:val="1737A6"/>
+                <w:sz w:val="18"/>
+              </w:rPr>
+              <w:t>3</w:t>
+            </w:r>
+          </w:p>
+        </w:tc>
+        <w:tc>
+          <w:tcPr>
+            <w:tcW w:type="dxa" w:w="2376"/>
+            <w:tcMar>
+              <w:top w:w="90" w:type="dxa"/>
+              <w:start w:w="140" w:type="dxa"/>
+              <w:bottom w:w="90" w:type="dxa"/>
+              <w:end w:w="140" w:type="dxa"/>
+            </w:tcMar>
+          </w:tcPr>
+          <w:p>
+            <w:pPr>
+              <w:spacing w:before="0" w:after="0" w:lineRule="auto" w:line="269"/>
+            </w:pPr>
+            <w:r>
+              <w:rPr>
+                <w:rFonts w:ascii="Calibri" w:hAnsi="Calibri" w:eastAsia="Malgun Gothic"/>
+                <w:b/>
+                <w:color w:val="1737A6"/>
+                <w:sz w:val="18"/>
+              </w:rPr>
+              <w:t>모델</w:t>
+            </w:r>
+          </w:p>
+        </w:tc>
+        <w:tc>
+          <w:tcPr>
+            <w:tcW w:type="dxa" w:w="11304"/>
+            <w:tcMar>
+              <w:top w:w="90" w:type="dxa"/>
+              <w:start w:w="140" w:type="dxa"/>
+              <w:bottom w:w="90" w:type="dxa"/>
+              <w:end w:w="140" w:type="dxa"/>
+            </w:tcMar>
+          </w:tcPr>
+          <w:p>
+            <w:pPr>
+              <w:spacing w:before="0" w:after="0" w:lineRule="auto" w:line="269"/>
+            </w:pPr>
+            <w:r>
+              <w:rPr>
+                <w:rFonts w:ascii="Calibri" w:hAnsi="Calibri" w:eastAsia="Malgun Gothic"/>
+                <w:b w:val="0"/>
+                <w:color w:val="111216"/>
+                <w:sz w:val="18"/>
+              </w:rPr>
+              <w:t>설정에서 설치된 CLI 상태를 확인하거나 BYOK 공급자를 연결합니다.</w:t>
+            </w:r>
+          </w:p>
+        </w:tc>
+      </w:tr>
+      <w:tr>
+        <w:tc>
+          <w:tcPr>
+            <w:tcW w:type="dxa" w:w="1007"/>
+            <w:tcMar>
+              <w:top w:w="90" w:type="dxa"/>
+              <w:start w:w="140" w:type="dxa"/>
+              <w:bottom w:w="90" w:type="dxa"/>
+              <w:end w:w="140" w:type="dxa"/>
+            </w:tcMar>
+          </w:tcPr>
+          <w:p>
+            <w:pPr>
+              <w:spacing w:before="0" w:after="0" w:lineRule="auto" w:line="269"/>
+            </w:pPr>
+            <w:r>
+              <w:rPr>
+                <w:rFonts w:ascii="Calibri" w:hAnsi="Calibri" w:eastAsia="Malgun Gothic"/>
+                <w:b/>
+                <w:color w:val="1737A6"/>
+                <w:sz w:val="18"/>
+              </w:rPr>
+              <w:t>4</w:t>
+            </w:r>
+          </w:p>
+        </w:tc>
+        <w:tc>
+          <w:tcPr>
+            <w:tcW w:type="dxa" w:w="2376"/>
+            <w:tcMar>
+              <w:top w:w="90" w:type="dxa"/>
+              <w:start w:w="140" w:type="dxa"/>
+              <w:bottom w:w="90" w:type="dxa"/>
+              <w:end w:w="140" w:type="dxa"/>
+            </w:tcMar>
+          </w:tcPr>
+          <w:p>
+            <w:pPr>
+              <w:spacing w:before="0" w:after="0" w:lineRule="auto" w:line="269"/>
+            </w:pPr>
+            <w:r>
+              <w:rPr>
+                <w:rFonts w:ascii="Calibri" w:hAnsi="Calibri" w:eastAsia="Malgun Gothic"/>
+                <w:b/>
+                <w:color w:val="1737A6"/>
+                <w:sz w:val="18"/>
+              </w:rPr>
+              <w:t>첫 요청</w:t>
+            </w:r>
+          </w:p>
+        </w:tc>
+        <w:tc>
+          <w:tcPr>
+            <w:tcW w:type="dxa" w:w="11304"/>
+            <w:tcMar>
+              <w:top w:w="90" w:type="dxa"/>
+              <w:start w:w="140" w:type="dxa"/>
+              <w:bottom w:w="90" w:type="dxa"/>
+              <w:end w:w="140" w:type="dxa"/>
+            </w:tcMar>
+          </w:tcPr>
+          <w:p>
+            <w:pPr>
+              <w:spacing w:before="0" w:after="0" w:lineRule="auto" w:line="269"/>
+            </w:pPr>
+            <w:r>
+              <w:rPr>
+                <w:rFonts w:ascii="Calibri" w:hAnsi="Calibri" w:eastAsia="Malgun Gothic"/>
+                <w:b w:val="0"/>
+                <w:color w:val="111216"/>
+                <w:sz w:val="18"/>
+              </w:rPr>
+              <w:t>개발은 실행·수정·검증을, 문서는 산출물 종류와 목적을 요청합니다.</w:t>
+            </w:r>
+          </w:p>
+        </w:tc>
+      </w:tr>
+      <w:tr>
+        <w:tc>
+          <w:tcPr>
+            <w:tcW w:type="dxa" w:w="1007"/>
+            <w:tcMar>
+              <w:top w:w="90" w:type="dxa"/>
+              <w:start w:w="140" w:type="dxa"/>
+              <w:bottom w:w="90" w:type="dxa"/>
+              <w:end w:w="140" w:type="dxa"/>
+            </w:tcMar>
+          </w:tcPr>
+          <w:p>
+            <w:pPr>
+              <w:spacing w:before="0" w:after="0" w:lineRule="auto" w:line="269"/>
+            </w:pPr>
+            <w:r>
+              <w:rPr>
+                <w:rFonts w:ascii="Calibri" w:hAnsi="Calibri" w:eastAsia="Malgun Gothic"/>
+                <w:b/>
+                <w:color w:val="1737A6"/>
+                <w:sz w:val="18"/>
+              </w:rPr>
+              <w:t>5</w:t>
+            </w:r>
+          </w:p>
+        </w:tc>
+        <w:tc>
+          <w:tcPr>
+            <w:tcW w:type="dxa" w:w="2376"/>
+            <w:tcMar>
+              <w:top w:w="90" w:type="dxa"/>
+              <w:start w:w="140" w:type="dxa"/>
+              <w:bottom w:w="90" w:type="dxa"/>
+              <w:end w:w="140" w:type="dxa"/>
+            </w:tcMar>
+          </w:tcPr>
+          <w:p>
+            <w:pPr>
+              <w:spacing w:before="0" w:after="0" w:lineRule="auto" w:line="269"/>
+            </w:pPr>
+            <w:r>
+              <w:rPr>
+                <w:rFonts w:ascii="Calibri" w:hAnsi="Calibri" w:eastAsia="Malgun Gothic"/>
+                <w:b/>
+                <w:color w:val="1737A6"/>
+                <w:sz w:val="18"/>
+              </w:rPr>
+              <w:t>검토</w:t>
+            </w:r>
+          </w:p>
+        </w:tc>
+        <w:tc>
+          <w:tcPr>
+            <w:tcW w:type="dxa" w:w="11304"/>
+            <w:tcMar>
+              <w:top w:w="90" w:type="dxa"/>
+              <w:start w:w="140" w:type="dxa"/>
+              <w:bottom w:w="90" w:type="dxa"/>
+              <w:end w:w="140" w:type="dxa"/>
+            </w:tcMar>
+          </w:tcPr>
+          <w:p>
+            <w:pPr>
+              <w:spacing w:before="0" w:after="0" w:lineRule="auto" w:line="269"/>
+            </w:pPr>
+            <w:r>
+              <w:rPr>
+                <w:rFonts w:ascii="Calibri" w:hAnsi="Calibri" w:eastAsia="Malgun Gothic"/>
+                <w:b w:val="0"/>
+                <w:color w:val="111216"/>
+                <w:sz w:val="18"/>
+              </w:rPr>
+              <w:t>변경사항·브라우저·미리보기에서 결과를 확인한 뒤 내보내거나 커밋합니다.</w:t>
+            </w:r>
+          </w:p>
+        </w:tc>
+      </w:tr>
+    </w:tbl>
+    <w:p>
+      <w:pPr>
+        <w:keepNext/>
+        <w:spacing w:before="120" w:after="80" w:lineRule="auto" w:line="240"/>
+      </w:pPr>
+      <w:r>
+        <w:rPr>
+          <w:rFonts w:ascii="Calibri" w:hAnsi="Calibri" w:eastAsia="Malgun Gothic"/>
+          <w:b/>
+          <w:color w:val="1737A6"/>
+          <w:sz w:val="26"/>
+        </w:rPr>
+        <w:t>안전한 기본값</w:t>
+      </w:r>
+    </w:p>
+    <w:p>
+      <w:pPr>
+        <w:pStyle w:val="ListBullet"/>
+        <w:spacing w:before="0" w:after="80" w:lineRule="auto" w:line="300"/>
+        <w:ind w:left="540" w:hanging="271"/>
+      </w:pPr>
+      <w:r>
+        <w:rPr>
+          <w:rFonts w:ascii="Calibri" w:hAnsi="Calibri" w:eastAsia="Malgun Gothic"/>
+          <w:b w:val="0"/>
+          <w:color w:val="111216"/>
+          <w:sz w:val="21"/>
+        </w:rPr>
+        <w:t>DB는 읽기 전용으로 시작하고, 쓰기는 승인된 쓰기 또는 전체 허용 정책을 명시적으로 선택합니다.</w:t>
+      </w:r>
+    </w:p>
+    <w:p>
+      <w:pPr>
+        <w:pStyle w:val="ListBullet"/>
+        <w:spacing w:before="0" w:after="80" w:lineRule="auto" w:line="300"/>
+        <w:ind w:left="540" w:hanging="271"/>
+      </w:pPr>
+      <w:r>
+        <w:rPr>
+          <w:rFonts w:ascii="Calibri" w:hAnsi="Calibri" w:eastAsia="Malgun Gothic"/>
+          <w:b w:val="0"/>
+          <w:color w:val="111216"/>
+          <w:sz w:val="21"/>
+        </w:rPr>
+        <w:t>브라우저 자동화는 탭별 승인 후 실행합니다. 외부 로그인과 민감 데이터는 사용자 확인이 우선입니다.</w:t>
+      </w:r>
+    </w:p>
+    <w:p>
+      <w:pPr>
+        <w:pStyle w:val="ListBullet"/>
+        <w:spacing w:before="0" w:after="80" w:lineRule="auto" w:line="300"/>
+        <w:ind w:left="540" w:hanging="271"/>
+      </w:pPr>
+      <w:r>
+        <w:rPr>
+          <w:rFonts w:ascii="Calibri" w:hAnsi="Calibri" w:eastAsia="Malgun Gothic"/>
+          <w:b w:val="0"/>
+          <w:color w:val="111216"/>
+          <w:sz w:val="21"/>
+        </w:rPr>
+        <w:t>모델 표시 목록과 실제 사용 가능 여부는 CLI 버전·계정·공급자 권한에 따라 달라질 수 있습니다.</w:t>
+      </w:r>
+    </w:p>
+    <w:p>
+      <w:pPr>
+        <w:pStyle w:val="ListBullet"/>
+        <w:spacing w:before="0" w:after="80" w:lineRule="auto" w:line="300"/>
+        <w:ind w:left="540" w:hanging="271"/>
+      </w:pPr>
+      <w:r>
+        <w:rPr>
+          <w:rFonts w:ascii="Calibri" w:hAnsi="Calibri" w:eastAsia="Malgun Gothic"/>
+          <w:b w:val="0"/>
+          <w:color w:val="111216"/>
+          <w:sz w:val="21"/>
+        </w:rPr>
+        <w:t>인터페이스/화면 명세를 코드에서 만들 때는 실제 코드베이스 폴더를 먼저 연결합니다.</w:t>
+      </w:r>
+    </w:p>
+    <w:tbl>
+      <w:tblPr>
+        <w:tblW w:type="auto" w:w="0"/>
+        <w:jc w:val="center"/>
+        <w:tblLayout w:type="fixed"/>
+        <w:tblLook w:firstColumn="1" w:firstRow="1" w:lastColumn="0" w:lastRow="0" w:noHBand="0" w:noVBand="1" w:val="04A0"/>
+        <w:tblBorders>
+          <w:top w:val="single" w:sz="5" w:color="2E5BFF"/>
+          <w:left w:val="single" w:sz="5" w:color="2E5BFF"/>
+          <w:bottom w:val="single" w:sz="5" w:color="2E5BFF"/>
+          <w:right w:val="single" w:sz="5" w:color="2E5BFF"/>
+          <w:insideH w:val="single" w:sz="5" w:color="2E5BFF"/>
+          <w:insideV w:val="single" w:sz="5" w:color="2E5BFF"/>
+        </w:tblBorders>
+      </w:tblPr>
+      <w:tblGrid>
+        <w:gridCol w:w="1699"/>
+        <w:gridCol w:w="13032"/>
+      </w:tblGrid>
+      <w:tr>
+        <w:tc>
+          <w:tcPr>
+            <w:tcW w:type="dxa" w:w="1699"/>
+            <w:shd w:fill="2E5BFF"/>
+            <w:tcMar>
+              <w:top w:w="48" w:type="dxa"/>
+              <w:start w:w="120" w:type="dxa"/>
+              <w:bottom w:w="48" w:type="dxa"/>
+              <w:end w:w="120" w:type="dxa"/>
+            </w:tcMar>
+            <w:vAlign w:val="center"/>
+          </w:tcPr>
+          <w:p>
+            <w:pPr>
+              <w:spacing w:before="0" w:after="0" w:lineRule="auto" w:line="240"/>
+              <w:jc w:val="center"/>
+            </w:pPr>
+            <w:r>
+              <w:rPr>
+                <w:rFonts w:ascii="Calibri" w:hAnsi="Calibri" w:eastAsia="Malgun Gothic"/>
+                <w:b/>
+                <w:color w:val="FFFFFF"/>
+                <w:sz w:val="17"/>
+              </w:rPr>
+              <w:t>가이드</w:t>
+            </w:r>
+          </w:p>
+        </w:tc>
+        <w:tc>
+          <w:tcPr>
+            <w:tcW w:type="dxa" w:w="13032"/>
+            <w:shd w:fill="E9EEFF"/>
+            <w:tcMar>
+              <w:top w:w="48" w:type="dxa"/>
+              <w:start w:w="120" w:type="dxa"/>
+              <w:bottom w:w="48" w:type="dxa"/>
+              <w:end w:w="120" w:type="dxa"/>
+            </w:tcMar>
+            <w:vAlign w:val="center"/>
+          </w:tcPr>
+          <w:p>
+            <w:pPr>
+              <w:spacing w:before="0" w:after="0" w:lineRule="auto" w:line="259"/>
+            </w:pPr>
+            <w:r>
+              <w:rPr>
+                <w:rFonts w:ascii="Calibri" w:hAnsi="Calibri" w:eastAsia="Malgun Gothic"/>
+                <w:b w:val="0"/>
+                <w:color w:val="111216"/>
+                <w:sz w:val="17"/>
+              </w:rPr>
+              <w:t>앱의 ? 메뉴에서 제품 가이드를 다시 열 수 있습니다. 첫 사용 시에는 현재 작업 방식에 맞는 화면 안내가 자동으로 시작됩니다.</w:t>
+            </w:r>
+          </w:p>
+        </w:tc>
+      </w:tr>
+    </w:tbl>
+    <w:p>
+      <w:r>
+        <w:br w:type="page"/>
+      </w:r>
+    </w:p>
+    <w:p>
+      <w:pPr>
+        <w:keepNext/>
+        <w:spacing w:before="0" w:after="60" w:lineRule="auto" w:line="240"/>
+      </w:pPr>
+      <w:r>
+        <w:rPr>
+          <w:rFonts w:ascii="Calibri" w:hAnsi="Calibri" w:eastAsia="Malgun Gothic"/>
+          <w:b/>
+          <w:color w:val="2E5BFF"/>
+          <w:sz w:val="17"/>
+        </w:rPr>
+        <w:t>01  /  PROJECT MODES</w:t>
+      </w:r>
+    </w:p>
+    <w:p>
+      <w:pPr>
+        <w:keepNext/>
+        <w:spacing w:before="0" w:after="120" w:lineRule="auto" w:line="240"/>
+      </w:pPr>
+      <w:r>
+        <w:rPr>
+          <w:rFonts w:ascii="Calibri" w:hAnsi="Calibri" w:eastAsia="Malgun Gothic"/>
+          <w:b/>
+          <w:color w:val="1737A6"/>
+          <w:sz w:val="32"/>
+        </w:rPr>
+        <w:t>작업 방식을 먼저 고르세요</w:t>
+      </w:r>
+    </w:p>
+    <w:p>
+      <w:pPr>
+        <w:spacing w:before="0" w:after="60" w:lineRule="auto" w:line="283"/>
+      </w:pPr>
+      <w:r>
+        <w:rPr>
+          <w:rFonts w:ascii="Calibri" w:hAnsi="Calibri" w:eastAsia="Malgun Gothic"/>
+          <w:b w:val="0"/>
+          <w:color w:val="5D6470"/>
+          <w:sz w:val="19"/>
+        </w:rPr>
+        <w:t>하나의 프로젝트 안에서 작업 기록은 유지하되, 시작 화면과 기본 대화 모드는 목적에 맞게 달라집니다.</w:t>
+      </w:r>
+    </w:p>
+    <w:tbl>
+      <w:tblPr>
+        <w:tblW w:type="auto" w:w="0"/>
+        <w:jc w:val="center"/>
+        <w:tblLayout w:type="fixed"/>
+        <w:tblLook w:firstColumn="1" w:firstRow="1" w:lastColumn="0" w:lastRow="0" w:noHBand="0" w:noVBand="1" w:val="04A0"/>
+        <w:tblBorders>
+          <w:top w:val="nil"/>
+          <w:left w:val="nil"/>
+          <w:bottom w:val="nil"/>
+          <w:right w:val="nil"/>
+          <w:insideH w:val="nil"/>
+          <w:insideV w:val="nil"/>
+        </w:tblBorders>
+      </w:tblPr>
+      <w:tblGrid>
+        <w:gridCol w:w="5016"/>
+        <w:gridCol w:w="5016"/>
+        <w:gridCol w:w="5016"/>
+      </w:tblGrid>
+      <w:tr>
+        <w:tc>
+          <w:tcPr>
+            <w:tcW w:type="dxa" w:w="4896"/>
+            <w:shd w:fill="F5F7FA"/>
+            <w:tcMar>
+              <w:top w:w="55" w:type="dxa"/>
+              <w:start w:w="110" w:type="dxa"/>
+              <w:bottom w:w="55" w:type="dxa"/>
+              <w:end w:w="110" w:type="dxa"/>
+            </w:tcMar>
+          </w:tcPr>
+          <w:p>
+            <w:pPr>
+              <w:spacing w:before="0" w:after="40" w:lineRule="auto" w:line="240"/>
+            </w:pPr>
+            <w:r>
+              <w:rPr>
+                <w:rFonts w:ascii="Calibri" w:hAnsi="Calibri" w:eastAsia="Malgun Gothic"/>
+                <w:b/>
+                <w:color w:val="1737A6"/>
+                <w:sz w:val="17"/>
+              </w:rPr>
+              <w:t>01  방식 선택</w:t>
+            </w:r>
+          </w:p>
+          <w:p>
+            <w:pPr>
+              <w:spacing w:before="0" w:after="0" w:lineRule="auto" w:line="264"/>
+            </w:pPr>
+            <w:r>
+              <w:rPr>
+                <w:rFonts w:ascii="Calibri" w:hAnsi="Calibri" w:eastAsia="Malgun Gothic"/>
+                <w:b w:val="0"/>
+                <w:color w:val="5D6470"/>
+                <w:sz w:val="15"/>
+              </w:rPr>
+              <w:t>개발 또는 문서/디자인</w:t>
+            </w:r>
+          </w:p>
+        </w:tc>
+        <w:tc>
+          <w:tcPr>
+            <w:tcW w:type="dxa" w:w="4896"/>
+            <w:shd w:fill="EEF1F6"/>
+            <w:tcMar>
+              <w:top w:w="55" w:type="dxa"/>
+              <w:start w:w="110" w:type="dxa"/>
+              <w:bottom w:w="55" w:type="dxa"/>
+              <w:end w:w="110" w:type="dxa"/>
+            </w:tcMar>
+          </w:tcPr>
+          <w:p>
+            <w:pPr>
+              <w:spacing w:before="0" w:after="40" w:lineRule="auto" w:line="240"/>
+            </w:pPr>
+            <w:r>
+              <w:rPr>
+                <w:rFonts w:ascii="Calibri" w:hAnsi="Calibri" w:eastAsia="Malgun Gothic"/>
+                <w:b/>
+                <w:color w:val="1737A6"/>
+                <w:sz w:val="17"/>
+              </w:rPr>
+              <w:t>02  폴더 연결</w:t>
+            </w:r>
+          </w:p>
+          <w:p>
+            <w:pPr>
+              <w:spacing w:before="0" w:after="0" w:lineRule="auto" w:line="264"/>
+            </w:pPr>
+            <w:r>
+              <w:rPr>
+                <w:rFonts w:ascii="Calibri" w:hAnsi="Calibri" w:eastAsia="Malgun Gothic"/>
+                <w:b w:val="0"/>
+                <w:color w:val="5D6470"/>
+                <w:sz w:val="15"/>
+              </w:rPr>
+              <w:t>실제 작업 대상 폴더</w:t>
+            </w:r>
+          </w:p>
+        </w:tc>
+        <w:tc>
+          <w:tcPr>
+            <w:tcW w:type="dxa" w:w="4896"/>
+            <w:shd w:fill="F5F7FA"/>
+            <w:tcMar>
+              <w:top w:w="55" w:type="dxa"/>
+              <w:start w:w="110" w:type="dxa"/>
+              <w:bottom w:w="55" w:type="dxa"/>
+              <w:end w:w="110" w:type="dxa"/>
+            </w:tcMar>
+          </w:tcPr>
+          <w:p>
+            <w:pPr>
+              <w:spacing w:before="0" w:after="40" w:lineRule="auto" w:line="240"/>
+            </w:pPr>
+            <w:r>
+              <w:rPr>
+                <w:rFonts w:ascii="Calibri" w:hAnsi="Calibri" w:eastAsia="Malgun Gothic"/>
+                <w:b/>
+                <w:color w:val="1737A6"/>
+                <w:sz w:val="17"/>
+              </w:rPr>
+              <w:t>03  대화 시작</w:t>
+            </w:r>
+          </w:p>
+          <w:p>
+            <w:pPr>
+              <w:spacing w:before="0" w:after="0" w:lineRule="auto" w:line="264"/>
+            </w:pPr>
+            <w:r>
+              <w:rPr>
+                <w:rFonts w:ascii="Calibri" w:hAnsi="Calibri" w:eastAsia="Malgun Gothic"/>
+                <w:b w:val="0"/>
+                <w:color w:val="5D6470"/>
+                <w:sz w:val="15"/>
+              </w:rPr>
+              <w:t>질문 또는 문서 모드</w:t>
+            </w:r>
+          </w:p>
+        </w:tc>
+      </w:tr>
+    </w:tbl>
+    <w:p>
+      <w:pPr>
+        <w:spacing w:before="40" w:after="20" w:lineRule="auto" w:line="240"/>
         <w:jc w:val="center"/>
       </w:pPr>
       <w:r>
         <w:drawing>
           <wp:inline xmlns:a="http://schemas.openxmlformats.org/drawingml/2006/main" xmlns:pic="http://schemas.openxmlformats.org/drawingml/2006/picture">
-            <wp:extent cx="5257800" cy="3585493"/>
-            <wp:docPr id="1" name="Picture 1" descr="MonoField 홈: 소프트웨어 개발과 문서/디자인 제작을 같은 프로젝트 흐름에서 선택합니다."/>
+            <wp:extent cx="6766560" cy="4614373"/>
+            <wp:docPr id="1" name="Picture 1"/>
             <wp:cNvGraphicFramePr>
               <a:graphicFrameLocks noChangeAspect="1"/>
             </wp:cNvGraphicFramePr>
@@ -111,11 +1180,11 @@
               <a:graphicData uri="http://schemas.openxmlformats.org/drawingml/2006/picture">
                 <pic:pic>
                   <pic:nvPicPr>
-                    <pic:cNvPr id="0" name="monofield-workspace.png"/>
+                    <pic:cNvPr id="0" name="01-current.png"/>
                     <pic:cNvPicPr/>
                   </pic:nvPicPr>
                   <pic:blipFill>
-                    <a:blip r:embed="rId11"/>
+                    <a:blip r:embed="rId10"/>
                     <a:stretch>
                       <a:fillRect/>
                     </a:stretch>
@@ -123,7 +1192,7 @@
                   <pic:spPr>
                     <a:xfrm>
                       <a:off x="0" y="0"/>
-                      <a:ext cx="5257800" cy="3585493"/>
+                      <a:ext cx="6766560" cy="4614373"/>
                     </a:xfrm>
                     <a:prstGeom prst="rect"/>
                   </pic:spPr>
@@ -136,371 +1205,283 @@
     </w:p>
     <w:p>
       <w:pPr>
-        <w:spacing w:after="100"/>
+        <w:spacing w:before="0" w:after="80" w:lineRule="auto" w:line="240"/>
         <w:jc w:val="center"/>
       </w:pPr>
       <w:r>
         <w:rPr>
-          <w:rFonts w:ascii="Malgun Gothic" w:hAnsi="Malgun Gothic" w:eastAsia="Malgun Gothic"/>
-          <w:color w:val="8B9097"/>
+          <w:rFonts w:ascii="Calibri" w:hAnsi="Calibri" w:eastAsia="Malgun Gothic"/>
+          <w:b w:val="0"/>
+          <w:color w:val="5D6470"/>
           <w:sz w:val="15"/>
         </w:rPr>
-        <w:t>MonoField 홈: 소프트웨어 개발과 문서/디자인 제작을 같은 프로젝트 흐름에서 선택합니다.</w:t>
-      </w:r>
-    </w:p>
-    <w:p>
-      <w:pPr>
-        <w:jc w:val="center"/>
-      </w:pPr>
-      <w:r>
-        <w:rPr>
-          <w:rFonts w:ascii="Consolas" w:hAnsi="Consolas" w:eastAsia="Consolas"/>
-          <w:color w:val="8B9097"/>
-          <w:sz w:val="17"/>
-        </w:rPr>
-        <w:t>2026.08 · v1.0 · monofield.vercel.app</w:t>
-      </w:r>
-    </w:p>
-    <w:p>
-      <w:pPr>
-        <w:pageBreakBefore/>
-        <w:spacing w:before="0" w:after="160"/>
-      </w:pPr>
-      <w:r>
-        <w:rPr>
-          <w:rFonts w:ascii="Consolas" w:hAnsi="Consolas" w:eastAsia="Consolas"/>
-          <w:b/>
-          <w:color w:val="2348B8"/>
-          <w:sz w:val="17"/>
-        </w:rPr>
-        <w:t>02 / QUICK START</w:t>
-      </w:r>
-    </w:p>
-    <w:p>
-      <w:pPr>
-        <w:spacing w:before="0" w:after="100"/>
-      </w:pPr>
-      <w:r>
-        <w:rPr>
-          <w:rFonts w:ascii="Malgun Gothic" w:hAnsi="Malgun Gothic" w:eastAsia="Malgun Gothic"/>
-          <w:b/>
-          <w:color w:val="121416"/>
-          <w:sz w:val="50"/>
-        </w:rPr>
-        <w:t>처음 10분</w:t>
-      </w:r>
-    </w:p>
-    <w:p>
-      <w:pPr>
-        <w:spacing w:after="240"/>
-      </w:pPr>
-      <w:r>
-        <w:rPr>
-          <w:rFonts w:ascii="Malgun Gothic" w:hAnsi="Malgun Gothic" w:eastAsia="Malgun Gothic"/>
-          <w:color w:val="666B72"/>
-          <w:sz w:val="22"/>
-        </w:rPr>
-        <w:t>처음 설치한 뒤 아래 네 단계만 따라 하면 바로 작업을 시작할 수 있습니다.</w:t>
-      </w:r>
-    </w:p>
-    <w:p>
-      <w:pPr>
-        <w:pStyle w:val="Heading2"/>
-        <w:keepNext/>
-      </w:pPr>
-      <w:r>
-        <w:t>1. 실행 방식 연결</w:t>
-      </w:r>
-    </w:p>
-    <w:p>
-      <w:pPr>
-        <w:numPr>
-          <w:ilvl w:val="0"/>
-          <w:numId w:val="51"/>
-        </w:numPr>
-        <w:spacing w:after="50" w:line="269" w:lineRule="auto"/>
-      </w:pPr>
-      <w:r>
-        <w:rPr>
-          <w:rFonts w:ascii="Malgun Gothic" w:hAnsi="Malgun Gothic" w:eastAsia="Malgun Gothic"/>
-          <w:color w:val="121416"/>
-          <w:sz w:val="18"/>
-        </w:rPr>
-        <w:t>로컬 CLI: 설치된 Codex, Claude Code, Gemini CLI, OpenCode 등의 로그인 상태와 모델을 사용합니다.</w:t>
-      </w:r>
-    </w:p>
-    <w:p>
-      <w:pPr>
-        <w:numPr>
-          <w:ilvl w:val="0"/>
-          <w:numId w:val="51"/>
-        </w:numPr>
-        <w:spacing w:after="50" w:line="269" w:lineRule="auto"/>
-      </w:pPr>
-      <w:r>
-        <w:rPr>
-          <w:rFonts w:ascii="Malgun Gothic" w:hAnsi="Malgun Gothic" w:eastAsia="Malgun Gothic"/>
-          <w:color w:val="121416"/>
-          <w:sz w:val="18"/>
-        </w:rPr>
-        <w:t>BYOK: OpenAI-compatible API 키와 endpoint를 직접 연결합니다. 키는 데스크톱 보관소에서 관리합니다.</w:t>
-      </w:r>
-    </w:p>
-    <w:p>
-      <w:pPr>
-        <w:pStyle w:val="Heading2"/>
-        <w:keepNext/>
-      </w:pPr>
-      <w:r>
-        <w:t>2. 작업 방식 선택</w:t>
+        <w:t>실제 MonoField Desktop 화면 · 홈의 소프트웨어 개발 / 문서·디자인 선택</w:t>
       </w:r>
     </w:p>
     <w:tbl>
       <w:tblPr>
-        <w:tblW w:type="dxa" w:w="9360"/>
+        <w:tblW w:type="auto" w:w="0"/>
+        <w:jc w:val="center"/>
         <w:tblLayout w:type="fixed"/>
         <w:tblLook w:firstColumn="1" w:firstRow="1" w:lastColumn="0" w:lastRow="0" w:noHBand="0" w:noVBand="1" w:val="04A0"/>
-        <w:jc w:val="left"/>
-        <w:tblInd w:w="120" w:type="dxa"/>
+        <w:tblBorders>
+          <w:top w:val="single" w:sz="5" w:color="2E5BFF"/>
+          <w:left w:val="single" w:sz="5" w:color="2E5BFF"/>
+          <w:bottom w:val="single" w:sz="5" w:color="2E5BFF"/>
+          <w:right w:val="single" w:sz="5" w:color="2E5BFF"/>
+          <w:insideH w:val="single" w:sz="5" w:color="2E5BFF"/>
+          <w:insideV w:val="single" w:sz="5" w:color="2E5BFF"/>
+        </w:tblBorders>
       </w:tblPr>
       <w:tblGrid>
-        <w:gridCol w:w="2600"/>
-        <w:gridCol w:w="6760"/>
+        <w:gridCol w:w="1699"/>
+        <w:gridCol w:w="13032"/>
       </w:tblGrid>
       <w:tr>
         <w:tc>
           <w:tcPr>
-            <w:tcW w:type="dxa" w:w="2600"/>
-            <w:vAlign w:val="center"/>
+            <w:tcW w:type="dxa" w:w="1699"/>
+            <w:shd w:fill="2E5BFF"/>
             <w:tcMar>
-              <w:top w:w="80" w:type="dxa"/>
+              <w:top w:w="48" w:type="dxa"/>
               <w:start w:w="120" w:type="dxa"/>
-              <w:bottom w:w="80" w:type="dxa"/>
+              <w:bottom w:w="48" w:type="dxa"/>
               <w:end w:w="120" w:type="dxa"/>
             </w:tcMar>
-            <w:shd w:fill="E8EEF5"/>
+            <w:vAlign w:val="center"/>
           </w:tcPr>
           <w:p>
+            <w:pPr>
+              <w:spacing w:before="0" w:after="0" w:lineRule="auto" w:line="240"/>
+              <w:jc w:val="center"/>
+            </w:pPr>
             <w:r>
               <w:rPr>
-                <w:rFonts w:ascii="Malgun Gothic" w:hAnsi="Malgun Gothic" w:eastAsia="Malgun Gothic"/>
+                <w:rFonts w:ascii="Calibri" w:hAnsi="Calibri" w:eastAsia="Malgun Gothic"/>
                 <w:b/>
-                <w:color w:val="0B2545"/>
+                <w:color w:val="FFFFFF"/>
                 <w:sz w:val="17"/>
               </w:rPr>
-              <w:t>항목</w:t>
+              <w:t>원칙</w:t>
             </w:r>
           </w:p>
         </w:tc>
         <w:tc>
           <w:tcPr>
-            <w:tcW w:type="dxa" w:w="6760"/>
-            <w:vAlign w:val="center"/>
+            <w:tcW w:type="dxa" w:w="13032"/>
+            <w:shd w:fill="E9EEFF"/>
             <w:tcMar>
-              <w:top w:w="80" w:type="dxa"/>
+              <w:top w:w="48" w:type="dxa"/>
               <w:start w:w="120" w:type="dxa"/>
-              <w:bottom w:w="80" w:type="dxa"/>
+              <w:bottom w:w="48" w:type="dxa"/>
               <w:end w:w="120" w:type="dxa"/>
             </w:tcMar>
-            <w:shd w:fill="E8EEF5"/>
+            <w:vAlign w:val="center"/>
           </w:tcPr>
           <w:p>
+            <w:pPr>
+              <w:spacing w:before="0" w:after="0" w:lineRule="auto" w:line="259"/>
+            </w:pPr>
             <w:r>
               <w:rPr>
-                <w:rFonts w:ascii="Malgun Gothic" w:hAnsi="Malgun Gothic" w:eastAsia="Malgun Gothic"/>
-                <w:b/>
-                <w:color w:val="0B2545"/>
+                <w:rFonts w:ascii="Calibri" w:hAnsi="Calibri" w:eastAsia="Malgun Gothic"/>
+                <w:b w:val="0"/>
+                <w:color w:val="111216"/>
                 <w:sz w:val="17"/>
               </w:rPr>
-              <w:t>권장 사용법</w:t>
+              <w:t>개발 프로젝트에서 기술 문서를 만들 때는 문서 모드로, 문서 프로젝트에서 설명·검토만 할 때는 질문 모드로 전환할 수 있습니다.</w:t>
             </w:r>
           </w:p>
         </w:tc>
       </w:tr>
+    </w:tbl>
+    <w:p>
+      <w:r>
+        <w:br w:type="page"/>
+      </w:r>
+    </w:p>
+    <w:p>
+      <w:pPr>
+        <w:keepNext/>
+        <w:spacing w:before="0" w:after="60" w:lineRule="auto" w:line="240"/>
+      </w:pPr>
+      <w:r>
+        <w:rPr>
+          <w:rFonts w:ascii="Calibri" w:hAnsi="Calibri" w:eastAsia="Malgun Gothic"/>
+          <w:b/>
+          <w:color w:val="2E5BFF"/>
+          <w:sz w:val="17"/>
+        </w:rPr>
+        <w:t>02  /  IN-APP TOUR</w:t>
+      </w:r>
+    </w:p>
+    <w:p>
+      <w:pPr>
+        <w:keepNext/>
+        <w:spacing w:before="0" w:after="120" w:lineRule="auto" w:line="240"/>
+      </w:pPr>
+      <w:r>
+        <w:rPr>
+          <w:rFonts w:ascii="Calibri" w:hAnsi="Calibri" w:eastAsia="Malgun Gothic"/>
+          <w:b/>
+          <w:color w:val="1737A6"/>
+          <w:sz w:val="32"/>
+        </w:rPr>
+        <w:t>처음에는 화면이 직접 안내합니다</w:t>
+      </w:r>
+    </w:p>
+    <w:p>
+      <w:pPr>
+        <w:spacing w:before="0" w:after="60" w:lineRule="auto" w:line="283"/>
+      </w:pPr>
+      <w:r>
+        <w:rPr>
+          <w:rFonts w:ascii="Calibri" w:hAnsi="Calibri" w:eastAsia="Malgun Gothic"/>
+          <w:b w:val="0"/>
+          <w:color w:val="5D6470"/>
+          <w:sz w:val="19"/>
+        </w:rPr>
+        <w:t>첫 사용 가이드는 나머지 화면을 어둡게 하고 지금 눌러야 할 요소를 강조합니다. 창 크기가 바뀌어도 대상 위치를 다시 계산합니다.</w:t>
+      </w:r>
+    </w:p>
+    <w:tbl>
+      <w:tblPr>
+        <w:tblW w:type="auto" w:w="0"/>
+        <w:jc w:val="center"/>
+        <w:tblLayout w:type="fixed"/>
+        <w:tblLook w:firstColumn="1" w:firstRow="1" w:lastColumn="0" w:lastRow="0" w:noHBand="0" w:noVBand="1" w:val="04A0"/>
+        <w:tblBorders>
+          <w:top w:val="nil"/>
+          <w:left w:val="nil"/>
+          <w:bottom w:val="nil"/>
+          <w:right w:val="nil"/>
+          <w:insideH w:val="nil"/>
+          <w:insideV w:val="nil"/>
+        </w:tblBorders>
+      </w:tblPr>
+      <w:tblGrid>
+        <w:gridCol w:w="5016"/>
+        <w:gridCol w:w="5016"/>
+        <w:gridCol w:w="5016"/>
+      </w:tblGrid>
       <w:tr>
         <w:tc>
           <w:tcPr>
-            <w:tcW w:type="dxa" w:w="2600"/>
-            <w:vAlign w:val="center"/>
+            <w:tcW w:type="dxa" w:w="4896"/>
+            <w:shd w:fill="F5F7FA"/>
             <w:tcMar>
-              <w:top w:w="80" w:type="dxa"/>
-              <w:start w:w="120" w:type="dxa"/>
-              <w:bottom w:w="80" w:type="dxa"/>
-              <w:end w:w="120" w:type="dxa"/>
+              <w:top w:w="55" w:type="dxa"/>
+              <w:start w:w="110" w:type="dxa"/>
+              <w:bottom w:w="55" w:type="dxa"/>
+              <w:end w:w="110" w:type="dxa"/>
             </w:tcMar>
           </w:tcPr>
           <w:p>
+            <w:pPr>
+              <w:spacing w:before="0" w:after="40" w:lineRule="auto" w:line="240"/>
+            </w:pPr>
             <w:r>
               <w:rPr>
-                <w:rFonts w:ascii="Malgun Gothic" w:hAnsi="Malgun Gothic" w:eastAsia="Malgun Gothic"/>
+                <w:rFonts w:ascii="Calibri" w:hAnsi="Calibri" w:eastAsia="Malgun Gothic"/>
                 <w:b/>
-                <w:color w:val="121416"/>
+                <w:color w:val="1737A6"/>
                 <w:sz w:val="17"/>
               </w:rPr>
-              <w:t>소프트웨어 개발</w:t>
+              <w:t>01  다음</w:t>
+            </w:r>
+          </w:p>
+          <w:p>
+            <w:pPr>
+              <w:spacing w:before="0" w:after="0" w:lineRule="auto" w:line="264"/>
+            </w:pPr>
+            <w:r>
+              <w:rPr>
+                <w:rFonts w:ascii="Calibri" w:hAnsi="Calibri" w:eastAsia="Malgun Gothic"/>
+                <w:b w:val="0"/>
+                <w:color w:val="5D6470"/>
+                <w:sz w:val="15"/>
+              </w:rPr>
+              <w:t>강조된 요소 확인</w:t>
             </w:r>
           </w:p>
         </w:tc>
         <w:tc>
           <w:tcPr>
-            <w:tcW w:type="dxa" w:w="6760"/>
-            <w:vAlign w:val="center"/>
+            <w:tcW w:type="dxa" w:w="4896"/>
+            <w:shd w:fill="EEF1F6"/>
             <w:tcMar>
-              <w:top w:w="80" w:type="dxa"/>
-              <w:start w:w="120" w:type="dxa"/>
-              <w:bottom w:w="80" w:type="dxa"/>
-              <w:end w:w="120" w:type="dxa"/>
+              <w:top w:w="55" w:type="dxa"/>
+              <w:start w:w="110" w:type="dxa"/>
+              <w:bottom w:w="55" w:type="dxa"/>
+              <w:end w:w="110" w:type="dxa"/>
             </w:tcMar>
           </w:tcPr>
           <w:p>
+            <w:pPr>
+              <w:spacing w:before="0" w:after="40" w:lineRule="auto" w:line="240"/>
+            </w:pPr>
             <w:r>
               <w:rPr>
-                <w:rFonts w:ascii="Malgun Gothic" w:hAnsi="Malgun Gothic" w:eastAsia="Malgun Gothic"/>
-                <w:color w:val="121416"/>
+                <w:rFonts w:ascii="Calibri" w:hAnsi="Calibri" w:eastAsia="Malgun Gothic"/>
+                <w:b/>
+                <w:color w:val="1737A6"/>
                 <w:sz w:val="17"/>
               </w:rPr>
-              <w:t>코드 폴더를 실제 작업 루트로 연결하고 빌드, 실행, diff, 브라우저 검증과 DB 정책을 함께 사용합니다.</w:t>
+              <w:t>02  직접 실행</w:t>
             </w:r>
           </w:p>
-        </w:tc>
-      </w:tr>
-      <w:tr>
-        <w:tc>
-          <w:tcPr>
-            <w:tcW w:type="dxa" w:w="2600"/>
-            <w:vAlign w:val="center"/>
-            <w:tcMar>
-              <w:top w:w="80" w:type="dxa"/>
-              <w:start w:w="120" w:type="dxa"/>
-              <w:bottom w:w="80" w:type="dxa"/>
-              <w:end w:w="120" w:type="dxa"/>
-            </w:tcMar>
-          </w:tcPr>
           <w:p>
+            <w:pPr>
+              <w:spacing w:before="0" w:after="0" w:lineRule="auto" w:line="264"/>
+            </w:pPr>
             <w:r>
               <w:rPr>
-                <w:rFonts w:ascii="Malgun Gothic" w:hAnsi="Malgun Gothic" w:eastAsia="Malgun Gothic"/>
-                <w:b/>
-                <w:color w:val="121416"/>
-                <w:sz w:val="17"/>
+                <w:rFonts w:ascii="Calibri" w:hAnsi="Calibri" w:eastAsia="Malgun Gothic"/>
+                <w:b w:val="0"/>
+                <w:color w:val="5D6470"/>
+                <w:sz w:val="15"/>
               </w:rPr>
-              <w:t>문서/디자인 제작</w:t>
+              <w:t>안내에 따라 버튼 사용</w:t>
             </w:r>
           </w:p>
         </w:tc>
         <w:tc>
           <w:tcPr>
-            <w:tcW w:type="dxa" w:w="6760"/>
-            <w:vAlign w:val="center"/>
+            <w:tcW w:type="dxa" w:w="4896"/>
+            <w:shd w:fill="F5F7FA"/>
             <w:tcMar>
-              <w:top w:w="80" w:type="dxa"/>
-              <w:start w:w="120" w:type="dxa"/>
-              <w:bottom w:w="80" w:type="dxa"/>
-              <w:end w:w="120" w:type="dxa"/>
+              <w:top w:w="55" w:type="dxa"/>
+              <w:start w:w="110" w:type="dxa"/>
+              <w:bottom w:w="55" w:type="dxa"/>
+              <w:end w:w="110" w:type="dxa"/>
             </w:tcMar>
           </w:tcPr>
           <w:p>
+            <w:pPr>
+              <w:spacing w:before="0" w:after="40" w:lineRule="auto" w:line="240"/>
+            </w:pPr>
             <w:r>
               <w:rPr>
-                <w:rFonts w:ascii="Malgun Gothic" w:hAnsi="Malgun Gothic" w:eastAsia="Malgun Gothic"/>
-                <w:color w:val="121416"/>
+                <w:rFonts w:ascii="Calibri" w:hAnsi="Calibri" w:eastAsia="Malgun Gothic"/>
+                <w:b/>
+                <w:color w:val="1737A6"/>
                 <w:sz w:val="17"/>
               </w:rPr>
-              <w:t>참고 파일, 브랜드 스타일, 용어사전, 템플릿을 연결해 명세서, 슬라이드, 웹, 프로토타입과 이미지를 만듭니다.</w:t>
+              <w:t>03  다시 보기</w:t>
             </w:r>
           </w:p>
-        </w:tc>
-      </w:tr>
-      <w:tr>
-        <w:tc>
-          <w:tcPr>
-            <w:tcW w:type="dxa" w:w="2600"/>
-            <w:vAlign w:val="center"/>
-            <w:tcMar>
-              <w:top w:w="80" w:type="dxa"/>
-              <w:start w:w="120" w:type="dxa"/>
-              <w:bottom w:w="80" w:type="dxa"/>
-              <w:end w:w="120" w:type="dxa"/>
-            </w:tcMar>
-          </w:tcPr>
           <w:p>
+            <w:pPr>
+              <w:spacing w:before="0" w:after="0" w:lineRule="auto" w:line="264"/>
+            </w:pPr>
             <w:r>
               <w:rPr>
-                <w:rFonts w:ascii="Malgun Gothic" w:hAnsi="Malgun Gothic" w:eastAsia="Malgun Gothic"/>
-                <w:b/>
-                <w:color w:val="121416"/>
-                <w:sz w:val="17"/>
+                <w:rFonts w:ascii="Calibri" w:hAnsi="Calibri" w:eastAsia="Malgun Gothic"/>
+                <w:b w:val="0"/>
+                <w:color w:val="5D6470"/>
+                <w:sz w:val="15"/>
               </w:rPr>
-              <w:t>질문 모드</w:t>
-            </w:r>
-          </w:p>
-        </w:tc>
-        <w:tc>
-          <w:tcPr>
-            <w:tcW w:type="dxa" w:w="6760"/>
-            <w:vAlign w:val="center"/>
-            <w:tcMar>
-              <w:top w:w="80" w:type="dxa"/>
-              <w:start w:w="120" w:type="dxa"/>
-              <w:bottom w:w="80" w:type="dxa"/>
-              <w:end w:w="120" w:type="dxa"/>
-            </w:tcMar>
-          </w:tcPr>
-          <w:p>
-            <w:r>
-              <w:rPr>
-                <w:rFonts w:ascii="Malgun Gothic" w:hAnsi="Malgun Gothic" w:eastAsia="Malgun Gothic"/>
-                <w:color w:val="121416"/>
-                <w:sz w:val="17"/>
-              </w:rPr>
-              <w:t>설명, 분석, 상담, 개발 및 검토 요청에 사용합니다.</w:t>
-            </w:r>
-          </w:p>
-        </w:tc>
-      </w:tr>
-      <w:tr>
-        <w:tc>
-          <w:tcPr>
-            <w:tcW w:type="dxa" w:w="2600"/>
-            <w:vAlign w:val="center"/>
-            <w:tcMar>
-              <w:top w:w="80" w:type="dxa"/>
-              <w:start w:w="120" w:type="dxa"/>
-              <w:bottom w:w="80" w:type="dxa"/>
-              <w:end w:w="120" w:type="dxa"/>
-            </w:tcMar>
-          </w:tcPr>
-          <w:p>
-            <w:r>
-              <w:rPr>
-                <w:rFonts w:ascii="Malgun Gothic" w:hAnsi="Malgun Gothic" w:eastAsia="Malgun Gothic"/>
-                <w:b/>
-                <w:color w:val="121416"/>
-                <w:sz w:val="17"/>
-              </w:rPr>
-              <w:t>문서 모드</w:t>
-            </w:r>
-          </w:p>
-        </w:tc>
-        <w:tc>
-          <w:tcPr>
-            <w:tcW w:type="dxa" w:w="6760"/>
-            <w:vAlign w:val="center"/>
-            <w:tcMar>
-              <w:top w:w="80" w:type="dxa"/>
-              <w:start w:w="120" w:type="dxa"/>
-              <w:bottom w:w="80" w:type="dxa"/>
-              <w:end w:w="120" w:type="dxa"/>
-            </w:tcMar>
-          </w:tcPr>
-          <w:p>
-            <w:r>
-              <w:rPr>
-                <w:rFonts w:ascii="Malgun Gothic" w:hAnsi="Malgun Gothic" w:eastAsia="Malgun Gothic"/>
-                <w:color w:val="121416"/>
-                <w:sz w:val="17"/>
-              </w:rPr>
-              <w:t>문서 생성, 수정, 검증, 미리보기와 export 요청에 사용합니다.</w:t>
+              <w:t>? → 제품 가이드</w:t>
             </w:r>
           </w:p>
         </w:tc>
@@ -508,165 +1489,14 @@
     </w:tbl>
     <w:p>
       <w:pPr>
-        <w:pStyle w:val="Heading2"/>
-        <w:keepNext/>
-      </w:pPr>
-      <w:r>
-        <w:t>3. 프로젝트 시작</w:t>
-      </w:r>
-    </w:p>
-    <w:p>
-      <w:pPr>
-        <w:numPr>
-          <w:ilvl w:val="0"/>
-          <w:numId w:val="52"/>
-        </w:numPr>
-        <w:spacing w:after="50" w:line="269" w:lineRule="auto"/>
-      </w:pPr>
-      <w:r>
-        <w:rPr>
-          <w:rFonts w:ascii="Malgun Gothic" w:hAnsi="Malgun Gothic" w:eastAsia="Malgun Gothic"/>
-          <w:color w:val="121416"/>
-          <w:sz w:val="18"/>
-        </w:rPr>
-        <w:t>작업 폴더를 선택합니다. 개발 프로젝트에서는 이 폴더가 CLI의 실제 실행 루트가 됩니다.</w:t>
-      </w:r>
-    </w:p>
-    <w:p>
-      <w:pPr>
-        <w:numPr>
-          <w:ilvl w:val="0"/>
-          <w:numId w:val="52"/>
-        </w:numPr>
-        <w:spacing w:after="50" w:line="269" w:lineRule="auto"/>
-      </w:pPr>
-      <w:r>
-        <w:rPr>
-          <w:rFonts w:ascii="Malgun Gothic" w:hAnsi="Malgun Gothic" w:eastAsia="Malgun Gothic"/>
-          <w:color w:val="121416"/>
-          <w:sz w:val="18"/>
-        </w:rPr>
-        <w:t>원하는 결과를 한 문장으로 입력합니다. 필요한 파일, 화면 표시, 용어사전만 함께 첨부합니다.</w:t>
-      </w:r>
-    </w:p>
-    <w:p>
-      <w:pPr>
-        <w:numPr>
-          <w:ilvl w:val="0"/>
-          <w:numId w:val="52"/>
-        </w:numPr>
-        <w:spacing w:after="50" w:line="269" w:lineRule="auto"/>
-      </w:pPr>
-      <w:r>
-        <w:rPr>
-          <w:rFonts w:ascii="Malgun Gothic" w:hAnsi="Malgun Gothic" w:eastAsia="Malgun Gothic"/>
-          <w:color w:val="121416"/>
-          <w:sz w:val="18"/>
-        </w:rPr>
-        <w:t>결과가 나오면 변경사항이나 미리보기를 확인하고 같은 대화에서 수정 요청합니다.</w:t>
-      </w:r>
-    </w:p>
-    <w:tbl>
-      <w:tblPr>
-        <w:tblW w:type="dxa" w:w="9360"/>
-        <w:jc w:val="left"/>
-        <w:tblLayout w:type="fixed"/>
-        <w:tblLook w:firstColumn="1" w:firstRow="1" w:lastColumn="0" w:lastRow="0" w:noHBand="0" w:noVBand="1" w:val="04A0"/>
-        <w:tblInd w:w="120" w:type="dxa"/>
-      </w:tblPr>
-      <w:tblGrid>
-        <w:gridCol w:w="9360"/>
-      </w:tblGrid>
-      <w:tr>
-        <w:tc>
-          <w:tcPr>
-            <w:tcW w:type="dxa" w:w="9360"/>
-            <w:vAlign w:val="center"/>
-            <w:tcMar>
-              <w:top w:w="80" w:type="dxa"/>
-              <w:start w:w="120" w:type="dxa"/>
-              <w:bottom w:w="80" w:type="dxa"/>
-              <w:end w:w="120" w:type="dxa"/>
-            </w:tcMar>
-            <w:shd w:fill="E8EEF5"/>
-          </w:tcPr>
-          <w:p>
-            <w:pPr>
-              <w:spacing w:after="0" w:line="259" w:lineRule="auto"/>
-            </w:pPr>
-            <w:r>
-              <w:rPr>
-                <w:rFonts w:ascii="Malgun Gothic" w:hAnsi="Malgun Gothic" w:eastAsia="Malgun Gothic"/>
-                <w:b/>
-                <w:color w:val="2348B8"/>
-                <w:sz w:val="17"/>
-              </w:rPr>
-              <w:t xml:space="preserve">TIP  </w:t>
-            </w:r>
-            <w:r>
-              <w:rPr>
-                <w:rFonts w:ascii="Malgun Gothic" w:hAnsi="Malgun Gothic" w:eastAsia="Malgun Gothic"/>
-                <w:color w:val="121416"/>
-                <w:sz w:val="17"/>
-              </w:rPr>
-              <w:t>설정을 완벽히 끝내려 하지 마세요. 프로젝트에 실제로 필요한 폴더, 자료, 데이터만 연결하는 편이 빠르고 안전합니다.</w:t>
-            </w:r>
-          </w:p>
-        </w:tc>
-      </w:tr>
-    </w:tbl>
-    <w:p>
-      <w:pPr>
-        <w:pageBreakBefore/>
-        <w:spacing w:before="0" w:after="160"/>
-      </w:pPr>
-      <w:r>
-        <w:rPr>
-          <w:rFonts w:ascii="Consolas" w:hAnsi="Consolas" w:eastAsia="Consolas"/>
-          <w:b/>
-          <w:color w:val="2348B8"/>
-          <w:sz w:val="17"/>
-        </w:rPr>
-        <w:t>03 / SOFTWARE DEVELOPMENT</w:t>
-      </w:r>
-    </w:p>
-    <w:p>
-      <w:pPr>
-        <w:spacing w:before="0" w:after="100"/>
-      </w:pPr>
-      <w:r>
-        <w:rPr>
-          <w:rFonts w:ascii="Malgun Gothic" w:hAnsi="Malgun Gothic" w:eastAsia="Malgun Gothic"/>
-          <w:b/>
-          <w:color w:val="121416"/>
-          <w:sz w:val="50"/>
-        </w:rPr>
-        <w:t>코드에서 실제 동작까지</w:t>
-      </w:r>
-    </w:p>
-    <w:p>
-      <w:pPr>
-        <w:spacing w:after="240"/>
-      </w:pPr>
-      <w:r>
-        <w:rPr>
-          <w:rFonts w:ascii="Malgun Gothic" w:hAnsi="Malgun Gothic" w:eastAsia="Malgun Gothic"/>
-          <w:color w:val="666B72"/>
-          <w:sz w:val="22"/>
-        </w:rPr>
-        <w:t>폴더, 실행 구성, 변경사항, 브라우저와 승인된 데이터를 하나의 개발 흐름으로 연결합니다.</w:t>
-      </w:r>
-    </w:p>
-    <w:p>
-      <w:pPr>
-        <w:spacing w:before="80" w:after="60"/>
+        <w:spacing w:before="40" w:after="20" w:lineRule="auto" w:line="240"/>
         <w:jc w:val="center"/>
       </w:pPr>
       <w:r>
         <w:drawing>
           <wp:inline xmlns:a="http://schemas.openxmlformats.org/drawingml/2006/main" xmlns:pic="http://schemas.openxmlformats.org/drawingml/2006/picture">
-            <wp:extent cx="4892040" cy="3336067"/>
-            <wp:docPr id="2" name="Picture 2" descr="소프트웨어 개발 모드의 홈 화면. 작업 폴더를 선택한 뒤 요청을 시작합니다."/>
+            <wp:extent cx="6766560" cy="4614373"/>
+            <wp:docPr id="2" name="Picture 2"/>
             <wp:cNvGraphicFramePr>
               <a:graphicFrameLocks noChangeAspect="1"/>
             </wp:cNvGraphicFramePr>
@@ -674,11 +1504,11 @@
               <a:graphicData uri="http://schemas.openxmlformats.org/drawingml/2006/picture">
                 <pic:pic>
                   <pic:nvPicPr>
-                    <pic:cNvPr id="0" name="monofield-development.png"/>
+                    <pic:cNvPr id="0" name="02-development-workspace.png"/>
                     <pic:cNvPicPr/>
                   </pic:nvPicPr>
                   <pic:blipFill>
-                    <a:blip r:embed="rId12"/>
+                    <a:blip r:embed="rId11"/>
                     <a:stretch>
                       <a:fillRect/>
                     </a:stretch>
@@ -686,7 +1516,7 @@
                   <pic:spPr>
                     <a:xfrm>
                       <a:off x="0" y="0"/>
-                      <a:ext cx="4892040" cy="3336067"/>
+                      <a:ext cx="6766560" cy="4614373"/>
                     </a:xfrm>
                     <a:prstGeom prst="rect"/>
                   </pic:spPr>
@@ -699,201 +1529,283 @@
     </w:p>
     <w:p>
       <w:pPr>
-        <w:spacing w:after="100"/>
+        <w:spacing w:before="0" w:after="80" w:lineRule="auto" w:line="240"/>
         <w:jc w:val="center"/>
       </w:pPr>
       <w:r>
         <w:rPr>
-          <w:rFonts w:ascii="Malgun Gothic" w:hAnsi="Malgun Gothic" w:eastAsia="Malgun Gothic"/>
-          <w:color w:val="8B9097"/>
+          <w:rFonts w:ascii="Calibri" w:hAnsi="Calibri" w:eastAsia="Malgun Gothic"/>
+          <w:b w:val="0"/>
+          <w:color w:val="5D6470"/>
           <w:sz w:val="15"/>
         </w:rPr>
-        <w:t>소프트웨어 개발 모드의 홈 화면. 작업 폴더를 선택한 뒤 요청을 시작합니다.</w:t>
+        <w:t>실제 MonoField Desktop 화면 · 개발 가이드 1/7 단계</w:t>
+      </w:r>
+    </w:p>
+    <w:tbl>
+      <w:tblPr>
+        <w:tblW w:type="auto" w:w="0"/>
+        <w:jc w:val="center"/>
+        <w:tblLayout w:type="fixed"/>
+        <w:tblLook w:firstColumn="1" w:firstRow="1" w:lastColumn="0" w:lastRow="0" w:noHBand="0" w:noVBand="1" w:val="04A0"/>
+        <w:tblBorders>
+          <w:top w:val="single" w:sz="5" w:color="2E5BFF"/>
+          <w:left w:val="single" w:sz="5" w:color="2E5BFF"/>
+          <w:bottom w:val="single" w:sz="5" w:color="2E5BFF"/>
+          <w:right w:val="single" w:sz="5" w:color="2E5BFF"/>
+          <w:insideH w:val="single" w:sz="5" w:color="2E5BFF"/>
+          <w:insideV w:val="single" w:sz="5" w:color="2E5BFF"/>
+        </w:tblBorders>
+      </w:tblPr>
+      <w:tblGrid>
+        <w:gridCol w:w="1699"/>
+        <w:gridCol w:w="13032"/>
+      </w:tblGrid>
+      <w:tr>
+        <w:tc>
+          <w:tcPr>
+            <w:tcW w:type="dxa" w:w="1699"/>
+            <w:shd w:fill="2E5BFF"/>
+            <w:tcMar>
+              <w:top w:w="48" w:type="dxa"/>
+              <w:start w:w="120" w:type="dxa"/>
+              <w:bottom w:w="48" w:type="dxa"/>
+              <w:end w:w="120" w:type="dxa"/>
+            </w:tcMar>
+            <w:vAlign w:val="center"/>
+          </w:tcPr>
+          <w:p>
+            <w:pPr>
+              <w:spacing w:before="0" w:after="0" w:lineRule="auto" w:line="240"/>
+              <w:jc w:val="center"/>
+            </w:pPr>
+            <w:r>
+              <w:rPr>
+                <w:rFonts w:ascii="Calibri" w:hAnsi="Calibri" w:eastAsia="Malgun Gothic"/>
+                <w:b/>
+                <w:color w:val="FFFFFF"/>
+                <w:sz w:val="17"/>
+              </w:rPr>
+              <w:t>팁</w:t>
+            </w:r>
+          </w:p>
+        </w:tc>
+        <w:tc>
+          <w:tcPr>
+            <w:tcW w:type="dxa" w:w="13032"/>
+            <w:shd w:fill="E9EEFF"/>
+            <w:tcMar>
+              <w:top w:w="48" w:type="dxa"/>
+              <w:start w:w="120" w:type="dxa"/>
+              <w:bottom w:w="48" w:type="dxa"/>
+              <w:end w:w="120" w:type="dxa"/>
+            </w:tcMar>
+            <w:vAlign w:val="center"/>
+          </w:tcPr>
+          <w:p>
+            <w:pPr>
+              <w:spacing w:before="0" w:after="0" w:lineRule="auto" w:line="259"/>
+            </w:pPr>
+            <w:r>
+              <w:rPr>
+                <w:rFonts w:ascii="Calibri" w:hAnsi="Calibri" w:eastAsia="Malgun Gothic"/>
+                <w:b w:val="0"/>
+                <w:color w:val="111216"/>
+                <w:sz w:val="17"/>
+              </w:rPr>
+              <w:t>개발 가이드 다음에는 실행 구성·빌드·DB·변경사항·브라우저 검증 흐름을, 문서/디자인 가이드에서는 파일·스타일·미리보기·내보내기를 안내합니다.</w:t>
+            </w:r>
+          </w:p>
+        </w:tc>
+      </w:tr>
+    </w:tbl>
+    <w:p>
+      <w:r>
+        <w:br w:type="page"/>
       </w:r>
     </w:p>
     <w:p>
       <w:pPr>
-        <w:pStyle w:val="Heading2"/>
         <w:keepNext/>
+        <w:spacing w:before="0" w:after="60" w:lineRule="auto" w:line="240"/>
       </w:pPr>
       <w:r>
-        <w:t>권장 흐름</w:t>
+        <w:rPr>
+          <w:rFonts w:ascii="Calibri" w:hAnsi="Calibri" w:eastAsia="Malgun Gothic"/>
+          <w:b/>
+          <w:color w:val="2E5BFF"/>
+          <w:sz w:val="17"/>
+        </w:rPr>
+        <w:t>03  /  DEVELOPMENT</w:t>
       </w:r>
     </w:p>
     <w:p>
       <w:pPr>
-        <w:numPr>
-          <w:ilvl w:val="0"/>
-          <w:numId w:val="52"/>
-        </w:numPr>
-        <w:spacing w:after="50" w:line="269" w:lineRule="auto"/>
+        <w:keepNext/>
+        <w:spacing w:before="0" w:after="120" w:lineRule="auto" w:line="240"/>
       </w:pPr>
       <w:r>
         <w:rPr>
-          <w:rFonts w:ascii="Malgun Gothic" w:hAnsi="Malgun Gothic" w:eastAsia="Malgun Gothic"/>
+          <w:rFonts w:ascii="Calibri" w:hAnsi="Calibri" w:eastAsia="Malgun Gothic"/>
           <w:b/>
-          <w:color w:val="121416"/>
-          <w:sz w:val="18"/>
+          <w:color w:val="1737A6"/>
+          <w:sz w:val="32"/>
         </w:rPr>
-        <w:t xml:space="preserve">작업 폴더 선택  </w:t>
-      </w:r>
-      <w:r>
-        <w:rPr>
-          <w:rFonts w:ascii="Malgun Gothic" w:hAnsi="Malgun Gothic" w:eastAsia="Malgun Gothic"/>
-          <w:color w:val="121416"/>
-          <w:sz w:val="18"/>
-        </w:rPr>
-        <w:t>개발할 저장소를 선택합니다. 파일 읽기·수정과 CLI 실행의 기준 루트가 됩니다.</w:t>
+        <w:t>작업 폴더가 개발의 기준입니다</w:t>
       </w:r>
     </w:p>
     <w:p>
       <w:pPr>
-        <w:numPr>
-          <w:ilvl w:val="0"/>
-          <w:numId w:val="52"/>
-        </w:numPr>
-        <w:spacing w:after="50" w:line="269" w:lineRule="auto"/>
+        <w:spacing w:before="0" w:after="60" w:lineRule="auto" w:line="283"/>
       </w:pPr>
       <w:r>
         <w:rPr>
-          <w:rFonts w:ascii="Malgun Gothic" w:hAnsi="Malgun Gothic" w:eastAsia="Malgun Gothic"/>
-          <w:b/>
-          <w:color w:val="121416"/>
-          <w:sz w:val="18"/>
+          <w:rFonts w:ascii="Calibri" w:hAnsi="Calibri" w:eastAsia="Malgun Gothic"/>
+          <w:b w:val="0"/>
+          <w:color w:val="5D6470"/>
+          <w:sz w:val="19"/>
         </w:rPr>
-        <w:t xml:space="preserve">실행 구성 확인  </w:t>
-      </w:r>
-      <w:r>
-        <w:rPr>
-          <w:rFonts w:ascii="Malgun Gothic" w:hAnsi="Malgun Gothic" w:eastAsia="Malgun Gothic"/>
-          <w:color w:val="121416"/>
-          <w:sz w:val="18"/>
-        </w:rPr>
-        <w:t>MonoField가 프로젝트 파일을 근거로 실행 후보를 찾습니다. 후보를 확인한 뒤 빌드 또는 개발 서버를 시작합니다.</w:t>
-      </w:r>
-    </w:p>
-    <w:p>
-      <w:pPr>
-        <w:numPr>
-          <w:ilvl w:val="0"/>
-          <w:numId w:val="52"/>
-        </w:numPr>
-        <w:spacing w:after="50" w:line="269" w:lineRule="auto"/>
-      </w:pPr>
-      <w:r>
-        <w:rPr>
-          <w:rFonts w:ascii="Malgun Gothic" w:hAnsi="Malgun Gothic" w:eastAsia="Malgun Gothic"/>
-          <w:b/>
-          <w:color w:val="121416"/>
-          <w:sz w:val="18"/>
-        </w:rPr>
-        <w:t xml:space="preserve">요청  </w:t>
-      </w:r>
-      <w:r>
-        <w:rPr>
-          <w:rFonts w:ascii="Malgun Gothic" w:hAnsi="Malgun Gothic" w:eastAsia="Malgun Gothic"/>
-          <w:color w:val="121416"/>
-          <w:sz w:val="18"/>
-        </w:rPr>
-        <w:t>예: “주문 API를 수정하고 테스트한 뒤 로컬 화면에서 주문 흐름을 검증해줘.”</w:t>
-      </w:r>
-    </w:p>
-    <w:p>
-      <w:pPr>
-        <w:numPr>
-          <w:ilvl w:val="0"/>
-          <w:numId w:val="52"/>
-        </w:numPr>
-        <w:spacing w:after="50" w:line="269" w:lineRule="auto"/>
-      </w:pPr>
-      <w:r>
-        <w:rPr>
-          <w:rFonts w:ascii="Malgun Gothic" w:hAnsi="Malgun Gothic" w:eastAsia="Malgun Gothic"/>
-          <w:b/>
-          <w:color w:val="121416"/>
-          <w:sz w:val="18"/>
-        </w:rPr>
-        <w:t xml:space="preserve">변경사항 검토  </w:t>
-      </w:r>
-      <w:r>
-        <w:rPr>
-          <w:rFonts w:ascii="Malgun Gothic" w:hAnsi="Malgun Gothic" w:eastAsia="Malgun Gothic"/>
-          <w:color w:val="121416"/>
-          <w:sz w:val="18"/>
-        </w:rPr>
-        <w:t>파일별 diff를 좌우 또는 통합 보기로 확인하고 필요하면 IDE에서 파일을 엽니다.</w:t>
-      </w:r>
-    </w:p>
-    <w:p>
-      <w:pPr>
-        <w:numPr>
-          <w:ilvl w:val="0"/>
-          <w:numId w:val="52"/>
-        </w:numPr>
-        <w:spacing w:after="50" w:line="269" w:lineRule="auto"/>
-      </w:pPr>
-      <w:r>
-        <w:rPr>
-          <w:rFonts w:ascii="Malgun Gothic" w:hAnsi="Malgun Gothic" w:eastAsia="Malgun Gothic"/>
-          <w:b/>
-          <w:color w:val="121416"/>
-          <w:sz w:val="18"/>
-        </w:rPr>
-        <w:t xml:space="preserve">자동 검증  </w:t>
-      </w:r>
-      <w:r>
-        <w:rPr>
-          <w:rFonts w:ascii="Malgun Gothic" w:hAnsi="Malgun Gothic" w:eastAsia="Malgun Gothic"/>
-          <w:color w:val="121416"/>
-          <w:sz w:val="18"/>
-        </w:rPr>
-        <w:t>빌드만 다시 하는 것이 아니라 승인된 브라우저에서 실제 화면과 동작까지 확인합니다.</w:t>
+        <w:t>선택한 폴더를 CLI의 기본 작업 루트로 사용합니다. MonoField가 실행 구성을 탐색하고 파일·Git·브라우저·DB 문맥을 같은 프로젝트에 연결합니다.</w:t>
       </w:r>
     </w:p>
     <w:tbl>
       <w:tblPr>
-        <w:tblW w:type="dxa" w:w="9360"/>
-        <w:jc w:val="left"/>
+        <w:tblW w:type="auto" w:w="0"/>
+        <w:jc w:val="center"/>
         <w:tblLayout w:type="fixed"/>
         <w:tblLook w:firstColumn="1" w:firstRow="1" w:lastColumn="0" w:lastRow="0" w:noHBand="0" w:noVBand="1" w:val="04A0"/>
-        <w:tblInd w:w="120" w:type="dxa"/>
+        <w:tblBorders>
+          <w:top w:val="nil"/>
+          <w:left w:val="nil"/>
+          <w:bottom w:val="nil"/>
+          <w:right w:val="nil"/>
+          <w:insideH w:val="nil"/>
+          <w:insideV w:val="nil"/>
+        </w:tblBorders>
       </w:tblPr>
       <w:tblGrid>
-        <w:gridCol w:w="9360"/>
+        <w:gridCol w:w="5016"/>
+        <w:gridCol w:w="5016"/>
+        <w:gridCol w:w="5016"/>
       </w:tblGrid>
       <w:tr>
         <w:tc>
           <w:tcPr>
-            <w:tcW w:type="dxa" w:w="9360"/>
-            <w:vAlign w:val="center"/>
+            <w:tcW w:type="dxa" w:w="4896"/>
+            <w:shd w:fill="F5F7FA"/>
             <w:tcMar>
-              <w:top w:w="80" w:type="dxa"/>
-              <w:start w:w="120" w:type="dxa"/>
-              <w:bottom w:w="80" w:type="dxa"/>
-              <w:end w:w="120" w:type="dxa"/>
+              <w:top w:w="55" w:type="dxa"/>
+              <w:start w:w="110" w:type="dxa"/>
+              <w:bottom w:w="55" w:type="dxa"/>
+              <w:end w:w="110" w:type="dxa"/>
             </w:tcMar>
-            <w:shd w:fill="F4F6F9"/>
           </w:tcPr>
           <w:p>
             <w:pPr>
-              <w:spacing w:after="0" w:line="259" w:lineRule="auto"/>
+              <w:spacing w:before="0" w:after="40" w:lineRule="auto" w:line="240"/>
             </w:pPr>
             <w:r>
               <w:rPr>
-                <w:rFonts w:ascii="Malgun Gothic" w:hAnsi="Malgun Gothic" w:eastAsia="Malgun Gothic"/>
+                <w:rFonts w:ascii="Calibri" w:hAnsi="Calibri" w:eastAsia="Malgun Gothic"/>
                 <w:b/>
-                <w:color w:val="2348B8"/>
+                <w:color w:val="1737A6"/>
                 <w:sz w:val="17"/>
               </w:rPr>
-              <w:t xml:space="preserve">작업 폴더  </w:t>
+              <w:t>01  폴더 선택</w:t>
             </w:r>
+          </w:p>
+          <w:p>
+            <w:pPr>
+              <w:spacing w:before="0" w:after="0" w:lineRule="auto" w:line="264"/>
+            </w:pPr>
             <w:r>
               <w:rPr>
-                <w:rFonts w:ascii="Malgun Gothic" w:hAnsi="Malgun Gothic" w:eastAsia="Malgun Gothic"/>
-                <w:color w:val="121416"/>
+                <w:rFonts w:ascii="Calibri" w:hAnsi="Calibri" w:eastAsia="Malgun Gothic"/>
+                <w:b w:val="0"/>
+                <w:color w:val="5D6470"/>
+                <w:sz w:val="15"/>
+              </w:rPr>
+              <w:t>저장소 또는 워크스페이스</w:t>
+            </w:r>
+          </w:p>
+        </w:tc>
+        <w:tc>
+          <w:tcPr>
+            <w:tcW w:type="dxa" w:w="4896"/>
+            <w:shd w:fill="EEF1F6"/>
+            <w:tcMar>
+              <w:top w:w="55" w:type="dxa"/>
+              <w:start w:w="110" w:type="dxa"/>
+              <w:bottom w:w="55" w:type="dxa"/>
+              <w:end w:w="110" w:type="dxa"/>
+            </w:tcMar>
+          </w:tcPr>
+          <w:p>
+            <w:pPr>
+              <w:spacing w:before="0" w:after="40" w:lineRule="auto" w:line="240"/>
+            </w:pPr>
+            <w:r>
+              <w:rPr>
+                <w:rFonts w:ascii="Calibri" w:hAnsi="Calibri" w:eastAsia="Malgun Gothic"/>
+                <w:b/>
+                <w:color w:val="1737A6"/>
                 <w:sz w:val="17"/>
               </w:rPr>
-              <w:t>프로젝트에 연결한 폴더는 단순 참고 폴더가 아닙니다. 그 프로젝트의 코드 읽기·수정·명령 실행 기준이 됩니다.</w:t>
+              <w:t>02  활성 프로젝트</w:t>
+            </w:r>
+          </w:p>
+          <w:p>
+            <w:pPr>
+              <w:spacing w:before="0" w:after="0" w:lineRule="auto" w:line="264"/>
+            </w:pPr>
+            <w:r>
+              <w:rPr>
+                <w:rFonts w:ascii="Calibri" w:hAnsi="Calibri" w:eastAsia="Malgun Gothic"/>
+                <w:b w:val="0"/>
+                <w:color w:val="5D6470"/>
+                <w:sz w:val="15"/>
+              </w:rPr>
+              <w:t>여러 서버 중 하나 선택</w:t>
+            </w:r>
+          </w:p>
+        </w:tc>
+        <w:tc>
+          <w:tcPr>
+            <w:tcW w:type="dxa" w:w="4896"/>
+            <w:shd w:fill="F5F7FA"/>
+            <w:tcMar>
+              <w:top w:w="55" w:type="dxa"/>
+              <w:start w:w="110" w:type="dxa"/>
+              <w:bottom w:w="55" w:type="dxa"/>
+              <w:end w:w="110" w:type="dxa"/>
+            </w:tcMar>
+          </w:tcPr>
+          <w:p>
+            <w:pPr>
+              <w:spacing w:before="0" w:after="40" w:lineRule="auto" w:line="240"/>
+            </w:pPr>
+            <w:r>
+              <w:rPr>
+                <w:rFonts w:ascii="Calibri" w:hAnsi="Calibri" w:eastAsia="Malgun Gothic"/>
+                <w:b/>
+                <w:color w:val="1737A6"/>
+                <w:sz w:val="17"/>
+              </w:rPr>
+              <w:t>03  요청</w:t>
+            </w:r>
+          </w:p>
+          <w:p>
+            <w:pPr>
+              <w:spacing w:before="0" w:after="0" w:lineRule="auto" w:line="264"/>
+            </w:pPr>
+            <w:r>
+              <w:rPr>
+                <w:rFonts w:ascii="Calibri" w:hAnsi="Calibri" w:eastAsia="Malgun Gothic"/>
+                <w:b w:val="0"/>
+                <w:color w:val="5D6470"/>
+                <w:sz w:val="15"/>
+              </w:rPr>
+              <w:t>수정 → 테스트 → 화면 검증</w:t>
             </w:r>
           </w:p>
         </w:tc>
@@ -901,515 +1813,14 @@
     </w:tbl>
     <w:p>
       <w:pPr>
-        <w:pageBreakBefore/>
-        <w:spacing w:before="0" w:after="160"/>
-      </w:pPr>
-      <w:r>
-        <w:rPr>
-          <w:rFonts w:ascii="Consolas" w:hAnsi="Consolas" w:eastAsia="Consolas"/>
-          <w:b/>
-          <w:color w:val="2348B8"/>
-          <w:sz w:val="17"/>
-        </w:rPr>
-        <w:t>04 / DEVELOPMENT CONTEXT</w:t>
-      </w:r>
-    </w:p>
-    <w:p>
-      <w:pPr>
-        <w:spacing w:before="0" w:after="100"/>
-      </w:pPr>
-      <w:r>
-        <w:rPr>
-          <w:rFonts w:ascii="Malgun Gothic" w:hAnsi="Malgun Gothic" w:eastAsia="Malgun Gothic"/>
-          <w:b/>
-          <w:color w:val="121416"/>
-          <w:sz w:val="50"/>
-        </w:rPr>
-        <w:t>브라우저 · DB · 변경사항</w:t>
-      </w:r>
-    </w:p>
-    <w:p>
-      <w:pPr>
-        <w:spacing w:after="240"/>
-      </w:pPr>
-      <w:r>
-        <w:rPr>
-          <w:rFonts w:ascii="Malgun Gothic" w:hAnsi="Malgun Gothic" w:eastAsia="Malgun Gothic"/>
-          <w:color w:val="666B72"/>
-          <w:sz w:val="22"/>
-        </w:rPr>
-        <w:t>에이전트가 추측하지 않도록 실행 화면과 데이터 정책, 코드 변경 근거를 명시적으로 연결합니다.</w:t>
-      </w:r>
-    </w:p>
-    <w:p>
-      <w:pPr>
-        <w:pStyle w:val="Heading2"/>
-        <w:keepNext/>
-      </w:pPr>
-      <w:r>
-        <w:t>내장 브라우저</w:t>
-      </w:r>
-    </w:p>
-    <w:p>
-      <w:pPr>
-        <w:numPr>
-          <w:ilvl w:val="0"/>
-          <w:numId w:val="51"/>
-        </w:numPr>
-        <w:spacing w:after="50" w:line="269" w:lineRule="auto"/>
-      </w:pPr>
-      <w:r>
-        <w:rPr>
-          <w:rFonts w:ascii="Malgun Gothic" w:hAnsi="Malgun Gothic" w:eastAsia="Malgun Gothic"/>
-          <w:color w:val="121416"/>
-          <w:sz w:val="18"/>
-        </w:rPr>
-        <w:t>보기: 현재 탭의 화면을 확인합니다.</w:t>
-      </w:r>
-    </w:p>
-    <w:p>
-      <w:pPr>
-        <w:numPr>
-          <w:ilvl w:val="0"/>
-          <w:numId w:val="51"/>
-        </w:numPr>
-        <w:spacing w:after="50" w:line="269" w:lineRule="auto"/>
-      </w:pPr>
-      <w:r>
-        <w:rPr>
-          <w:rFonts w:ascii="Malgun Gothic" w:hAnsi="Malgun Gothic" w:eastAsia="Malgun Gothic"/>
-          <w:color w:val="121416"/>
-          <w:sz w:val="18"/>
-        </w:rPr>
-        <w:t>표시: DOM 요소를 선택해 수정 요청의 정확한 대상을 남깁니다.</w:t>
-      </w:r>
-    </w:p>
-    <w:p>
-      <w:pPr>
-        <w:numPr>
-          <w:ilvl w:val="0"/>
-          <w:numId w:val="51"/>
-        </w:numPr>
-        <w:spacing w:after="50" w:line="269" w:lineRule="auto"/>
-      </w:pPr>
-      <w:r>
-        <w:rPr>
-          <w:rFonts w:ascii="Malgun Gothic" w:hAnsi="Malgun Gothic" w:eastAsia="Malgun Gothic"/>
-          <w:color w:val="121416"/>
-          <w:sz w:val="18"/>
-        </w:rPr>
-        <w:t>화면에 그리기: DOM으로 잡기 어려운 영역을 캡처 기반 검토 항목으로 남깁니다.</w:t>
-      </w:r>
-    </w:p>
-    <w:p>
-      <w:pPr>
-        <w:numPr>
-          <w:ilvl w:val="0"/>
-          <w:numId w:val="51"/>
-        </w:numPr>
-        <w:spacing w:after="50" w:line="269" w:lineRule="auto"/>
-      </w:pPr>
-      <w:r>
-        <w:rPr>
-          <w:rFonts w:ascii="Malgun Gothic" w:hAnsi="Malgun Gothic" w:eastAsia="Malgun Gothic"/>
-          <w:color w:val="121416"/>
-          <w:sz w:val="18"/>
-        </w:rPr>
-        <w:t>검사/조정: 현재 구조와 스타일 값을 확인하고 원하는 변경안을 검토 항목에 쌓습니다.</w:t>
-      </w:r>
-    </w:p>
-    <w:p>
-      <w:pPr>
-        <w:numPr>
-          <w:ilvl w:val="0"/>
-          <w:numId w:val="51"/>
-        </w:numPr>
-        <w:spacing w:after="50" w:line="269" w:lineRule="auto"/>
-      </w:pPr>
-      <w:r>
-        <w:rPr>
-          <w:rFonts w:ascii="Malgun Gothic" w:hAnsi="Malgun Gothic" w:eastAsia="Malgun Gothic"/>
-          <w:color w:val="121416"/>
-          <w:sz w:val="18"/>
-        </w:rPr>
-        <w:t>한 번에 수정 요청: 여러 검토 항목을 모아 한 번의 작업으로 전달합니다.</w:t>
-      </w:r>
-    </w:p>
-    <w:p>
-      <w:pPr>
-        <w:pStyle w:val="Heading2"/>
-        <w:keepNext/>
-      </w:pPr>
-      <w:r>
-        <w:t>데이터베이스 정책</w:t>
-      </w:r>
-    </w:p>
-    <w:tbl>
-      <w:tblPr>
-        <w:tblW w:type="dxa" w:w="9360"/>
-        <w:tblLayout w:type="fixed"/>
-        <w:tblLook w:firstColumn="1" w:firstRow="1" w:lastColumn="0" w:lastRow="0" w:noHBand="0" w:noVBand="1" w:val="04A0"/>
-        <w:jc w:val="left"/>
-        <w:tblInd w:w="120" w:type="dxa"/>
-      </w:tblPr>
-      <w:tblGrid>
-        <w:gridCol w:w="2600"/>
-        <w:gridCol w:w="6760"/>
-      </w:tblGrid>
-      <w:tr>
-        <w:tc>
-          <w:tcPr>
-            <w:tcW w:type="dxa" w:w="2600"/>
-            <w:vAlign w:val="center"/>
-            <w:tcMar>
-              <w:top w:w="80" w:type="dxa"/>
-              <w:start w:w="120" w:type="dxa"/>
-              <w:bottom w:w="80" w:type="dxa"/>
-              <w:end w:w="120" w:type="dxa"/>
-            </w:tcMar>
-            <w:shd w:fill="E8EEF5"/>
-          </w:tcPr>
-          <w:p>
-            <w:r>
-              <w:rPr>
-                <w:rFonts w:ascii="Malgun Gothic" w:hAnsi="Malgun Gothic" w:eastAsia="Malgun Gothic"/>
-                <w:b/>
-                <w:color w:val="0B2545"/>
-                <w:sz w:val="17"/>
-              </w:rPr>
-              <w:t>항목</w:t>
-            </w:r>
-          </w:p>
-        </w:tc>
-        <w:tc>
-          <w:tcPr>
-            <w:tcW w:type="dxa" w:w="6760"/>
-            <w:vAlign w:val="center"/>
-            <w:tcMar>
-              <w:top w:w="80" w:type="dxa"/>
-              <w:start w:w="120" w:type="dxa"/>
-              <w:bottom w:w="80" w:type="dxa"/>
-              <w:end w:w="120" w:type="dxa"/>
-            </w:tcMar>
-            <w:shd w:fill="E8EEF5"/>
-          </w:tcPr>
-          <w:p>
-            <w:r>
-              <w:rPr>
-                <w:rFonts w:ascii="Malgun Gothic" w:hAnsi="Malgun Gothic" w:eastAsia="Malgun Gothic"/>
-                <w:b/>
-                <w:color w:val="0B2545"/>
-                <w:sz w:val="17"/>
-              </w:rPr>
-              <w:t>권장 사용법</w:t>
-            </w:r>
-          </w:p>
-        </w:tc>
-      </w:tr>
-      <w:tr>
-        <w:tc>
-          <w:tcPr>
-            <w:tcW w:type="dxa" w:w="2600"/>
-            <w:vAlign w:val="center"/>
-            <w:tcMar>
-              <w:top w:w="80" w:type="dxa"/>
-              <w:start w:w="120" w:type="dxa"/>
-              <w:bottom w:w="80" w:type="dxa"/>
-              <w:end w:w="120" w:type="dxa"/>
-            </w:tcMar>
-          </w:tcPr>
-          <w:p>
-            <w:r>
-              <w:rPr>
-                <w:rFonts w:ascii="Malgun Gothic" w:hAnsi="Malgun Gothic" w:eastAsia="Malgun Gothic"/>
-                <w:b/>
-                <w:color w:val="121416"/>
-                <w:sz w:val="17"/>
-              </w:rPr>
-              <w:t>읽기 전용</w:t>
-            </w:r>
-          </w:p>
-        </w:tc>
-        <w:tc>
-          <w:tcPr>
-            <w:tcW w:type="dxa" w:w="6760"/>
-            <w:vAlign w:val="center"/>
-            <w:tcMar>
-              <w:top w:w="80" w:type="dxa"/>
-              <w:start w:w="120" w:type="dxa"/>
-              <w:bottom w:w="80" w:type="dxa"/>
-              <w:end w:w="120" w:type="dxa"/>
-            </w:tcMar>
-          </w:tcPr>
-          <w:p>
-            <w:r>
-              <w:rPr>
-                <w:rFonts w:ascii="Malgun Gothic" w:hAnsi="Malgun Gothic" w:eastAsia="Malgun Gothic"/>
-                <w:color w:val="121416"/>
-                <w:sz w:val="17"/>
-              </w:rPr>
-              <w:t>스키마와 승인된 조회만 허용합니다.</w:t>
-            </w:r>
-          </w:p>
-        </w:tc>
-      </w:tr>
-      <w:tr>
-        <w:tc>
-          <w:tcPr>
-            <w:tcW w:type="dxa" w:w="2600"/>
-            <w:vAlign w:val="center"/>
-            <w:tcMar>
-              <w:top w:w="80" w:type="dxa"/>
-              <w:start w:w="120" w:type="dxa"/>
-              <w:bottom w:w="80" w:type="dxa"/>
-              <w:end w:w="120" w:type="dxa"/>
-            </w:tcMar>
-          </w:tcPr>
-          <w:p>
-            <w:r>
-              <w:rPr>
-                <w:rFonts w:ascii="Malgun Gothic" w:hAnsi="Malgun Gothic" w:eastAsia="Malgun Gothic"/>
-                <w:b/>
-                <w:color w:val="121416"/>
-                <w:sz w:val="17"/>
-              </w:rPr>
-              <w:t>쓰기마다 승인</w:t>
-            </w:r>
-          </w:p>
-        </w:tc>
-        <w:tc>
-          <w:tcPr>
-            <w:tcW w:type="dxa" w:w="6760"/>
-            <w:vAlign w:val="center"/>
-            <w:tcMar>
-              <w:top w:w="80" w:type="dxa"/>
-              <w:start w:w="120" w:type="dxa"/>
-              <w:bottom w:w="80" w:type="dxa"/>
-              <w:end w:w="120" w:type="dxa"/>
-            </w:tcMar>
-          </w:tcPr>
-          <w:p>
-            <w:r>
-              <w:rPr>
-                <w:rFonts w:ascii="Malgun Gothic" w:hAnsi="Malgun Gothic" w:eastAsia="Malgun Gothic"/>
-                <w:color w:val="121416"/>
-                <w:sz w:val="17"/>
-              </w:rPr>
-              <w:t>INSERT/UPDATE/DELETE 실행 직전에 매번 사용자 승인을 받습니다.</w:t>
-            </w:r>
-          </w:p>
-        </w:tc>
-      </w:tr>
-      <w:tr>
-        <w:tc>
-          <w:tcPr>
-            <w:tcW w:type="dxa" w:w="2600"/>
-            <w:vAlign w:val="center"/>
-            <w:tcMar>
-              <w:top w:w="80" w:type="dxa"/>
-              <w:start w:w="120" w:type="dxa"/>
-              <w:bottom w:w="80" w:type="dxa"/>
-              <w:end w:w="120" w:type="dxa"/>
-            </w:tcMar>
-          </w:tcPr>
-          <w:p>
-            <w:r>
-              <w:rPr>
-                <w:rFonts w:ascii="Malgun Gothic" w:hAnsi="Malgun Gothic" w:eastAsia="Malgun Gothic"/>
-                <w:b/>
-                <w:color w:val="121416"/>
-                <w:sz w:val="17"/>
-              </w:rPr>
-              <w:t>구조화 쓰기 항상 허용</w:t>
-            </w:r>
-          </w:p>
-        </w:tc>
-        <w:tc>
-          <w:tcPr>
-            <w:tcW w:type="dxa" w:w="6760"/>
-            <w:vAlign w:val="center"/>
-            <w:tcMar>
-              <w:top w:w="80" w:type="dxa"/>
-              <w:start w:w="120" w:type="dxa"/>
-              <w:bottom w:w="80" w:type="dxa"/>
-              <w:end w:w="120" w:type="dxa"/>
-            </w:tcMar>
-          </w:tcPr>
-          <w:p>
-            <w:r>
-              <w:rPr>
-                <w:rFonts w:ascii="Malgun Gothic" w:hAnsi="Malgun Gothic" w:eastAsia="Malgun Gothic"/>
-                <w:color w:val="121416"/>
-                <w:sz w:val="17"/>
-              </w:rPr>
-              <w:t>선택한 연결에서 정책 범위 내 구조화 쓰기를 허용합니다. 트랜잭션, 행 수 제한과 감사 기록을 유지합니다.</w:t>
-            </w:r>
-          </w:p>
-        </w:tc>
-      </w:tr>
-      <w:tr>
-        <w:tc>
-          <w:tcPr>
-            <w:tcW w:type="dxa" w:w="2600"/>
-            <w:vAlign w:val="center"/>
-            <w:tcMar>
-              <w:top w:w="80" w:type="dxa"/>
-              <w:start w:w="120" w:type="dxa"/>
-              <w:bottom w:w="80" w:type="dxa"/>
-              <w:end w:w="120" w:type="dxa"/>
-            </w:tcMar>
-          </w:tcPr>
-          <w:p>
-            <w:r>
-              <w:rPr>
-                <w:rFonts w:ascii="Malgun Gothic" w:hAnsi="Malgun Gothic" w:eastAsia="Malgun Gothic"/>
-                <w:b/>
-                <w:color w:val="121416"/>
-                <w:sz w:val="17"/>
-              </w:rPr>
-              <w:t>항상 차단</w:t>
-            </w:r>
-          </w:p>
-        </w:tc>
-        <w:tc>
-          <w:tcPr>
-            <w:tcW w:type="dxa" w:w="6760"/>
-            <w:vAlign w:val="center"/>
-            <w:tcMar>
-              <w:top w:w="80" w:type="dxa"/>
-              <w:start w:w="120" w:type="dxa"/>
-              <w:bottom w:w="80" w:type="dxa"/>
-              <w:end w:w="120" w:type="dxa"/>
-            </w:tcMar>
-          </w:tcPr>
-          <w:p>
-            <w:r>
-              <w:rPr>
-                <w:rFonts w:ascii="Malgun Gothic" w:hAnsi="Malgun Gothic" w:eastAsia="Malgun Gothic"/>
-                <w:color w:val="121416"/>
-                <w:sz w:val="17"/>
-              </w:rPr>
-              <w:t>DDL과 임의 SQL은 연결 정책과 관계없이 실행하지 않습니다.</w:t>
-            </w:r>
-          </w:p>
-        </w:tc>
-      </w:tr>
-    </w:tbl>
-    <w:p>
-      <w:pPr>
-        <w:spacing w:after="160" w:line="269" w:lineRule="auto"/>
-      </w:pPr>
-      <w:r>
-        <w:rPr>
-          <w:rFonts w:ascii="Malgun Gothic" w:hAnsi="Malgun Gothic" w:eastAsia="Malgun Gothic"/>
-          <w:b/>
-          <w:color w:val="0B2545"/>
-          <w:sz w:val="18"/>
-        </w:rPr>
-        <w:t>프로젝트에는 DB 연결 ID만 저장됩니다. URL, 사용자명, 비밀번호는 데스크톱의 운영체제 암호화 저장소에 남고 모델 프롬프트에 삽입되지 않습니다.</w:t>
-      </w:r>
-    </w:p>
-    <w:tbl>
-      <w:tblPr>
-        <w:tblW w:type="dxa" w:w="9360"/>
-        <w:jc w:val="left"/>
-        <w:tblLayout w:type="fixed"/>
-        <w:tblLook w:firstColumn="1" w:firstRow="1" w:lastColumn="0" w:lastRow="0" w:noHBand="0" w:noVBand="1" w:val="04A0"/>
-        <w:tblInd w:w="120" w:type="dxa"/>
-      </w:tblPr>
-      <w:tblGrid>
-        <w:gridCol w:w="9360"/>
-      </w:tblGrid>
-      <w:tr>
-        <w:tc>
-          <w:tcPr>
-            <w:tcW w:type="dxa" w:w="9360"/>
-            <w:vAlign w:val="center"/>
-            <w:tcMar>
-              <w:top w:w="80" w:type="dxa"/>
-              <w:start w:w="120" w:type="dxa"/>
-              <w:bottom w:w="80" w:type="dxa"/>
-              <w:end w:w="120" w:type="dxa"/>
-            </w:tcMar>
-            <w:shd w:fill="FFF4E5"/>
-          </w:tcPr>
-          <w:p>
-            <w:pPr>
-              <w:spacing w:after="0" w:line="259" w:lineRule="auto"/>
-            </w:pPr>
-            <w:r>
-              <w:rPr>
-                <w:rFonts w:ascii="Malgun Gothic" w:hAnsi="Malgun Gothic" w:eastAsia="Malgun Gothic"/>
-                <w:b/>
-                <w:color w:val="2348B8"/>
-                <w:sz w:val="17"/>
-              </w:rPr>
-              <w:t xml:space="preserve">중요  </w:t>
-            </w:r>
-            <w:r>
-              <w:rPr>
-                <w:rFonts w:ascii="Malgun Gothic" w:hAnsi="Malgun Gothic" w:eastAsia="Malgun Gothic"/>
-                <w:color w:val="121416"/>
-                <w:sz w:val="17"/>
-              </w:rPr>
-              <w:t>외부 모델을 사용하면 사용자가 명시적으로 보낸 프롬프트와 맥락은 해당 모델 제공자 정책에 따라 처리됩니다. 로컬 우선은 외부 모델에 아무 데이터도 보내지 않는다는 뜻이 아닙니다.</w:t>
-            </w:r>
-          </w:p>
-        </w:tc>
-      </w:tr>
-    </w:tbl>
-    <w:p>
-      <w:pPr>
-        <w:pageBreakBefore/>
-        <w:spacing w:before="0" w:after="160"/>
-      </w:pPr>
-      <w:r>
-        <w:rPr>
-          <w:rFonts w:ascii="Consolas" w:hAnsi="Consolas" w:eastAsia="Consolas"/>
-          <w:b/>
-          <w:color w:val="2348B8"/>
-          <w:sz w:val="17"/>
-        </w:rPr>
-        <w:t>05 / DOCUMENTS / DESIGN</w:t>
-      </w:r>
-    </w:p>
-    <w:p>
-      <w:pPr>
-        <w:spacing w:before="0" w:after="100"/>
-      </w:pPr>
-      <w:r>
-        <w:rPr>
-          <w:rFonts w:ascii="Malgun Gothic" w:hAnsi="Malgun Gothic" w:eastAsia="Malgun Gothic"/>
-          <w:b/>
-          <w:color w:val="121416"/>
-          <w:sz w:val="50"/>
-        </w:rPr>
-        <w:t>자료에서 검토 가능한 산출물까지</w:t>
-      </w:r>
-    </w:p>
-    <w:p>
-      <w:pPr>
-        <w:spacing w:after="240"/>
-      </w:pPr>
-      <w:r>
-        <w:rPr>
-          <w:rFonts w:ascii="Malgun Gothic" w:hAnsi="Malgun Gothic" w:eastAsia="Malgun Gothic"/>
-          <w:color w:val="666B72"/>
-          <w:sz w:val="22"/>
-        </w:rPr>
-        <w:t>요구사항과 참고 자료를 구조화하고 미리보기, 수정, 검증, export를 한 프로젝트에서 이어갑니다.</w:t>
-      </w:r>
-    </w:p>
-    <w:p>
-      <w:pPr>
-        <w:spacing w:before="80" w:after="60"/>
+        <w:spacing w:before="40" w:after="20" w:lineRule="auto" w:line="240"/>
         <w:jc w:val="center"/>
       </w:pPr>
       <w:r>
         <w:drawing>
           <wp:inline xmlns:a="http://schemas.openxmlformats.org/drawingml/2006/main" xmlns:pic="http://schemas.openxmlformats.org/drawingml/2006/picture">
-            <wp:extent cx="4892040" cy="2570869"/>
-            <wp:docPr id="3" name="Picture 3" descr="문서/디자인 제작 모드. 결과 형식을 선택하거나 자유롭게 문서 생성 요청을 시작합니다."/>
+            <wp:extent cx="6766560" cy="4614373"/>
+            <wp:docPr id="3" name="Picture 3"/>
             <wp:cNvGraphicFramePr>
               <a:graphicFrameLocks noChangeAspect="1"/>
             </wp:cNvGraphicFramePr>
@@ -1417,11 +1828,11 @@
               <a:graphicData uri="http://schemas.openxmlformats.org/drawingml/2006/picture">
                 <pic:pic>
                   <pic:nvPicPr>
-                    <pic:cNvPr id="0" name="monofield-documents-design.png"/>
+                    <pic:cNvPr id="0" name="03-development-workspace-chat.png"/>
                     <pic:cNvPicPr/>
                   </pic:nvPicPr>
                   <pic:blipFill>
-                    <a:blip r:embed="rId13"/>
+                    <a:blip r:embed="rId12"/>
                     <a:stretch>
                       <a:fillRect/>
                     </a:stretch>
@@ -1429,7 +1840,7 @@
                   <pic:spPr>
                     <a:xfrm>
                       <a:off x="0" y="0"/>
-                      <a:ext cx="4892040" cy="2570869"/>
+                      <a:ext cx="6766560" cy="4614373"/>
                     </a:xfrm>
                     <a:prstGeom prst="rect"/>
                   </pic:spPr>
@@ -1442,162 +1853,2659 @@
     </w:p>
     <w:p>
       <w:pPr>
-        <w:spacing w:after="100"/>
+        <w:spacing w:before="0" w:after="80" w:lineRule="auto" w:line="240"/>
         <w:jc w:val="center"/>
       </w:pPr>
       <w:r>
         <w:rPr>
-          <w:rFonts w:ascii="Malgun Gothic" w:hAnsi="Malgun Gothic" w:eastAsia="Malgun Gothic"/>
-          <w:color w:val="8B9097"/>
+          <w:rFonts w:ascii="Calibri" w:hAnsi="Calibri" w:eastAsia="Malgun Gothic"/>
+          <w:b w:val="0"/>
+          <w:color w:val="5D6470"/>
           <w:sz w:val="15"/>
         </w:rPr>
-        <w:t>문서/디자인 제작 모드. 결과 형식을 선택하거나 자유롭게 문서 생성 요청을 시작합니다.</w:t>
-      </w:r>
-    </w:p>
-    <w:p>
-      <w:pPr>
-        <w:pStyle w:val="Heading2"/>
-        <w:keepNext/>
-      </w:pPr>
-      <w:r>
-        <w:t>권장 흐름</w:t>
-      </w:r>
-    </w:p>
-    <w:p>
-      <w:pPr>
-        <w:numPr>
-          <w:ilvl w:val="0"/>
-          <w:numId w:val="52"/>
-        </w:numPr>
-        <w:spacing w:after="50" w:line="269" w:lineRule="auto"/>
-      </w:pPr>
-      <w:r>
-        <w:rPr>
-          <w:rFonts w:ascii="Malgun Gothic" w:hAnsi="Malgun Gothic" w:eastAsia="Malgun Gothic"/>
-          <w:color w:val="121416"/>
-          <w:sz w:val="18"/>
-        </w:rPr>
-        <w:t>작업에 필요한 참고 파일, 용어사전, 브랜드 스타일 또는 템플릿을 연결합니다.</w:t>
-      </w:r>
-    </w:p>
-    <w:p>
-      <w:pPr>
-        <w:numPr>
-          <w:ilvl w:val="0"/>
-          <w:numId w:val="52"/>
-        </w:numPr>
-        <w:spacing w:after="50" w:line="269" w:lineRule="auto"/>
-      </w:pPr>
-      <w:r>
-        <w:rPr>
-          <w:rFonts w:ascii="Malgun Gothic" w:hAnsi="Malgun Gothic" w:eastAsia="Malgun Gothic"/>
-          <w:color w:val="121416"/>
-          <w:sz w:val="18"/>
-        </w:rPr>
-        <w:t>문서 모드에서 만들 문서, 대상 독자, 필수 내용과 결과 형식을 요청합니다.</w:t>
-      </w:r>
-    </w:p>
-    <w:p>
-      <w:pPr>
-        <w:numPr>
-          <w:ilvl w:val="0"/>
-          <w:numId w:val="52"/>
-        </w:numPr>
-        <w:spacing w:after="50" w:line="269" w:lineRule="auto"/>
-      </w:pPr>
-      <w:r>
-        <w:rPr>
-          <w:rFonts w:ascii="Malgun Gothic" w:hAnsi="Malgun Gothic" w:eastAsia="Malgun Gothic"/>
-          <w:color w:val="121416"/>
-          <w:sz w:val="18"/>
-        </w:rPr>
-        <w:t>AI 초안을 검토하고 미리보기에서 표시, 화면에 그리기, 편집, 댓글을 사용합니다.</w:t>
-      </w:r>
-    </w:p>
-    <w:p>
-      <w:pPr>
-        <w:numPr>
-          <w:ilvl w:val="0"/>
-          <w:numId w:val="52"/>
-        </w:numPr>
-        <w:spacing w:after="50" w:line="269" w:lineRule="auto"/>
-      </w:pPr>
-      <w:r>
-        <w:rPr>
-          <w:rFonts w:ascii="Malgun Gothic" w:hAnsi="Malgun Gothic" w:eastAsia="Malgun Gothic"/>
-          <w:color w:val="121416"/>
-          <w:sz w:val="18"/>
-        </w:rPr>
-        <w:t>검증 결과를 확인한 뒤 XLSX, PPTX, PDF, HTML 등 지원 형식으로 export합니다.</w:t>
-      </w:r>
-    </w:p>
-    <w:p>
-      <w:pPr>
-        <w:pStyle w:val="Heading2"/>
-        <w:keepNext/>
-      </w:pPr>
-      <w:r>
-        <w:t>직접 작성과 AI 초안</w:t>
+        <w:t>실제 MonoField Desktop 화면 · 안전한 Node 데모 프로젝트와 감지된 실행 구성</w:t>
       </w:r>
     </w:p>
     <w:tbl>
       <w:tblPr>
-        <w:tblW w:type="dxa" w:w="9360"/>
+        <w:tblW w:type="auto" w:w="0"/>
+        <w:jc w:val="center"/>
         <w:tblLayout w:type="fixed"/>
         <w:tblLook w:firstColumn="1" w:firstRow="1" w:lastColumn="0" w:lastRow="0" w:noHBand="0" w:noVBand="1" w:val="04A0"/>
-        <w:jc w:val="left"/>
-        <w:tblInd w:w="120" w:type="dxa"/>
+        <w:tblBorders>
+          <w:top w:val="single" w:sz="5" w:color="2E5BFF"/>
+          <w:left w:val="single" w:sz="5" w:color="2E5BFF"/>
+          <w:bottom w:val="single" w:sz="5" w:color="2E5BFF"/>
+          <w:right w:val="single" w:sz="5" w:color="2E5BFF"/>
+          <w:insideH w:val="single" w:sz="5" w:color="2E5BFF"/>
+          <w:insideV w:val="single" w:sz="5" w:color="2E5BFF"/>
+        </w:tblBorders>
       </w:tblPr>
       <w:tblGrid>
-        <w:gridCol w:w="2600"/>
-        <w:gridCol w:w="6760"/>
+        <w:gridCol w:w="1699"/>
+        <w:gridCol w:w="13032"/>
       </w:tblGrid>
       <w:tr>
         <w:tc>
           <w:tcPr>
-            <w:tcW w:type="dxa" w:w="2600"/>
-            <w:vAlign w:val="center"/>
+            <w:tcW w:type="dxa" w:w="1699"/>
+            <w:shd w:fill="2E5BFF"/>
             <w:tcMar>
-              <w:top w:w="80" w:type="dxa"/>
+              <w:top w:w="48" w:type="dxa"/>
               <w:start w:w="120" w:type="dxa"/>
-              <w:bottom w:w="80" w:type="dxa"/>
+              <w:bottom w:w="48" w:type="dxa"/>
               <w:end w:w="120" w:type="dxa"/>
             </w:tcMar>
-            <w:shd w:fill="E8EEF5"/>
+            <w:vAlign w:val="center"/>
           </w:tcPr>
           <w:p>
+            <w:pPr>
+              <w:spacing w:before="0" w:after="0" w:lineRule="auto" w:line="240"/>
+              <w:jc w:val="center"/>
+            </w:pPr>
             <w:r>
               <w:rPr>
-                <w:rFonts w:ascii="Malgun Gothic" w:hAnsi="Malgun Gothic" w:eastAsia="Malgun Gothic"/>
+                <w:rFonts w:ascii="Calibri" w:hAnsi="Calibri" w:eastAsia="Malgun Gothic"/>
                 <w:b/>
-                <w:color w:val="0B2545"/>
+                <w:color w:val="FFFFFF"/>
                 <w:sz w:val="17"/>
               </w:rPr>
-              <w:t>항목</w:t>
+              <w:t>확인</w:t>
             </w:r>
           </w:p>
         </w:tc>
         <w:tc>
           <w:tcPr>
-            <w:tcW w:type="dxa" w:w="6760"/>
-            <w:vAlign w:val="center"/>
+            <w:tcW w:type="dxa" w:w="13032"/>
+            <w:shd w:fill="E9EEFF"/>
             <w:tcMar>
-              <w:top w:w="80" w:type="dxa"/>
+              <w:top w:w="48" w:type="dxa"/>
               <w:start w:w="120" w:type="dxa"/>
-              <w:bottom w:w="80" w:type="dxa"/>
+              <w:bottom w:w="48" w:type="dxa"/>
               <w:end w:w="120" w:type="dxa"/>
             </w:tcMar>
-            <w:shd w:fill="E8EEF5"/>
+            <w:vAlign w:val="center"/>
           </w:tcPr>
           <w:p>
+            <w:pPr>
+              <w:spacing w:before="0" w:after="0" w:lineRule="auto" w:line="259"/>
+            </w:pPr>
             <w:r>
               <w:rPr>
-                <w:rFonts w:ascii="Malgun Gothic" w:hAnsi="Malgun Gothic" w:eastAsia="Malgun Gothic"/>
-                <w:b/>
-                <w:color w:val="0B2545"/>
+                <w:rFonts w:ascii="Calibri" w:hAnsi="Calibri" w:eastAsia="Malgun Gothic"/>
+                <w:b w:val="0"/>
+                <w:color w:val="111216"/>
                 <w:sz w:val="17"/>
               </w:rPr>
-              <w:t>권장 사용법</w:t>
+              <w:t>상위 워크스페이스를 선택하면 발견된 하위 프로젝트 중 활성 대상을 고릅니다. 실행·Git 감시는 활성 프로젝트에만 붙어 성능 부담을 줄입니다.</w:t>
+            </w:r>
+          </w:p>
+        </w:tc>
+      </w:tr>
+    </w:tbl>
+    <w:p>
+      <w:r>
+        <w:br w:type="page"/>
+      </w:r>
+    </w:p>
+    <w:p>
+      <w:pPr>
+        <w:keepNext/>
+        <w:spacing w:before="0" w:after="60" w:lineRule="auto" w:line="240"/>
+      </w:pPr>
+      <w:r>
+        <w:rPr>
+          <w:rFonts w:ascii="Calibri" w:hAnsi="Calibri" w:eastAsia="Malgun Gothic"/>
+          <w:b/>
+          <w:color w:val="2E5BFF"/>
+          <w:sz w:val="17"/>
+        </w:rPr>
+        <w:t>04  /  RUN CONFIGURATION</w:t>
+      </w:r>
+    </w:p>
+    <w:p>
+      <w:pPr>
+        <w:keepNext/>
+        <w:spacing w:before="0" w:after="120" w:lineRule="auto" w:line="240"/>
+      </w:pPr>
+      <w:r>
+        <w:rPr>
+          <w:rFonts w:ascii="Calibri" w:hAnsi="Calibri" w:eastAsia="Malgun Gothic"/>
+          <w:b/>
+          <w:color w:val="1737A6"/>
+          <w:sz w:val="32"/>
+        </w:rPr>
+        <w:t>실행 전에 프로필과 인자를 확인하세요</w:t>
+      </w:r>
+    </w:p>
+    <w:p>
+      <w:pPr>
+        <w:spacing w:before="0" w:after="60" w:lineRule="auto" w:line="283"/>
+      </w:pPr>
+      <w:r>
+        <w:rPr>
+          <w:rFonts w:ascii="Calibri" w:hAnsi="Calibri" w:eastAsia="Malgun Gothic"/>
+          <w:b w:val="0"/>
+          <w:color w:val="5D6470"/>
+          <w:sz w:val="19"/>
+        </w:rPr>
+        <w:t>감지된 기본 명령을 그대로 실행하거나 애플리케이션 인자·환경 변수를 프로젝트별 오버라이드로 저장할 수 있습니다.</w:t>
+      </w:r>
+    </w:p>
+    <w:tbl>
+      <w:tblPr>
+        <w:tblW w:type="auto" w:w="0"/>
+        <w:jc w:val="center"/>
+        <w:tblLayout w:type="fixed"/>
+        <w:tblLook w:firstColumn="1" w:firstRow="1" w:lastColumn="0" w:lastRow="0" w:noHBand="0" w:noVBand="1" w:val="04A0"/>
+        <w:tblBorders>
+          <w:top w:val="nil"/>
+          <w:left w:val="nil"/>
+          <w:bottom w:val="nil"/>
+          <w:right w:val="nil"/>
+          <w:insideH w:val="nil"/>
+          <w:insideV w:val="nil"/>
+        </w:tblBorders>
+      </w:tblPr>
+      <w:tblGrid>
+        <w:gridCol w:w="5016"/>
+        <w:gridCol w:w="5016"/>
+        <w:gridCol w:w="5016"/>
+      </w:tblGrid>
+      <w:tr>
+        <w:tc>
+          <w:tcPr>
+            <w:tcW w:type="dxa" w:w="4896"/>
+            <w:shd w:fill="F5F7FA"/>
+            <w:tcMar>
+              <w:top w:w="55" w:type="dxa"/>
+              <w:start w:w="110" w:type="dxa"/>
+              <w:bottom w:w="55" w:type="dxa"/>
+              <w:end w:w="110" w:type="dxa"/>
+            </w:tcMar>
+          </w:tcPr>
+          <w:p>
+            <w:pPr>
+              <w:spacing w:before="0" w:after="40" w:lineRule="auto" w:line="240"/>
+            </w:pPr>
+            <w:r>
+              <w:rPr>
+                <w:rFonts w:ascii="Calibri" w:hAnsi="Calibri" w:eastAsia="Malgun Gothic"/>
+                <w:b/>
+                <w:color w:val="1737A6"/>
+                <w:sz w:val="17"/>
+              </w:rPr>
+              <w:t>01  구성 선택</w:t>
+            </w:r>
+          </w:p>
+          <w:p>
+            <w:pPr>
+              <w:spacing w:before="0" w:after="0" w:lineRule="auto" w:line="264"/>
+            </w:pPr>
+            <w:r>
+              <w:rPr>
+                <w:rFonts w:ascii="Calibri" w:hAnsi="Calibri" w:eastAsia="Malgun Gothic"/>
+                <w:b w:val="0"/>
+                <w:color w:val="5D6470"/>
+                <w:sz w:val="15"/>
+              </w:rPr>
+              <w:t>Vite·Next·Maven·Gradle·Python·Go 등</w:t>
+            </w:r>
+          </w:p>
+        </w:tc>
+        <w:tc>
+          <w:tcPr>
+            <w:tcW w:type="dxa" w:w="4896"/>
+            <w:shd w:fill="EEF1F6"/>
+            <w:tcMar>
+              <w:top w:w="55" w:type="dxa"/>
+              <w:start w:w="110" w:type="dxa"/>
+              <w:bottom w:w="55" w:type="dxa"/>
+              <w:end w:w="110" w:type="dxa"/>
+            </w:tcMar>
+          </w:tcPr>
+          <w:p>
+            <w:pPr>
+              <w:spacing w:before="0" w:after="40" w:lineRule="auto" w:line="240"/>
+            </w:pPr>
+            <w:r>
+              <w:rPr>
+                <w:rFonts w:ascii="Calibri" w:hAnsi="Calibri" w:eastAsia="Malgun Gothic"/>
+                <w:b/>
+                <w:color w:val="1737A6"/>
+                <w:sz w:val="17"/>
+              </w:rPr>
+              <w:t>02  프로필</w:t>
+            </w:r>
+          </w:p>
+          <w:p>
+            <w:pPr>
+              <w:spacing w:before="0" w:after="0" w:lineRule="auto" w:line="264"/>
+            </w:pPr>
+            <w:r>
+              <w:rPr>
+                <w:rFonts w:ascii="Calibri" w:hAnsi="Calibri" w:eastAsia="Malgun Gothic"/>
+                <w:b w:val="0"/>
+                <w:color w:val="5D6470"/>
+                <w:sz w:val="15"/>
+              </w:rPr>
+              <w:t>예: --spring.profiles.active=local</w:t>
+            </w:r>
+          </w:p>
+        </w:tc>
+        <w:tc>
+          <w:tcPr>
+            <w:tcW w:type="dxa" w:w="4896"/>
+            <w:shd w:fill="F5F7FA"/>
+            <w:tcMar>
+              <w:top w:w="55" w:type="dxa"/>
+              <w:start w:w="110" w:type="dxa"/>
+              <w:bottom w:w="55" w:type="dxa"/>
+              <w:end w:w="110" w:type="dxa"/>
+            </w:tcMar>
+          </w:tcPr>
+          <w:p>
+            <w:pPr>
+              <w:spacing w:before="0" w:after="40" w:lineRule="auto" w:line="240"/>
+            </w:pPr>
+            <w:r>
+              <w:rPr>
+                <w:rFonts w:ascii="Calibri" w:hAnsi="Calibri" w:eastAsia="Malgun Gothic"/>
+                <w:b/>
+                <w:color w:val="1737A6"/>
+                <w:sz w:val="17"/>
+              </w:rPr>
+              <w:t>03  실행/중지</w:t>
+            </w:r>
+          </w:p>
+          <w:p>
+            <w:pPr>
+              <w:spacing w:before="0" w:after="0" w:lineRule="auto" w:line="264"/>
+            </w:pPr>
+            <w:r>
+              <w:rPr>
+                <w:rFonts w:ascii="Calibri" w:hAnsi="Calibri" w:eastAsia="Malgun Gothic"/>
+                <w:b w:val="0"/>
+                <w:color w:val="5D6470"/>
+                <w:sz w:val="15"/>
+              </w:rPr>
+              <w:t>상태와 로그 확인</w:t>
+            </w:r>
+          </w:p>
+        </w:tc>
+      </w:tr>
+    </w:tbl>
+    <w:p>
+      <w:pPr>
+        <w:spacing w:before="40" w:after="20" w:lineRule="auto" w:line="240"/>
+        <w:jc w:val="center"/>
+      </w:pPr>
+      <w:r>
+        <w:drawing>
+          <wp:inline xmlns:a="http://schemas.openxmlformats.org/drawingml/2006/main" xmlns:pic="http://schemas.openxmlformats.org/drawingml/2006/picture">
+            <wp:extent cx="6766560" cy="4614373"/>
+            <wp:docPr id="4" name="Picture 4"/>
+            <wp:cNvGraphicFramePr>
+              <a:graphicFrameLocks noChangeAspect="1"/>
+            </wp:cNvGraphicFramePr>
+            <a:graphic>
+              <a:graphicData uri="http://schemas.openxmlformats.org/drawingml/2006/picture">
+                <pic:pic>
+                  <pic:nvPicPr>
+                    <pic:cNvPr id="0" name="04-run-profile-settings.png"/>
+                    <pic:cNvPicPr/>
+                  </pic:nvPicPr>
+                  <pic:blipFill>
+                    <a:blip r:embed="rId13"/>
+                    <a:stretch>
+                      <a:fillRect/>
+                    </a:stretch>
+                  </pic:blipFill>
+                  <pic:spPr>
+                    <a:xfrm>
+                      <a:off x="0" y="0"/>
+                      <a:ext cx="6766560" cy="4614373"/>
+                    </a:xfrm>
+                    <a:prstGeom prst="rect"/>
+                  </pic:spPr>
+                </pic:pic>
+              </a:graphicData>
+            </a:graphic>
+          </wp:inline>
+        </w:drawing>
+      </w:r>
+    </w:p>
+    <w:p>
+      <w:pPr>
+        <w:spacing w:before="0" w:after="80" w:lineRule="auto" w:line="240"/>
+        <w:jc w:val="center"/>
+      </w:pPr>
+      <w:r>
+        <w:rPr>
+          <w:rFonts w:ascii="Calibri" w:hAnsi="Calibri" w:eastAsia="Malgun Gothic"/>
+          <w:b w:val="0"/>
+          <w:color w:val="5D6470"/>
+          <w:sz w:val="15"/>
+        </w:rPr>
+        <w:t>실제 MonoField Desktop 화면 · 추가 애플리케이션 인자 편집</w:t>
+      </w:r>
+    </w:p>
+    <w:tbl>
+      <w:tblPr>
+        <w:tblW w:type="auto" w:w="0"/>
+        <w:jc w:val="center"/>
+        <w:tblLayout w:type="fixed"/>
+        <w:tblLook w:firstColumn="1" w:firstRow="1" w:lastColumn="0" w:lastRow="0" w:noHBand="0" w:noVBand="1" w:val="04A0"/>
+        <w:tblBorders>
+          <w:top w:val="single" w:sz="5" w:color="2E5BFF"/>
+          <w:left w:val="single" w:sz="5" w:color="2E5BFF"/>
+          <w:bottom w:val="single" w:sz="5" w:color="2E5BFF"/>
+          <w:right w:val="single" w:sz="5" w:color="2E5BFF"/>
+          <w:insideH w:val="single" w:sz="5" w:color="2E5BFF"/>
+          <w:insideV w:val="single" w:sz="5" w:color="2E5BFF"/>
+        </w:tblBorders>
+      </w:tblPr>
+      <w:tblGrid>
+        <w:gridCol w:w="1699"/>
+        <w:gridCol w:w="13032"/>
+      </w:tblGrid>
+      <w:tr>
+        <w:tc>
+          <w:tcPr>
+            <w:tcW w:type="dxa" w:w="1699"/>
+            <w:shd w:fill="2E5BFF"/>
+            <w:tcMar>
+              <w:top w:w="48" w:type="dxa"/>
+              <w:start w:w="120" w:type="dxa"/>
+              <w:bottom w:w="48" w:type="dxa"/>
+              <w:end w:w="120" w:type="dxa"/>
+            </w:tcMar>
+            <w:vAlign w:val="center"/>
+          </w:tcPr>
+          <w:p>
+            <w:pPr>
+              <w:spacing w:before="0" w:after="0" w:lineRule="auto" w:line="240"/>
+              <w:jc w:val="center"/>
+            </w:pPr>
+            <w:r>
+              <w:rPr>
+                <w:rFonts w:ascii="Calibri" w:hAnsi="Calibri" w:eastAsia="Malgun Gothic"/>
+                <w:b/>
+                <w:color w:val="FFFFFF"/>
+                <w:sz w:val="17"/>
+              </w:rPr>
+              <w:t>주의</w:t>
+            </w:r>
+          </w:p>
+        </w:tc>
+        <w:tc>
+          <w:tcPr>
+            <w:tcW w:type="dxa" w:w="13032"/>
+            <w:shd w:fill="E9EEFF"/>
+            <w:tcMar>
+              <w:top w:w="48" w:type="dxa"/>
+              <w:start w:w="120" w:type="dxa"/>
+              <w:bottom w:w="48" w:type="dxa"/>
+              <w:end w:w="120" w:type="dxa"/>
+            </w:tcMar>
+            <w:vAlign w:val="center"/>
+          </w:tcPr>
+          <w:p>
+            <w:pPr>
+              <w:spacing w:before="0" w:after="0" w:lineRule="auto" w:line="259"/>
+            </w:pPr>
+            <w:r>
+              <w:rPr>
+                <w:rFonts w:ascii="Calibri" w:hAnsi="Calibri" w:eastAsia="Malgun Gothic"/>
+                <w:b w:val="0"/>
+                <w:color w:val="111216"/>
+                <w:sz w:val="17"/>
+              </w:rPr>
+              <w:t>실행 버튼 옆 구성명을 확인하세요. 다른 서버가 열리면 활성 프로젝트, 포트 인자, 환경 변수를 먼저 확인합니다.</w:t>
+            </w:r>
+          </w:p>
+        </w:tc>
+      </w:tr>
+    </w:tbl>
+    <w:p>
+      <w:r>
+        <w:br w:type="page"/>
+      </w:r>
+    </w:p>
+    <w:p>
+      <w:pPr>
+        <w:keepNext/>
+        <w:spacing w:before="0" w:after="60" w:lineRule="auto" w:line="240"/>
+      </w:pPr>
+      <w:r>
+        <w:rPr>
+          <w:rFonts w:ascii="Calibri" w:hAnsi="Calibri" w:eastAsia="Malgun Gothic"/>
+          <w:b/>
+          <w:color w:val="2E5BFF"/>
+          <w:sz w:val="17"/>
+        </w:rPr>
+        <w:t>05  /  GIT CHANGES</w:t>
+      </w:r>
+    </w:p>
+    <w:p>
+      <w:pPr>
+        <w:keepNext/>
+        <w:spacing w:before="0" w:after="120" w:lineRule="auto" w:line="240"/>
+      </w:pPr>
+      <w:r>
+        <w:rPr>
+          <w:rFonts w:ascii="Calibri" w:hAnsi="Calibri" w:eastAsia="Malgun Gothic"/>
+          <w:b/>
+          <w:color w:val="1737A6"/>
+          <w:sz w:val="32"/>
+        </w:rPr>
+        <w:t>변경 전후를 화면에서 검토합니다</w:t>
+      </w:r>
+    </w:p>
+    <w:p>
+      <w:pPr>
+        <w:spacing w:before="0" w:after="60" w:lineRule="auto" w:line="283"/>
+      </w:pPr>
+      <w:r>
+        <w:rPr>
+          <w:rFonts w:ascii="Calibri" w:hAnsi="Calibri" w:eastAsia="Malgun Gothic"/>
+          <w:b w:val="0"/>
+          <w:color w:val="5D6470"/>
+          <w:sz w:val="19"/>
+        </w:rPr>
+        <w:t>변경사항에서는 작업 트리·스테이징·브랜치/커밋 비교를 전환하고 파일별 Before/After를 가로 스크롤로 확인합니다.</w:t>
+      </w:r>
+    </w:p>
+    <w:tbl>
+      <w:tblPr>
+        <w:tblW w:type="auto" w:w="0"/>
+        <w:jc w:val="center"/>
+        <w:tblLayout w:type="fixed"/>
+        <w:tblLook w:firstColumn="1" w:firstRow="1" w:lastColumn="0" w:lastRow="0" w:noHBand="0" w:noVBand="1" w:val="04A0"/>
+        <w:tblBorders>
+          <w:top w:val="nil"/>
+          <w:left w:val="nil"/>
+          <w:bottom w:val="nil"/>
+          <w:right w:val="nil"/>
+          <w:insideH w:val="nil"/>
+          <w:insideV w:val="nil"/>
+        </w:tblBorders>
+      </w:tblPr>
+      <w:tblGrid>
+        <w:gridCol w:w="5016"/>
+        <w:gridCol w:w="5016"/>
+        <w:gridCol w:w="5016"/>
+      </w:tblGrid>
+      <w:tr>
+        <w:tc>
+          <w:tcPr>
+            <w:tcW w:type="dxa" w:w="4896"/>
+            <w:shd w:fill="F5F7FA"/>
+            <w:tcMar>
+              <w:top w:w="55" w:type="dxa"/>
+              <w:start w:w="110" w:type="dxa"/>
+              <w:bottom w:w="55" w:type="dxa"/>
+              <w:end w:w="110" w:type="dxa"/>
+            </w:tcMar>
+          </w:tcPr>
+          <w:p>
+            <w:pPr>
+              <w:spacing w:before="0" w:after="40" w:lineRule="auto" w:line="240"/>
+            </w:pPr>
+            <w:r>
+              <w:rPr>
+                <w:rFonts w:ascii="Calibri" w:hAnsi="Calibri" w:eastAsia="Malgun Gothic"/>
+                <w:b/>
+                <w:color w:val="1737A6"/>
+                <w:sz w:val="17"/>
+              </w:rPr>
+              <w:t>01  기준 선택</w:t>
+            </w:r>
+          </w:p>
+          <w:p>
+            <w:pPr>
+              <w:spacing w:before="0" w:after="0" w:lineRule="auto" w:line="264"/>
+            </w:pPr>
+            <w:r>
+              <w:rPr>
+                <w:rFonts w:ascii="Calibri" w:hAnsi="Calibri" w:eastAsia="Malgun Gothic"/>
+                <w:b w:val="0"/>
+                <w:color w:val="5D6470"/>
+                <w:sz w:val="15"/>
+              </w:rPr>
+              <w:t>현재 작업 또는 브랜치/커밋</w:t>
+            </w:r>
+          </w:p>
+        </w:tc>
+        <w:tc>
+          <w:tcPr>
+            <w:tcW w:type="dxa" w:w="4896"/>
+            <w:shd w:fill="EEF1F6"/>
+            <w:tcMar>
+              <w:top w:w="55" w:type="dxa"/>
+              <w:start w:w="110" w:type="dxa"/>
+              <w:bottom w:w="55" w:type="dxa"/>
+              <w:end w:w="110" w:type="dxa"/>
+            </w:tcMar>
+          </w:tcPr>
+          <w:p>
+            <w:pPr>
+              <w:spacing w:before="0" w:after="40" w:lineRule="auto" w:line="240"/>
+            </w:pPr>
+            <w:r>
+              <w:rPr>
+                <w:rFonts w:ascii="Calibri" w:hAnsi="Calibri" w:eastAsia="Malgun Gothic"/>
+                <w:b/>
+                <w:color w:val="1737A6"/>
+                <w:sz w:val="17"/>
+              </w:rPr>
+              <w:t>02  파일 선택</w:t>
+            </w:r>
+          </w:p>
+          <w:p>
+            <w:pPr>
+              <w:spacing w:before="0" w:after="0" w:lineRule="auto" w:line="264"/>
+            </w:pPr>
+            <w:r>
+              <w:rPr>
+                <w:rFonts w:ascii="Calibri" w:hAnsi="Calibri" w:eastAsia="Malgun Gothic"/>
+                <w:b w:val="0"/>
+                <w:color w:val="5D6470"/>
+                <w:sz w:val="15"/>
+              </w:rPr>
+              <w:t>추가·수정·삭제 확인</w:t>
+            </w:r>
+          </w:p>
+        </w:tc>
+        <w:tc>
+          <w:tcPr>
+            <w:tcW w:type="dxa" w:w="4896"/>
+            <w:shd w:fill="F5F7FA"/>
+            <w:tcMar>
+              <w:top w:w="55" w:type="dxa"/>
+              <w:start w:w="110" w:type="dxa"/>
+              <w:bottom w:w="55" w:type="dxa"/>
+              <w:end w:w="110" w:type="dxa"/>
+            </w:tcMar>
+          </w:tcPr>
+          <w:p>
+            <w:pPr>
+              <w:spacing w:before="0" w:after="40" w:lineRule="auto" w:line="240"/>
+            </w:pPr>
+            <w:r>
+              <w:rPr>
+                <w:rFonts w:ascii="Calibri" w:hAnsi="Calibri" w:eastAsia="Malgun Gothic"/>
+                <w:b/>
+                <w:color w:val="1737A6"/>
+                <w:sz w:val="17"/>
+              </w:rPr>
+              <w:t>03  검토</w:t>
+            </w:r>
+          </w:p>
+          <w:p>
+            <w:pPr>
+              <w:spacing w:before="0" w:after="0" w:lineRule="auto" w:line="264"/>
+            </w:pPr>
+            <w:r>
+              <w:rPr>
+                <w:rFonts w:ascii="Calibri" w:hAnsi="Calibri" w:eastAsia="Malgun Gothic"/>
+                <w:b w:val="0"/>
+                <w:color w:val="5D6470"/>
+                <w:sz w:val="15"/>
+              </w:rPr>
+              <w:t>Before ↔ After 가로 스크롤</w:t>
+            </w:r>
+          </w:p>
+        </w:tc>
+      </w:tr>
+    </w:tbl>
+    <w:p>
+      <w:pPr>
+        <w:spacing w:before="40" w:after="20" w:lineRule="auto" w:line="240"/>
+        <w:jc w:val="center"/>
+      </w:pPr>
+      <w:r>
+        <w:drawing>
+          <wp:inline xmlns:a="http://schemas.openxmlformats.org/drawingml/2006/main" xmlns:pic="http://schemas.openxmlformats.org/drawingml/2006/picture">
+            <wp:extent cx="6766560" cy="4614373"/>
+            <wp:docPr id="5" name="Picture 5"/>
+            <wp:cNvGraphicFramePr>
+              <a:graphicFrameLocks noChangeAspect="1"/>
+            </wp:cNvGraphicFramePr>
+            <a:graphic>
+              <a:graphicData uri="http://schemas.openxmlformats.org/drawingml/2006/picture">
+                <pic:pic>
+                  <pic:nvPicPr>
+                    <pic:cNvPr id="0" name="05-git-changes.png"/>
+                    <pic:cNvPicPr/>
+                  </pic:nvPicPr>
+                  <pic:blipFill>
+                    <a:blip r:embed="rId14"/>
+                    <a:stretch>
+                      <a:fillRect/>
+                    </a:stretch>
+                  </pic:blipFill>
+                  <pic:spPr>
+                    <a:xfrm>
+                      <a:off x="0" y="0"/>
+                      <a:ext cx="6766560" cy="4614373"/>
+                    </a:xfrm>
+                    <a:prstGeom prst="rect"/>
+                  </pic:spPr>
+                </pic:pic>
+              </a:graphicData>
+            </a:graphic>
+          </wp:inline>
+        </w:drawing>
+      </w:r>
+    </w:p>
+    <w:p>
+      <w:pPr>
+        <w:spacing w:before="0" w:after="80" w:lineRule="auto" w:line="240"/>
+        <w:jc w:val="center"/>
+      </w:pPr>
+      <w:r>
+        <w:rPr>
+          <w:rFonts w:ascii="Calibri" w:hAnsi="Calibri" w:eastAsia="Malgun Gothic"/>
+          <w:b w:val="0"/>
+          <w:color w:val="5D6470"/>
+          <w:sz w:val="15"/>
+        </w:rPr>
+        <w:t>실제 MonoField Desktop 화면 · 실제 Git diff와 Before/After 영역</w:t>
+      </w:r>
+    </w:p>
+    <w:tbl>
+      <w:tblPr>
+        <w:tblW w:type="auto" w:w="0"/>
+        <w:jc w:val="center"/>
+        <w:tblLayout w:type="fixed"/>
+        <w:tblLook w:firstColumn="1" w:firstRow="1" w:lastColumn="0" w:lastRow="0" w:noHBand="0" w:noVBand="1" w:val="04A0"/>
+        <w:tblBorders>
+          <w:top w:val="single" w:sz="5" w:color="2E5BFF"/>
+          <w:left w:val="single" w:sz="5" w:color="2E5BFF"/>
+          <w:bottom w:val="single" w:sz="5" w:color="2E5BFF"/>
+          <w:right w:val="single" w:sz="5" w:color="2E5BFF"/>
+          <w:insideH w:val="single" w:sz="5" w:color="2E5BFF"/>
+          <w:insideV w:val="single" w:sz="5" w:color="2E5BFF"/>
+        </w:tblBorders>
+      </w:tblPr>
+      <w:tblGrid>
+        <w:gridCol w:w="1699"/>
+        <w:gridCol w:w="13032"/>
+      </w:tblGrid>
+      <w:tr>
+        <w:tc>
+          <w:tcPr>
+            <w:tcW w:type="dxa" w:w="1699"/>
+            <w:shd w:fill="2E5BFF"/>
+            <w:tcMar>
+              <w:top w:w="48" w:type="dxa"/>
+              <w:start w:w="120" w:type="dxa"/>
+              <w:bottom w:w="48" w:type="dxa"/>
+              <w:end w:w="120" w:type="dxa"/>
+            </w:tcMar>
+            <w:vAlign w:val="center"/>
+          </w:tcPr>
+          <w:p>
+            <w:pPr>
+              <w:spacing w:before="0" w:after="0" w:lineRule="auto" w:line="240"/>
+              <w:jc w:val="center"/>
+            </w:pPr>
+            <w:r>
+              <w:rPr>
+                <w:rFonts w:ascii="Calibri" w:hAnsi="Calibri" w:eastAsia="Malgun Gothic"/>
+                <w:b/>
+                <w:color w:val="FFFFFF"/>
+                <w:sz w:val="17"/>
+              </w:rPr>
+              <w:t>구분</w:t>
+            </w:r>
+          </w:p>
+        </w:tc>
+        <w:tc>
+          <w:tcPr>
+            <w:tcW w:type="dxa" w:w="13032"/>
+            <w:shd w:fill="E9EEFF"/>
+            <w:tcMar>
+              <w:top w:w="48" w:type="dxa"/>
+              <w:start w:w="120" w:type="dxa"/>
+              <w:bottom w:w="48" w:type="dxa"/>
+              <w:end w:w="120" w:type="dxa"/>
+            </w:tcMar>
+            <w:vAlign w:val="center"/>
+          </w:tcPr>
+          <w:p>
+            <w:pPr>
+              <w:spacing w:before="0" w:after="0" w:lineRule="auto" w:line="259"/>
+            </w:pPr>
+            <w:r>
+              <w:rPr>
+                <w:rFonts w:ascii="Calibri" w:hAnsi="Calibri" w:eastAsia="Malgun Gothic"/>
+                <w:b w:val="0"/>
+                <w:color w:val="111216"/>
+                <w:sz w:val="17"/>
+              </w:rPr>
+              <w:t>현재 작업은 마지막 커밋 이후의 로컬 변경입니다. 브랜치/커밋 비교는 선택한 Git 기준점과 현재 상태의 차이입니다.</w:t>
+            </w:r>
+          </w:p>
+        </w:tc>
+      </w:tr>
+    </w:tbl>
+    <w:p>
+      <w:r>
+        <w:br w:type="page"/>
+      </w:r>
+    </w:p>
+    <w:p>
+      <w:pPr>
+        <w:keepNext/>
+        <w:spacing w:before="0" w:after="60" w:lineRule="auto" w:line="240"/>
+      </w:pPr>
+      <w:r>
+        <w:rPr>
+          <w:rFonts w:ascii="Calibri" w:hAnsi="Calibri" w:eastAsia="Malgun Gothic"/>
+          <w:b/>
+          <w:color w:val="2E5BFF"/>
+          <w:sz w:val="17"/>
+        </w:rPr>
+        <w:t>06  /  RUN &amp; BROWSER</w:t>
+      </w:r>
+    </w:p>
+    <w:p>
+      <w:pPr>
+        <w:keepNext/>
+        <w:spacing w:before="0" w:after="120" w:lineRule="auto" w:line="240"/>
+      </w:pPr>
+      <w:r>
+        <w:rPr>
+          <w:rFonts w:ascii="Calibri" w:hAnsi="Calibri" w:eastAsia="Malgun Gothic"/>
+          <w:b/>
+          <w:color w:val="1737A6"/>
+          <w:sz w:val="32"/>
+        </w:rPr>
+        <w:t>서버를 실행하고 실제 동작을 검증합니다</w:t>
+      </w:r>
+    </w:p>
+    <w:p>
+      <w:pPr>
+        <w:spacing w:before="0" w:after="60" w:lineRule="auto" w:line="283"/>
+      </w:pPr>
+      <w:r>
+        <w:rPr>
+          <w:rFonts w:ascii="Calibri" w:hAnsi="Calibri" w:eastAsia="Malgun Gothic"/>
+          <w:b w:val="0"/>
+          <w:color w:val="5D6470"/>
+          <w:sz w:val="19"/>
+        </w:rPr>
+        <w:t>실행 상태·로그·URL을 확인한 뒤 내장 브라우저로 엽니다. 자동화는 탭별 권한을 승인해야 클릭·입력·스크롤·업로드·드래그를 수행합니다.</w:t>
+      </w:r>
+    </w:p>
+    <w:tbl>
+      <w:tblPr>
+        <w:tblW w:type="auto" w:w="0"/>
+        <w:jc w:val="center"/>
+        <w:tblLayout w:type="fixed"/>
+        <w:tblLook w:firstColumn="1" w:firstRow="1" w:lastColumn="0" w:lastRow="0" w:noHBand="0" w:noVBand="1" w:val="04A0"/>
+        <w:tblBorders>
+          <w:top w:val="nil"/>
+          <w:left w:val="nil"/>
+          <w:bottom w:val="nil"/>
+          <w:right w:val="nil"/>
+          <w:insideH w:val="nil"/>
+          <w:insideV w:val="nil"/>
+        </w:tblBorders>
+      </w:tblPr>
+      <w:tblGrid>
+        <w:gridCol w:w="5016"/>
+        <w:gridCol w:w="5016"/>
+        <w:gridCol w:w="5016"/>
+      </w:tblGrid>
+      <w:tr>
+        <w:tc>
+          <w:tcPr>
+            <w:tcW w:type="dxa" w:w="4896"/>
+            <w:shd w:fill="F5F7FA"/>
+            <w:tcMar>
+              <w:top w:w="55" w:type="dxa"/>
+              <w:start w:w="110" w:type="dxa"/>
+              <w:bottom w:w="55" w:type="dxa"/>
+              <w:end w:w="110" w:type="dxa"/>
+            </w:tcMar>
+          </w:tcPr>
+          <w:p>
+            <w:pPr>
+              <w:spacing w:before="0" w:after="40" w:lineRule="auto" w:line="240"/>
+            </w:pPr>
+            <w:r>
+              <w:rPr>
+                <w:rFonts w:ascii="Calibri" w:hAnsi="Calibri" w:eastAsia="Malgun Gothic"/>
+                <w:b/>
+                <w:color w:val="1737A6"/>
+                <w:sz w:val="17"/>
+              </w:rPr>
+              <w:t>01  실행</w:t>
+            </w:r>
+          </w:p>
+          <w:p>
+            <w:pPr>
+              <w:spacing w:before="0" w:after="0" w:lineRule="auto" w:line="264"/>
+            </w:pPr>
+            <w:r>
+              <w:rPr>
+                <w:rFonts w:ascii="Calibri" w:hAnsi="Calibri" w:eastAsia="Malgun Gothic"/>
+                <w:b w:val="0"/>
+                <w:color w:val="5D6470"/>
+                <w:sz w:val="15"/>
+              </w:rPr>
+              <w:t>PID·포트·로그 표시</w:t>
+            </w:r>
+          </w:p>
+        </w:tc>
+        <w:tc>
+          <w:tcPr>
+            <w:tcW w:type="dxa" w:w="4896"/>
+            <w:shd w:fill="EEF1F6"/>
+            <w:tcMar>
+              <w:top w:w="55" w:type="dxa"/>
+              <w:start w:w="110" w:type="dxa"/>
+              <w:bottom w:w="55" w:type="dxa"/>
+              <w:end w:w="110" w:type="dxa"/>
+            </w:tcMar>
+          </w:tcPr>
+          <w:p>
+            <w:pPr>
+              <w:spacing w:before="0" w:after="40" w:lineRule="auto" w:line="240"/>
+            </w:pPr>
+            <w:r>
+              <w:rPr>
+                <w:rFonts w:ascii="Calibri" w:hAnsi="Calibri" w:eastAsia="Malgun Gothic"/>
+                <w:b/>
+                <w:color w:val="1737A6"/>
+                <w:sz w:val="17"/>
+              </w:rPr>
+              <w:t>02  브라우저</w:t>
+            </w:r>
+          </w:p>
+          <w:p>
+            <w:pPr>
+              <w:spacing w:before="0" w:after="0" w:lineRule="auto" w:line="264"/>
+            </w:pPr>
+            <w:r>
+              <w:rPr>
+                <w:rFonts w:ascii="Calibri" w:hAnsi="Calibri" w:eastAsia="Malgun Gothic"/>
+                <w:b w:val="0"/>
+                <w:color w:val="5D6470"/>
+                <w:sz w:val="15"/>
+              </w:rPr>
+              <w:t>로컬/원격 URL 열기</w:t>
+            </w:r>
+          </w:p>
+        </w:tc>
+        <w:tc>
+          <w:tcPr>
+            <w:tcW w:type="dxa" w:w="4896"/>
+            <w:shd w:fill="F5F7FA"/>
+            <w:tcMar>
+              <w:top w:w="55" w:type="dxa"/>
+              <w:start w:w="110" w:type="dxa"/>
+              <w:bottom w:w="55" w:type="dxa"/>
+              <w:end w:w="110" w:type="dxa"/>
+            </w:tcMar>
+          </w:tcPr>
+          <w:p>
+            <w:pPr>
+              <w:spacing w:before="0" w:after="40" w:lineRule="auto" w:line="240"/>
+            </w:pPr>
+            <w:r>
+              <w:rPr>
+                <w:rFonts w:ascii="Calibri" w:hAnsi="Calibri" w:eastAsia="Malgun Gothic"/>
+                <w:b/>
+                <w:color w:val="1737A6"/>
+                <w:sz w:val="17"/>
+              </w:rPr>
+              <w:t>03  권한 승인</w:t>
+            </w:r>
+          </w:p>
+          <w:p>
+            <w:pPr>
+              <w:spacing w:before="0" w:after="0" w:lineRule="auto" w:line="264"/>
+            </w:pPr>
+            <w:r>
+              <w:rPr>
+                <w:rFonts w:ascii="Calibri" w:hAnsi="Calibri" w:eastAsia="Malgun Gothic"/>
+                <w:b w:val="0"/>
+                <w:color w:val="5D6470"/>
+                <w:sz w:val="15"/>
+              </w:rPr>
+              <w:t>자동화 대상 탭을 명시</w:t>
+            </w:r>
+          </w:p>
+        </w:tc>
+      </w:tr>
+    </w:tbl>
+    <w:p>
+      <w:pPr>
+        <w:spacing w:before="40" w:after="20" w:lineRule="auto" w:line="240"/>
+        <w:jc w:val="center"/>
+      </w:pPr>
+      <w:r>
+        <w:drawing>
+          <wp:inline xmlns:a="http://schemas.openxmlformats.org/drawingml/2006/main" xmlns:pic="http://schemas.openxmlformats.org/drawingml/2006/picture">
+            <wp:extent cx="6766560" cy="4609184"/>
+            <wp:docPr id="6" name="Picture 6"/>
+            <wp:cNvGraphicFramePr>
+              <a:graphicFrameLocks noChangeAspect="1"/>
+            </wp:cNvGraphicFramePr>
+            <a:graphic>
+              <a:graphicData uri="http://schemas.openxmlformats.org/drawingml/2006/picture">
+                <pic:pic>
+                  <pic:nvPicPr>
+                    <pic:cNvPr id="0" name="06-run-and-browser.png"/>
+                    <pic:cNvPicPr/>
+                  </pic:nvPicPr>
+                  <pic:blipFill>
+                    <a:blip r:embed="rId15"/>
+                    <a:stretch>
+                      <a:fillRect/>
+                    </a:stretch>
+                  </pic:blipFill>
+                  <pic:spPr>
+                    <a:xfrm>
+                      <a:off x="0" y="0"/>
+                      <a:ext cx="6766560" cy="4609184"/>
+                    </a:xfrm>
+                    <a:prstGeom prst="rect"/>
+                  </pic:spPr>
+                </pic:pic>
+              </a:graphicData>
+            </a:graphic>
+          </wp:inline>
+        </w:drawing>
+      </w:r>
+    </w:p>
+    <w:p>
+      <w:pPr>
+        <w:spacing w:before="0" w:after="80" w:lineRule="auto" w:line="240"/>
+        <w:jc w:val="center"/>
+      </w:pPr>
+      <w:r>
+        <w:rPr>
+          <w:rFonts w:ascii="Calibri" w:hAnsi="Calibri" w:eastAsia="Malgun Gothic"/>
+          <w:b w:val="0"/>
+          <w:color w:val="5D6470"/>
+          <w:sz w:val="15"/>
+        </w:rPr>
+        <w:t>실제 MonoField Desktop 화면 · 실행 중인 서버와 브라우저 자동화 승인</w:t>
+      </w:r>
+    </w:p>
+    <w:tbl>
+      <w:tblPr>
+        <w:tblW w:type="auto" w:w="0"/>
+        <w:jc w:val="center"/>
+        <w:tblLayout w:type="fixed"/>
+        <w:tblLook w:firstColumn="1" w:firstRow="1" w:lastColumn="0" w:lastRow="0" w:noHBand="0" w:noVBand="1" w:val="04A0"/>
+        <w:tblBorders>
+          <w:top w:val="single" w:sz="5" w:color="2E5BFF"/>
+          <w:left w:val="single" w:sz="5" w:color="2E5BFF"/>
+          <w:bottom w:val="single" w:sz="5" w:color="2E5BFF"/>
+          <w:right w:val="single" w:sz="5" w:color="2E5BFF"/>
+          <w:insideH w:val="single" w:sz="5" w:color="2E5BFF"/>
+          <w:insideV w:val="single" w:sz="5" w:color="2E5BFF"/>
+        </w:tblBorders>
+      </w:tblPr>
+      <w:tblGrid>
+        <w:gridCol w:w="1699"/>
+        <w:gridCol w:w="13032"/>
+      </w:tblGrid>
+      <w:tr>
+        <w:tc>
+          <w:tcPr>
+            <w:tcW w:type="dxa" w:w="1699"/>
+            <w:shd w:fill="2E5BFF"/>
+            <w:tcMar>
+              <w:top w:w="48" w:type="dxa"/>
+              <w:start w:w="120" w:type="dxa"/>
+              <w:bottom w:w="48" w:type="dxa"/>
+              <w:end w:w="120" w:type="dxa"/>
+            </w:tcMar>
+            <w:vAlign w:val="center"/>
+          </w:tcPr>
+          <w:p>
+            <w:pPr>
+              <w:spacing w:before="0" w:after="0" w:lineRule="auto" w:line="240"/>
+              <w:jc w:val="center"/>
+            </w:pPr>
+            <w:r>
+              <w:rPr>
+                <w:rFonts w:ascii="Calibri" w:hAnsi="Calibri" w:eastAsia="Malgun Gothic"/>
+                <w:b/>
+                <w:color w:val="FFFFFF"/>
+                <w:sz w:val="17"/>
+              </w:rPr>
+              <w:t>보안</w:t>
+            </w:r>
+          </w:p>
+        </w:tc>
+        <w:tc>
+          <w:tcPr>
+            <w:tcW w:type="dxa" w:w="13032"/>
+            <w:shd w:fill="E9EEFF"/>
+            <w:tcMar>
+              <w:top w:w="48" w:type="dxa"/>
+              <w:start w:w="120" w:type="dxa"/>
+              <w:bottom w:w="48" w:type="dxa"/>
+              <w:end w:w="120" w:type="dxa"/>
+            </w:tcMar>
+            <w:vAlign w:val="center"/>
+          </w:tcPr>
+          <w:p>
+            <w:pPr>
+              <w:spacing w:before="0" w:after="0" w:lineRule="auto" w:line="259"/>
+            </w:pPr>
+            <w:r>
+              <w:rPr>
+                <w:rFonts w:ascii="Calibri" w:hAnsi="Calibri" w:eastAsia="Malgun Gothic"/>
+                <w:b w:val="0"/>
+                <w:color w:val="111216"/>
+                <w:sz w:val="17"/>
+              </w:rPr>
+              <w:t>승인하지 않은 탭은 조작하지 않습니다. 자동화 권한은 사용자 프로필에 저장할 수 있지만, 민감한 동작은 요청 범위 안에서만 수행해야 합니다.</w:t>
+            </w:r>
+          </w:p>
+        </w:tc>
+      </w:tr>
+    </w:tbl>
+    <w:p>
+      <w:r>
+        <w:br w:type="page"/>
+      </w:r>
+    </w:p>
+    <w:p>
+      <w:pPr>
+        <w:keepNext/>
+        <w:spacing w:before="0" w:after="60" w:lineRule="auto" w:line="240"/>
+      </w:pPr>
+      <w:r>
+        <w:rPr>
+          <w:rFonts w:ascii="Calibri" w:hAnsi="Calibri" w:eastAsia="Malgun Gothic"/>
+          <w:b/>
+          <w:color w:val="2E5BFF"/>
+          <w:sz w:val="17"/>
+        </w:rPr>
+        <w:t>07  /  VISUAL VERIFICATION</w:t>
+      </w:r>
+    </w:p>
+    <w:p>
+      <w:pPr>
+        <w:keepNext/>
+        <w:spacing w:before="0" w:after="120" w:lineRule="auto" w:line="240"/>
+      </w:pPr>
+      <w:r>
+        <w:rPr>
+          <w:rFonts w:ascii="Calibri" w:hAnsi="Calibri" w:eastAsia="Malgun Gothic"/>
+          <w:b/>
+          <w:color w:val="1737A6"/>
+          <w:sz w:val="32"/>
+        </w:rPr>
+        <w:t>보이는 문제를 그대로 수정 요청에 담으세요</w:t>
+      </w:r>
+    </w:p>
+    <w:p>
+      <w:pPr>
+        <w:spacing w:before="0" w:after="60" w:lineRule="auto" w:line="283"/>
+      </w:pPr>
+      <w:r>
+        <w:rPr>
+          <w:rFonts w:ascii="Calibri" w:hAnsi="Calibri" w:eastAsia="Malgun Gothic"/>
+          <w:b w:val="0"/>
+          <w:color w:val="5D6470"/>
+          <w:sz w:val="19"/>
+        </w:rPr>
+        <w:t>브라우저 화면에서 표시·화면에 그리기·검사·조정을 여러 개 쌓은 뒤 한 번에 수정 요청으로 보낼 수 있습니다.</w:t>
+      </w:r>
+    </w:p>
+    <w:tbl>
+      <w:tblPr>
+        <w:tblW w:type="auto" w:w="0"/>
+        <w:jc w:val="center"/>
+        <w:tblLayout w:type="fixed"/>
+        <w:tblLook w:firstColumn="1" w:firstRow="1" w:lastColumn="0" w:lastRow="0" w:noHBand="0" w:noVBand="1" w:val="04A0"/>
+        <w:tblBorders>
+          <w:top w:val="nil"/>
+          <w:left w:val="nil"/>
+          <w:bottom w:val="nil"/>
+          <w:right w:val="nil"/>
+          <w:insideH w:val="nil"/>
+          <w:insideV w:val="nil"/>
+        </w:tblBorders>
+      </w:tblPr>
+      <w:tblGrid>
+        <w:gridCol w:w="3762"/>
+        <w:gridCol w:w="3762"/>
+        <w:gridCol w:w="3762"/>
+        <w:gridCol w:w="3762"/>
+      </w:tblGrid>
+      <w:tr>
+        <w:tc>
+          <w:tcPr>
+            <w:tcW w:type="dxa" w:w="3671"/>
+            <w:shd w:fill="F5F7FA"/>
+            <w:tcMar>
+              <w:top w:w="55" w:type="dxa"/>
+              <w:start w:w="110" w:type="dxa"/>
+              <w:bottom w:w="55" w:type="dxa"/>
+              <w:end w:w="110" w:type="dxa"/>
+            </w:tcMar>
+          </w:tcPr>
+          <w:p>
+            <w:pPr>
+              <w:spacing w:before="0" w:after="40" w:lineRule="auto" w:line="240"/>
+            </w:pPr>
+            <w:r>
+              <w:rPr>
+                <w:rFonts w:ascii="Calibri" w:hAnsi="Calibri" w:eastAsia="Malgun Gothic"/>
+                <w:b/>
+                <w:color w:val="1737A6"/>
+                <w:sz w:val="17"/>
+              </w:rPr>
+              <w:t>01  표시</w:t>
+            </w:r>
+          </w:p>
+          <w:p>
+            <w:pPr>
+              <w:spacing w:before="0" w:after="0" w:lineRule="auto" w:line="264"/>
+            </w:pPr>
+            <w:r>
+              <w:rPr>
+                <w:rFonts w:ascii="Calibri" w:hAnsi="Calibri" w:eastAsia="Malgun Gothic"/>
+                <w:b w:val="0"/>
+                <w:color w:val="5D6470"/>
+                <w:sz w:val="15"/>
+              </w:rPr>
+              <w:t>DOM 요소를 선택</w:t>
+            </w:r>
+          </w:p>
+        </w:tc>
+        <w:tc>
+          <w:tcPr>
+            <w:tcW w:type="dxa" w:w="3671"/>
+            <w:shd w:fill="EEF1F6"/>
+            <w:tcMar>
+              <w:top w:w="55" w:type="dxa"/>
+              <w:start w:w="110" w:type="dxa"/>
+              <w:bottom w:w="55" w:type="dxa"/>
+              <w:end w:w="110" w:type="dxa"/>
+            </w:tcMar>
+          </w:tcPr>
+          <w:p>
+            <w:pPr>
+              <w:spacing w:before="0" w:after="40" w:lineRule="auto" w:line="240"/>
+            </w:pPr>
+            <w:r>
+              <w:rPr>
+                <w:rFonts w:ascii="Calibri" w:hAnsi="Calibri" w:eastAsia="Malgun Gothic"/>
+                <w:b/>
+                <w:color w:val="1737A6"/>
+                <w:sz w:val="17"/>
+              </w:rPr>
+              <w:t>02  그리기</w:t>
+            </w:r>
+          </w:p>
+          <w:p>
+            <w:pPr>
+              <w:spacing w:before="0" w:after="0" w:lineRule="auto" w:line="264"/>
+            </w:pPr>
+            <w:r>
+              <w:rPr>
+                <w:rFonts w:ascii="Calibri" w:hAnsi="Calibri" w:eastAsia="Malgun Gothic"/>
+                <w:b w:val="0"/>
+                <w:color w:val="5D6470"/>
+                <w:sz w:val="15"/>
+              </w:rPr>
+              <w:t>영역과 메모를 캡처</w:t>
+            </w:r>
+          </w:p>
+        </w:tc>
+        <w:tc>
+          <w:tcPr>
+            <w:tcW w:type="dxa" w:w="3671"/>
+            <w:shd w:fill="F5F7FA"/>
+            <w:tcMar>
+              <w:top w:w="55" w:type="dxa"/>
+              <w:start w:w="110" w:type="dxa"/>
+              <w:bottom w:w="55" w:type="dxa"/>
+              <w:end w:w="110" w:type="dxa"/>
+            </w:tcMar>
+          </w:tcPr>
+          <w:p>
+            <w:pPr>
+              <w:spacing w:before="0" w:after="40" w:lineRule="auto" w:line="240"/>
+            </w:pPr>
+            <w:r>
+              <w:rPr>
+                <w:rFonts w:ascii="Calibri" w:hAnsi="Calibri" w:eastAsia="Malgun Gothic"/>
+                <w:b/>
+                <w:color w:val="1737A6"/>
+                <w:sz w:val="17"/>
+              </w:rPr>
+              <w:t>03  검사/조정</w:t>
+            </w:r>
+          </w:p>
+          <w:p>
+            <w:pPr>
+              <w:spacing w:before="0" w:after="0" w:lineRule="auto" w:line="264"/>
+            </w:pPr>
+            <w:r>
+              <w:rPr>
+                <w:rFonts w:ascii="Calibri" w:hAnsi="Calibri" w:eastAsia="Malgun Gothic"/>
+                <w:b w:val="0"/>
+                <w:color w:val="5D6470"/>
+                <w:sz w:val="15"/>
+              </w:rPr>
+              <w:t>구조·스타일 변경안 추가</w:t>
+            </w:r>
+          </w:p>
+        </w:tc>
+        <w:tc>
+          <w:tcPr>
+            <w:tcW w:type="dxa" w:w="3671"/>
+            <w:shd w:fill="EEF1F6"/>
+            <w:tcMar>
+              <w:top w:w="55" w:type="dxa"/>
+              <w:start w:w="110" w:type="dxa"/>
+              <w:bottom w:w="55" w:type="dxa"/>
+              <w:end w:w="110" w:type="dxa"/>
+            </w:tcMar>
+          </w:tcPr>
+          <w:p>
+            <w:pPr>
+              <w:spacing w:before="0" w:after="40" w:lineRule="auto" w:line="240"/>
+            </w:pPr>
+            <w:r>
+              <w:rPr>
+                <w:rFonts w:ascii="Calibri" w:hAnsi="Calibri" w:eastAsia="Malgun Gothic"/>
+                <w:b/>
+                <w:color w:val="1737A6"/>
+                <w:sz w:val="17"/>
+              </w:rPr>
+              <w:t>04  일괄 요청</w:t>
+            </w:r>
+          </w:p>
+          <w:p>
+            <w:pPr>
+              <w:spacing w:before="0" w:after="0" w:lineRule="auto" w:line="264"/>
+            </w:pPr>
+            <w:r>
+              <w:rPr>
+                <w:rFonts w:ascii="Calibri" w:hAnsi="Calibri" w:eastAsia="Malgun Gothic"/>
+                <w:b w:val="0"/>
+                <w:color w:val="5D6470"/>
+                <w:sz w:val="15"/>
+              </w:rPr>
+              <w:t>모든 항목을 CLI에 전달</w:t>
+            </w:r>
+          </w:p>
+        </w:tc>
+      </w:tr>
+    </w:tbl>
+    <w:p>
+      <w:pPr>
+        <w:spacing w:before="40" w:after="20" w:lineRule="auto" w:line="240"/>
+        <w:jc w:val="center"/>
+      </w:pPr>
+      <w:r>
+        <w:drawing>
+          <wp:inline xmlns:a="http://schemas.openxmlformats.org/drawingml/2006/main" xmlns:pic="http://schemas.openxmlformats.org/drawingml/2006/picture">
+            <wp:extent cx="6766560" cy="4609184"/>
+            <wp:docPr id="7" name="Picture 7"/>
+            <wp:cNvGraphicFramePr>
+              <a:graphicFrameLocks noChangeAspect="1"/>
+            </wp:cNvGraphicFramePr>
+            <a:graphic>
+              <a:graphicData uri="http://schemas.openxmlformats.org/drawingml/2006/picture">
+                <pic:pic>
+                  <pic:nvPicPr>
+                    <pic:cNvPr id="0" name="07-browser-view.png"/>
+                    <pic:cNvPicPr/>
+                  </pic:nvPicPr>
+                  <pic:blipFill>
+                    <a:blip r:embed="rId16"/>
+                    <a:stretch>
+                      <a:fillRect/>
+                    </a:stretch>
+                  </pic:blipFill>
+                  <pic:spPr>
+                    <a:xfrm>
+                      <a:off x="0" y="0"/>
+                      <a:ext cx="6766560" cy="4609184"/>
+                    </a:xfrm>
+                    <a:prstGeom prst="rect"/>
+                  </pic:spPr>
+                </pic:pic>
+              </a:graphicData>
+            </a:graphic>
+          </wp:inline>
+        </w:drawing>
+      </w:r>
+    </w:p>
+    <w:p>
+      <w:pPr>
+        <w:spacing w:before="0" w:after="80" w:lineRule="auto" w:line="240"/>
+        <w:jc w:val="center"/>
+      </w:pPr>
+      <w:r>
+        <w:rPr>
+          <w:rFonts w:ascii="Calibri" w:hAnsi="Calibri" w:eastAsia="Malgun Gothic"/>
+          <w:b w:val="0"/>
+          <w:color w:val="5D6470"/>
+          <w:sz w:val="15"/>
+        </w:rPr>
+        <w:t>실제 MonoField Desktop 화면 · 실행 중인 주문 화면의 브라우저 검증</w:t>
+      </w:r>
+    </w:p>
+    <w:tbl>
+      <w:tblPr>
+        <w:tblW w:type="auto" w:w="0"/>
+        <w:jc w:val="center"/>
+        <w:tblLayout w:type="fixed"/>
+        <w:tblLook w:firstColumn="1" w:firstRow="1" w:lastColumn="0" w:lastRow="0" w:noHBand="0" w:noVBand="1" w:val="04A0"/>
+        <w:tblBorders>
+          <w:top w:val="single" w:sz="5" w:color="2E5BFF"/>
+          <w:left w:val="single" w:sz="5" w:color="2E5BFF"/>
+          <w:bottom w:val="single" w:sz="5" w:color="2E5BFF"/>
+          <w:right w:val="single" w:sz="5" w:color="2E5BFF"/>
+          <w:insideH w:val="single" w:sz="5" w:color="2E5BFF"/>
+          <w:insideV w:val="single" w:sz="5" w:color="2E5BFF"/>
+        </w:tblBorders>
+      </w:tblPr>
+      <w:tblGrid>
+        <w:gridCol w:w="1699"/>
+        <w:gridCol w:w="13032"/>
+      </w:tblGrid>
+      <w:tr>
+        <w:tc>
+          <w:tcPr>
+            <w:tcW w:type="dxa" w:w="1699"/>
+            <w:shd w:fill="2E5BFF"/>
+            <w:tcMar>
+              <w:top w:w="48" w:type="dxa"/>
+              <w:start w:w="120" w:type="dxa"/>
+              <w:bottom w:w="48" w:type="dxa"/>
+              <w:end w:w="120" w:type="dxa"/>
+            </w:tcMar>
+            <w:vAlign w:val="center"/>
+          </w:tcPr>
+          <w:p>
+            <w:pPr>
+              <w:spacing w:before="0" w:after="0" w:lineRule="auto" w:line="240"/>
+              <w:jc w:val="center"/>
+            </w:pPr>
+            <w:r>
+              <w:rPr>
+                <w:rFonts w:ascii="Calibri" w:hAnsi="Calibri" w:eastAsia="Malgun Gothic"/>
+                <w:b/>
+                <w:color w:val="FFFFFF"/>
+                <w:sz w:val="17"/>
+              </w:rPr>
+              <w:t>자동 검증</w:t>
+            </w:r>
+          </w:p>
+        </w:tc>
+        <w:tc>
+          <w:tcPr>
+            <w:tcW w:type="dxa" w:w="13032"/>
+            <w:shd w:fill="E9EEFF"/>
+            <w:tcMar>
+              <w:top w:w="48" w:type="dxa"/>
+              <w:start w:w="120" w:type="dxa"/>
+              <w:bottom w:w="48" w:type="dxa"/>
+              <w:end w:w="120" w:type="dxa"/>
+            </w:tcMar>
+            <w:vAlign w:val="center"/>
+          </w:tcPr>
+          <w:p>
+            <w:pPr>
+              <w:spacing w:before="0" w:after="0" w:lineRule="auto" w:line="259"/>
+            </w:pPr>
+            <w:r>
+              <w:rPr>
+                <w:rFonts w:ascii="Calibri" w:hAnsi="Calibri" w:eastAsia="Malgun Gothic"/>
+                <w:b w:val="0"/>
+                <w:color w:val="111216"/>
+                <w:sz w:val="17"/>
+              </w:rPr>
+              <w:t>활성화하면 수정 후 빌드와 승인된 브라우저의 실제 화면·동작 확인을 다음 검증 단계로 사용합니다. 단순 새로고침 옵션이 아닙니다.</w:t>
+            </w:r>
+          </w:p>
+        </w:tc>
+      </w:tr>
+    </w:tbl>
+    <w:p>
+      <w:r>
+        <w:br w:type="page"/>
+      </w:r>
+    </w:p>
+    <w:p>
+      <w:pPr>
+        <w:keepNext/>
+        <w:spacing w:before="0" w:after="60" w:lineRule="auto" w:line="240"/>
+      </w:pPr>
+      <w:r>
+        <w:rPr>
+          <w:rFonts w:ascii="Calibri" w:hAnsi="Calibri" w:eastAsia="Malgun Gothic"/>
+          <w:b/>
+          <w:color w:val="2E5BFF"/>
+          <w:sz w:val="17"/>
+        </w:rPr>
+        <w:t>08  /  LOCAL CLI</w:t>
+      </w:r>
+    </w:p>
+    <w:p>
+      <w:pPr>
+        <w:keepNext/>
+        <w:spacing w:before="0" w:after="120" w:lineRule="auto" w:line="240"/>
+      </w:pPr>
+      <w:r>
+        <w:rPr>
+          <w:rFonts w:ascii="Calibri" w:hAnsi="Calibri" w:eastAsia="Malgun Gothic"/>
+          <w:b/>
+          <w:color w:val="1737A6"/>
+          <w:sz w:val="32"/>
+        </w:rPr>
+        <w:t>설치된 CLI와 모델을 확인하세요</w:t>
+      </w:r>
+    </w:p>
+    <w:p>
+      <w:pPr>
+        <w:spacing w:before="0" w:after="60" w:lineRule="auto" w:line="283"/>
+      </w:pPr>
+      <w:r>
+        <w:rPr>
+          <w:rFonts w:ascii="Calibri" w:hAnsi="Calibri" w:eastAsia="Malgun Gothic"/>
+          <w:b w:val="0"/>
+          <w:color w:val="5D6470"/>
+          <w:sz w:val="19"/>
+        </w:rPr>
+        <w:t>MonoField는 CLI의 도움말·모델 명령을 읽어 현재 설치 상태와 사용 가능한 모델을 표시합니다. 알려진 모델 목록은 오프라인 폴백으로만 사용합니다.</w:t>
+      </w:r>
+    </w:p>
+    <w:tbl>
+      <w:tblPr>
+        <w:tblW w:type="auto" w:w="0"/>
+        <w:jc w:val="center"/>
+        <w:tblLayout w:type="fixed"/>
+        <w:tblLook w:firstColumn="1" w:firstRow="1" w:lastColumn="0" w:lastRow="0" w:noHBand="0" w:noVBand="1" w:val="04A0"/>
+        <w:tblBorders>
+          <w:top w:val="nil"/>
+          <w:left w:val="nil"/>
+          <w:bottom w:val="nil"/>
+          <w:right w:val="nil"/>
+          <w:insideH w:val="nil"/>
+          <w:insideV w:val="nil"/>
+        </w:tblBorders>
+      </w:tblPr>
+      <w:tblGrid>
+        <w:gridCol w:w="5016"/>
+        <w:gridCol w:w="5016"/>
+        <w:gridCol w:w="5016"/>
+      </w:tblGrid>
+      <w:tr>
+        <w:tc>
+          <w:tcPr>
+            <w:tcW w:type="dxa" w:w="4896"/>
+            <w:shd w:fill="F5F7FA"/>
+            <w:tcMar>
+              <w:top w:w="55" w:type="dxa"/>
+              <w:start w:w="110" w:type="dxa"/>
+              <w:bottom w:w="55" w:type="dxa"/>
+              <w:end w:w="110" w:type="dxa"/>
+            </w:tcMar>
+          </w:tcPr>
+          <w:p>
+            <w:pPr>
+              <w:spacing w:before="0" w:after="40" w:lineRule="auto" w:line="240"/>
+            </w:pPr>
+            <w:r>
+              <w:rPr>
+                <w:rFonts w:ascii="Calibri" w:hAnsi="Calibri" w:eastAsia="Malgun Gothic"/>
+                <w:b/>
+                <w:color w:val="1737A6"/>
+                <w:sz w:val="17"/>
+              </w:rPr>
+              <w:t>01  설치 확인</w:t>
+            </w:r>
+          </w:p>
+          <w:p>
+            <w:pPr>
+              <w:spacing w:before="0" w:after="0" w:lineRule="auto" w:line="264"/>
+            </w:pPr>
+            <w:r>
+              <w:rPr>
+                <w:rFonts w:ascii="Calibri" w:hAnsi="Calibri" w:eastAsia="Malgun Gothic"/>
+                <w:b w:val="0"/>
+                <w:color w:val="5D6470"/>
+                <w:sz w:val="15"/>
+              </w:rPr>
+              <w:t>Codex·Claude·Gemini·OpenCode·Copilot 등</w:t>
+            </w:r>
+          </w:p>
+        </w:tc>
+        <w:tc>
+          <w:tcPr>
+            <w:tcW w:type="dxa" w:w="4896"/>
+            <w:shd w:fill="EEF1F6"/>
+            <w:tcMar>
+              <w:top w:w="55" w:type="dxa"/>
+              <w:start w:w="110" w:type="dxa"/>
+              <w:bottom w:w="55" w:type="dxa"/>
+              <w:end w:w="110" w:type="dxa"/>
+            </w:tcMar>
+          </w:tcPr>
+          <w:p>
+            <w:pPr>
+              <w:spacing w:before="0" w:after="40" w:lineRule="auto" w:line="240"/>
+            </w:pPr>
+            <w:r>
+              <w:rPr>
+                <w:rFonts w:ascii="Calibri" w:hAnsi="Calibri" w:eastAsia="Malgun Gothic"/>
+                <w:b/>
+                <w:color w:val="1737A6"/>
+                <w:sz w:val="17"/>
+              </w:rPr>
+              <w:t>02  인증</w:t>
+            </w:r>
+          </w:p>
+          <w:p>
+            <w:pPr>
+              <w:spacing w:before="0" w:after="0" w:lineRule="auto" w:line="264"/>
+            </w:pPr>
+            <w:r>
+              <w:rPr>
+                <w:rFonts w:ascii="Calibri" w:hAnsi="Calibri" w:eastAsia="Malgun Gothic"/>
+                <w:b w:val="0"/>
+                <w:color w:val="5D6470"/>
+                <w:sz w:val="15"/>
+              </w:rPr>
+              <w:t>각 CLI의 공식 로그인 절차</w:t>
+            </w:r>
+          </w:p>
+        </w:tc>
+        <w:tc>
+          <w:tcPr>
+            <w:tcW w:type="dxa" w:w="4896"/>
+            <w:shd w:fill="F5F7FA"/>
+            <w:tcMar>
+              <w:top w:w="55" w:type="dxa"/>
+              <w:start w:w="110" w:type="dxa"/>
+              <w:bottom w:w="55" w:type="dxa"/>
+              <w:end w:w="110" w:type="dxa"/>
+            </w:tcMar>
+          </w:tcPr>
+          <w:p>
+            <w:pPr>
+              <w:spacing w:before="0" w:after="40" w:lineRule="auto" w:line="240"/>
+            </w:pPr>
+            <w:r>
+              <w:rPr>
+                <w:rFonts w:ascii="Calibri" w:hAnsi="Calibri" w:eastAsia="Malgun Gothic"/>
+                <w:b/>
+                <w:color w:val="1737A6"/>
+                <w:sz w:val="17"/>
+              </w:rPr>
+              <w:t>03  모델 새로고침</w:t>
+            </w:r>
+          </w:p>
+          <w:p>
+            <w:pPr>
+              <w:spacing w:before="0" w:after="0" w:lineRule="auto" w:line="264"/>
+            </w:pPr>
+            <w:r>
+              <w:rPr>
+                <w:rFonts w:ascii="Calibri" w:hAnsi="Calibri" w:eastAsia="Malgun Gothic"/>
+                <w:b w:val="0"/>
+                <w:color w:val="5D6470"/>
+                <w:sz w:val="15"/>
+              </w:rPr>
+              <w:t>설치 버전에서 다시 발견</w:t>
+            </w:r>
+          </w:p>
+        </w:tc>
+      </w:tr>
+    </w:tbl>
+    <w:p>
+      <w:pPr>
+        <w:spacing w:before="40" w:after="20" w:lineRule="auto" w:line="240"/>
+        <w:jc w:val="center"/>
+      </w:pPr>
+      <w:r>
+        <w:drawing>
+          <wp:inline xmlns:a="http://schemas.openxmlformats.org/drawingml/2006/main" xmlns:pic="http://schemas.openxmlformats.org/drawingml/2006/picture">
+            <wp:extent cx="6766560" cy="4609184"/>
+            <wp:docPr id="8" name="Picture 8"/>
+            <wp:cNvGraphicFramePr>
+              <a:graphicFrameLocks noChangeAspect="1"/>
+            </wp:cNvGraphicFramePr>
+            <a:graphic>
+              <a:graphicData uri="http://schemas.openxmlformats.org/drawingml/2006/picture">
+                <pic:pic>
+                  <pic:nvPicPr>
+                    <pic:cNvPr id="0" name="08-settings-models.png"/>
+                    <pic:cNvPicPr/>
+                  </pic:nvPicPr>
+                  <pic:blipFill>
+                    <a:blip r:embed="rId17"/>
+                    <a:stretch>
+                      <a:fillRect/>
+                    </a:stretch>
+                  </pic:blipFill>
+                  <pic:spPr>
+                    <a:xfrm>
+                      <a:off x="0" y="0"/>
+                      <a:ext cx="6766560" cy="4609184"/>
+                    </a:xfrm>
+                    <a:prstGeom prst="rect"/>
+                  </pic:spPr>
+                </pic:pic>
+              </a:graphicData>
+            </a:graphic>
+          </wp:inline>
+        </w:drawing>
+      </w:r>
+    </w:p>
+    <w:p>
+      <w:pPr>
+        <w:spacing w:before="0" w:after="80" w:lineRule="auto" w:line="240"/>
+        <w:jc w:val="center"/>
+      </w:pPr>
+      <w:r>
+        <w:rPr>
+          <w:rFonts w:ascii="Calibri" w:hAnsi="Calibri" w:eastAsia="Malgun Gothic"/>
+          <w:b w:val="0"/>
+          <w:color w:val="5D6470"/>
+          <w:sz w:val="15"/>
+        </w:rPr>
+        <w:t>실제 MonoField Desktop 화면 · 실행 모드에서 확인한 로컬 CLI 상태</w:t>
+      </w:r>
+    </w:p>
+    <w:tbl>
+      <w:tblPr>
+        <w:tblW w:type="auto" w:w="0"/>
+        <w:jc w:val="center"/>
+        <w:tblLayout w:type="fixed"/>
+        <w:tblLook w:firstColumn="1" w:firstRow="1" w:lastColumn="0" w:lastRow="0" w:noHBand="0" w:noVBand="1" w:val="04A0"/>
+        <w:tblBorders>
+          <w:top w:val="single" w:sz="5" w:color="2E5BFF"/>
+          <w:left w:val="single" w:sz="5" w:color="2E5BFF"/>
+          <w:bottom w:val="single" w:sz="5" w:color="2E5BFF"/>
+          <w:right w:val="single" w:sz="5" w:color="2E5BFF"/>
+          <w:insideH w:val="single" w:sz="5" w:color="2E5BFF"/>
+          <w:insideV w:val="single" w:sz="5" w:color="2E5BFF"/>
+        </w:tblBorders>
+      </w:tblPr>
+      <w:tblGrid>
+        <w:gridCol w:w="1699"/>
+        <w:gridCol w:w="13032"/>
+      </w:tblGrid>
+      <w:tr>
+        <w:tc>
+          <w:tcPr>
+            <w:tcW w:type="dxa" w:w="1699"/>
+            <w:shd w:fill="2E5BFF"/>
+            <w:tcMar>
+              <w:top w:w="48" w:type="dxa"/>
+              <w:start w:w="120" w:type="dxa"/>
+              <w:bottom w:w="48" w:type="dxa"/>
+              <w:end w:w="120" w:type="dxa"/>
+            </w:tcMar>
+            <w:vAlign w:val="center"/>
+          </w:tcPr>
+          <w:p>
+            <w:pPr>
+              <w:spacing w:before="0" w:after="0" w:lineRule="auto" w:line="240"/>
+              <w:jc w:val="center"/>
+            </w:pPr>
+            <w:r>
+              <w:rPr>
+                <w:rFonts w:ascii="Calibri" w:hAnsi="Calibri" w:eastAsia="Malgun Gothic"/>
+                <w:b/>
+                <w:color w:val="FFFFFF"/>
+                <w:sz w:val="17"/>
+              </w:rPr>
+              <w:t>가용성</w:t>
+            </w:r>
+          </w:p>
+        </w:tc>
+        <w:tc>
+          <w:tcPr>
+            <w:tcW w:type="dxa" w:w="13032"/>
+            <w:shd w:fill="E9EEFF"/>
+            <w:tcMar>
+              <w:top w:w="48" w:type="dxa"/>
+              <w:start w:w="120" w:type="dxa"/>
+              <w:bottom w:w="48" w:type="dxa"/>
+              <w:end w:w="120" w:type="dxa"/>
+            </w:tcMar>
+            <w:vAlign w:val="center"/>
+          </w:tcPr>
+          <w:p>
+            <w:pPr>
+              <w:spacing w:before="0" w:after="0" w:lineRule="auto" w:line="259"/>
+            </w:pPr>
+            <w:r>
+              <w:rPr>
+                <w:rFonts w:ascii="Calibri" w:hAnsi="Calibri" w:eastAsia="Malgun Gothic"/>
+                <w:b w:val="0"/>
+                <w:color w:val="111216"/>
+                <w:sz w:val="17"/>
+              </w:rPr>
+              <w:t>목록에 보여도 계정 권한이나 지역·조직 정책에 따라 호출이 거절될 수 있습니다. 새 모델은 CLI를 업데이트한 뒤 모델 목록을 새로 고치세요.</w:t>
+            </w:r>
+          </w:p>
+        </w:tc>
+      </w:tr>
+    </w:tbl>
+    <w:p>
+      <w:r>
+        <w:br w:type="page"/>
+      </w:r>
+    </w:p>
+    <w:p>
+      <w:pPr>
+        <w:keepNext/>
+        <w:spacing w:before="0" w:after="60" w:lineRule="auto" w:line="240"/>
+      </w:pPr>
+      <w:r>
+        <w:rPr>
+          <w:rFonts w:ascii="Calibri" w:hAnsi="Calibri" w:eastAsia="Malgun Gothic"/>
+          <w:b/>
+          <w:color w:val="2E5BFF"/>
+          <w:sz w:val="17"/>
+        </w:rPr>
+        <w:t>09  /  BYOK</w:t>
+      </w:r>
+    </w:p>
+    <w:p>
+      <w:pPr>
+        <w:keepNext/>
+        <w:spacing w:before="0" w:after="120" w:lineRule="auto" w:line="240"/>
+      </w:pPr>
+      <w:r>
+        <w:rPr>
+          <w:rFonts w:ascii="Calibri" w:hAnsi="Calibri" w:eastAsia="Malgun Gothic"/>
+          <w:b/>
+          <w:color w:val="1737A6"/>
+          <w:sz w:val="32"/>
+        </w:rPr>
+        <w:t>API 키와 OpenAI 호환 엔드포인트를 연결합니다</w:t>
+      </w:r>
+    </w:p>
+    <w:p>
+      <w:pPr>
+        <w:spacing w:before="0" w:after="60" w:lineRule="auto" w:line="283"/>
+      </w:pPr>
+      <w:r>
+        <w:rPr>
+          <w:rFonts w:ascii="Calibri" w:hAnsi="Calibri" w:eastAsia="Malgun Gothic"/>
+          <w:b w:val="0"/>
+          <w:color w:val="5D6470"/>
+          <w:sz w:val="19"/>
+        </w:rPr>
+        <w:t>Anthropic·OpenAI·Google·OpenRouter·OpenAI-compatible endpoint를 공급자별로 구성합니다. 로컬 Ollama는 API 키 없이 모델을 발견할 수 있습니다.</w:t>
+      </w:r>
+    </w:p>
+    <w:tbl>
+      <w:tblPr>
+        <w:tblW w:type="auto" w:w="0"/>
+        <w:jc w:val="center"/>
+        <w:tblLayout w:type="fixed"/>
+        <w:tblLook w:firstColumn="1" w:firstRow="1" w:lastColumn="0" w:lastRow="0" w:noHBand="0" w:noVBand="1" w:val="04A0"/>
+        <w:tblBorders>
+          <w:top w:val="nil"/>
+          <w:left w:val="nil"/>
+          <w:bottom w:val="nil"/>
+          <w:right w:val="nil"/>
+          <w:insideH w:val="nil"/>
+          <w:insideV w:val="nil"/>
+        </w:tblBorders>
+      </w:tblPr>
+      <w:tblGrid>
+        <w:gridCol w:w="3762"/>
+        <w:gridCol w:w="3762"/>
+        <w:gridCol w:w="3762"/>
+        <w:gridCol w:w="3762"/>
+      </w:tblGrid>
+      <w:tr>
+        <w:tc>
+          <w:tcPr>
+            <w:tcW w:type="dxa" w:w="3671"/>
+            <w:shd w:fill="F5F7FA"/>
+            <w:tcMar>
+              <w:top w:w="55" w:type="dxa"/>
+              <w:start w:w="110" w:type="dxa"/>
+              <w:bottom w:w="55" w:type="dxa"/>
+              <w:end w:w="110" w:type="dxa"/>
+            </w:tcMar>
+          </w:tcPr>
+          <w:p>
+            <w:pPr>
+              <w:spacing w:before="0" w:after="40" w:lineRule="auto" w:line="240"/>
+            </w:pPr>
+            <w:r>
+              <w:rPr>
+                <w:rFonts w:ascii="Calibri" w:hAnsi="Calibri" w:eastAsia="Malgun Gothic"/>
+                <w:b/>
+                <w:color w:val="1737A6"/>
+                <w:sz w:val="17"/>
+              </w:rPr>
+              <w:t>01  공급자</w:t>
+            </w:r>
+          </w:p>
+          <w:p>
+            <w:pPr>
+              <w:spacing w:before="0" w:after="0" w:lineRule="auto" w:line="264"/>
+            </w:pPr>
+            <w:r>
+              <w:rPr>
+                <w:rFonts w:ascii="Calibri" w:hAnsi="Calibri" w:eastAsia="Malgun Gothic"/>
+                <w:b w:val="0"/>
+                <w:color w:val="5D6470"/>
+                <w:sz w:val="15"/>
+              </w:rPr>
+              <w:t>프리셋 또는 사용자 지정</w:t>
+            </w:r>
+          </w:p>
+        </w:tc>
+        <w:tc>
+          <w:tcPr>
+            <w:tcW w:type="dxa" w:w="3671"/>
+            <w:shd w:fill="EEF1F6"/>
+            <w:tcMar>
+              <w:top w:w="55" w:type="dxa"/>
+              <w:start w:w="110" w:type="dxa"/>
+              <w:bottom w:w="55" w:type="dxa"/>
+              <w:end w:w="110" w:type="dxa"/>
+            </w:tcMar>
+          </w:tcPr>
+          <w:p>
+            <w:pPr>
+              <w:spacing w:before="0" w:after="40" w:lineRule="auto" w:line="240"/>
+            </w:pPr>
+            <w:r>
+              <w:rPr>
+                <w:rFonts w:ascii="Calibri" w:hAnsi="Calibri" w:eastAsia="Malgun Gothic"/>
+                <w:b/>
+                <w:color w:val="1737A6"/>
+                <w:sz w:val="17"/>
+              </w:rPr>
+              <w:t>02  엔드포인트</w:t>
+            </w:r>
+          </w:p>
+          <w:p>
+            <w:pPr>
+              <w:spacing w:before="0" w:after="0" w:lineRule="auto" w:line="264"/>
+            </w:pPr>
+            <w:r>
+              <w:rPr>
+                <w:rFonts w:ascii="Calibri" w:hAnsi="Calibri" w:eastAsia="Malgun Gothic"/>
+                <w:b w:val="0"/>
+                <w:color w:val="5D6470"/>
+                <w:sz w:val="15"/>
+              </w:rPr>
+              <w:t>공식/게이트웨이/사내 URL</w:t>
+            </w:r>
+          </w:p>
+        </w:tc>
+        <w:tc>
+          <w:tcPr>
+            <w:tcW w:type="dxa" w:w="3671"/>
+            <w:shd w:fill="F5F7FA"/>
+            <w:tcMar>
+              <w:top w:w="55" w:type="dxa"/>
+              <w:start w:w="110" w:type="dxa"/>
+              <w:bottom w:w="55" w:type="dxa"/>
+              <w:end w:w="110" w:type="dxa"/>
+            </w:tcMar>
+          </w:tcPr>
+          <w:p>
+            <w:pPr>
+              <w:spacing w:before="0" w:after="40" w:lineRule="auto" w:line="240"/>
+            </w:pPr>
+            <w:r>
+              <w:rPr>
+                <w:rFonts w:ascii="Calibri" w:hAnsi="Calibri" w:eastAsia="Malgun Gothic"/>
+                <w:b/>
+                <w:color w:val="1737A6"/>
+                <w:sz w:val="17"/>
+              </w:rPr>
+              <w:t>03  연결 테스트</w:t>
+            </w:r>
+          </w:p>
+          <w:p>
+            <w:pPr>
+              <w:spacing w:before="0" w:after="0" w:lineRule="auto" w:line="264"/>
+            </w:pPr>
+            <w:r>
+              <w:rPr>
+                <w:rFonts w:ascii="Calibri" w:hAnsi="Calibri" w:eastAsia="Malgun Gothic"/>
+                <w:b w:val="0"/>
+                <w:color w:val="5D6470"/>
+                <w:sz w:val="15"/>
+              </w:rPr>
+              <w:t>모델 조회와 짧은 요청</w:t>
+            </w:r>
+          </w:p>
+        </w:tc>
+        <w:tc>
+          <w:tcPr>
+            <w:tcW w:type="dxa" w:w="3671"/>
+            <w:shd w:fill="EEF1F6"/>
+            <w:tcMar>
+              <w:top w:w="55" w:type="dxa"/>
+              <w:start w:w="110" w:type="dxa"/>
+              <w:bottom w:w="55" w:type="dxa"/>
+              <w:end w:w="110" w:type="dxa"/>
+            </w:tcMar>
+          </w:tcPr>
+          <w:p>
+            <w:pPr>
+              <w:spacing w:before="0" w:after="40" w:lineRule="auto" w:line="240"/>
+            </w:pPr>
+            <w:r>
+              <w:rPr>
+                <w:rFonts w:ascii="Calibri" w:hAnsi="Calibri" w:eastAsia="Malgun Gothic"/>
+                <w:b/>
+                <w:color w:val="1737A6"/>
+                <w:sz w:val="17"/>
+              </w:rPr>
+              <w:t>04  저장</w:t>
+            </w:r>
+          </w:p>
+          <w:p>
+            <w:pPr>
+              <w:spacing w:before="0" w:after="0" w:lineRule="auto" w:line="264"/>
+            </w:pPr>
+            <w:r>
+              <w:rPr>
+                <w:rFonts w:ascii="Calibri" w:hAnsi="Calibri" w:eastAsia="Malgun Gothic"/>
+                <w:b w:val="0"/>
+                <w:color w:val="5D6470"/>
+                <w:sz w:val="15"/>
+              </w:rPr>
+              <w:t>Desktop 암호화 저장소</w:t>
+            </w:r>
+          </w:p>
+        </w:tc>
+      </w:tr>
+    </w:tbl>
+    <w:p>
+      <w:pPr>
+        <w:spacing w:before="40" w:after="20" w:lineRule="auto" w:line="240"/>
+        <w:jc w:val="center"/>
+      </w:pPr>
+      <w:r>
+        <w:drawing>
+          <wp:inline xmlns:a="http://schemas.openxmlformats.org/drawingml/2006/main" xmlns:pic="http://schemas.openxmlformats.org/drawingml/2006/picture">
+            <wp:extent cx="6766560" cy="4609184"/>
+            <wp:docPr id="9" name="Picture 9"/>
+            <wp:cNvGraphicFramePr>
+              <a:graphicFrameLocks noChangeAspect="1"/>
+            </wp:cNvGraphicFramePr>
+            <a:graphic>
+              <a:graphicData uri="http://schemas.openxmlformats.org/drawingml/2006/picture">
+                <pic:pic>
+                  <pic:nvPicPr>
+                    <pic:cNvPr id="0" name="09-byok.png"/>
+                    <pic:cNvPicPr/>
+                  </pic:nvPicPr>
+                  <pic:blipFill>
+                    <a:blip r:embed="rId18"/>
+                    <a:stretch>
+                      <a:fillRect/>
+                    </a:stretch>
+                  </pic:blipFill>
+                  <pic:spPr>
+                    <a:xfrm>
+                      <a:off x="0" y="0"/>
+                      <a:ext cx="6766560" cy="4609184"/>
+                    </a:xfrm>
+                    <a:prstGeom prst="rect"/>
+                  </pic:spPr>
+                </pic:pic>
+              </a:graphicData>
+            </a:graphic>
+          </wp:inline>
+        </w:drawing>
+      </w:r>
+    </w:p>
+    <w:p>
+      <w:pPr>
+        <w:spacing w:before="0" w:after="80" w:lineRule="auto" w:line="240"/>
+        <w:jc w:val="center"/>
+      </w:pPr>
+      <w:r>
+        <w:rPr>
+          <w:rFonts w:ascii="Calibri" w:hAnsi="Calibri" w:eastAsia="Malgun Gothic"/>
+          <w:b w:val="0"/>
+          <w:color w:val="5D6470"/>
+          <w:sz w:val="15"/>
+        </w:rPr>
+        <w:t>실제 MonoField Desktop 화면 · BYOK 공급자와 프로토콜 설정</w:t>
+      </w:r>
+    </w:p>
+    <w:tbl>
+      <w:tblPr>
+        <w:tblW w:type="auto" w:w="0"/>
+        <w:jc w:val="center"/>
+        <w:tblLayout w:type="fixed"/>
+        <w:tblLook w:firstColumn="1" w:firstRow="1" w:lastColumn="0" w:lastRow="0" w:noHBand="0" w:noVBand="1" w:val="04A0"/>
+        <w:tblBorders>
+          <w:top w:val="single" w:sz="5" w:color="2E5BFF"/>
+          <w:left w:val="single" w:sz="5" w:color="2E5BFF"/>
+          <w:bottom w:val="single" w:sz="5" w:color="2E5BFF"/>
+          <w:right w:val="single" w:sz="5" w:color="2E5BFF"/>
+          <w:insideH w:val="single" w:sz="5" w:color="2E5BFF"/>
+          <w:insideV w:val="single" w:sz="5" w:color="2E5BFF"/>
+        </w:tblBorders>
+      </w:tblPr>
+      <w:tblGrid>
+        <w:gridCol w:w="1699"/>
+        <w:gridCol w:w="13032"/>
+      </w:tblGrid>
+      <w:tr>
+        <w:tc>
+          <w:tcPr>
+            <w:tcW w:type="dxa" w:w="1699"/>
+            <w:shd w:fill="2E5BFF"/>
+            <w:tcMar>
+              <w:top w:w="48" w:type="dxa"/>
+              <w:start w:w="120" w:type="dxa"/>
+              <w:bottom w:w="48" w:type="dxa"/>
+              <w:end w:w="120" w:type="dxa"/>
+            </w:tcMar>
+            <w:vAlign w:val="center"/>
+          </w:tcPr>
+          <w:p>
+            <w:pPr>
+              <w:spacing w:before="0" w:after="0" w:lineRule="auto" w:line="240"/>
+              <w:jc w:val="center"/>
+            </w:pPr>
+            <w:r>
+              <w:rPr>
+                <w:rFonts w:ascii="Calibri" w:hAnsi="Calibri" w:eastAsia="Malgun Gothic"/>
+                <w:b/>
+                <w:color w:val="FFFFFF"/>
+                <w:sz w:val="17"/>
+              </w:rPr>
+              <w:t>비밀값</w:t>
+            </w:r>
+          </w:p>
+        </w:tc>
+        <w:tc>
+          <w:tcPr>
+            <w:tcW w:type="dxa" w:w="13032"/>
+            <w:shd w:fill="E9EEFF"/>
+            <w:tcMar>
+              <w:top w:w="48" w:type="dxa"/>
+              <w:start w:w="120" w:type="dxa"/>
+              <w:bottom w:w="48" w:type="dxa"/>
+              <w:end w:w="120" w:type="dxa"/>
+            </w:tcMar>
+            <w:vAlign w:val="center"/>
+          </w:tcPr>
+          <w:p>
+            <w:pPr>
+              <w:spacing w:before="0" w:after="0" w:lineRule="auto" w:line="259"/>
+            </w:pPr>
+            <w:r>
+              <w:rPr>
+                <w:rFonts w:ascii="Calibri" w:hAnsi="Calibri" w:eastAsia="Malgun Gothic"/>
+                <w:b w:val="0"/>
+                <w:color w:val="111216"/>
+                <w:sz w:val="17"/>
+              </w:rPr>
+              <w:t>API 키와 DB 자격 증명은 프롬프트·프로젝트 파일에 저장하지 않습니다. 프로젝트에는 연결 ID만 남기고 실제 비밀값은 Desktop 보안 저장소에서 해석합니다.</w:t>
+            </w:r>
+          </w:p>
+        </w:tc>
+      </w:tr>
+    </w:tbl>
+    <w:p>
+      <w:r>
+        <w:br w:type="page"/>
+      </w:r>
+    </w:p>
+    <w:p>
+      <w:pPr>
+        <w:keepNext/>
+        <w:spacing w:before="0" w:after="60" w:lineRule="auto" w:line="240"/>
+      </w:pPr>
+      <w:r>
+        <w:rPr>
+          <w:rFonts w:ascii="Calibri" w:hAnsi="Calibri" w:eastAsia="Malgun Gothic"/>
+          <w:b/>
+          <w:color w:val="2E5BFF"/>
+          <w:sz w:val="17"/>
+        </w:rPr>
+        <w:t>10  /  DOCUMENTS &amp; DESIGN</w:t>
+      </w:r>
+    </w:p>
+    <w:p>
+      <w:pPr>
+        <w:keepNext/>
+        <w:spacing w:before="0" w:after="120" w:lineRule="auto" w:line="240"/>
+      </w:pPr>
+      <w:r>
+        <w:rPr>
+          <w:rFonts w:ascii="Calibri" w:hAnsi="Calibri" w:eastAsia="Malgun Gothic"/>
+          <w:b/>
+          <w:color w:val="1737A6"/>
+          <w:sz w:val="32"/>
+        </w:rPr>
+        <w:t>문서와 디자인도 같은 프로젝트 문맥에서 만듭니다</w:t>
+      </w:r>
+    </w:p>
+    <w:p>
+      <w:pPr>
+        <w:spacing w:before="0" w:after="60" w:lineRule="auto" w:line="283"/>
+      </w:pPr>
+      <w:r>
+        <w:rPr>
+          <w:rFonts w:ascii="Calibri" w:hAnsi="Calibri" w:eastAsia="Malgun Gothic"/>
+          <w:b w:val="0"/>
+          <w:color w:val="5D6470"/>
+          <w:sz w:val="19"/>
+        </w:rPr>
+        <w:t>문서/디자인 제작에서는 빈 캔버스, 파일, 문서 스타일, 템플릿을 조합해 명세서·슬라이드·프로토타입·반응형 웹을 제작합니다.</w:t>
+      </w:r>
+    </w:p>
+    <w:tbl>
+      <w:tblPr>
+        <w:tblW w:type="auto" w:w="0"/>
+        <w:jc w:val="center"/>
+        <w:tblLayout w:type="fixed"/>
+        <w:tblLook w:firstColumn="1" w:firstRow="1" w:lastColumn="0" w:lastRow="0" w:noHBand="0" w:noVBand="1" w:val="04A0"/>
+        <w:tblBorders>
+          <w:top w:val="nil"/>
+          <w:left w:val="nil"/>
+          <w:bottom w:val="nil"/>
+          <w:right w:val="nil"/>
+          <w:insideH w:val="nil"/>
+          <w:insideV w:val="nil"/>
+        </w:tblBorders>
+      </w:tblPr>
+      <w:tblGrid>
+        <w:gridCol w:w="3762"/>
+        <w:gridCol w:w="3762"/>
+        <w:gridCol w:w="3762"/>
+        <w:gridCol w:w="3762"/>
+      </w:tblGrid>
+      <w:tr>
+        <w:tc>
+          <w:tcPr>
+            <w:tcW w:type="dxa" w:w="3671"/>
+            <w:shd w:fill="F5F7FA"/>
+            <w:tcMar>
+              <w:top w:w="55" w:type="dxa"/>
+              <w:start w:w="110" w:type="dxa"/>
+              <w:bottom w:w="55" w:type="dxa"/>
+              <w:end w:w="110" w:type="dxa"/>
+            </w:tcMar>
+          </w:tcPr>
+          <w:p>
+            <w:pPr>
+              <w:spacing w:before="0" w:after="40" w:lineRule="auto" w:line="240"/>
+            </w:pPr>
+            <w:r>
+              <w:rPr>
+                <w:rFonts w:ascii="Calibri" w:hAnsi="Calibri" w:eastAsia="Malgun Gothic"/>
+                <w:b/>
+                <w:color w:val="1737A6"/>
+                <w:sz w:val="17"/>
+              </w:rPr>
+              <w:t>01  자료</w:t>
+            </w:r>
+          </w:p>
+          <w:p>
+            <w:pPr>
+              <w:spacing w:before="0" w:after="0" w:lineRule="auto" w:line="264"/>
+            </w:pPr>
+            <w:r>
+              <w:rPr>
+                <w:rFonts w:ascii="Calibri" w:hAnsi="Calibri" w:eastAsia="Malgun Gothic"/>
+                <w:b w:val="0"/>
+                <w:color w:val="5D6470"/>
+                <w:sz w:val="15"/>
+              </w:rPr>
+              <w:t>파일·용어사전·브랜드 시스템</w:t>
+            </w:r>
+          </w:p>
+        </w:tc>
+        <w:tc>
+          <w:tcPr>
+            <w:tcW w:type="dxa" w:w="3671"/>
+            <w:shd w:fill="EEF1F6"/>
+            <w:tcMar>
+              <w:top w:w="55" w:type="dxa"/>
+              <w:start w:w="110" w:type="dxa"/>
+              <w:bottom w:w="55" w:type="dxa"/>
+              <w:end w:w="110" w:type="dxa"/>
+            </w:tcMar>
+          </w:tcPr>
+          <w:p>
+            <w:pPr>
+              <w:spacing w:before="0" w:after="40" w:lineRule="auto" w:line="240"/>
+            </w:pPr>
+            <w:r>
+              <w:rPr>
+                <w:rFonts w:ascii="Calibri" w:hAnsi="Calibri" w:eastAsia="Malgun Gothic"/>
+                <w:b/>
+                <w:color w:val="1737A6"/>
+                <w:sz w:val="17"/>
+              </w:rPr>
+              <w:t>02  형식</w:t>
+            </w:r>
+          </w:p>
+          <w:p>
+            <w:pPr>
+              <w:spacing w:before="0" w:after="0" w:lineRule="auto" w:line="264"/>
+            </w:pPr>
+            <w:r>
+              <w:rPr>
+                <w:rFonts w:ascii="Calibri" w:hAnsi="Calibri" w:eastAsia="Malgun Gothic"/>
+                <w:b w:val="0"/>
+                <w:color w:val="5D6470"/>
+                <w:sz w:val="15"/>
+              </w:rPr>
+              <w:t>명세·슬라이드·웹·와이어프레임</w:t>
+            </w:r>
+          </w:p>
+        </w:tc>
+        <w:tc>
+          <w:tcPr>
+            <w:tcW w:type="dxa" w:w="3671"/>
+            <w:shd w:fill="F5F7FA"/>
+            <w:tcMar>
+              <w:top w:w="55" w:type="dxa"/>
+              <w:start w:w="110" w:type="dxa"/>
+              <w:bottom w:w="55" w:type="dxa"/>
+              <w:end w:w="110" w:type="dxa"/>
+            </w:tcMar>
+          </w:tcPr>
+          <w:p>
+            <w:pPr>
+              <w:spacing w:before="0" w:after="40" w:lineRule="auto" w:line="240"/>
+            </w:pPr>
+            <w:r>
+              <w:rPr>
+                <w:rFonts w:ascii="Calibri" w:hAnsi="Calibri" w:eastAsia="Malgun Gothic"/>
+                <w:b/>
+                <w:color w:val="1737A6"/>
+                <w:sz w:val="17"/>
+              </w:rPr>
+              <w:t>03  AI 초안</w:t>
+            </w:r>
+          </w:p>
+          <w:p>
+            <w:pPr>
+              <w:spacing w:before="0" w:after="0" w:lineRule="auto" w:line="264"/>
+            </w:pPr>
+            <w:r>
+              <w:rPr>
+                <w:rFonts w:ascii="Calibri" w:hAnsi="Calibri" w:eastAsia="Malgun Gothic"/>
+                <w:b w:val="0"/>
+                <w:color w:val="5D6470"/>
+                <w:sz w:val="15"/>
+              </w:rPr>
+              <w:t>빈 필드는 합리적 초안 생성</w:t>
+            </w:r>
+          </w:p>
+        </w:tc>
+        <w:tc>
+          <w:tcPr>
+            <w:tcW w:type="dxa" w:w="3671"/>
+            <w:shd w:fill="EEF1F6"/>
+            <w:tcMar>
+              <w:top w:w="55" w:type="dxa"/>
+              <w:start w:w="110" w:type="dxa"/>
+              <w:bottom w:w="55" w:type="dxa"/>
+              <w:end w:w="110" w:type="dxa"/>
+            </w:tcMar>
+          </w:tcPr>
+          <w:p>
+            <w:pPr>
+              <w:spacing w:before="0" w:after="40" w:lineRule="auto" w:line="240"/>
+            </w:pPr>
+            <w:r>
+              <w:rPr>
+                <w:rFonts w:ascii="Calibri" w:hAnsi="Calibri" w:eastAsia="Malgun Gothic"/>
+                <w:b/>
+                <w:color w:val="1737A6"/>
+                <w:sz w:val="17"/>
+              </w:rPr>
+              <w:t>04  검토/내보내기</w:t>
+            </w:r>
+          </w:p>
+          <w:p>
+            <w:pPr>
+              <w:spacing w:before="0" w:after="0" w:lineRule="auto" w:line="264"/>
+            </w:pPr>
+            <w:r>
+              <w:rPr>
+                <w:rFonts w:ascii="Calibri" w:hAnsi="Calibri" w:eastAsia="Malgun Gothic"/>
+                <w:b w:val="0"/>
+                <w:color w:val="5D6470"/>
+                <w:sz w:val="15"/>
+              </w:rPr>
+              <w:t>미리보기 → 편집 → export</w:t>
+            </w:r>
+          </w:p>
+        </w:tc>
+      </w:tr>
+    </w:tbl>
+    <w:p>
+      <w:pPr>
+        <w:spacing w:before="40" w:after="20" w:lineRule="auto" w:line="240"/>
+        <w:jc w:val="center"/>
+      </w:pPr>
+      <w:r>
+        <w:drawing>
+          <wp:inline xmlns:a="http://schemas.openxmlformats.org/drawingml/2006/main" xmlns:pic="http://schemas.openxmlformats.org/drawingml/2006/picture">
+            <wp:extent cx="6766560" cy="4609184"/>
+            <wp:docPr id="10" name="Picture 10"/>
+            <wp:cNvGraphicFramePr>
+              <a:graphicFrameLocks noChangeAspect="1"/>
+            </wp:cNvGraphicFramePr>
+            <a:graphic>
+              <a:graphicData uri="http://schemas.openxmlformats.org/drawingml/2006/picture">
+                <pic:pic>
+                  <pic:nvPicPr>
+                    <pic:cNvPr id="0" name="10-document-design-workspace.png"/>
+                    <pic:cNvPicPr/>
+                  </pic:nvPicPr>
+                  <pic:blipFill>
+                    <a:blip r:embed="rId19"/>
+                    <a:stretch>
+                      <a:fillRect/>
+                    </a:stretch>
+                  </pic:blipFill>
+                  <pic:spPr>
+                    <a:xfrm>
+                      <a:off x="0" y="0"/>
+                      <a:ext cx="6766560" cy="4609184"/>
+                    </a:xfrm>
+                    <a:prstGeom prst="rect"/>
+                  </pic:spPr>
+                </pic:pic>
+              </a:graphicData>
+            </a:graphic>
+          </wp:inline>
+        </w:drawing>
+      </w:r>
+    </w:p>
+    <w:p>
+      <w:pPr>
+        <w:spacing w:before="0" w:after="80" w:lineRule="auto" w:line="240"/>
+        <w:jc w:val="center"/>
+      </w:pPr>
+      <w:r>
+        <w:rPr>
+          <w:rFonts w:ascii="Calibri" w:hAnsi="Calibri" w:eastAsia="Malgun Gothic"/>
+          <w:b w:val="0"/>
+          <w:color w:val="5D6470"/>
+          <w:sz w:val="15"/>
+        </w:rPr>
+        <w:t>실제 MonoField Desktop 화면 · 문서/디자인 작업 공간의 시작 카드</w:t>
+      </w:r>
+    </w:p>
+    <w:tbl>
+      <w:tblPr>
+        <w:tblW w:type="auto" w:w="0"/>
+        <w:jc w:val="center"/>
+        <w:tblLayout w:type="fixed"/>
+        <w:tblLook w:firstColumn="1" w:firstRow="1" w:lastColumn="0" w:lastRow="0" w:noHBand="0" w:noVBand="1" w:val="04A0"/>
+        <w:tblBorders>
+          <w:top w:val="single" w:sz="5" w:color="2E5BFF"/>
+          <w:left w:val="single" w:sz="5" w:color="2E5BFF"/>
+          <w:bottom w:val="single" w:sz="5" w:color="2E5BFF"/>
+          <w:right w:val="single" w:sz="5" w:color="2E5BFF"/>
+          <w:insideH w:val="single" w:sz="5" w:color="2E5BFF"/>
+          <w:insideV w:val="single" w:sz="5" w:color="2E5BFF"/>
+        </w:tblBorders>
+      </w:tblPr>
+      <w:tblGrid>
+        <w:gridCol w:w="1699"/>
+        <w:gridCol w:w="13032"/>
+      </w:tblGrid>
+      <w:tr>
+        <w:tc>
+          <w:tcPr>
+            <w:tcW w:type="dxa" w:w="1699"/>
+            <w:shd w:fill="2E5BFF"/>
+            <w:tcMar>
+              <w:top w:w="48" w:type="dxa"/>
+              <w:start w:w="120" w:type="dxa"/>
+              <w:bottom w:w="48" w:type="dxa"/>
+              <w:end w:w="120" w:type="dxa"/>
+            </w:tcMar>
+            <w:vAlign w:val="center"/>
+          </w:tcPr>
+          <w:p>
+            <w:pPr>
+              <w:spacing w:before="0" w:after="0" w:lineRule="auto" w:line="240"/>
+              <w:jc w:val="center"/>
+            </w:pPr>
+            <w:r>
+              <w:rPr>
+                <w:rFonts w:ascii="Calibri" w:hAnsi="Calibri" w:eastAsia="Malgun Gothic"/>
+                <w:b/>
+                <w:color w:val="FFFFFF"/>
+                <w:sz w:val="17"/>
+              </w:rPr>
+              <w:t>명세서</w:t>
+            </w:r>
+          </w:p>
+        </w:tc>
+        <w:tc>
+          <w:tcPr>
+            <w:tcW w:type="dxa" w:w="13032"/>
+            <w:shd w:fill="E9EEFF"/>
+            <w:tcMar>
+              <w:top w:w="48" w:type="dxa"/>
+              <w:start w:w="120" w:type="dxa"/>
+              <w:bottom w:w="48" w:type="dxa"/>
+              <w:end w:w="120" w:type="dxa"/>
+            </w:tcMar>
+            <w:vAlign w:val="center"/>
+          </w:tcPr>
+          <w:p>
+            <w:pPr>
+              <w:spacing w:before="0" w:after="0" w:lineRule="auto" w:line="259"/>
+            </w:pPr>
+            <w:r>
+              <w:rPr>
+                <w:rFonts w:ascii="Calibri" w:hAnsi="Calibri" w:eastAsia="Malgun Gothic"/>
+                <w:b w:val="0"/>
+                <w:color w:val="111216"/>
+                <w:sz w:val="17"/>
+              </w:rPr>
+              <w:t>코드 기반 인터페이스/화면 명세는 작업 폴더 검증 후 옵션 폼을 엽니다. 코드 없는 인터페이스는 최소 정보만 받고 비어 있는 요청·응답을 AI가 초안으로 채울 수 있습니다.</w:t>
+            </w:r>
+          </w:p>
+        </w:tc>
+      </w:tr>
+    </w:tbl>
+    <w:p>
+      <w:r>
+        <w:br w:type="page"/>
+      </w:r>
+    </w:p>
+    <w:p>
+      <w:pPr>
+        <w:keepNext/>
+        <w:spacing w:before="0" w:after="60" w:lineRule="auto" w:line="240"/>
+      </w:pPr>
+      <w:r>
+        <w:rPr>
+          <w:rFonts w:ascii="Calibri" w:hAnsi="Calibri" w:eastAsia="Malgun Gothic"/>
+          <w:b/>
+          <w:color w:val="2E5BFF"/>
+          <w:sz w:val="17"/>
+        </w:rPr>
+        <w:t>11  /  REFERENCE</w:t>
+      </w:r>
+    </w:p>
+    <w:p>
+      <w:pPr>
+        <w:keepNext/>
+        <w:spacing w:before="0" w:after="120" w:lineRule="auto" w:line="240"/>
+      </w:pPr>
+      <w:r>
+        <w:rPr>
+          <w:rFonts w:ascii="Calibri" w:hAnsi="Calibri" w:eastAsia="Malgun Gothic"/>
+          <w:b/>
+          <w:color w:val="1737A6"/>
+          <w:sz w:val="32"/>
+        </w:rPr>
+        <w:t>어떤 요청을 어디에서 시작할까요?</w:t>
+      </w:r>
+    </w:p>
+    <w:p>
+      <w:pPr>
+        <w:spacing w:before="0" w:after="100" w:lineRule="auto" w:line="283"/>
+      </w:pPr>
+      <w:r>
+        <w:rPr>
+          <w:rFonts w:ascii="Calibri" w:hAnsi="Calibri" w:eastAsia="Malgun Gothic"/>
+          <w:b w:val="0"/>
+          <w:color w:val="5D6470"/>
+          <w:sz w:val="21"/>
+        </w:rPr>
+        <w:t>요청의 목적에 맞춰 작업 방식과 대화 모드를 바꾸면 불필요한 코드 스캔과 질문을 줄일 수 있습니다.</w:t>
+      </w:r>
+    </w:p>
+    <w:tbl>
+      <w:tblPr>
+        <w:tblW w:type="auto" w:w="0"/>
+        <w:jc w:val="center"/>
+        <w:tblLayout w:type="fixed"/>
+        <w:tblLook w:firstColumn="1" w:firstRow="1" w:lastColumn="0" w:lastRow="0" w:noHBand="0" w:noVBand="1" w:val="04A0"/>
+        <w:tblBorders>
+          <w:top w:val="single" w:sz="6" w:color="D7DCE3"/>
+          <w:left w:val="single" w:sz="6" w:color="D7DCE3"/>
+          <w:bottom w:val="single" w:sz="6" w:color="D7DCE3"/>
+          <w:right w:val="single" w:sz="6" w:color="D7DCE3"/>
+          <w:insideH w:val="single" w:sz="6" w:color="D7DCE3"/>
+          <w:insideV w:val="single" w:sz="6" w:color="D7DCE3"/>
+        </w:tblBorders>
+      </w:tblPr>
+      <w:tblGrid>
+        <w:gridCol w:w="3762"/>
+        <w:gridCol w:w="3762"/>
+        <w:gridCol w:w="3762"/>
+        <w:gridCol w:w="3762"/>
+      </w:tblGrid>
+      <w:tr>
+        <w:tc>
+          <w:tcPr>
+            <w:tcW w:type="dxa" w:w="2880"/>
+            <w:shd w:fill="E8EEF5"/>
+            <w:tcMar>
+              <w:top w:w="90" w:type="dxa"/>
+              <w:start w:w="140" w:type="dxa"/>
+              <w:bottom w:w="90" w:type="dxa"/>
+              <w:end w:w="140" w:type="dxa"/>
+            </w:tcMar>
+          </w:tcPr>
+          <w:p>
+            <w:pPr>
+              <w:spacing w:before="0" w:after="0" w:lineRule="auto" w:line="240"/>
+            </w:pPr>
+            <w:r>
+              <w:rPr>
+                <w:rFonts w:ascii="Calibri" w:hAnsi="Calibri" w:eastAsia="Malgun Gothic"/>
+                <w:b/>
+                <w:color w:val="1737A6"/>
+                <w:sz w:val="18"/>
+              </w:rPr>
+              <w:t>하려는 일</w:t>
+            </w:r>
+          </w:p>
+        </w:tc>
+        <w:tc>
+          <w:tcPr>
+            <w:tcW w:type="dxa" w:w="3024"/>
+            <w:shd w:fill="E8EEF5"/>
+            <w:tcMar>
+              <w:top w:w="90" w:type="dxa"/>
+              <w:start w:w="140" w:type="dxa"/>
+              <w:bottom w:w="90" w:type="dxa"/>
+              <w:end w:w="140" w:type="dxa"/>
+            </w:tcMar>
+          </w:tcPr>
+          <w:p>
+            <w:pPr>
+              <w:spacing w:before="0" w:after="0" w:lineRule="auto" w:line="240"/>
+            </w:pPr>
+            <w:r>
+              <w:rPr>
+                <w:rFonts w:ascii="Calibri" w:hAnsi="Calibri" w:eastAsia="Malgun Gothic"/>
+                <w:b/>
+                <w:color w:val="1737A6"/>
+                <w:sz w:val="18"/>
+              </w:rPr>
+              <w:t>작업 방식</w:t>
+            </w:r>
+          </w:p>
+        </w:tc>
+        <w:tc>
+          <w:tcPr>
+            <w:tcW w:type="dxa" w:w="1872"/>
+            <w:shd w:fill="E8EEF5"/>
+            <w:tcMar>
+              <w:top w:w="90" w:type="dxa"/>
+              <w:start w:w="140" w:type="dxa"/>
+              <w:bottom w:w="90" w:type="dxa"/>
+              <w:end w:w="140" w:type="dxa"/>
+            </w:tcMar>
+          </w:tcPr>
+          <w:p>
+            <w:pPr>
+              <w:spacing w:before="0" w:after="0" w:lineRule="auto" w:line="240"/>
+            </w:pPr>
+            <w:r>
+              <w:rPr>
+                <w:rFonts w:ascii="Calibri" w:hAnsi="Calibri" w:eastAsia="Malgun Gothic"/>
+                <w:b/>
+                <w:color w:val="1737A6"/>
+                <w:sz w:val="18"/>
+              </w:rPr>
+              <w:t>대화 모드</w:t>
+            </w:r>
+          </w:p>
+        </w:tc>
+        <w:tc>
+          <w:tcPr>
+            <w:tcW w:type="dxa" w:w="6912"/>
+            <w:shd w:fill="E8EEF5"/>
+            <w:tcMar>
+              <w:top w:w="90" w:type="dxa"/>
+              <w:start w:w="140" w:type="dxa"/>
+              <w:bottom w:w="90" w:type="dxa"/>
+              <w:end w:w="140" w:type="dxa"/>
+            </w:tcMar>
+          </w:tcPr>
+          <w:p>
+            <w:pPr>
+              <w:spacing w:before="0" w:after="0" w:lineRule="auto" w:line="240"/>
+            </w:pPr>
+            <w:r>
+              <w:rPr>
+                <w:rFonts w:ascii="Calibri" w:hAnsi="Calibri" w:eastAsia="Malgun Gothic"/>
+                <w:b/>
+                <w:color w:val="1737A6"/>
+                <w:sz w:val="18"/>
+              </w:rPr>
+              <w:t>권장 요청</w:t>
             </w:r>
           </w:p>
         </w:tc>
@@ -1605,46 +4513,101 @@
       <w:tr>
         <w:tc>
           <w:tcPr>
-            <w:tcW w:type="dxa" w:w="2600"/>
-            <w:vAlign w:val="center"/>
+            <w:tcW w:type="dxa" w:w="2880"/>
             <w:tcMar>
-              <w:top w:w="80" w:type="dxa"/>
-              <w:start w:w="120" w:type="dxa"/>
-              <w:bottom w:w="80" w:type="dxa"/>
-              <w:end w:w="120" w:type="dxa"/>
+              <w:top w:w="90" w:type="dxa"/>
+              <w:start w:w="140" w:type="dxa"/>
+              <w:bottom w:w="90" w:type="dxa"/>
+              <w:end w:w="140" w:type="dxa"/>
             </w:tcMar>
           </w:tcPr>
           <w:p>
+            <w:pPr>
+              <w:spacing w:before="0" w:after="0" w:lineRule="auto" w:line="264"/>
+            </w:pPr>
             <w:r>
               <w:rPr>
-                <w:rFonts w:ascii="Malgun Gothic" w:hAnsi="Malgun Gothic" w:eastAsia="Malgun Gothic"/>
+                <w:rFonts w:ascii="Calibri" w:hAnsi="Calibri" w:eastAsia="Malgun Gothic"/>
                 <w:b/>
-                <w:color w:val="121416"/>
+                <w:color w:val="111216"/>
                 <w:sz w:val="17"/>
               </w:rPr>
-              <w:t>AI 초안</w:t>
+              <w:t>코드 수정·테스트</w:t>
             </w:r>
           </w:p>
         </w:tc>
         <w:tc>
           <w:tcPr>
-            <w:tcW w:type="dxa" w:w="6760"/>
-            <w:vAlign w:val="center"/>
+            <w:tcW w:type="dxa" w:w="3024"/>
             <w:tcMar>
-              <w:top w:w="80" w:type="dxa"/>
-              <w:start w:w="120" w:type="dxa"/>
-              <w:bottom w:w="80" w:type="dxa"/>
-              <w:end w:w="120" w:type="dxa"/>
+              <w:top w:w="90" w:type="dxa"/>
+              <w:start w:w="140" w:type="dxa"/>
+              <w:bottom w:w="90" w:type="dxa"/>
+              <w:end w:w="140" w:type="dxa"/>
             </w:tcMar>
           </w:tcPr>
           <w:p>
+            <w:pPr>
+              <w:spacing w:before="0" w:after="0" w:lineRule="auto" w:line="264"/>
+            </w:pPr>
             <w:r>
               <w:rPr>
-                <w:rFonts w:ascii="Malgun Gothic" w:hAnsi="Malgun Gothic" w:eastAsia="Malgun Gothic"/>
-                <w:color w:val="121416"/>
+                <w:rFonts w:ascii="Calibri" w:hAnsi="Calibri" w:eastAsia="Malgun Gothic"/>
+                <w:b w:val="0"/>
+                <w:color w:val="111216"/>
                 <w:sz w:val="17"/>
               </w:rPr>
-              <w:t>알고 있는 값만 입력하고 비어 있는 요청/응답 필드나 설명은 자료와 요구사항을 근거로 초안 생성합니다.</w:t>
+              <w:t>소프트웨어 개발</w:t>
+            </w:r>
+          </w:p>
+        </w:tc>
+        <w:tc>
+          <w:tcPr>
+            <w:tcW w:type="dxa" w:w="1872"/>
+            <w:tcMar>
+              <w:top w:w="90" w:type="dxa"/>
+              <w:start w:w="140" w:type="dxa"/>
+              <w:bottom w:w="90" w:type="dxa"/>
+              <w:end w:w="140" w:type="dxa"/>
+            </w:tcMar>
+          </w:tcPr>
+          <w:p>
+            <w:pPr>
+              <w:spacing w:before="0" w:after="0" w:lineRule="auto" w:line="264"/>
+            </w:pPr>
+            <w:r>
+              <w:rPr>
+                <w:rFonts w:ascii="Calibri" w:hAnsi="Calibri" w:eastAsia="Malgun Gothic"/>
+                <w:b/>
+                <w:color w:val="111216"/>
+                <w:sz w:val="17"/>
+              </w:rPr>
+              <w:t>질문</w:t>
+            </w:r>
+          </w:p>
+        </w:tc>
+        <w:tc>
+          <w:tcPr>
+            <w:tcW w:type="dxa" w:w="6912"/>
+            <w:tcMar>
+              <w:top w:w="90" w:type="dxa"/>
+              <w:start w:w="140" w:type="dxa"/>
+              <w:bottom w:w="90" w:type="dxa"/>
+              <w:end w:w="140" w:type="dxa"/>
+            </w:tcMar>
+          </w:tcPr>
+          <w:p>
+            <w:pPr>
+              <w:spacing w:before="0" w:after="0" w:lineRule="auto" w:line="264"/>
+            </w:pPr>
+            <w:r>
+              <w:rPr>
+                <w:rFonts w:ascii="Calibri" w:hAnsi="Calibri" w:eastAsia="Malgun Gothic"/>
+                <w:b w:val="0"/>
+                <w:color w:val="111216"/>
+                <w:sz w:val="17"/>
+              </w:rPr>
+              <w:t>‘주문 생성 오류를 고치고 테스트와 브라우저 검증까지 해줘.’</w:t>
             </w:r>
           </w:p>
         </w:tc>
@@ -1652,46 +4615,101 @@
       <w:tr>
         <w:tc>
           <w:tcPr>
-            <w:tcW w:type="dxa" w:w="2600"/>
-            <w:vAlign w:val="center"/>
+            <w:tcW w:type="dxa" w:w="2880"/>
             <w:tcMar>
-              <w:top w:w="80" w:type="dxa"/>
-              <w:start w:w="120" w:type="dxa"/>
-              <w:bottom w:w="80" w:type="dxa"/>
-              <w:end w:w="120" w:type="dxa"/>
+              <w:top w:w="90" w:type="dxa"/>
+              <w:start w:w="140" w:type="dxa"/>
+              <w:bottom w:w="90" w:type="dxa"/>
+              <w:end w:w="140" w:type="dxa"/>
             </w:tcMar>
           </w:tcPr>
           <w:p>
+            <w:pPr>
+              <w:spacing w:before="0" w:after="0" w:lineRule="auto" w:line="264"/>
+            </w:pPr>
             <w:r>
               <w:rPr>
-                <w:rFonts w:ascii="Malgun Gothic" w:hAnsi="Malgun Gothic" w:eastAsia="Malgun Gothic"/>
+                <w:rFonts w:ascii="Calibri" w:hAnsi="Calibri" w:eastAsia="Malgun Gothic"/>
                 <w:b/>
-                <w:color w:val="121416"/>
+                <w:color w:val="111216"/>
                 <w:sz w:val="17"/>
               </w:rPr>
-              <w:t>직접 작성</w:t>
+              <w:t>기술 명세서</w:t>
             </w:r>
           </w:p>
         </w:tc>
         <w:tc>
           <w:tcPr>
-            <w:tcW w:type="dxa" w:w="6760"/>
-            <w:vAlign w:val="center"/>
+            <w:tcW w:type="dxa" w:w="3024"/>
             <w:tcMar>
-              <w:top w:w="80" w:type="dxa"/>
-              <w:start w:w="120" w:type="dxa"/>
-              <w:bottom w:w="80" w:type="dxa"/>
-              <w:end w:w="120" w:type="dxa"/>
+              <w:top w:w="90" w:type="dxa"/>
+              <w:start w:w="140" w:type="dxa"/>
+              <w:bottom w:w="90" w:type="dxa"/>
+              <w:end w:w="140" w:type="dxa"/>
             </w:tcMar>
           </w:tcPr>
           <w:p>
+            <w:pPr>
+              <w:spacing w:before="0" w:after="0" w:lineRule="auto" w:line="264"/>
+            </w:pPr>
             <w:r>
               <w:rPr>
-                <w:rFonts w:ascii="Malgun Gothic" w:hAnsi="Malgun Gothic" w:eastAsia="Malgun Gothic"/>
-                <w:color w:val="121416"/>
+                <w:rFonts w:ascii="Calibri" w:hAnsi="Calibri" w:eastAsia="Malgun Gothic"/>
+                <w:b w:val="0"/>
+                <w:color w:val="111216"/>
                 <w:sz w:val="17"/>
               </w:rPr>
-              <w:t>정해진 값과 필드를 폼에서 확정합니다. 불명확한 값은 추정하지 않고 TBD로 남길 수 있습니다.</w:t>
+              <w:t>소프트웨어 개발</w:t>
+            </w:r>
+          </w:p>
+        </w:tc>
+        <w:tc>
+          <w:tcPr>
+            <w:tcW w:type="dxa" w:w="1872"/>
+            <w:tcMar>
+              <w:top w:w="90" w:type="dxa"/>
+              <w:start w:w="140" w:type="dxa"/>
+              <w:bottom w:w="90" w:type="dxa"/>
+              <w:end w:w="140" w:type="dxa"/>
+            </w:tcMar>
+          </w:tcPr>
+          <w:p>
+            <w:pPr>
+              <w:spacing w:before="0" w:after="0" w:lineRule="auto" w:line="264"/>
+            </w:pPr>
+            <w:r>
+              <w:rPr>
+                <w:rFonts w:ascii="Calibri" w:hAnsi="Calibri" w:eastAsia="Malgun Gothic"/>
+                <w:b/>
+                <w:color w:val="111216"/>
+                <w:sz w:val="17"/>
+              </w:rPr>
+              <w:t>문서</w:t>
+            </w:r>
+          </w:p>
+        </w:tc>
+        <w:tc>
+          <w:tcPr>
+            <w:tcW w:type="dxa" w:w="6912"/>
+            <w:tcMar>
+              <w:top w:w="90" w:type="dxa"/>
+              <w:start w:w="140" w:type="dxa"/>
+              <w:bottom w:w="90" w:type="dxa"/>
+              <w:end w:w="140" w:type="dxa"/>
+            </w:tcMar>
+          </w:tcPr>
+          <w:p>
+            <w:pPr>
+              <w:spacing w:before="0" w:after="0" w:lineRule="auto" w:line="264"/>
+            </w:pPr>
+            <w:r>
+              <w:rPr>
+                <w:rFonts w:ascii="Calibri" w:hAnsi="Calibri" w:eastAsia="Malgun Gothic"/>
+                <w:b w:val="0"/>
+                <w:color w:val="111216"/>
+                <w:sz w:val="17"/>
+              </w:rPr>
+              <w:t>‘현재 코드를 기준으로 인증 모듈 기술 명세서를 만들어줘.’</w:t>
             </w:r>
           </w:p>
         </w:tc>
@@ -1699,46 +4717,407 @@
       <w:tr>
         <w:tc>
           <w:tcPr>
-            <w:tcW w:type="dxa" w:w="2600"/>
-            <w:vAlign w:val="center"/>
+            <w:tcW w:type="dxa" w:w="2880"/>
             <w:tcMar>
-              <w:top w:w="80" w:type="dxa"/>
-              <w:start w:w="120" w:type="dxa"/>
-              <w:bottom w:w="80" w:type="dxa"/>
-              <w:end w:w="120" w:type="dxa"/>
+              <w:top w:w="90" w:type="dxa"/>
+              <w:start w:w="140" w:type="dxa"/>
+              <w:bottom w:w="90" w:type="dxa"/>
+              <w:end w:w="140" w:type="dxa"/>
             </w:tcMar>
           </w:tcPr>
           <w:p>
+            <w:pPr>
+              <w:spacing w:before="0" w:after="0" w:lineRule="auto" w:line="264"/>
+            </w:pPr>
             <w:r>
               <w:rPr>
-                <w:rFonts w:ascii="Malgun Gothic" w:hAnsi="Malgun Gothic" w:eastAsia="Malgun Gothic"/>
+                <w:rFonts w:ascii="Calibri" w:hAnsi="Calibri" w:eastAsia="Malgun Gothic"/>
                 <w:b/>
-                <w:color w:val="121416"/>
+                <w:color w:val="111216"/>
                 <w:sz w:val="17"/>
               </w:rPr>
-              <w:t>혼합 사용</w:t>
+              <w:t>새 문서·디자인</w:t>
             </w:r>
           </w:p>
         </w:tc>
         <w:tc>
           <w:tcPr>
-            <w:tcW w:type="dxa" w:w="6760"/>
-            <w:vAlign w:val="center"/>
+            <w:tcW w:type="dxa" w:w="3024"/>
             <w:tcMar>
-              <w:top w:w="80" w:type="dxa"/>
-              <w:start w:w="120" w:type="dxa"/>
-              <w:bottom w:w="80" w:type="dxa"/>
-              <w:end w:w="120" w:type="dxa"/>
+              <w:top w:w="90" w:type="dxa"/>
+              <w:start w:w="140" w:type="dxa"/>
+              <w:bottom w:w="90" w:type="dxa"/>
+              <w:end w:w="140" w:type="dxa"/>
             </w:tcMar>
           </w:tcPr>
           <w:p>
+            <w:pPr>
+              <w:spacing w:before="0" w:after="0" w:lineRule="auto" w:line="264"/>
+            </w:pPr>
             <w:r>
               <w:rPr>
-                <w:rFonts w:ascii="Malgun Gothic" w:hAnsi="Malgun Gothic" w:eastAsia="Malgun Gothic"/>
-                <w:color w:val="121416"/>
+                <w:rFonts w:ascii="Calibri" w:hAnsi="Calibri" w:eastAsia="Malgun Gothic"/>
+                <w:b w:val="0"/>
+                <w:color w:val="111216"/>
                 <w:sz w:val="17"/>
               </w:rPr>
-              <w:t>핵심 식별자와 규칙은 직접 정하고 반복 필드와 설명은 AI가 채우도록 하는 방식이 가장 실용적입니다.</w:t>
+              <w:t>문서/디자인 제작</w:t>
+            </w:r>
+          </w:p>
+        </w:tc>
+        <w:tc>
+          <w:tcPr>
+            <w:tcW w:type="dxa" w:w="1872"/>
+            <w:tcMar>
+              <w:top w:w="90" w:type="dxa"/>
+              <w:start w:w="140" w:type="dxa"/>
+              <w:bottom w:w="90" w:type="dxa"/>
+              <w:end w:w="140" w:type="dxa"/>
+            </w:tcMar>
+          </w:tcPr>
+          <w:p>
+            <w:pPr>
+              <w:spacing w:before="0" w:after="0" w:lineRule="auto" w:line="264"/>
+            </w:pPr>
+            <w:r>
+              <w:rPr>
+                <w:rFonts w:ascii="Calibri" w:hAnsi="Calibri" w:eastAsia="Malgun Gothic"/>
+                <w:b/>
+                <w:color w:val="111216"/>
+                <w:sz w:val="17"/>
+              </w:rPr>
+              <w:t>문서</w:t>
+            </w:r>
+          </w:p>
+        </w:tc>
+        <w:tc>
+          <w:tcPr>
+            <w:tcW w:type="dxa" w:w="6912"/>
+            <w:tcMar>
+              <w:top w:w="90" w:type="dxa"/>
+              <w:start w:w="140" w:type="dxa"/>
+              <w:bottom w:w="90" w:type="dxa"/>
+              <w:end w:w="140" w:type="dxa"/>
+            </w:tcMar>
+          </w:tcPr>
+          <w:p>
+            <w:pPr>
+              <w:spacing w:before="0" w:after="0" w:lineRule="auto" w:line="264"/>
+            </w:pPr>
+            <w:r>
+              <w:rPr>
+                <w:rFonts w:ascii="Calibri" w:hAnsi="Calibri" w:eastAsia="Malgun Gothic"/>
+                <w:b w:val="0"/>
+                <w:color w:val="111216"/>
+                <w:sz w:val="17"/>
+              </w:rPr>
+              <w:t>‘분기 실적 발표용 10장 슬라이드를 만들어줘.’</w:t>
+            </w:r>
+          </w:p>
+        </w:tc>
+      </w:tr>
+      <w:tr>
+        <w:tc>
+          <w:tcPr>
+            <w:tcW w:type="dxa" w:w="2880"/>
+            <w:tcMar>
+              <w:top w:w="90" w:type="dxa"/>
+              <w:start w:w="140" w:type="dxa"/>
+              <w:bottom w:w="90" w:type="dxa"/>
+              <w:end w:w="140" w:type="dxa"/>
+            </w:tcMar>
+          </w:tcPr>
+          <w:p>
+            <w:pPr>
+              <w:spacing w:before="0" w:after="0" w:lineRule="auto" w:line="264"/>
+            </w:pPr>
+            <w:r>
+              <w:rPr>
+                <w:rFonts w:ascii="Calibri" w:hAnsi="Calibri" w:eastAsia="Malgun Gothic"/>
+                <w:b/>
+                <w:color w:val="111216"/>
+                <w:sz w:val="17"/>
+              </w:rPr>
+              <w:t>문서 검토·설명</w:t>
+            </w:r>
+          </w:p>
+        </w:tc>
+        <w:tc>
+          <w:tcPr>
+            <w:tcW w:type="dxa" w:w="3024"/>
+            <w:tcMar>
+              <w:top w:w="90" w:type="dxa"/>
+              <w:start w:w="140" w:type="dxa"/>
+              <w:bottom w:w="90" w:type="dxa"/>
+              <w:end w:w="140" w:type="dxa"/>
+            </w:tcMar>
+          </w:tcPr>
+          <w:p>
+            <w:pPr>
+              <w:spacing w:before="0" w:after="0" w:lineRule="auto" w:line="264"/>
+            </w:pPr>
+            <w:r>
+              <w:rPr>
+                <w:rFonts w:ascii="Calibri" w:hAnsi="Calibri" w:eastAsia="Malgun Gothic"/>
+                <w:b w:val="0"/>
+                <w:color w:val="111216"/>
+                <w:sz w:val="17"/>
+              </w:rPr>
+              <w:t>문서/디자인 제작</w:t>
+            </w:r>
+          </w:p>
+        </w:tc>
+        <w:tc>
+          <w:tcPr>
+            <w:tcW w:type="dxa" w:w="1872"/>
+            <w:tcMar>
+              <w:top w:w="90" w:type="dxa"/>
+              <w:start w:w="140" w:type="dxa"/>
+              <w:bottom w:w="90" w:type="dxa"/>
+              <w:end w:w="140" w:type="dxa"/>
+            </w:tcMar>
+          </w:tcPr>
+          <w:p>
+            <w:pPr>
+              <w:spacing w:before="0" w:after="0" w:lineRule="auto" w:line="264"/>
+            </w:pPr>
+            <w:r>
+              <w:rPr>
+                <w:rFonts w:ascii="Calibri" w:hAnsi="Calibri" w:eastAsia="Malgun Gothic"/>
+                <w:b/>
+                <w:color w:val="111216"/>
+                <w:sz w:val="17"/>
+              </w:rPr>
+              <w:t>질문</w:t>
+            </w:r>
+          </w:p>
+        </w:tc>
+        <w:tc>
+          <w:tcPr>
+            <w:tcW w:type="dxa" w:w="6912"/>
+            <w:tcMar>
+              <w:top w:w="90" w:type="dxa"/>
+              <w:start w:w="140" w:type="dxa"/>
+              <w:bottom w:w="90" w:type="dxa"/>
+              <w:end w:w="140" w:type="dxa"/>
+            </w:tcMar>
+          </w:tcPr>
+          <w:p>
+            <w:pPr>
+              <w:spacing w:before="0" w:after="0" w:lineRule="auto" w:line="264"/>
+            </w:pPr>
+            <w:r>
+              <w:rPr>
+                <w:rFonts w:ascii="Calibri" w:hAnsi="Calibri" w:eastAsia="Malgun Gothic"/>
+                <w:b w:val="0"/>
+                <w:color w:val="111216"/>
+                <w:sz w:val="17"/>
+              </w:rPr>
+              <w:t>‘이 명세서의 누락과 모순만 검토해줘.’</w:t>
+            </w:r>
+          </w:p>
+        </w:tc>
+      </w:tr>
+      <w:tr>
+        <w:tc>
+          <w:tcPr>
+            <w:tcW w:type="dxa" w:w="2880"/>
+            <w:tcMar>
+              <w:top w:w="90" w:type="dxa"/>
+              <w:start w:w="140" w:type="dxa"/>
+              <w:bottom w:w="90" w:type="dxa"/>
+              <w:end w:w="140" w:type="dxa"/>
+            </w:tcMar>
+          </w:tcPr>
+          <w:p>
+            <w:pPr>
+              <w:spacing w:before="0" w:after="0" w:lineRule="auto" w:line="264"/>
+            </w:pPr>
+            <w:r>
+              <w:rPr>
+                <w:rFonts w:ascii="Calibri" w:hAnsi="Calibri" w:eastAsia="Malgun Gothic"/>
+                <w:b/>
+                <w:color w:val="111216"/>
+                <w:sz w:val="17"/>
+              </w:rPr>
+              <w:t>코드 기반 인터페이스 명세</w:t>
+            </w:r>
+          </w:p>
+        </w:tc>
+        <w:tc>
+          <w:tcPr>
+            <w:tcW w:type="dxa" w:w="3024"/>
+            <w:tcMar>
+              <w:top w:w="90" w:type="dxa"/>
+              <w:start w:w="140" w:type="dxa"/>
+              <w:bottom w:w="90" w:type="dxa"/>
+              <w:end w:w="140" w:type="dxa"/>
+            </w:tcMar>
+          </w:tcPr>
+          <w:p>
+            <w:pPr>
+              <w:spacing w:before="0" w:after="0" w:lineRule="auto" w:line="264"/>
+            </w:pPr>
+            <w:r>
+              <w:rPr>
+                <w:rFonts w:ascii="Calibri" w:hAnsi="Calibri" w:eastAsia="Malgun Gothic"/>
+                <w:b w:val="0"/>
+                <w:color w:val="111216"/>
+                <w:sz w:val="17"/>
+              </w:rPr>
+              <w:t>문서/디자인 제작</w:t>
+            </w:r>
+          </w:p>
+        </w:tc>
+        <w:tc>
+          <w:tcPr>
+            <w:tcW w:type="dxa" w:w="1872"/>
+            <w:tcMar>
+              <w:top w:w="90" w:type="dxa"/>
+              <w:start w:w="140" w:type="dxa"/>
+              <w:bottom w:w="90" w:type="dxa"/>
+              <w:end w:w="140" w:type="dxa"/>
+            </w:tcMar>
+          </w:tcPr>
+          <w:p>
+            <w:pPr>
+              <w:spacing w:before="0" w:after="0" w:lineRule="auto" w:line="264"/>
+            </w:pPr>
+            <w:r>
+              <w:rPr>
+                <w:rFonts w:ascii="Calibri" w:hAnsi="Calibri" w:eastAsia="Malgun Gothic"/>
+                <w:b/>
+                <w:color w:val="111216"/>
+                <w:sz w:val="17"/>
+              </w:rPr>
+              <w:t>문서</w:t>
+            </w:r>
+          </w:p>
+        </w:tc>
+        <w:tc>
+          <w:tcPr>
+            <w:tcW w:type="dxa" w:w="6912"/>
+            <w:tcMar>
+              <w:top w:w="90" w:type="dxa"/>
+              <w:start w:w="140" w:type="dxa"/>
+              <w:bottom w:w="90" w:type="dxa"/>
+              <w:end w:w="140" w:type="dxa"/>
+            </w:tcMar>
+          </w:tcPr>
+          <w:p>
+            <w:pPr>
+              <w:spacing w:before="0" w:after="0" w:lineRule="auto" w:line="264"/>
+            </w:pPr>
+            <w:r>
+              <w:rPr>
+                <w:rFonts w:ascii="Calibri" w:hAnsi="Calibri" w:eastAsia="Malgun Gothic"/>
+                <w:b w:val="0"/>
+                <w:color w:val="111216"/>
+                <w:sz w:val="17"/>
+              </w:rPr>
+              <w:t>대상 코드베이스 폴더 연결 → 옵션 선택 → 스캔 → XLSX 미리보기/내보내기</w:t>
+            </w:r>
+          </w:p>
+        </w:tc>
+      </w:tr>
+      <w:tr>
+        <w:tc>
+          <w:tcPr>
+            <w:tcW w:type="dxa" w:w="2880"/>
+            <w:tcMar>
+              <w:top w:w="90" w:type="dxa"/>
+              <w:start w:w="140" w:type="dxa"/>
+              <w:bottom w:w="90" w:type="dxa"/>
+              <w:end w:w="140" w:type="dxa"/>
+            </w:tcMar>
+          </w:tcPr>
+          <w:p>
+            <w:pPr>
+              <w:spacing w:before="0" w:after="0" w:lineRule="auto" w:line="264"/>
+            </w:pPr>
+            <w:r>
+              <w:rPr>
+                <w:rFonts w:ascii="Calibri" w:hAnsi="Calibri" w:eastAsia="Malgun Gothic"/>
+                <w:b/>
+                <w:color w:val="111216"/>
+                <w:sz w:val="17"/>
+              </w:rPr>
+              <w:t>코드 없는 인터페이스 명세</w:t>
+            </w:r>
+          </w:p>
+        </w:tc>
+        <w:tc>
+          <w:tcPr>
+            <w:tcW w:type="dxa" w:w="3024"/>
+            <w:tcMar>
+              <w:top w:w="90" w:type="dxa"/>
+              <w:start w:w="140" w:type="dxa"/>
+              <w:bottom w:w="90" w:type="dxa"/>
+              <w:end w:w="140" w:type="dxa"/>
+            </w:tcMar>
+          </w:tcPr>
+          <w:p>
+            <w:pPr>
+              <w:spacing w:before="0" w:after="0" w:lineRule="auto" w:line="264"/>
+            </w:pPr>
+            <w:r>
+              <w:rPr>
+                <w:rFonts w:ascii="Calibri" w:hAnsi="Calibri" w:eastAsia="Malgun Gothic"/>
+                <w:b w:val="0"/>
+                <w:color w:val="111216"/>
+                <w:sz w:val="17"/>
+              </w:rPr>
+              <w:t>문서/디자인 제작</w:t>
+            </w:r>
+          </w:p>
+        </w:tc>
+        <w:tc>
+          <w:tcPr>
+            <w:tcW w:type="dxa" w:w="1872"/>
+            <w:tcMar>
+              <w:top w:w="90" w:type="dxa"/>
+              <w:start w:w="140" w:type="dxa"/>
+              <w:bottom w:w="90" w:type="dxa"/>
+              <w:end w:w="140" w:type="dxa"/>
+            </w:tcMar>
+          </w:tcPr>
+          <w:p>
+            <w:pPr>
+              <w:spacing w:before="0" w:after="0" w:lineRule="auto" w:line="264"/>
+            </w:pPr>
+            <w:r>
+              <w:rPr>
+                <w:rFonts w:ascii="Calibri" w:hAnsi="Calibri" w:eastAsia="Malgun Gothic"/>
+                <w:b/>
+                <w:color w:val="111216"/>
+                <w:sz w:val="17"/>
+              </w:rPr>
+              <w:t>문서</w:t>
+            </w:r>
+          </w:p>
+        </w:tc>
+        <w:tc>
+          <w:tcPr>
+            <w:tcW w:type="dxa" w:w="6912"/>
+            <w:tcMar>
+              <w:top w:w="90" w:type="dxa"/>
+              <w:start w:w="140" w:type="dxa"/>
+              <w:bottom w:w="90" w:type="dxa"/>
+              <w:end w:w="140" w:type="dxa"/>
+            </w:tcMar>
+          </w:tcPr>
+          <w:p>
+            <w:pPr>
+              <w:spacing w:before="0" w:after="0" w:lineRule="auto" w:line="264"/>
+            </w:pPr>
+            <w:r>
+              <w:rPr>
+                <w:rFonts w:ascii="Calibri" w:hAnsi="Calibri" w:eastAsia="Malgun Gothic"/>
+                <w:b w:val="0"/>
+                <w:color w:val="111216"/>
+                <w:sz w:val="17"/>
+              </w:rPr>
+              <w:t>Method·Path·ID·인증을 주고, 요청/응답 필드는 비워 AI 초안을 요청할 수 있습니다.</w:t>
             </w:r>
           </w:p>
         </w:tc>
@@ -1746,1403 +5125,164 @@
     </w:tbl>
     <w:p>
       <w:pPr>
-        <w:pageBreakBefore/>
-        <w:spacing w:before="0" w:after="160"/>
+        <w:keepNext/>
+        <w:spacing w:before="120" w:after="80" w:lineRule="auto" w:line="240"/>
       </w:pPr>
       <w:r>
         <w:rPr>
-          <w:rFonts w:ascii="Consolas" w:hAnsi="Consolas" w:eastAsia="Consolas"/>
+          <w:rFonts w:ascii="Calibri" w:hAnsi="Calibri" w:eastAsia="Malgun Gothic"/>
           <w:b/>
-          <w:color w:val="2348B8"/>
-          <w:sz w:val="17"/>
+          <w:color w:val="1737A6"/>
+          <w:sz w:val="26"/>
         </w:rPr>
-        <w:t>06 / SPECIFICATIONS</w:t>
+        <w:t>출시 버전 사용 전 점검</w:t>
       </w:r>
     </w:p>
     <w:p>
       <w:pPr>
-        <w:spacing w:before="0" w:after="100"/>
+        <w:pStyle w:val="ListBullet"/>
+        <w:spacing w:before="0" w:after="80" w:lineRule="auto" w:line="300"/>
+        <w:ind w:left="540" w:hanging="271"/>
       </w:pPr>
       <w:r>
         <w:rPr>
-          <w:rFonts w:ascii="Malgun Gothic" w:hAnsi="Malgun Gothic" w:eastAsia="Malgun Gothic"/>
-          <w:b/>
-          <w:color w:val="121416"/>
-          <w:sz w:val="50"/>
+          <w:rFonts w:ascii="Calibri" w:hAnsi="Calibri" w:eastAsia="Malgun Gothic"/>
+          <w:b w:val="0"/>
+          <w:color w:val="111216"/>
+          <w:sz w:val="21"/>
         </w:rPr>
-        <w:t>인터페이스 명세서와 화면명세서</w:t>
+        <w:t>설정 → 실행 모드에서 원하는 CLI가 ‘사용 가능’인지 확인합니다.</w:t>
       </w:r>
     </w:p>
     <w:p>
       <w:pPr>
-        <w:spacing w:after="240"/>
+        <w:pStyle w:val="ListBullet"/>
+        <w:spacing w:before="0" w:after="80" w:lineRule="auto" w:line="300"/>
+        <w:ind w:left="540" w:hanging="271"/>
       </w:pPr>
       <w:r>
         <w:rPr>
-          <w:rFonts w:ascii="Malgun Gothic" w:hAnsi="Malgun Gothic" w:eastAsia="Malgun Gothic"/>
-          <w:color w:val="666B72"/>
-          <w:sz w:val="22"/>
+          <w:rFonts w:ascii="Calibri" w:hAnsi="Calibri" w:eastAsia="Malgun Gothic"/>
+          <w:b w:val="0"/>
+          <w:color w:val="111216"/>
+          <w:sz w:val="21"/>
         </w:rPr>
-        <w:t>코드, 브라우저와 DB는 근거로 사용하되 각 명세서의 입력 조건과 export 흐름을 구분합니다.</w:t>
+        <w:t>BYOK는 연결 테스트 후 모델 목록을 새로 고칩니다. 키가 없는 로컬 Ollama도 사용할 수 있습니다.</w:t>
       </w:r>
     </w:p>
     <w:p>
       <w:pPr>
-        <w:pStyle w:val="Heading2"/>
-        <w:keepNext/>
+        <w:pStyle w:val="ListBullet"/>
+        <w:spacing w:before="0" w:after="80" w:lineRule="auto" w:line="300"/>
+        <w:ind w:left="540" w:hanging="271"/>
       </w:pPr>
       <w:r>
-        <w:t>인터페이스 명세서</w:t>
+        <w:rPr>
+          <w:rFonts w:ascii="Calibri" w:hAnsi="Calibri" w:eastAsia="Malgun Gothic"/>
+          <w:b w:val="0"/>
+          <w:color w:val="111216"/>
+          <w:sz w:val="21"/>
+        </w:rPr>
+        <w:t>업데이트 알림은 GitHub Release의 최신 설치 파일을 기준으로 동작합니다.</w:t>
       </w:r>
     </w:p>
     <w:p>
       <w:pPr>
-        <w:numPr>
-          <w:ilvl w:val="0"/>
-          <w:numId w:val="51"/>
-        </w:numPr>
-        <w:spacing w:after="50" w:line="269" w:lineRule="auto"/>
+        <w:pStyle w:val="ListBullet"/>
+        <w:spacing w:before="0" w:after="80" w:lineRule="auto" w:line="300"/>
+        <w:ind w:left="540" w:hanging="271"/>
       </w:pPr>
       <w:r>
         <w:rPr>
-          <w:rFonts w:ascii="Malgun Gothic" w:hAnsi="Malgun Gothic" w:eastAsia="Malgun Gothic"/>
-          <w:b/>
-          <w:color w:val="121416"/>
-          <w:sz w:val="18"/>
+          <w:rFonts w:ascii="Calibri" w:hAnsi="Calibri" w:eastAsia="Malgun Gothic"/>
+          <w:b w:val="0"/>
+          <w:color w:val="111216"/>
+          <w:sz w:val="21"/>
         </w:rPr>
-        <w:t xml:space="preserve">코드베이스 기반  </w:t>
-      </w:r>
-      <w:r>
-        <w:rPr>
-          <w:rFonts w:ascii="Malgun Gothic" w:hAnsi="Malgun Gothic" w:eastAsia="Malgun Gothic"/>
-          <w:color w:val="121416"/>
-          <w:sz w:val="18"/>
-        </w:rPr>
-        <w:t>작업 폴더 선택 → 소스 유효성 확인 → 옵션 선택 → 코드 스캔 → JSON 명세 → XLSX 미리보기와 export</w:t>
-      </w:r>
-    </w:p>
-    <w:p>
-      <w:pPr>
-        <w:numPr>
-          <w:ilvl w:val="0"/>
-          <w:numId w:val="51"/>
-        </w:numPr>
-        <w:spacing w:after="50" w:line="269" w:lineRule="auto"/>
-      </w:pPr>
-      <w:r>
-        <w:rPr>
-          <w:rFonts w:ascii="Malgun Gothic" w:hAnsi="Malgun Gothic" w:eastAsia="Malgun Gothic"/>
-          <w:b/>
-          <w:color w:val="121416"/>
-          <w:sz w:val="18"/>
-        </w:rPr>
-        <w:t xml:space="preserve">코드베이스 없는 신규 작성  </w:t>
-      </w:r>
-      <w:r>
-        <w:rPr>
-          <w:rFonts w:ascii="Malgun Gothic" w:hAnsi="Malgun Gothic" w:eastAsia="Malgun Gothic"/>
-          <w:color w:val="121416"/>
-          <w:sz w:val="18"/>
-        </w:rPr>
-        <w:t>Method, Path, 인터페이스 ID, 인증과 알고 있는 필드를 자연어 또는 폼으로 입력 → AI 초안 검토 → 템플릿 선택 → XLSX</w:t>
-      </w:r>
-    </w:p>
-    <w:p>
-      <w:pPr>
-        <w:numPr>
-          <w:ilvl w:val="0"/>
-          <w:numId w:val="51"/>
-        </w:numPr>
-        <w:spacing w:after="50" w:line="269" w:lineRule="auto"/>
-      </w:pPr>
-      <w:r>
-        <w:rPr>
-          <w:rFonts w:ascii="Malgun Gothic" w:hAnsi="Malgun Gothic" w:eastAsia="Malgun Gothic"/>
-          <w:b/>
-          <w:color w:val="121416"/>
-          <w:sz w:val="18"/>
-        </w:rPr>
-        <w:t xml:space="preserve">DB는 보조 근거  </w:t>
-      </w:r>
-      <w:r>
-        <w:rPr>
-          <w:rFonts w:ascii="Malgun Gothic" w:hAnsi="Malgun Gothic" w:eastAsia="Malgun Gothic"/>
-          <w:color w:val="121416"/>
-          <w:sz w:val="18"/>
-        </w:rPr>
-        <w:t>데이터베이스 샘플만으로 코드베이스 기반 명세를 생성하지 않습니다.</w:t>
-      </w:r>
-    </w:p>
-    <w:p>
-      <w:pPr>
-        <w:numPr>
-          <w:ilvl w:val="0"/>
-          <w:numId w:val="51"/>
-        </w:numPr>
-        <w:spacing w:after="50" w:line="269" w:lineRule="auto"/>
-      </w:pPr>
-      <w:r>
-        <w:rPr>
-          <w:rFonts w:ascii="Malgun Gothic" w:hAnsi="Malgun Gothic" w:eastAsia="Malgun Gothic"/>
-          <w:b/>
-          <w:color w:val="121416"/>
-          <w:sz w:val="18"/>
-        </w:rPr>
-        <w:t xml:space="preserve">설명 질문  </w:t>
-      </w:r>
-      <w:r>
-        <w:rPr>
-          <w:rFonts w:ascii="Malgun Gothic" w:hAnsi="Malgun Gothic" w:eastAsia="Malgun Gothic"/>
-          <w:color w:val="121416"/>
-          <w:sz w:val="18"/>
-        </w:rPr>
-        <w:t>“인터페이스 명세서가 뭐야?”처럼 만드는 법이나 의미를 묻는 질문은 파일 검사나 질문폼 없이 문장으로 답합니다.</w:t>
-      </w:r>
-    </w:p>
-    <w:p>
-      <w:pPr>
-        <w:pStyle w:val="Heading2"/>
-        <w:keepNext/>
-      </w:pPr>
-      <w:r>
-        <w:t>화면명세서</w:t>
-      </w:r>
-    </w:p>
-    <w:p>
-      <w:pPr>
-        <w:numPr>
-          <w:ilvl w:val="0"/>
-          <w:numId w:val="52"/>
-        </w:numPr>
-        <w:spacing w:after="50" w:line="269" w:lineRule="auto"/>
-      </w:pPr>
-      <w:r>
-        <w:rPr>
-          <w:rFonts w:ascii="Malgun Gothic" w:hAnsi="Malgun Gothic" w:eastAsia="Malgun Gothic"/>
-          <w:color w:val="121416"/>
-          <w:sz w:val="18"/>
-        </w:rPr>
-        <w:t>화면 이미지 또는 브라우저 캡처를 준비합니다.</w:t>
-      </w:r>
-    </w:p>
-    <w:p>
-      <w:pPr>
-        <w:numPr>
-          <w:ilvl w:val="0"/>
-          <w:numId w:val="52"/>
-        </w:numPr>
-        <w:spacing w:after="50" w:line="269" w:lineRule="auto"/>
-      </w:pPr>
-      <w:r>
-        <w:rPr>
-          <w:rFonts w:ascii="Malgun Gothic" w:hAnsi="Malgun Gothic" w:eastAsia="Malgun Gothic"/>
-          <w:color w:val="121416"/>
-          <w:sz w:val="18"/>
-        </w:rPr>
-        <w:t>화면의 주요 요소에 번호 표시를 추가하고 위치를 조정합니다.</w:t>
-      </w:r>
-    </w:p>
-    <w:p>
-      <w:pPr>
-        <w:numPr>
-          <w:ilvl w:val="0"/>
-          <w:numId w:val="52"/>
-        </w:numPr>
-        <w:spacing w:after="50" w:line="269" w:lineRule="auto"/>
-      </w:pPr>
-      <w:r>
-        <w:rPr>
-          <w:rFonts w:ascii="Malgun Gothic" w:hAnsi="Malgun Gothic" w:eastAsia="Malgun Gothic"/>
-          <w:color w:val="121416"/>
-          <w:sz w:val="18"/>
-        </w:rPr>
-        <w:t>각 번호의 Label, Description과 Check Point를 작성하거나 AI 초안을 검토합니다.</w:t>
-      </w:r>
-    </w:p>
-    <w:p>
-      <w:pPr>
-        <w:numPr>
-          <w:ilvl w:val="0"/>
-          <w:numId w:val="52"/>
-        </w:numPr>
-        <w:spacing w:after="50" w:line="269" w:lineRule="auto"/>
-      </w:pPr>
-      <w:r>
-        <w:rPr>
-          <w:rFonts w:ascii="Malgun Gothic" w:hAnsi="Malgun Gothic" w:eastAsia="Malgun Gothic"/>
-          <w:color w:val="121416"/>
-          <w:sz w:val="18"/>
-        </w:rPr>
-        <w:t>화면 ID, 경로, 버전과 메타데이터를 확인한 뒤 PPTX로 export합니다.</w:t>
+        <w:t>Windows가 설치 파일을 경고하면 GitHub Release의 해시와 게시자를 확인합니다. 정식 코드 서명 전에는 SmartScreen 경고가 남을 수 있습니다.</w:t>
       </w:r>
     </w:p>
     <w:tbl>
       <w:tblPr>
-        <w:tblW w:type="dxa" w:w="9360"/>
-        <w:jc w:val="left"/>
+        <w:tblW w:type="auto" w:w="0"/>
+        <w:jc w:val="center"/>
         <w:tblLayout w:type="fixed"/>
         <w:tblLook w:firstColumn="1" w:firstRow="1" w:lastColumn="0" w:lastRow="0" w:noHBand="0" w:noVBand="1" w:val="04A0"/>
-        <w:tblInd w:w="120" w:type="dxa"/>
+        <w:tblBorders>
+          <w:top w:val="single" w:sz="5" w:color="2E5BFF"/>
+          <w:left w:val="single" w:sz="5" w:color="2E5BFF"/>
+          <w:bottom w:val="single" w:sz="5" w:color="2E5BFF"/>
+          <w:right w:val="single" w:sz="5" w:color="2E5BFF"/>
+          <w:insideH w:val="single" w:sz="5" w:color="2E5BFF"/>
+          <w:insideV w:val="single" w:sz="5" w:color="2E5BFF"/>
+        </w:tblBorders>
       </w:tblPr>
       <w:tblGrid>
-        <w:gridCol w:w="9360"/>
+        <w:gridCol w:w="1699"/>
+        <w:gridCol w:w="13032"/>
       </w:tblGrid>
       <w:tr>
         <w:tc>
           <w:tcPr>
-            <w:tcW w:type="dxa" w:w="9360"/>
-            <w:vAlign w:val="center"/>
+            <w:tcW w:type="dxa" w:w="1699"/>
+            <w:shd w:fill="2E5BFF"/>
             <w:tcMar>
-              <w:top w:w="80" w:type="dxa"/>
+              <w:top w:w="48" w:type="dxa"/>
               <w:start w:w="120" w:type="dxa"/>
-              <w:bottom w:w="80" w:type="dxa"/>
+              <w:bottom w:w="48" w:type="dxa"/>
               <w:end w:w="120" w:type="dxa"/>
             </w:tcMar>
-            <w:shd w:fill="E8EEF5"/>
+            <w:vAlign w:val="center"/>
           </w:tcPr>
           <w:p>
             <w:pPr>
-              <w:spacing w:after="0" w:line="259" w:lineRule="auto"/>
+              <w:spacing w:before="0" w:after="0" w:lineRule="auto" w:line="240"/>
+              <w:jc w:val="center"/>
             </w:pPr>
             <w:r>
               <w:rPr>
-                <w:rFonts w:ascii="Malgun Gothic" w:hAnsi="Malgun Gothic" w:eastAsia="Malgun Gothic"/>
+                <w:rFonts w:ascii="Calibri" w:hAnsi="Calibri" w:eastAsia="Malgun Gothic"/>
                 <w:b/>
-                <w:color w:val="2348B8"/>
+                <w:color w:val="FFFFFF"/>
                 <w:sz w:val="17"/>
               </w:rPr>
-              <w:t xml:space="preserve">검토 원칙  </w:t>
-            </w:r>
-            <w:r>
-              <w:rPr>
-                <w:rFonts w:ascii="Malgun Gothic" w:hAnsi="Malgun Gothic" w:eastAsia="Malgun Gothic"/>
-                <w:color w:val="121416"/>
-                <w:sz w:val="17"/>
-              </w:rPr>
-              <w:t>AI가 채운 값은 초안입니다. API 계약, 필수 여부, 타입, 업무 규칙과 화면 동작은 코드·DB·요구사항 근거를 확인한 뒤 확정하세요.</w:t>
-            </w:r>
-          </w:p>
-        </w:tc>
-      </w:tr>
-    </w:tbl>
-    <w:p>
-      <w:pPr>
-        <w:pageBreakBefore/>
-        <w:spacing w:before="0" w:after="160"/>
-      </w:pPr>
-      <w:r>
-        <w:rPr>
-          <w:rFonts w:ascii="Consolas" w:hAnsi="Consolas" w:eastAsia="Consolas"/>
-          <w:b/>
-          <w:color w:val="2348B8"/>
-          <w:sz w:val="17"/>
-        </w:rPr>
-        <w:t>07 / SETTINGS &amp; SECURITY</w:t>
-      </w:r>
-    </w:p>
-    <w:p>
-      <w:pPr>
-        <w:spacing w:before="0" w:after="100"/>
-      </w:pPr>
-      <w:r>
-        <w:rPr>
-          <w:rFonts w:ascii="Malgun Gothic" w:hAnsi="Malgun Gothic" w:eastAsia="Malgun Gothic"/>
-          <w:b/>
-          <w:color w:val="121416"/>
-          <w:sz w:val="50"/>
-        </w:rPr>
-        <w:t>필요한 권한만 연결하기</w:t>
-      </w:r>
-    </w:p>
-    <w:p>
-      <w:pPr>
-        <w:spacing w:after="240"/>
-      </w:pPr>
-      <w:r>
-        <w:rPr>
-          <w:rFonts w:ascii="Malgun Gothic" w:hAnsi="Malgun Gothic" w:eastAsia="Malgun Gothic"/>
-          <w:color w:val="666B72"/>
-          <w:sz w:val="22"/>
-        </w:rPr>
-        <w:t>MonoField는 프로젝트 경계를 중심으로 로컬 폴더, 브라우저 세션, 자격 증명과 모델 연결을 분리합니다.</w:t>
-      </w:r>
-    </w:p>
-    <w:tbl>
-      <w:tblPr>
-        <w:tblW w:type="dxa" w:w="9360"/>
-        <w:tblLayout w:type="fixed"/>
-        <w:tblLook w:firstColumn="1" w:firstRow="1" w:lastColumn="0" w:lastRow="0" w:noHBand="0" w:noVBand="1" w:val="04A0"/>
-        <w:jc w:val="left"/>
-        <w:tblInd w:w="120" w:type="dxa"/>
-      </w:tblPr>
-      <w:tblGrid>
-        <w:gridCol w:w="2600"/>
-        <w:gridCol w:w="6760"/>
-      </w:tblGrid>
-      <w:tr>
-        <w:tc>
-          <w:tcPr>
-            <w:tcW w:type="dxa" w:w="2600"/>
-            <w:vAlign w:val="center"/>
-            <w:tcMar>
-              <w:top w:w="80" w:type="dxa"/>
-              <w:start w:w="120" w:type="dxa"/>
-              <w:bottom w:w="80" w:type="dxa"/>
-              <w:end w:w="120" w:type="dxa"/>
-            </w:tcMar>
-            <w:shd w:fill="E8EEF5"/>
-          </w:tcPr>
-          <w:p>
-            <w:r>
-              <w:rPr>
-                <w:rFonts w:ascii="Malgun Gothic" w:hAnsi="Malgun Gothic" w:eastAsia="Malgun Gothic"/>
-                <w:b/>
-                <w:color w:val="0B2545"/>
-                <w:sz w:val="17"/>
-              </w:rPr>
-              <w:t>항목</w:t>
+              <w:t>도움말</w:t>
             </w:r>
           </w:p>
         </w:tc>
         <w:tc>
           <w:tcPr>
-            <w:tcW w:type="dxa" w:w="6760"/>
-            <w:vAlign w:val="center"/>
+            <w:tcW w:type="dxa" w:w="13032"/>
+            <w:shd w:fill="E9EEFF"/>
             <w:tcMar>
-              <w:top w:w="80" w:type="dxa"/>
+              <w:top w:w="48" w:type="dxa"/>
               <w:start w:w="120" w:type="dxa"/>
-              <w:bottom w:w="80" w:type="dxa"/>
+              <w:bottom w:w="48" w:type="dxa"/>
               <w:end w:w="120" w:type="dxa"/>
             </w:tcMar>
-            <w:shd w:fill="E8EEF5"/>
-          </w:tcPr>
-          <w:p>
-            <w:r>
-              <w:rPr>
-                <w:rFonts w:ascii="Malgun Gothic" w:hAnsi="Malgun Gothic" w:eastAsia="Malgun Gothic"/>
-                <w:b/>
-                <w:color w:val="0B2545"/>
-                <w:sz w:val="17"/>
-              </w:rPr>
-              <w:t>권장 사용법</w:t>
-            </w:r>
-          </w:p>
-        </w:tc>
-      </w:tr>
-      <w:tr>
-        <w:tc>
-          <w:tcPr>
-            <w:tcW w:type="dxa" w:w="2600"/>
             <w:vAlign w:val="center"/>
-            <w:tcMar>
-              <w:top w:w="80" w:type="dxa"/>
-              <w:start w:w="120" w:type="dxa"/>
-              <w:bottom w:w="80" w:type="dxa"/>
-              <w:end w:w="120" w:type="dxa"/>
-            </w:tcMar>
-          </w:tcPr>
-          <w:p>
-            <w:r>
-              <w:rPr>
-                <w:rFonts w:ascii="Malgun Gothic" w:hAnsi="Malgun Gothic" w:eastAsia="Malgun Gothic"/>
-                <w:b/>
-                <w:color w:val="121416"/>
-                <w:sz w:val="17"/>
-              </w:rPr>
-              <w:t>실행 모드</w:t>
-            </w:r>
-          </w:p>
-        </w:tc>
-        <w:tc>
-          <w:tcPr>
-            <w:tcW w:type="dxa" w:w="6760"/>
-            <w:vAlign w:val="center"/>
-            <w:tcMar>
-              <w:top w:w="80" w:type="dxa"/>
-              <w:start w:w="120" w:type="dxa"/>
-              <w:bottom w:w="80" w:type="dxa"/>
-              <w:end w:w="120" w:type="dxa"/>
-            </w:tcMar>
-          </w:tcPr>
-          <w:p>
-            <w:r>
-              <w:rPr>
-                <w:rFonts w:ascii="Malgun Gothic" w:hAnsi="Malgun Gothic" w:eastAsia="Malgun Gothic"/>
-                <w:color w:val="121416"/>
-                <w:sz w:val="17"/>
-              </w:rPr>
-              <w:t>로컬 CLI 또는 BYOK/OpenAI-compatible endpoint를 선택합니다.</w:t>
-            </w:r>
-          </w:p>
-        </w:tc>
-      </w:tr>
-      <w:tr>
-        <w:tc>
-          <w:tcPr>
-            <w:tcW w:type="dxa" w:w="2600"/>
-            <w:vAlign w:val="center"/>
-            <w:tcMar>
-              <w:top w:w="80" w:type="dxa"/>
-              <w:start w:w="120" w:type="dxa"/>
-              <w:bottom w:w="80" w:type="dxa"/>
-              <w:end w:w="120" w:type="dxa"/>
-            </w:tcMar>
-          </w:tcPr>
-          <w:p>
-            <w:r>
-              <w:rPr>
-                <w:rFonts w:ascii="Malgun Gothic" w:hAnsi="Malgun Gothic" w:eastAsia="Malgun Gothic"/>
-                <w:b/>
-                <w:color w:val="121416"/>
-                <w:sz w:val="17"/>
-              </w:rPr>
-              <w:t>지침/규칙</w:t>
-            </w:r>
-          </w:p>
-        </w:tc>
-        <w:tc>
-          <w:tcPr>
-            <w:tcW w:type="dxa" w:w="6760"/>
-            <w:vAlign w:val="center"/>
-            <w:tcMar>
-              <w:top w:w="80" w:type="dxa"/>
-              <w:start w:w="120" w:type="dxa"/>
-              <w:bottom w:w="80" w:type="dxa"/>
-              <w:end w:w="120" w:type="dxa"/>
-            </w:tcMar>
-          </w:tcPr>
-          <w:p>
-            <w:r>
-              <w:rPr>
-                <w:rFonts w:ascii="Malgun Gothic" w:hAnsi="Malgun Gothic" w:eastAsia="Malgun Gothic"/>
-                <w:color w:val="121416"/>
-                <w:sz w:val="17"/>
-              </w:rPr>
-              <w:t>프로젝트 또는 조직의 작업 규칙을 에이전트 맥락으로 연결합니다.</w:t>
-            </w:r>
-          </w:p>
-        </w:tc>
-      </w:tr>
-      <w:tr>
-        <w:tc>
-          <w:tcPr>
-            <w:tcW w:type="dxa" w:w="2600"/>
-            <w:vAlign w:val="center"/>
-            <w:tcMar>
-              <w:top w:w="80" w:type="dxa"/>
-              <w:start w:w="120" w:type="dxa"/>
-              <w:bottom w:w="80" w:type="dxa"/>
-              <w:end w:w="120" w:type="dxa"/>
-            </w:tcMar>
-          </w:tcPr>
-          <w:p>
-            <w:r>
-              <w:rPr>
-                <w:rFonts w:ascii="Malgun Gothic" w:hAnsi="Malgun Gothic" w:eastAsia="Malgun Gothic"/>
-                <w:b/>
-                <w:color w:val="121416"/>
-                <w:sz w:val="17"/>
-              </w:rPr>
-              <w:t>메모리</w:t>
-            </w:r>
-          </w:p>
-        </w:tc>
-        <w:tc>
-          <w:tcPr>
-            <w:tcW w:type="dxa" w:w="6760"/>
-            <w:vAlign w:val="center"/>
-            <w:tcMar>
-              <w:top w:w="80" w:type="dxa"/>
-              <w:start w:w="120" w:type="dxa"/>
-              <w:bottom w:w="80" w:type="dxa"/>
-              <w:end w:w="120" w:type="dxa"/>
-            </w:tcMar>
-          </w:tcPr>
-          <w:p>
-            <w:r>
-              <w:rPr>
-                <w:rFonts w:ascii="Malgun Gothic" w:hAnsi="Malgun Gothic" w:eastAsia="Malgun Gothic"/>
-                <w:color w:val="121416"/>
-                <w:sz w:val="17"/>
-              </w:rPr>
-              <w:t>사용자가 허용한 지속 정보만 다음 작업에서 재사용합니다.</w:t>
-            </w:r>
-          </w:p>
-        </w:tc>
-      </w:tr>
-      <w:tr>
-        <w:tc>
-          <w:tcPr>
-            <w:tcW w:type="dxa" w:w="2600"/>
-            <w:vAlign w:val="center"/>
-            <w:tcMar>
-              <w:top w:w="80" w:type="dxa"/>
-              <w:start w:w="120" w:type="dxa"/>
-              <w:bottom w:w="80" w:type="dxa"/>
-              <w:end w:w="120" w:type="dxa"/>
-            </w:tcMar>
-          </w:tcPr>
-          <w:p>
-            <w:r>
-              <w:rPr>
-                <w:rFonts w:ascii="Malgun Gothic" w:hAnsi="Malgun Gothic" w:eastAsia="Malgun Gothic"/>
-                <w:b/>
-                <w:color w:val="121416"/>
-                <w:sz w:val="17"/>
-              </w:rPr>
-              <w:t>스킬/플러그인</w:t>
-            </w:r>
-          </w:p>
-        </w:tc>
-        <w:tc>
-          <w:tcPr>
-            <w:tcW w:type="dxa" w:w="6760"/>
-            <w:vAlign w:val="center"/>
-            <w:tcMar>
-              <w:top w:w="80" w:type="dxa"/>
-              <w:start w:w="120" w:type="dxa"/>
-              <w:bottom w:w="80" w:type="dxa"/>
-              <w:end w:w="120" w:type="dxa"/>
-            </w:tcMar>
-          </w:tcPr>
-          <w:p>
-            <w:r>
-              <w:rPr>
-                <w:rFonts w:ascii="Malgun Gothic" w:hAnsi="Malgun Gothic" w:eastAsia="Malgun Gothic"/>
-                <w:color w:val="121416"/>
-                <w:sz w:val="17"/>
-              </w:rPr>
-              <w:t>스킬은 실행 지침, 플러그인은 스킬·템플릿·도구를 묶은 배포 단위입니다.</w:t>
-            </w:r>
-          </w:p>
-        </w:tc>
-      </w:tr>
-      <w:tr>
-        <w:tc>
-          <w:tcPr>
-            <w:tcW w:type="dxa" w:w="2600"/>
-            <w:vAlign w:val="center"/>
-            <w:tcMar>
-              <w:top w:w="80" w:type="dxa"/>
-              <w:start w:w="120" w:type="dxa"/>
-              <w:bottom w:w="80" w:type="dxa"/>
-              <w:end w:w="120" w:type="dxa"/>
-            </w:tcMar>
-          </w:tcPr>
-          <w:p>
-            <w:r>
-              <w:rPr>
-                <w:rFonts w:ascii="Malgun Gothic" w:hAnsi="Malgun Gothic" w:eastAsia="Malgun Gothic"/>
-                <w:b/>
-                <w:color w:val="121416"/>
-                <w:sz w:val="17"/>
-              </w:rPr>
-              <w:t>MCP/커넥터</w:t>
-            </w:r>
-          </w:p>
-        </w:tc>
-        <w:tc>
-          <w:tcPr>
-            <w:tcW w:type="dxa" w:w="6760"/>
-            <w:vAlign w:val="center"/>
-            <w:tcMar>
-              <w:top w:w="80" w:type="dxa"/>
-              <w:start w:w="120" w:type="dxa"/>
-              <w:bottom w:w="80" w:type="dxa"/>
-              <w:end w:w="120" w:type="dxa"/>
-            </w:tcMar>
-          </w:tcPr>
-          <w:p>
-            <w:r>
-              <w:rPr>
-                <w:rFonts w:ascii="Malgun Gothic" w:hAnsi="Malgun Gothic" w:eastAsia="Malgun Gothic"/>
-                <w:color w:val="121416"/>
-                <w:sz w:val="17"/>
-              </w:rPr>
-              <w:t>외부 도구와 데이터 소스를 연결합니다. 각 서비스의 인증·권한 정책을 따릅니다.</w:t>
-            </w:r>
-          </w:p>
-        </w:tc>
-      </w:tr>
-      <w:tr>
-        <w:tc>
-          <w:tcPr>
-            <w:tcW w:type="dxa" w:w="2600"/>
-            <w:vAlign w:val="center"/>
-            <w:tcMar>
-              <w:top w:w="80" w:type="dxa"/>
-              <w:start w:w="120" w:type="dxa"/>
-              <w:bottom w:w="80" w:type="dxa"/>
-              <w:end w:w="120" w:type="dxa"/>
-            </w:tcMar>
-          </w:tcPr>
-          <w:p>
-            <w:r>
-              <w:rPr>
-                <w:rFonts w:ascii="Malgun Gothic" w:hAnsi="Malgun Gothic" w:eastAsia="Malgun Gothic"/>
-                <w:b/>
-                <w:color w:val="121416"/>
-                <w:sz w:val="17"/>
-              </w:rPr>
-              <w:t>화면 모드</w:t>
-            </w:r>
-          </w:p>
-        </w:tc>
-        <w:tc>
-          <w:tcPr>
-            <w:tcW w:type="dxa" w:w="6760"/>
-            <w:vAlign w:val="center"/>
-            <w:tcMar>
-              <w:top w:w="80" w:type="dxa"/>
-              <w:start w:w="120" w:type="dxa"/>
-              <w:bottom w:w="80" w:type="dxa"/>
-              <w:end w:w="120" w:type="dxa"/>
-            </w:tcMar>
-          </w:tcPr>
-          <w:p>
-            <w:r>
-              <w:rPr>
-                <w:rFonts w:ascii="Malgun Gothic" w:hAnsi="Malgun Gothic" w:eastAsia="Malgun Gothic"/>
-                <w:color w:val="121416"/>
-                <w:sz w:val="17"/>
-              </w:rPr>
-              <w:t>라이트/다크 테마와 강조색을 선택합니다.</w:t>
-            </w:r>
-          </w:p>
-        </w:tc>
-      </w:tr>
-      <w:tr>
-        <w:tc>
-          <w:tcPr>
-            <w:tcW w:type="dxa" w:w="2600"/>
-            <w:vAlign w:val="center"/>
-            <w:tcMar>
-              <w:top w:w="80" w:type="dxa"/>
-              <w:start w:w="120" w:type="dxa"/>
-              <w:bottom w:w="80" w:type="dxa"/>
-              <w:end w:w="120" w:type="dxa"/>
-            </w:tcMar>
-          </w:tcPr>
-          <w:p>
-            <w:r>
-              <w:rPr>
-                <w:rFonts w:ascii="Malgun Gothic" w:hAnsi="Malgun Gothic" w:eastAsia="Malgun Gothic"/>
-                <w:b/>
-                <w:color w:val="121416"/>
-                <w:sz w:val="17"/>
-              </w:rPr>
-              <w:t>문서 배심원단</w:t>
-            </w:r>
-          </w:p>
-        </w:tc>
-        <w:tc>
-          <w:tcPr>
-            <w:tcW w:type="dxa" w:w="6760"/>
-            <w:vAlign w:val="center"/>
-            <w:tcMar>
-              <w:top w:w="80" w:type="dxa"/>
-              <w:start w:w="120" w:type="dxa"/>
-              <w:bottom w:w="80" w:type="dxa"/>
-              <w:end w:w="120" w:type="dxa"/>
-            </w:tcMar>
-          </w:tcPr>
-          <w:p>
-            <w:r>
-              <w:rPr>
-                <w:rFonts w:ascii="Malgun Gothic" w:hAnsi="Malgun Gothic" w:eastAsia="Malgun Gothic"/>
-                <w:color w:val="121416"/>
-                <w:sz w:val="17"/>
-              </w:rPr>
-              <w:t>문서를 여러 관점으로 검토하도록 평가 역할과 인원 수를 구성합니다.</w:t>
-            </w:r>
-          </w:p>
-        </w:tc>
-      </w:tr>
-    </w:tbl>
-    <w:p>
-      <w:pPr>
-        <w:pStyle w:val="Heading2"/>
-        <w:keepNext/>
-      </w:pPr>
-      <w:r>
-        <w:t>안전하게 사용하는 기준</w:t>
-      </w:r>
-    </w:p>
-    <w:p>
-      <w:pPr>
-        <w:numPr>
-          <w:ilvl w:val="0"/>
-          <w:numId w:val="51"/>
-        </w:numPr>
-        <w:spacing w:after="50" w:line="269" w:lineRule="auto"/>
-      </w:pPr>
-      <w:r>
-        <w:rPr>
-          <w:rFonts w:ascii="Malgun Gothic" w:hAnsi="Malgun Gothic" w:eastAsia="Malgun Gothic"/>
-          <w:color w:val="121416"/>
-          <w:sz w:val="18"/>
-        </w:rPr>
-        <w:t>개발·운영 DB는 최소 권한 계정을 사용하고 기본은 읽기 전용으로 둡니다.</w:t>
-      </w:r>
-    </w:p>
-    <w:p>
-      <w:pPr>
-        <w:numPr>
-          <w:ilvl w:val="0"/>
-          <w:numId w:val="51"/>
-        </w:numPr>
-        <w:spacing w:after="50" w:line="269" w:lineRule="auto"/>
-      </w:pPr>
-      <w:r>
-        <w:rPr>
-          <w:rFonts w:ascii="Malgun Gothic" w:hAnsi="Malgun Gothic" w:eastAsia="Malgun Gothic"/>
-          <w:color w:val="121416"/>
-          <w:sz w:val="18"/>
-        </w:rPr>
-        <w:t>브라우저 자동화는 필요한 탭과 동작에만 승인합니다.</w:t>
-      </w:r>
-    </w:p>
-    <w:p>
-      <w:pPr>
-        <w:numPr>
-          <w:ilvl w:val="0"/>
-          <w:numId w:val="51"/>
-        </w:numPr>
-        <w:spacing w:after="50" w:line="269" w:lineRule="auto"/>
-      </w:pPr>
-      <w:r>
-        <w:rPr>
-          <w:rFonts w:ascii="Malgun Gothic" w:hAnsi="Malgun Gothic" w:eastAsia="Malgun Gothic"/>
-          <w:color w:val="121416"/>
-          <w:sz w:val="18"/>
-        </w:rPr>
-        <w:t>비밀값, 토큰, 개인정보가 포함된 파일은 전송 전에 범위를 확인합니다.</w:t>
-      </w:r>
-    </w:p>
-    <w:p>
-      <w:pPr>
-        <w:numPr>
-          <w:ilvl w:val="0"/>
-          <w:numId w:val="51"/>
-        </w:numPr>
-        <w:spacing w:after="50" w:line="269" w:lineRule="auto"/>
-      </w:pPr>
-      <w:r>
-        <w:rPr>
-          <w:rFonts w:ascii="Malgun Gothic" w:hAnsi="Malgun Gothic" w:eastAsia="Malgun Gothic"/>
-          <w:color w:val="121416"/>
-          <w:sz w:val="18"/>
-        </w:rPr>
-        <w:t>외부 모델과 connector를 사용할 때는 해당 제공자의 저장·학습·보안 정책을 확인합니다.</w:t>
-      </w:r>
-    </w:p>
-    <w:p>
-      <w:pPr>
-        <w:numPr>
-          <w:ilvl w:val="0"/>
-          <w:numId w:val="51"/>
-        </w:numPr>
-        <w:spacing w:after="50" w:line="269" w:lineRule="auto"/>
-      </w:pPr>
-      <w:r>
-        <w:rPr>
-          <w:rFonts w:ascii="Malgun Gothic" w:hAnsi="Malgun Gothic" w:eastAsia="Malgun Gothic"/>
-          <w:color w:val="121416"/>
-          <w:sz w:val="18"/>
-        </w:rPr>
-        <w:t>공개용 문서는 미리보기와 export 결과에서 민감 정보를 한 번 더 검사합니다.</w:t>
-      </w:r>
-    </w:p>
-    <w:p>
-      <w:pPr>
-        <w:pageBreakBefore/>
-        <w:spacing w:before="0" w:after="160"/>
-      </w:pPr>
-      <w:r>
-        <w:rPr>
-          <w:rFonts w:ascii="Consolas" w:hAnsi="Consolas" w:eastAsia="Consolas"/>
-          <w:b/>
-          <w:color w:val="2348B8"/>
-          <w:sz w:val="17"/>
-        </w:rPr>
-        <w:t>08 / HELP</w:t>
-      </w:r>
-    </w:p>
-    <w:p>
-      <w:pPr>
-        <w:spacing w:before="0" w:after="100"/>
-      </w:pPr>
-      <w:r>
-        <w:rPr>
-          <w:rFonts w:ascii="Malgun Gothic" w:hAnsi="Malgun Gothic" w:eastAsia="Malgun Gothic"/>
-          <w:b/>
-          <w:color w:val="121416"/>
-          <w:sz w:val="50"/>
-        </w:rPr>
-        <w:t>막혔을 때 확인할 것</w:t>
-      </w:r>
-    </w:p>
-    <w:p>
-      <w:pPr>
-        <w:spacing w:after="240"/>
-      </w:pPr>
-      <w:r>
-        <w:rPr>
-          <w:rFonts w:ascii="Malgun Gothic" w:hAnsi="Malgun Gothic" w:eastAsia="Malgun Gothic"/>
-          <w:color w:val="666B72"/>
-          <w:sz w:val="22"/>
-        </w:rPr>
-        <w:t>대부분의 문제는 연결 범위, 실행 상태, 권한 또는 결과 검토 단계에서 빠르게 확인할 수 있습니다.</w:t>
-      </w:r>
-    </w:p>
-    <w:tbl>
-      <w:tblPr>
-        <w:tblW w:type="dxa" w:w="9360"/>
-        <w:tblLayout w:type="fixed"/>
-        <w:tblLook w:firstColumn="1" w:firstRow="1" w:lastColumn="0" w:lastRow="0" w:noHBand="0" w:noVBand="1" w:val="04A0"/>
-        <w:jc w:val="left"/>
-        <w:tblInd w:w="120" w:type="dxa"/>
-      </w:tblPr>
-      <w:tblGrid>
-        <w:gridCol w:w="2600"/>
-        <w:gridCol w:w="6760"/>
-      </w:tblGrid>
-      <w:tr>
-        <w:tc>
-          <w:tcPr>
-            <w:tcW w:type="dxa" w:w="2600"/>
-            <w:vAlign w:val="center"/>
-            <w:tcMar>
-              <w:top w:w="80" w:type="dxa"/>
-              <w:start w:w="120" w:type="dxa"/>
-              <w:bottom w:w="80" w:type="dxa"/>
-              <w:end w:w="120" w:type="dxa"/>
-            </w:tcMar>
-            <w:shd w:fill="E8EEF5"/>
-          </w:tcPr>
-          <w:p>
-            <w:r>
-              <w:rPr>
-                <w:rFonts w:ascii="Malgun Gothic" w:hAnsi="Malgun Gothic" w:eastAsia="Malgun Gothic"/>
-                <w:b/>
-                <w:color w:val="0B2545"/>
-                <w:sz w:val="17"/>
-              </w:rPr>
-              <w:t>항목</w:t>
-            </w:r>
-          </w:p>
-        </w:tc>
-        <w:tc>
-          <w:tcPr>
-            <w:tcW w:type="dxa" w:w="6760"/>
-            <w:vAlign w:val="center"/>
-            <w:tcMar>
-              <w:top w:w="80" w:type="dxa"/>
-              <w:start w:w="120" w:type="dxa"/>
-              <w:bottom w:w="80" w:type="dxa"/>
-              <w:end w:w="120" w:type="dxa"/>
-            </w:tcMar>
-            <w:shd w:fill="E8EEF5"/>
-          </w:tcPr>
-          <w:p>
-            <w:r>
-              <w:rPr>
-                <w:rFonts w:ascii="Malgun Gothic" w:hAnsi="Malgun Gothic" w:eastAsia="Malgun Gothic"/>
-                <w:b/>
-                <w:color w:val="0B2545"/>
-                <w:sz w:val="17"/>
-              </w:rPr>
-              <w:t>권장 사용법</w:t>
-            </w:r>
-          </w:p>
-        </w:tc>
-      </w:tr>
-      <w:tr>
-        <w:tc>
-          <w:tcPr>
-            <w:tcW w:type="dxa" w:w="2600"/>
-            <w:vAlign w:val="center"/>
-            <w:tcMar>
-              <w:top w:w="80" w:type="dxa"/>
-              <w:start w:w="120" w:type="dxa"/>
-              <w:bottom w:w="80" w:type="dxa"/>
-              <w:end w:w="120" w:type="dxa"/>
-            </w:tcMar>
-          </w:tcPr>
-          <w:p>
-            <w:r>
-              <w:rPr>
-                <w:rFonts w:ascii="Malgun Gothic" w:hAnsi="Malgun Gothic" w:eastAsia="Malgun Gothic"/>
-                <w:b/>
-                <w:color w:val="121416"/>
-                <w:sz w:val="17"/>
-              </w:rPr>
-              <w:t>CLI가 안 보임</w:t>
-            </w:r>
-          </w:p>
-        </w:tc>
-        <w:tc>
-          <w:tcPr>
-            <w:tcW w:type="dxa" w:w="6760"/>
-            <w:vAlign w:val="center"/>
-            <w:tcMar>
-              <w:top w:w="80" w:type="dxa"/>
-              <w:start w:w="120" w:type="dxa"/>
-              <w:bottom w:w="80" w:type="dxa"/>
-              <w:end w:w="120" w:type="dxa"/>
-            </w:tcMar>
-          </w:tcPr>
-          <w:p>
-            <w:r>
-              <w:rPr>
-                <w:rFonts w:ascii="Malgun Gothic" w:hAnsi="Malgun Gothic" w:eastAsia="Malgun Gothic"/>
-                <w:color w:val="121416"/>
-                <w:sz w:val="17"/>
-              </w:rPr>
-              <w:t>설치와 로그인을 확인한 뒤 설정에서 에이전트를 다시 검색합니다.</w:t>
-            </w:r>
-          </w:p>
-        </w:tc>
-      </w:tr>
-      <w:tr>
-        <w:tc>
-          <w:tcPr>
-            <w:tcW w:type="dxa" w:w="2600"/>
-            <w:vAlign w:val="center"/>
-            <w:tcMar>
-              <w:top w:w="80" w:type="dxa"/>
-              <w:start w:w="120" w:type="dxa"/>
-              <w:bottom w:w="80" w:type="dxa"/>
-              <w:end w:w="120" w:type="dxa"/>
-            </w:tcMar>
-          </w:tcPr>
-          <w:p>
-            <w:r>
-              <w:rPr>
-                <w:rFonts w:ascii="Malgun Gothic" w:hAnsi="Malgun Gothic" w:eastAsia="Malgun Gothic"/>
-                <w:b/>
-                <w:color w:val="121416"/>
-                <w:sz w:val="17"/>
-              </w:rPr>
-              <w:t>폴더를 잘못 선택함</w:t>
-            </w:r>
-          </w:p>
-        </w:tc>
-        <w:tc>
-          <w:tcPr>
-            <w:tcW w:type="dxa" w:w="6760"/>
-            <w:vAlign w:val="center"/>
-            <w:tcMar>
-              <w:top w:w="80" w:type="dxa"/>
-              <w:start w:w="120" w:type="dxa"/>
-              <w:bottom w:w="80" w:type="dxa"/>
-              <w:end w:w="120" w:type="dxa"/>
-            </w:tcMar>
-          </w:tcPr>
-          <w:p>
-            <w:r>
-              <w:rPr>
-                <w:rFonts w:ascii="Malgun Gothic" w:hAnsi="Malgun Gothic" w:eastAsia="Malgun Gothic"/>
-                <w:color w:val="121416"/>
-                <w:sz w:val="17"/>
-              </w:rPr>
-              <w:t>새 프로젝트에서 올바른 저장소 폴더를 다시 연결합니다. 여러 저장소는 프로젝트를 나눠 관리합니다.</w:t>
-            </w:r>
-          </w:p>
-        </w:tc>
-      </w:tr>
-      <w:tr>
-        <w:tc>
-          <w:tcPr>
-            <w:tcW w:type="dxa" w:w="2600"/>
-            <w:vAlign w:val="center"/>
-            <w:tcMar>
-              <w:top w:w="80" w:type="dxa"/>
-              <w:start w:w="120" w:type="dxa"/>
-              <w:bottom w:w="80" w:type="dxa"/>
-              <w:end w:w="120" w:type="dxa"/>
-            </w:tcMar>
-          </w:tcPr>
-          <w:p>
-            <w:r>
-              <w:rPr>
-                <w:rFonts w:ascii="Malgun Gothic" w:hAnsi="Malgun Gothic" w:eastAsia="Malgun Gothic"/>
-                <w:b/>
-                <w:color w:val="121416"/>
-                <w:sz w:val="17"/>
-              </w:rPr>
-              <w:t>개발 서버가 안 뜸</w:t>
-            </w:r>
-          </w:p>
-        </w:tc>
-        <w:tc>
-          <w:tcPr>
-            <w:tcW w:type="dxa" w:w="6760"/>
-            <w:vAlign w:val="center"/>
-            <w:tcMar>
-              <w:top w:w="80" w:type="dxa"/>
-              <w:start w:w="120" w:type="dxa"/>
-              <w:bottom w:w="80" w:type="dxa"/>
-              <w:end w:w="120" w:type="dxa"/>
-            </w:tcMar>
-          </w:tcPr>
-          <w:p>
-            <w:r>
-              <w:rPr>
-                <w:rFonts w:ascii="Malgun Gothic" w:hAnsi="Malgun Gothic" w:eastAsia="Malgun Gothic"/>
-                <w:color w:val="121416"/>
-                <w:sz w:val="17"/>
-              </w:rPr>
-              <w:t>발견된 실행 구성과 필요한 환경 변수를 확인하고 빌드 로그의 첫 실패부터 해결합니다.</w:t>
-            </w:r>
-          </w:p>
-        </w:tc>
-      </w:tr>
-      <w:tr>
-        <w:tc>
-          <w:tcPr>
-            <w:tcW w:type="dxa" w:w="2600"/>
-            <w:vAlign w:val="center"/>
-            <w:tcMar>
-              <w:top w:w="80" w:type="dxa"/>
-              <w:start w:w="120" w:type="dxa"/>
-              <w:bottom w:w="80" w:type="dxa"/>
-              <w:end w:w="120" w:type="dxa"/>
-            </w:tcMar>
-          </w:tcPr>
-          <w:p>
-            <w:r>
-              <w:rPr>
-                <w:rFonts w:ascii="Malgun Gothic" w:hAnsi="Malgun Gothic" w:eastAsia="Malgun Gothic"/>
-                <w:b/>
-                <w:color w:val="121416"/>
-                <w:sz w:val="17"/>
-              </w:rPr>
-              <w:t>브라우저 검증이 안 됨</w:t>
-            </w:r>
-          </w:p>
-        </w:tc>
-        <w:tc>
-          <w:tcPr>
-            <w:tcW w:type="dxa" w:w="6760"/>
-            <w:vAlign w:val="center"/>
-            <w:tcMar>
-              <w:top w:w="80" w:type="dxa"/>
-              <w:start w:w="120" w:type="dxa"/>
-              <w:bottom w:w="80" w:type="dxa"/>
-              <w:end w:w="120" w:type="dxa"/>
-            </w:tcMar>
-          </w:tcPr>
-          <w:p>
-            <w:r>
-              <w:rPr>
-                <w:rFonts w:ascii="Malgun Gothic" w:hAnsi="Malgun Gothic" w:eastAsia="Malgun Gothic"/>
-                <w:color w:val="121416"/>
-                <w:sz w:val="17"/>
-              </w:rPr>
-              <w:t>Desktop 앱인지, 대상 탭이 승인되었는지, 로컬 서버 URL이 열리는지 확인합니다.</w:t>
-            </w:r>
-          </w:p>
-        </w:tc>
-      </w:tr>
-      <w:tr>
-        <w:tc>
-          <w:tcPr>
-            <w:tcW w:type="dxa" w:w="2600"/>
-            <w:vAlign w:val="center"/>
-            <w:tcMar>
-              <w:top w:w="80" w:type="dxa"/>
-              <w:start w:w="120" w:type="dxa"/>
-              <w:bottom w:w="80" w:type="dxa"/>
-              <w:end w:w="120" w:type="dxa"/>
-            </w:tcMar>
-          </w:tcPr>
-          <w:p>
-            <w:r>
-              <w:rPr>
-                <w:rFonts w:ascii="Malgun Gothic" w:hAnsi="Malgun Gothic" w:eastAsia="Malgun Gothic"/>
-                <w:b/>
-                <w:color w:val="121416"/>
-                <w:sz w:val="17"/>
-              </w:rPr>
-              <w:t>DB를 못 읽음</w:t>
-            </w:r>
-          </w:p>
-        </w:tc>
-        <w:tc>
-          <w:tcPr>
-            <w:tcW w:type="dxa" w:w="6760"/>
-            <w:vAlign w:val="center"/>
-            <w:tcMar>
-              <w:top w:w="80" w:type="dxa"/>
-              <w:start w:w="120" w:type="dxa"/>
-              <w:bottom w:w="80" w:type="dxa"/>
-              <w:end w:w="120" w:type="dxa"/>
-            </w:tcMar>
-          </w:tcPr>
-          <w:p>
-            <w:r>
-              <w:rPr>
-                <w:rFonts w:ascii="Malgun Gothic" w:hAnsi="Malgun Gothic" w:eastAsia="Malgun Gothic"/>
-                <w:color w:val="121416"/>
-                <w:sz w:val="17"/>
-              </w:rPr>
-              <w:t>연결 테스트, 프로젝트 연결 ID와 읽기 정책을 확인합니다.</w:t>
-            </w:r>
-          </w:p>
-        </w:tc>
-      </w:tr>
-      <w:tr>
-        <w:tc>
-          <w:tcPr>
-            <w:tcW w:type="dxa" w:w="2600"/>
-            <w:vAlign w:val="center"/>
-            <w:tcMar>
-              <w:top w:w="80" w:type="dxa"/>
-              <w:start w:w="120" w:type="dxa"/>
-              <w:bottom w:w="80" w:type="dxa"/>
-              <w:end w:w="120" w:type="dxa"/>
-            </w:tcMar>
-          </w:tcPr>
-          <w:p>
-            <w:r>
-              <w:rPr>
-                <w:rFonts w:ascii="Malgun Gothic" w:hAnsi="Malgun Gothic" w:eastAsia="Malgun Gothic"/>
-                <w:b/>
-                <w:color w:val="121416"/>
-                <w:sz w:val="17"/>
-              </w:rPr>
-              <w:t>문서가 예상과 다름</w:t>
-            </w:r>
-          </w:p>
-        </w:tc>
-        <w:tc>
-          <w:tcPr>
-            <w:tcW w:type="dxa" w:w="6760"/>
-            <w:vAlign w:val="center"/>
-            <w:tcMar>
-              <w:top w:w="80" w:type="dxa"/>
-              <w:start w:w="120" w:type="dxa"/>
-              <w:bottom w:w="80" w:type="dxa"/>
-              <w:end w:w="120" w:type="dxa"/>
-            </w:tcMar>
-          </w:tcPr>
-          <w:p>
-            <w:r>
-              <w:rPr>
-                <w:rFonts w:ascii="Malgun Gothic" w:hAnsi="Malgun Gothic" w:eastAsia="Malgun Gothic"/>
-                <w:color w:val="121416"/>
-                <w:sz w:val="17"/>
-              </w:rPr>
-              <w:t>사용한 자료, 용어사전, 템플릿과 필수 필드를 확인하고 같은 프로젝트에서 수정 요청합니다.</w:t>
-            </w:r>
-          </w:p>
-        </w:tc>
-      </w:tr>
-    </w:tbl>
-    <w:p>
-      <w:pPr>
-        <w:pStyle w:val="Heading2"/>
-        <w:keepNext/>
-      </w:pPr>
-      <w:r>
-        <w:t>완료 전 체크리스트</w:t>
-      </w:r>
-    </w:p>
-    <w:p>
-      <w:pPr>
-        <w:numPr>
-          <w:ilvl w:val="0"/>
-          <w:numId w:val="51"/>
-        </w:numPr>
-        <w:spacing w:after="50" w:line="269" w:lineRule="auto"/>
-      </w:pPr>
-      <w:r>
-        <w:rPr>
-          <w:rFonts w:ascii="Malgun Gothic" w:hAnsi="Malgun Gothic" w:eastAsia="Malgun Gothic"/>
-          <w:color w:val="121416"/>
-          <w:sz w:val="18"/>
-        </w:rPr>
-        <w:t>선택한 작업 폴더와 프로젝트가 맞다.</w:t>
-      </w:r>
-    </w:p>
-    <w:p>
-      <w:pPr>
-        <w:numPr>
-          <w:ilvl w:val="0"/>
-          <w:numId w:val="51"/>
-        </w:numPr>
-        <w:spacing w:after="50" w:line="269" w:lineRule="auto"/>
-      </w:pPr>
-      <w:r>
-        <w:rPr>
-          <w:rFonts w:ascii="Malgun Gothic" w:hAnsi="Malgun Gothic" w:eastAsia="Malgun Gothic"/>
-          <w:color w:val="121416"/>
-          <w:sz w:val="18"/>
-        </w:rPr>
-        <w:t>외부에 보낼 맥락과 첨부 파일 범위를 확인했다.</w:t>
-      </w:r>
-    </w:p>
-    <w:p>
-      <w:pPr>
-        <w:numPr>
-          <w:ilvl w:val="0"/>
-          <w:numId w:val="51"/>
-        </w:numPr>
-        <w:spacing w:after="50" w:line="269" w:lineRule="auto"/>
-      </w:pPr>
-      <w:r>
-        <w:rPr>
-          <w:rFonts w:ascii="Malgun Gothic" w:hAnsi="Malgun Gothic" w:eastAsia="Malgun Gothic"/>
-          <w:color w:val="121416"/>
-          <w:sz w:val="18"/>
-        </w:rPr>
-        <w:t>코드는 diff, 테스트, 빌드와 실제 화면 동작을 확인했다.</w:t>
-      </w:r>
-    </w:p>
-    <w:p>
-      <w:pPr>
-        <w:numPr>
-          <w:ilvl w:val="0"/>
-          <w:numId w:val="51"/>
-        </w:numPr>
-        <w:spacing w:after="50" w:line="269" w:lineRule="auto"/>
-      </w:pPr>
-      <w:r>
-        <w:rPr>
-          <w:rFonts w:ascii="Malgun Gothic" w:hAnsi="Malgun Gothic" w:eastAsia="Malgun Gothic"/>
-          <w:color w:val="121416"/>
-          <w:sz w:val="18"/>
-        </w:rPr>
-        <w:t>문서는 미리보기, 필수 값, 검증 경고와 export 파일을 확인했다.</w:t>
-      </w:r>
-    </w:p>
-    <w:p>
-      <w:pPr>
-        <w:numPr>
-          <w:ilvl w:val="0"/>
-          <w:numId w:val="51"/>
-        </w:numPr>
-        <w:spacing w:after="50" w:line="269" w:lineRule="auto"/>
-      </w:pPr>
-      <w:r>
-        <w:rPr>
-          <w:rFonts w:ascii="Malgun Gothic" w:hAnsi="Malgun Gothic" w:eastAsia="Malgun Gothic"/>
-          <w:color w:val="121416"/>
-          <w:sz w:val="18"/>
-        </w:rPr>
-        <w:t>비밀값과 개인정보가 결과물에 포함되지 않았다.</w:t>
-      </w:r>
-    </w:p>
-    <w:p>
-      <w:pPr>
-        <w:pStyle w:val="Heading2"/>
-        <w:keepNext/>
-      </w:pPr>
-      <w:r>
-        <w:t>다운로드와 소스</w:t>
-      </w:r>
-    </w:p>
-    <w:p>
-      <w:pPr>
-        <w:spacing w:after="80"/>
-      </w:pPr>
-      <w:r>
-        <w:rPr>
-          <w:rFonts w:ascii="Malgun Gothic" w:hAnsi="Malgun Gothic" w:eastAsia="Malgun Gothic"/>
-          <w:b/>
-          <w:color w:val="121416"/>
-          <w:sz w:val="21"/>
-        </w:rPr>
-        <w:t xml:space="preserve">제품 홈페이지  </w:t>
-      </w:r>
-      <w:hyperlink r:id="rId14">
-        <w:r>
-          <w:rPr>
-            <w:color w:val="2348B8"/>
-            <w:u w:val="single"/>
-          </w:rPr>
-          <w:t>https://monofield.vercel.app</w:t>
-        </w:r>
-      </w:hyperlink>
-    </w:p>
-    <w:p>
-      <w:pPr>
-        <w:spacing w:after="80"/>
-      </w:pPr>
-      <w:r>
-        <w:rPr>
-          <w:rFonts w:ascii="Malgun Gothic" w:hAnsi="Malgun Gothic" w:eastAsia="Malgun Gothic"/>
-          <w:b/>
-          <w:color w:val="121416"/>
-          <w:sz w:val="21"/>
-        </w:rPr>
-        <w:t xml:space="preserve">GitHub  </w:t>
-      </w:r>
-      <w:hyperlink r:id="rId15">
-        <w:r>
-          <w:rPr>
-            <w:color w:val="2348B8"/>
-            <w:u w:val="single"/>
-          </w:rPr>
-          <w:t>https://github.com/jhy0285/monofield</w:t>
-        </w:r>
-      </w:hyperlink>
-    </w:p>
-    <w:tbl>
-      <w:tblPr>
-        <w:tblW w:type="dxa" w:w="9360"/>
-        <w:jc w:val="left"/>
-        <w:tblLayout w:type="fixed"/>
-        <w:tblLook w:firstColumn="1" w:firstRow="1" w:lastColumn="0" w:lastRow="0" w:noHBand="0" w:noVBand="1" w:val="04A0"/>
-        <w:tblInd w:w="120" w:type="dxa"/>
-      </w:tblPr>
-      <w:tblGrid>
-        <w:gridCol w:w="9360"/>
-      </w:tblGrid>
-      <w:tr>
-        <w:tc>
-          <w:tcPr>
-            <w:tcW w:type="dxa" w:w="9360"/>
-            <w:vAlign w:val="center"/>
-            <w:tcMar>
-              <w:top w:w="80" w:type="dxa"/>
-              <w:start w:w="120" w:type="dxa"/>
-              <w:bottom w:w="80" w:type="dxa"/>
-              <w:end w:w="120" w:type="dxa"/>
-            </w:tcMar>
-            <w:shd w:fill="F4F6F9"/>
           </w:tcPr>
           <w:p>
             <w:pPr>
-              <w:spacing w:after="0" w:line="259" w:lineRule="auto"/>
+              <w:spacing w:before="0" w:after="0" w:lineRule="auto" w:line="259"/>
             </w:pPr>
             <w:r>
               <w:rPr>
-                <w:rFonts w:ascii="Malgun Gothic" w:hAnsi="Malgun Gothic" w:eastAsia="Malgun Gothic"/>
-                <w:b/>
-                <w:color w:val="2348B8"/>
+                <w:rFonts w:ascii="Calibri" w:hAnsi="Calibri" w:eastAsia="Malgun Gothic"/>
+                <w:b w:val="0"/>
+                <w:color w:val="111216"/>
                 <w:sz w:val="17"/>
               </w:rPr>
-              <w:t xml:space="preserve">다시 보기  </w:t>
-            </w:r>
-            <w:r>
-              <w:rPr>
-                <w:rFonts w:ascii="Malgun Gothic" w:hAnsi="Malgun Gothic" w:eastAsia="Malgun Gothic"/>
-                <w:color w:val="121416"/>
-                <w:sz w:val="17"/>
-              </w:rPr>
-              <w:t>앱 홈 우측 상단의 설정 메뉴에서 제품 가이드를 선택하면 4단계 튜토리얼을 언제든 다시 열 수 있습니다.</w:t>
+              <w:t>문제가 반복되면 실행 중인 프로젝트, 선택한 실행 구성, CLI 버전, 모델명, 브라우저 승인 상태를 함께 확인하세요.</w:t>
             </w:r>
           </w:p>
         </w:tc>
       </w:tr>
     </w:tbl>
     <w:sectPr>
-      <w:headerReference w:type="default" r:id="rId9"/>
-      <w:footerReference w:type="default" r:id="rId10"/>
-      <w:pgSz w:w="12240" w:h="15840"/>
-      <w:pgMar w:top="1037" w:right="1181" w:bottom="1037" w:left="1181" w:header="708" w:footer="708" w:gutter="0"/>
+      <w:footerReference w:type="default" r:id="rId9"/>
+      <w:pgSz w:w="16834" w:h="11909" w:orient="landscape"/>
+      <w:pgMar w:top="461" w:right="893" w:bottom="461" w:left="893" w:header="288" w:footer="317" w:gutter="0"/>
       <w:cols w:space="720"/>
       <w:docGrid w:linePitch="360"/>
     </w:sectPr>
@@ -3155,46 +5295,31 @@
   <w:p>
     <w:pPr>
       <w:pStyle w:val="Footer"/>
+      <w:spacing w:before="0" w:after="0" w:lineRule="auto" w:line="240"/>
       <w:jc w:val="right"/>
     </w:pPr>
     <w:r>
       <w:rPr>
-        <w:rFonts w:ascii="Consolas" w:hAnsi="Consolas" w:eastAsia="Consolas"/>
-        <w:color w:val="8B9097"/>
-        <w:sz w:val="17"/>
-      </w:rPr>
-      <w:t xml:space="preserve">PAGE </w:t>
+        <w:rFonts w:ascii="Calibri" w:hAnsi="Calibri" w:eastAsia="Malgun Gothic"/>
+        <w:b/>
+        <w:color w:val="5D6470"/>
+        <w:sz w:val="15"/>
+      </w:rPr>
+      <w:t xml:space="preserve">MONOFIELD  ·  USER GUIDE   </w:t>
+    </w:r>
+    <w:r>
+      <w:rPr>
+        <w:rFonts w:ascii="Calibri" w:hAnsi="Calibri" w:eastAsia="Malgun Gothic"/>
+        <w:b/>
+        <w:color w:val="5D6470"/>
+        <w:sz w:val="15"/>
+      </w:rPr>
       <w:fldChar w:fldCharType="begin"/>
-      <w:instrText xml:space="preserve">PAGE</w:instrText>
-      <w:fldChar w:fldCharType="separate"/>
-      <w:t>1</w:t>
+      <w:instrText xml:space="preserve"> PAGE </w:instrText>
       <w:fldChar w:fldCharType="end"/>
     </w:r>
   </w:p>
 </w:ftr>
-</file>
-
-<file path=word/header1.xml><?xml version="1.0" encoding="utf-8"?>
-<w:hdr xmlns:m="http://schemas.openxmlformats.org/officeDocument/2006/math" xmlns:mc="http://schemas.openxmlformats.org/markup-compatibility/2006" xmlns:mo="http://schemas.microsoft.com/office/mac/office/2008/main" xmlns:mv="urn:schemas-microsoft-com:mac:vml" xmlns:o="urn:schemas-microsoft-com:office:office" xmlns:r="http://schemas.openxmlformats.org/officeDocument/2006/relationships" xmlns:v="urn:schemas-microsoft-com:vml" xmlns:w10="urn:schemas-microsoft-com:office:word" xmlns:w14="http://schemas.microsoft.com/office/word/2010/wordml" xmlns:w="http://schemas.openxmlformats.org/wordprocessingml/2006/main" xmlns:wne="http://schemas.microsoft.com/office/word/2006/wordml" xmlns:wp14="http://schemas.microsoft.com/office/word/2010/wordprocessingDrawing" xmlns:wp="http://schemas.openxmlformats.org/drawingml/2006/wordprocessingDrawing" xmlns:wpc="http://schemas.microsoft.com/office/word/2010/wordprocessingCanvas" xmlns:wpg="http://schemas.microsoft.com/office/word/2010/wordprocessingGroup" xmlns:wpi="http://schemas.microsoft.com/office/word/2010/wordprocessingInk" xmlns:wps="http://schemas.microsoft.com/office/word/2010/wordprocessingShape" mc:Ignorable="w14 wp14">
-  <w:p>
-    <w:pPr>
-      <w:pStyle w:val="Header"/>
-      <w:spacing w:after="0"/>
-      <w:pBdr>
-        <w:bottom w:val="single" w:sz="4" w:space="1" w:color="E1E4E8"/>
-      </w:pBdr>
-    </w:pPr>
-    <w:r>
-      <w:rPr>
-        <w:rFonts w:ascii="Consolas" w:hAnsi="Consolas" w:eastAsia="Consolas"/>
-        <w:b/>
-        <w:color w:val="8B9097"/>
-        <w:sz w:val="16"/>
-      </w:rPr>
-      <w:t>MONOFIELD  /  USER GUIDE</w:t>
-    </w:r>
-  </w:p>
-</w:hdr>
 </file>
 
 <file path=word/numbering.xml><?xml version="1.0" encoding="utf-8"?>
@@ -3396,44 +5521,6 @@
   </w:num>
   <w:num w:numId="9">
     <w:abstractNumId w:val="0"/>
-  </w:num>
-  <w:abstractNum w:abstractNumId="41">
-    <w:multiLevelType w:val="singleLevel"/>
-    <w:lvl w:ilvl="0">
-      <w:start w:val="1"/>
-      <w:numFmt w:val="bullet"/>
-      <w:lvlText w:val="•"/>
-      <w:lvlJc w:val="left"/>
-      <w:pPr>
-        <w:tabs>
-          <w:tab w:val="num" w:pos="620"/>
-        </w:tabs>
-        <w:ind w:left="620" w:hanging="310"/>
-        <w:spacing w:after="80" w:line="300" w:lineRule="auto"/>
-      </w:pPr>
-    </w:lvl>
-  </w:abstractNum>
-  <w:num w:numId="51">
-    <w:abstractNumId w:val="41"/>
-  </w:num>
-  <w:abstractNum w:abstractNumId="42">
-    <w:multiLevelType w:val="singleLevel"/>
-    <w:lvl w:ilvl="0">
-      <w:start w:val="1"/>
-      <w:numFmt w:val="decimal"/>
-      <w:lvlText w:val="%1."/>
-      <w:lvlJc w:val="left"/>
-      <w:pPr>
-        <w:tabs>
-          <w:tab w:val="num" w:pos="760"/>
-        </w:tabs>
-        <w:ind w:left="760" w:hanging="380"/>
-        <w:spacing w:after="80" w:line="300" w:lineRule="auto"/>
-      </w:pPr>
-    </w:lvl>
-  </w:abstractNum>
-  <w:num w:numId="52">
-    <w:abstractNumId w:val="42"/>
   </w:num>
 </w:numbering>
 </file>
@@ -3599,12 +5686,12 @@
     <w:qFormat/>
     <w:rsid w:val="00FC693F"/>
     <w:pPr>
-      <w:spacing w:after="80" w:line="269" w:lineRule="auto"/>
+      <w:spacing w:before="0" w:after="120" w:line="300" w:lineRule="auto"/>
     </w:pPr>
     <w:rPr>
-      <w:rFonts w:ascii="Malgun Gothic" w:hAnsi="Malgun Gothic" w:eastAsia="Malgun Gothic"/>
-      <w:color w:val="121416"/>
-      <w:sz w:val="18"/>
+      <w:rFonts w:ascii="Calibri" w:hAnsi="Calibri" w:eastAsia="Malgun Gothic"/>
+      <w:color w:val="111216"/>
+      <w:sz w:val="22"/>
     </w:rPr>
   </w:style>
   <w:style w:type="paragraph" w:styleId="Header">
@@ -3662,15 +5749,15 @@
     <w:pPr>
       <w:keepNext/>
       <w:keepLines/>
-      <w:spacing w:before="240" w:after="140"/>
+      <w:spacing w:before="480" w:after="0"/>
       <w:outlineLvl w:val="0"/>
     </w:pPr>
     <w:rPr>
-      <w:rFonts w:asciiTheme="majorHAnsi" w:eastAsiaTheme="majorEastAsia" w:hAnsiTheme="majorHAnsi" w:cstheme="majorBidi" w:ascii="Malgun Gothic" w:hAnsi="Malgun Gothic" w:eastAsia="Malgun Gothic"/>
+      <w:rFonts w:asciiTheme="majorHAnsi" w:eastAsiaTheme="majorEastAsia" w:hAnsiTheme="majorHAnsi" w:cstheme="majorBidi"/>
       <w:b/>
       <w:bCs/>
-      <w:color w:val="2348B8"/>
-      <w:sz w:val="29"/>
+      <w:color w:val="365F91" w:themeColor="accent1" w:themeShade="BF"/>
+      <w:sz w:val="28"/>
       <w:szCs w:val="28"/>
     </w:rPr>
   </w:style>
@@ -3686,15 +5773,15 @@
     <w:pPr>
       <w:keepNext/>
       <w:keepLines/>
-      <w:spacing w:before="180" w:after="80"/>
+      <w:spacing w:before="200" w:after="0"/>
       <w:outlineLvl w:val="1"/>
     </w:pPr>
     <w:rPr>
-      <w:rFonts w:asciiTheme="majorHAnsi" w:eastAsiaTheme="majorEastAsia" w:hAnsiTheme="majorHAnsi" w:cstheme="majorBidi" w:ascii="Malgun Gothic" w:hAnsi="Malgun Gothic" w:eastAsia="Malgun Gothic"/>
+      <w:rFonts w:asciiTheme="majorHAnsi" w:eastAsiaTheme="majorEastAsia" w:hAnsiTheme="majorHAnsi" w:cstheme="majorBidi"/>
       <w:b/>
       <w:bCs/>
-      <w:color w:val="2348B8"/>
-      <w:sz w:val="24"/>
+      <w:color w:val="4F81BD" w:themeColor="accent1"/>
+      <w:sz w:val="26"/>
       <w:szCs w:val="26"/>
     </w:rPr>
   </w:style>
@@ -3710,15 +5797,14 @@
     <w:pPr>
       <w:keepNext/>
       <w:keepLines/>
-      <w:spacing w:before="140" w:after="60"/>
+      <w:spacing w:before="200" w:after="0"/>
       <w:outlineLvl w:val="2"/>
     </w:pPr>
     <w:rPr>
-      <w:rFonts w:asciiTheme="majorHAnsi" w:eastAsiaTheme="majorEastAsia" w:hAnsiTheme="majorHAnsi" w:cstheme="majorBidi" w:ascii="Malgun Gothic" w:hAnsi="Malgun Gothic" w:eastAsia="Malgun Gothic"/>
+      <w:rFonts w:asciiTheme="majorHAnsi" w:eastAsiaTheme="majorEastAsia" w:hAnsiTheme="majorHAnsi" w:cstheme="majorBidi"/>
       <w:b/>
       <w:bCs/>
-      <w:color w:val="0B2545"/>
-      <w:sz w:val="21"/>
+      <w:color w:val="4F81BD" w:themeColor="accent1"/>
     </w:rPr>
   </w:style>
   <w:style w:type="paragraph" w:styleId="Heading4">
@@ -4136,6 +6222,10 @@
       </w:numPr>
       <w:contextualSpacing/>
     </w:pPr>
+    <w:rPr>
+      <w:rFonts w:ascii="Calibri" w:hAnsi="Calibri" w:eastAsia="Malgun Gothic"/>
+      <w:sz w:val="22"/>
+    </w:rPr>
   </w:style>
   <w:style w:type="paragraph" w:styleId="ListBullet2">
     <w:name w:val="List Bullet 2"/>
@@ -4175,6 +6265,10 @@
       </w:numPr>
       <w:contextualSpacing/>
     </w:pPr>
+    <w:rPr>
+      <w:rFonts w:ascii="Calibri" w:hAnsi="Calibri" w:eastAsia="Malgun Gothic"/>
+      <w:sz w:val="22"/>
+    </w:rPr>
   </w:style>
   <w:style w:type="paragraph" w:styleId="ListNumber2">
     <w:name w:val="List Number 2"/>

--- a/apps/monofield-site/downloads/monofield-user-guide-ko.docx
+++ b/apps/monofield-site/downloads/monofield-user-guide-ko.docx
@@ -843,7 +843,7 @@
           <w:color w:val="111216"/>
           <w:sz w:val="21"/>
         </w:rPr>
-        <w:t>DB는 읽기 전용으로 시작하고, 쓰기는 승인된 쓰기 또는 전체 허용 정책을 명시적으로 선택합니다.</w:t>
+        <w:t>DB는 읽기 전용으로 시작합니다. 쓰기가 필요하면 ‘쓰기마다 승인’ 또는 ‘항상 쓰기 허용’을 선택합니다. 두 쓰기 모드도 구조화된 INSERT·UPDATE·DELETE만 허용하며 DDL과 임의 SQL은 차단합니다.</w:t>
       </w:r>
     </w:p>
     <w:p>
@@ -891,7 +891,7 @@
           <w:color w:val="111216"/>
           <w:sz w:val="21"/>
         </w:rPr>
-        <w:t>인터페이스/화면 명세를 코드에서 만들 때는 실제 코드베이스 폴더를 먼저 연결합니다.</w:t>
+        <w:t>코드 기반 인터페이스 명세는 실제 코드베이스 폴더를 먼저 연결합니다. 화면 명세는 업로드하거나 캡처한 화면을 기준으로 작성합니다.</w:t>
       </w:r>
     </w:p>
     <w:tbl>
@@ -1665,7 +1665,7 @@
           <w:color w:val="5D6470"/>
           <w:sz w:val="19"/>
         </w:rPr>
-        <w:t>선택한 폴더를 CLI의 기본 작업 루트로 사용합니다. MonoField가 실행 구성을 탐색하고 파일·Git·브라우저·DB 문맥을 같은 프로젝트에 연결합니다.</w:t>
+        <w:t>선택한 폴더를 CLI와 내장 터미널의 기본 작업 루트로 사용합니다. MonoField가 실행 구성을 탐색하고 파일·Git·서버 로그·브라우저·DB 문맥을 같은 프로젝트에 연결합니다.</w:t>
       </w:r>
     </w:p>
     <w:tbl>
@@ -1791,7 +1791,7 @@
                 <w:color w:val="1737A6"/>
                 <w:sz w:val="17"/>
               </w:rPr>
-              <w:t>03  요청</w:t>
+              <w:t>03  터미널/대화</w:t>
             </w:r>
           </w:p>
           <w:p>
@@ -4328,7 +4328,7 @@
                 <w:color w:val="111216"/>
                 <w:sz w:val="17"/>
               </w:rPr>
-              <w:t>코드 기반 인터페이스/화면 명세는 작업 폴더 검증 후 옵션 폼을 엽니다. 코드 없는 인터페이스는 최소 정보만 받고 비어 있는 요청·응답을 AI가 초안으로 채울 수 있습니다.</w:t>
+              <w:t>코드 기반 인터페이스 명세는 실제 코드 폴더 검증 → 옵션 폼 → 스캔 → XLSX 흐름입니다. 코드 없는 인터페이스는 최소 정보로 AI 초안을 만든 뒤 제안을 검토·확정해야 내보낼 수 있습니다. 화면 명세는 업로드/캡처 화면에 마커·Description·Check Point를 편집하고 HTML 미리보기 후 PPTX로 내보냅니다.</w:t>
             </w:r>
           </w:p>
         </w:tc>
@@ -4811,7 +4811,7 @@
                 <w:color w:val="111216"/>
                 <w:sz w:val="17"/>
               </w:rPr>
-              <w:t>‘분기 실적 발표용 10장 슬라이드를 만들어줘.’</w:t>
+              <w:t>‘업로드한 주문 화면을 마커·Description·Check Point가 포함된 화면 명세서로 만들어줘.’</w:t>
             </w:r>
           </w:p>
         </w:tc>
@@ -5274,6 +5274,4893 @@
                 <w:sz w:val="17"/>
               </w:rPr>
               <w:t>문제가 반복되면 실행 중인 프로젝트, 선택한 실행 구성, CLI 버전, 모델명, 브라우저 승인 상태를 함께 확인하세요.</w:t>
+            </w:r>
+          </w:p>
+        </w:tc>
+      </w:tr>
+    </w:tbl>
+    <w:p>
+      <w:r>
+        <w:br w:type="page"/>
+      </w:r>
+    </w:p>
+    <w:p>
+      <w:pPr>
+        <w:spacing w:after="120"/>
+      </w:pPr>
+      <w:r>
+        <w:rPr>
+          <w:rFonts w:ascii="Calibri" w:hAnsi="Calibri"/>
+          <w:b/>
+          <w:color w:val="2E5BFF"/>
+          <w:sz w:val="17"/>
+        </w:rPr>
+        <w:t>12  /  MULTI-PROJECT</w:t>
+      </w:r>
+    </w:p>
+    <w:p>
+      <w:pPr>
+        <w:spacing w:after="160"/>
+      </w:pPr>
+      <w:r>
+        <w:rPr>
+          <w:rFonts w:ascii="Calibri" w:hAnsi="Calibri"/>
+          <w:b/>
+          <w:color w:val="1737A6"/>
+          <w:sz w:val="42"/>
+        </w:rPr>
+        <w:t>여러 서버를 한 워크스페이스에서 관리합니다</w:t>
+      </w:r>
+    </w:p>
+    <w:p>
+      <w:pPr>
+        <w:spacing w:after="200"/>
+      </w:pPr>
+      <w:r>
+        <w:rPr>
+          <w:rFonts w:ascii="Calibri" w:hAnsi="Calibri"/>
+          <w:b w:val="0"/>
+          <w:color w:val="5D6470"/>
+          <w:sz w:val="21"/>
+        </w:rPr>
+        <w:t>상위 폴더를 열면 MonoField가 실행 가능한 하위 프로젝트를 발견합니다. 활성 프로젝트를 바꿔도 각 서버의 PID·URL·로그·실행 구성이 섞이지 않습니다.</w:t>
+      </w:r>
+    </w:p>
+    <w:tbl>
+      <w:tblPr>
+        <w:tblW w:type="auto" w:w="0"/>
+        <w:jc w:val="center"/>
+        <w:tblLayout w:type="fixed"/>
+        <w:tblLook w:firstColumn="1" w:firstRow="1" w:lastColumn="0" w:lastRow="0" w:noHBand="0" w:noVBand="1" w:val="04A0"/>
+      </w:tblPr>
+      <w:tblGrid>
+        <w:gridCol w:w="3762"/>
+        <w:gridCol w:w="3762"/>
+        <w:gridCol w:w="3762"/>
+        <w:gridCol w:w="3762"/>
+      </w:tblGrid>
+      <w:tr>
+        <w:tc>
+          <w:tcPr>
+            <w:tcW w:type="dxa" w:w="3139"/>
+            <w:vAlign w:val="center"/>
+            <w:shd w:fill="EEF1F6"/>
+            <w:tcBorders>
+              <w:top w:val="single" w:sz="4" w:color="D7DEE9"/>
+              <w:left w:val="single" w:sz="4" w:color="D7DEE9"/>
+              <w:bottom w:val="single" w:sz="4" w:color="D7DEE9"/>
+              <w:right w:val="single" w:sz="4" w:color="D7DEE9"/>
+              <w:insideH w:val="single" w:sz="4" w:color="D7DEE9"/>
+              <w:insideV w:val="single" w:sz="4" w:color="D7DEE9"/>
+            </w:tcBorders>
+          </w:tcPr>
+          <w:p>
+            <w:pPr>
+              <w:spacing w:after="80"/>
+            </w:pPr>
+            <w:r>
+              <w:rPr>
+                <w:rFonts w:ascii="Calibri" w:hAnsi="Calibri"/>
+                <w:b/>
+                <w:color w:val="1737A6"/>
+                <w:sz w:val="17"/>
+              </w:rPr>
+              <w:t>01  워크스페이스</w:t>
+            </w:r>
+          </w:p>
+          <w:p>
+            <w:r>
+              <w:rPr>
+                <w:rFonts w:ascii="Calibri" w:hAnsi="Calibri"/>
+                <w:b w:val="0"/>
+                <w:color w:val="5D6470"/>
+                <w:sz w:val="17"/>
+              </w:rPr>
+              <w:t>여러 저장소가 들어 있는 상위 폴더 선택</w:t>
+            </w:r>
+          </w:p>
+        </w:tc>
+        <w:tc>
+          <w:tcPr>
+            <w:tcW w:type="dxa" w:w="3139"/>
+            <w:vAlign w:val="center"/>
+            <w:shd w:fill="EEF1F6"/>
+            <w:tcBorders>
+              <w:top w:val="single" w:sz="4" w:color="D7DEE9"/>
+              <w:left w:val="single" w:sz="4" w:color="D7DEE9"/>
+              <w:bottom w:val="single" w:sz="4" w:color="D7DEE9"/>
+              <w:right w:val="single" w:sz="4" w:color="D7DEE9"/>
+              <w:insideH w:val="single" w:sz="4" w:color="D7DEE9"/>
+              <w:insideV w:val="single" w:sz="4" w:color="D7DEE9"/>
+            </w:tcBorders>
+          </w:tcPr>
+          <w:p>
+            <w:pPr>
+              <w:spacing w:after="80"/>
+            </w:pPr>
+            <w:r>
+              <w:rPr>
+                <w:rFonts w:ascii="Calibri" w:hAnsi="Calibri"/>
+                <w:b/>
+                <w:color w:val="1737A6"/>
+                <w:sz w:val="17"/>
+              </w:rPr>
+              <w:t>02  활성 프로젝트</w:t>
+            </w:r>
+          </w:p>
+          <w:p>
+            <w:r>
+              <w:rPr>
+                <w:rFonts w:ascii="Calibri" w:hAnsi="Calibri"/>
+                <w:b w:val="0"/>
+                <w:color w:val="5D6470"/>
+                <w:sz w:val="17"/>
+              </w:rPr>
+              <w:t>AOP·ACR·AGW 등 현재 작업 대상 선택</w:t>
+            </w:r>
+          </w:p>
+        </w:tc>
+        <w:tc>
+          <w:tcPr>
+            <w:tcW w:type="dxa" w:w="3139"/>
+            <w:vAlign w:val="center"/>
+            <w:shd w:fill="EEF1F6"/>
+            <w:tcBorders>
+              <w:top w:val="single" w:sz="4" w:color="D7DEE9"/>
+              <w:left w:val="single" w:sz="4" w:color="D7DEE9"/>
+              <w:bottom w:val="single" w:sz="4" w:color="D7DEE9"/>
+              <w:right w:val="single" w:sz="4" w:color="D7DEE9"/>
+              <w:insideH w:val="single" w:sz="4" w:color="D7DEE9"/>
+              <w:insideV w:val="single" w:sz="4" w:color="D7DEE9"/>
+            </w:tcBorders>
+          </w:tcPr>
+          <w:p>
+            <w:pPr>
+              <w:spacing w:after="80"/>
+            </w:pPr>
+            <w:r>
+              <w:rPr>
+                <w:rFonts w:ascii="Calibri" w:hAnsi="Calibri"/>
+                <w:b/>
+                <w:color w:val="1737A6"/>
+                <w:sz w:val="17"/>
+              </w:rPr>
+              <w:t>03  독립 실행</w:t>
+            </w:r>
+          </w:p>
+          <w:p>
+            <w:r>
+              <w:rPr>
+                <w:rFonts w:ascii="Calibri" w:hAnsi="Calibri"/>
+                <w:b w:val="0"/>
+                <w:color w:val="5D6470"/>
+                <w:sz w:val="17"/>
+              </w:rPr>
+              <w:t>프로젝트별 구성·프로필·포트로 실행</w:t>
+            </w:r>
+          </w:p>
+        </w:tc>
+        <w:tc>
+          <w:tcPr>
+            <w:tcW w:type="dxa" w:w="3139"/>
+            <w:vAlign w:val="center"/>
+            <w:shd w:fill="EEF1F6"/>
+            <w:tcBorders>
+              <w:top w:val="single" w:sz="4" w:color="D7DEE9"/>
+              <w:left w:val="single" w:sz="4" w:color="D7DEE9"/>
+              <w:bottom w:val="single" w:sz="4" w:color="D7DEE9"/>
+              <w:right w:val="single" w:sz="4" w:color="D7DEE9"/>
+              <w:insideH w:val="single" w:sz="4" w:color="D7DEE9"/>
+              <w:insideV w:val="single" w:sz="4" w:color="D7DEE9"/>
+            </w:tcBorders>
+          </w:tcPr>
+          <w:p>
+            <w:pPr>
+              <w:spacing w:after="80"/>
+            </w:pPr>
+            <w:r>
+              <w:rPr>
+                <w:rFonts w:ascii="Calibri" w:hAnsi="Calibri"/>
+                <w:b/>
+                <w:color w:val="1737A6"/>
+                <w:sz w:val="17"/>
+              </w:rPr>
+              <w:t>04  상태 복원</w:t>
+            </w:r>
+          </w:p>
+          <w:p>
+            <w:r>
+              <w:rPr>
+                <w:rFonts w:ascii="Calibri" w:hAnsi="Calibri"/>
+                <w:b w:val="0"/>
+                <w:color w:val="5D6470"/>
+                <w:sz w:val="17"/>
+              </w:rPr>
+              <w:t>다시 선택하면 기존 로그와 실행 상태 확인</w:t>
+            </w:r>
+          </w:p>
+        </w:tc>
+      </w:tr>
+    </w:tbl>
+    <w:p>
+      <w:pPr>
+        <w:spacing w:after="20"/>
+      </w:pPr>
+    </w:p>
+    <w:tbl>
+      <w:tblPr>
+        <w:tblW w:type="auto" w:w="0"/>
+        <w:jc w:val="center"/>
+        <w:tblLayout w:type="fixed"/>
+        <w:tblLook w:firstColumn="1" w:firstRow="1" w:lastColumn="0" w:lastRow="0" w:noHBand="0" w:noVBand="1" w:val="04A0"/>
+      </w:tblPr>
+      <w:tblGrid>
+        <w:gridCol w:w="5016"/>
+        <w:gridCol w:w="5016"/>
+        <w:gridCol w:w="5016"/>
+      </w:tblGrid>
+      <w:tr>
+        <w:trPr>
+          <w:tblHeader w:val="true"/>
+        </w:trPr>
+        <w:tc>
+          <w:tcPr>
+            <w:tcW w:type="dxa" w:w="1872"/>
+            <w:shd w:fill="DDE4EE"/>
+            <w:tcBorders>
+              <w:top w:val="single" w:sz="6" w:color="CAD2DF"/>
+              <w:left w:val="single" w:sz="6" w:color="CAD2DF"/>
+              <w:bottom w:val="single" w:sz="6" w:color="CAD2DF"/>
+              <w:right w:val="single" w:sz="6" w:color="CAD2DF"/>
+              <w:insideH w:val="single" w:sz="6" w:color="CAD2DF"/>
+              <w:insideV w:val="single" w:sz="6" w:color="CAD2DF"/>
+            </w:tcBorders>
+          </w:tcPr>
+          <w:p>
+            <w:pPr>
+              <w:spacing w:after="0"/>
+            </w:pPr>
+            <w:r>
+              <w:rPr>
+                <w:rFonts w:ascii="Calibri" w:hAnsi="Calibri"/>
+                <w:b/>
+                <w:color w:val="1737A6"/>
+                <w:sz w:val="17"/>
+              </w:rPr>
+              <w:t>표시</w:t>
+            </w:r>
+          </w:p>
+        </w:tc>
+        <w:tc>
+          <w:tcPr>
+            <w:tcW w:type="dxa" w:w="6048"/>
+            <w:shd w:fill="DDE4EE"/>
+            <w:tcBorders>
+              <w:top w:val="single" w:sz="6" w:color="CAD2DF"/>
+              <w:left w:val="single" w:sz="6" w:color="CAD2DF"/>
+              <w:bottom w:val="single" w:sz="6" w:color="CAD2DF"/>
+              <w:right w:val="single" w:sz="6" w:color="CAD2DF"/>
+              <w:insideH w:val="single" w:sz="6" w:color="CAD2DF"/>
+              <w:insideV w:val="single" w:sz="6" w:color="CAD2DF"/>
+            </w:tcBorders>
+          </w:tcPr>
+          <w:p>
+            <w:pPr>
+              <w:spacing w:after="0"/>
+            </w:pPr>
+            <w:r>
+              <w:rPr>
+                <w:rFonts w:ascii="Calibri" w:hAnsi="Calibri"/>
+                <w:b/>
+                <w:color w:val="1737A6"/>
+                <w:sz w:val="17"/>
+              </w:rPr>
+              <w:t>의미</w:t>
+            </w:r>
+          </w:p>
+        </w:tc>
+        <w:tc>
+          <w:tcPr>
+            <w:tcW w:type="dxa" w:w="5040"/>
+            <w:shd w:fill="DDE4EE"/>
+            <w:tcBorders>
+              <w:top w:val="single" w:sz="6" w:color="CAD2DF"/>
+              <w:left w:val="single" w:sz="6" w:color="CAD2DF"/>
+              <w:bottom w:val="single" w:sz="6" w:color="CAD2DF"/>
+              <w:right w:val="single" w:sz="6" w:color="CAD2DF"/>
+              <w:insideH w:val="single" w:sz="6" w:color="CAD2DF"/>
+              <w:insideV w:val="single" w:sz="6" w:color="CAD2DF"/>
+            </w:tcBorders>
+          </w:tcPr>
+          <w:p>
+            <w:pPr>
+              <w:spacing w:after="0"/>
+            </w:pPr>
+            <w:r>
+              <w:rPr>
+                <w:rFonts w:ascii="Calibri" w:hAnsi="Calibri"/>
+                <w:b/>
+                <w:color w:val="1737A6"/>
+                <w:sz w:val="17"/>
+              </w:rPr>
+              <w:t>사용자가 할 일</w:t>
+            </w:r>
+          </w:p>
+        </w:tc>
+      </w:tr>
+      <w:tr>
+        <w:tc>
+          <w:tcPr>
+            <w:tcW w:type="dxa" w:w="1872"/>
+            <w:tcBorders>
+              <w:top w:val="single" w:sz="6" w:color="CAD2DF"/>
+              <w:left w:val="single" w:sz="6" w:color="CAD2DF"/>
+              <w:bottom w:val="single" w:sz="6" w:color="CAD2DF"/>
+              <w:right w:val="single" w:sz="6" w:color="CAD2DF"/>
+              <w:insideH w:val="single" w:sz="6" w:color="CAD2DF"/>
+              <w:insideV w:val="single" w:sz="6" w:color="CAD2DF"/>
+            </w:tcBorders>
+            <w:vAlign w:val="center"/>
+          </w:tcPr>
+          <w:p>
+            <w:pPr>
+              <w:spacing w:after="0"/>
+            </w:pPr>
+            <w:r>
+              <w:rPr>
+                <w:rFonts w:ascii="Calibri" w:hAnsi="Calibri"/>
+                <w:b w:val="0"/>
+                <w:color w:val="111216"/>
+                <w:sz w:val="16"/>
+              </w:rPr>
+              <w:t>초록 · 실행 중</w:t>
+            </w:r>
+          </w:p>
+        </w:tc>
+        <w:tc>
+          <w:tcPr>
+            <w:tcW w:type="dxa" w:w="6048"/>
+            <w:tcBorders>
+              <w:top w:val="single" w:sz="6" w:color="CAD2DF"/>
+              <w:left w:val="single" w:sz="6" w:color="CAD2DF"/>
+              <w:bottom w:val="single" w:sz="6" w:color="CAD2DF"/>
+              <w:right w:val="single" w:sz="6" w:color="CAD2DF"/>
+              <w:insideH w:val="single" w:sz="6" w:color="CAD2DF"/>
+              <w:insideV w:val="single" w:sz="6" w:color="CAD2DF"/>
+            </w:tcBorders>
+            <w:vAlign w:val="center"/>
+          </w:tcPr>
+          <w:p>
+            <w:pPr>
+              <w:spacing w:after="0"/>
+            </w:pPr>
+            <w:r>
+              <w:rPr>
+                <w:rFonts w:ascii="Calibri" w:hAnsi="Calibri"/>
+                <w:b w:val="0"/>
+                <w:color w:val="111216"/>
+                <w:sz w:val="16"/>
+              </w:rPr>
+              <w:t>해당 프로젝트 프로세스가 살아 있고 URL 또는 로그가 연결됨</w:t>
+            </w:r>
+          </w:p>
+        </w:tc>
+        <w:tc>
+          <w:tcPr>
+            <w:tcW w:type="dxa" w:w="5040"/>
+            <w:tcBorders>
+              <w:top w:val="single" w:sz="6" w:color="CAD2DF"/>
+              <w:left w:val="single" w:sz="6" w:color="CAD2DF"/>
+              <w:bottom w:val="single" w:sz="6" w:color="CAD2DF"/>
+              <w:right w:val="single" w:sz="6" w:color="CAD2DF"/>
+              <w:insideH w:val="single" w:sz="6" w:color="CAD2DF"/>
+              <w:insideV w:val="single" w:sz="6" w:color="CAD2DF"/>
+            </w:tcBorders>
+            <w:vAlign w:val="center"/>
+          </w:tcPr>
+          <w:p>
+            <w:pPr>
+              <w:spacing w:after="0"/>
+            </w:pPr>
+            <w:r>
+              <w:rPr>
+                <w:rFonts w:ascii="Calibri" w:hAnsi="Calibri"/>
+                <w:b w:val="0"/>
+                <w:color w:val="111216"/>
+                <w:sz w:val="16"/>
+              </w:rPr>
+              <w:t>로그를 보거나 브라우저에서 검증</w:t>
+            </w:r>
+          </w:p>
+        </w:tc>
+      </w:tr>
+      <w:tr>
+        <w:tc>
+          <w:tcPr>
+            <w:tcW w:type="dxa" w:w="1872"/>
+            <w:tcBorders>
+              <w:top w:val="single" w:sz="6" w:color="CAD2DF"/>
+              <w:left w:val="single" w:sz="6" w:color="CAD2DF"/>
+              <w:bottom w:val="single" w:sz="6" w:color="CAD2DF"/>
+              <w:right w:val="single" w:sz="6" w:color="CAD2DF"/>
+              <w:insideH w:val="single" w:sz="6" w:color="CAD2DF"/>
+              <w:insideV w:val="single" w:sz="6" w:color="CAD2DF"/>
+            </w:tcBorders>
+            <w:vAlign w:val="center"/>
+          </w:tcPr>
+          <w:p>
+            <w:pPr>
+              <w:spacing w:after="0"/>
+            </w:pPr>
+            <w:r>
+              <w:rPr>
+                <w:rFonts w:ascii="Calibri" w:hAnsi="Calibri"/>
+                <w:b w:val="0"/>
+                <w:color w:val="111216"/>
+                <w:sz w:val="16"/>
+              </w:rPr>
+              <w:t>파랑 · 불러오는 중</w:t>
+            </w:r>
+          </w:p>
+        </w:tc>
+        <w:tc>
+          <w:tcPr>
+            <w:tcW w:type="dxa" w:w="6048"/>
+            <w:tcBorders>
+              <w:top w:val="single" w:sz="6" w:color="CAD2DF"/>
+              <w:left w:val="single" w:sz="6" w:color="CAD2DF"/>
+              <w:bottom w:val="single" w:sz="6" w:color="CAD2DF"/>
+              <w:right w:val="single" w:sz="6" w:color="CAD2DF"/>
+              <w:insideH w:val="single" w:sz="6" w:color="CAD2DF"/>
+              <w:insideV w:val="single" w:sz="6" w:color="CAD2DF"/>
+            </w:tcBorders>
+            <w:vAlign w:val="center"/>
+          </w:tcPr>
+          <w:p>
+            <w:pPr>
+              <w:spacing w:after="0"/>
+            </w:pPr>
+            <w:r>
+              <w:rPr>
+                <w:rFonts w:ascii="Calibri" w:hAnsi="Calibri"/>
+                <w:b w:val="0"/>
+                <w:color w:val="111216"/>
+                <w:sz w:val="16"/>
+              </w:rPr>
+              <w:t>실행 구성·Git 상태·서버 상태를 비동기로 갱신 중</w:t>
+            </w:r>
+          </w:p>
+        </w:tc>
+        <w:tc>
+          <w:tcPr>
+            <w:tcW w:type="dxa" w:w="5040"/>
+            <w:tcBorders>
+              <w:top w:val="single" w:sz="6" w:color="CAD2DF"/>
+              <w:left w:val="single" w:sz="6" w:color="CAD2DF"/>
+              <w:bottom w:val="single" w:sz="6" w:color="CAD2DF"/>
+              <w:right w:val="single" w:sz="6" w:color="CAD2DF"/>
+              <w:insideH w:val="single" w:sz="6" w:color="CAD2DF"/>
+              <w:insideV w:val="single" w:sz="6" w:color="CAD2DF"/>
+            </w:tcBorders>
+            <w:vAlign w:val="center"/>
+          </w:tcPr>
+          <w:p>
+            <w:pPr>
+              <w:spacing w:after="0"/>
+            </w:pPr>
+            <w:r>
+              <w:rPr>
+                <w:rFonts w:ascii="Calibri" w:hAnsi="Calibri"/>
+                <w:b w:val="0"/>
+                <w:color w:val="111216"/>
+                <w:sz w:val="16"/>
+              </w:rPr>
+              <w:t>전환을 반복하지 말고 완료 표시 확인</w:t>
+            </w:r>
+          </w:p>
+        </w:tc>
+      </w:tr>
+      <w:tr>
+        <w:tc>
+          <w:tcPr>
+            <w:tcW w:type="dxa" w:w="1872"/>
+            <w:tcBorders>
+              <w:top w:val="single" w:sz="6" w:color="CAD2DF"/>
+              <w:left w:val="single" w:sz="6" w:color="CAD2DF"/>
+              <w:bottom w:val="single" w:sz="6" w:color="CAD2DF"/>
+              <w:right w:val="single" w:sz="6" w:color="CAD2DF"/>
+              <w:insideH w:val="single" w:sz="6" w:color="CAD2DF"/>
+              <w:insideV w:val="single" w:sz="6" w:color="CAD2DF"/>
+            </w:tcBorders>
+            <w:vAlign w:val="center"/>
+          </w:tcPr>
+          <w:p>
+            <w:pPr>
+              <w:spacing w:after="0"/>
+            </w:pPr>
+            <w:r>
+              <w:rPr>
+                <w:rFonts w:ascii="Calibri" w:hAnsi="Calibri"/>
+                <w:b w:val="0"/>
+                <w:color w:val="111216"/>
+                <w:sz w:val="16"/>
+              </w:rPr>
+              <w:t>회색 · 중지됨</w:t>
+            </w:r>
+          </w:p>
+        </w:tc>
+        <w:tc>
+          <w:tcPr>
+            <w:tcW w:type="dxa" w:w="6048"/>
+            <w:tcBorders>
+              <w:top w:val="single" w:sz="6" w:color="CAD2DF"/>
+              <w:left w:val="single" w:sz="6" w:color="CAD2DF"/>
+              <w:bottom w:val="single" w:sz="6" w:color="CAD2DF"/>
+              <w:right w:val="single" w:sz="6" w:color="CAD2DF"/>
+              <w:insideH w:val="single" w:sz="6" w:color="CAD2DF"/>
+              <w:insideV w:val="single" w:sz="6" w:color="CAD2DF"/>
+            </w:tcBorders>
+            <w:vAlign w:val="center"/>
+          </w:tcPr>
+          <w:p>
+            <w:pPr>
+              <w:spacing w:after="0"/>
+            </w:pPr>
+            <w:r>
+              <w:rPr>
+                <w:rFonts w:ascii="Calibri" w:hAnsi="Calibri"/>
+                <w:b w:val="0"/>
+                <w:color w:val="111216"/>
+                <w:sz w:val="16"/>
+              </w:rPr>
+              <w:t>구성은 발견됐지만 현재 실행 프로세스가 없음</w:t>
+            </w:r>
+          </w:p>
+        </w:tc>
+        <w:tc>
+          <w:tcPr>
+            <w:tcW w:type="dxa" w:w="5040"/>
+            <w:tcBorders>
+              <w:top w:val="single" w:sz="6" w:color="CAD2DF"/>
+              <w:left w:val="single" w:sz="6" w:color="CAD2DF"/>
+              <w:bottom w:val="single" w:sz="6" w:color="CAD2DF"/>
+              <w:right w:val="single" w:sz="6" w:color="CAD2DF"/>
+              <w:insideH w:val="single" w:sz="6" w:color="CAD2DF"/>
+              <w:insideV w:val="single" w:sz="6" w:color="CAD2DF"/>
+            </w:tcBorders>
+            <w:vAlign w:val="center"/>
+          </w:tcPr>
+          <w:p>
+            <w:pPr>
+              <w:spacing w:after="0"/>
+            </w:pPr>
+            <w:r>
+              <w:rPr>
+                <w:rFonts w:ascii="Calibri" w:hAnsi="Calibri"/>
+                <w:b w:val="0"/>
+                <w:color w:val="111216"/>
+                <w:sz w:val="16"/>
+              </w:rPr>
+              <w:t>프로필과 포트를 확인한 뒤 실행</w:t>
+            </w:r>
+          </w:p>
+        </w:tc>
+      </w:tr>
+      <w:tr>
+        <w:tc>
+          <w:tcPr>
+            <w:tcW w:type="dxa" w:w="1872"/>
+            <w:tcBorders>
+              <w:top w:val="single" w:sz="6" w:color="CAD2DF"/>
+              <w:left w:val="single" w:sz="6" w:color="CAD2DF"/>
+              <w:bottom w:val="single" w:sz="6" w:color="CAD2DF"/>
+              <w:right w:val="single" w:sz="6" w:color="CAD2DF"/>
+              <w:insideH w:val="single" w:sz="6" w:color="CAD2DF"/>
+              <w:insideV w:val="single" w:sz="6" w:color="CAD2DF"/>
+            </w:tcBorders>
+            <w:vAlign w:val="center"/>
+          </w:tcPr>
+          <w:p>
+            <w:pPr>
+              <w:spacing w:after="0"/>
+            </w:pPr>
+            <w:r>
+              <w:rPr>
+                <w:rFonts w:ascii="Calibri" w:hAnsi="Calibri"/>
+                <w:b w:val="0"/>
+                <w:color w:val="111216"/>
+                <w:sz w:val="16"/>
+              </w:rPr>
+              <w:t>빨강 · 실패</w:t>
+            </w:r>
+          </w:p>
+        </w:tc>
+        <w:tc>
+          <w:tcPr>
+            <w:tcW w:type="dxa" w:w="6048"/>
+            <w:tcBorders>
+              <w:top w:val="single" w:sz="6" w:color="CAD2DF"/>
+              <w:left w:val="single" w:sz="6" w:color="CAD2DF"/>
+              <w:bottom w:val="single" w:sz="6" w:color="CAD2DF"/>
+              <w:right w:val="single" w:sz="6" w:color="CAD2DF"/>
+              <w:insideH w:val="single" w:sz="6" w:color="CAD2DF"/>
+              <w:insideV w:val="single" w:sz="6" w:color="CAD2DF"/>
+            </w:tcBorders>
+            <w:vAlign w:val="center"/>
+          </w:tcPr>
+          <w:p>
+            <w:pPr>
+              <w:spacing w:after="0"/>
+            </w:pPr>
+            <w:r>
+              <w:rPr>
+                <w:rFonts w:ascii="Calibri" w:hAnsi="Calibri"/>
+                <w:b w:val="0"/>
+                <w:color w:val="111216"/>
+                <w:sz w:val="16"/>
+              </w:rPr>
+              <w:t>포트 충돌, 누락된 런타임, 명령 실패 등이 로그에 기록됨</w:t>
+            </w:r>
+          </w:p>
+        </w:tc>
+        <w:tc>
+          <w:tcPr>
+            <w:tcW w:type="dxa" w:w="5040"/>
+            <w:tcBorders>
+              <w:top w:val="single" w:sz="6" w:color="CAD2DF"/>
+              <w:left w:val="single" w:sz="6" w:color="CAD2DF"/>
+              <w:bottom w:val="single" w:sz="6" w:color="CAD2DF"/>
+              <w:right w:val="single" w:sz="6" w:color="CAD2DF"/>
+              <w:insideH w:val="single" w:sz="6" w:color="CAD2DF"/>
+              <w:insideV w:val="single" w:sz="6" w:color="CAD2DF"/>
+            </w:tcBorders>
+            <w:vAlign w:val="center"/>
+          </w:tcPr>
+          <w:p>
+            <w:pPr>
+              <w:spacing w:after="0"/>
+            </w:pPr>
+            <w:r>
+              <w:rPr>
+                <w:rFonts w:ascii="Calibri" w:hAnsi="Calibri"/>
+                <w:b w:val="0"/>
+                <w:color w:val="111216"/>
+                <w:sz w:val="16"/>
+              </w:rPr>
+              <w:t>실행 로그의 전체 오류를 열어 원인 수정</w:t>
+            </w:r>
+          </w:p>
+        </w:tc>
+      </w:tr>
+    </w:tbl>
+    <w:p>
+      <w:pPr>
+        <w:spacing w:after="20"/>
+      </w:pPr>
+    </w:p>
+    <w:tbl>
+      <w:tblPr>
+        <w:tblW w:type="auto" w:w="0"/>
+        <w:jc w:val="center"/>
+        <w:tblLayout w:type="fixed"/>
+        <w:tblLook w:firstColumn="1" w:firstRow="1" w:lastColumn="0" w:lastRow="0" w:noHBand="0" w:noVBand="1" w:val="04A0"/>
+      </w:tblPr>
+      <w:tblGrid>
+        <w:gridCol w:w="7524"/>
+        <w:gridCol w:w="7524"/>
+      </w:tblGrid>
+      <w:tr>
+        <w:tc>
+          <w:tcPr>
+            <w:tcW w:type="dxa" w:w="1440"/>
+            <w:tcBorders>
+              <w:top w:val="single" w:sz="8" w:color="2E5BFF"/>
+              <w:left w:val="single" w:sz="8" w:color="2E5BFF"/>
+              <w:bottom w:val="single" w:sz="8" w:color="2E5BFF"/>
+              <w:right w:val="single" w:sz="8" w:color="2E5BFF"/>
+              <w:insideH w:val="single" w:sz="8" w:color="2E5BFF"/>
+              <w:insideV w:val="single" w:sz="8" w:color="2E5BFF"/>
+            </w:tcBorders>
+            <w:vAlign w:val="center"/>
+            <w:shd w:fill="2E5BFF"/>
+          </w:tcPr>
+          <w:p>
+            <w:pPr>
+              <w:jc w:val="center"/>
+            </w:pPr>
+            <w:r>
+              <w:rPr>
+                <w:rFonts w:ascii="Calibri" w:hAnsi="Calibri"/>
+                <w:b/>
+                <w:color w:val="FFFFFF"/>
+                <w:sz w:val="17"/>
+              </w:rPr>
+              <w:t>성능</w:t>
+            </w:r>
+          </w:p>
+        </w:tc>
+        <w:tc>
+          <w:tcPr>
+            <w:tcW w:type="dxa" w:w="11520"/>
+            <w:tcBorders>
+              <w:top w:val="single" w:sz="8" w:color="2E5BFF"/>
+              <w:left w:val="single" w:sz="8" w:color="2E5BFF"/>
+              <w:bottom w:val="single" w:sz="8" w:color="2E5BFF"/>
+              <w:right w:val="single" w:sz="8" w:color="2E5BFF"/>
+              <w:insideH w:val="single" w:sz="8" w:color="2E5BFF"/>
+              <w:insideV w:val="single" w:sz="8" w:color="2E5BFF"/>
+            </w:tcBorders>
+            <w:vAlign w:val="center"/>
+            <w:shd w:fill="F4F6FB"/>
+          </w:tcPr>
+          <w:p>
+            <w:r>
+              <w:rPr>
+                <w:rFonts w:ascii="Calibri" w:hAnsi="Calibri"/>
+                <w:b w:val="0"/>
+                <w:color w:val="111216"/>
+                <w:sz w:val="17"/>
+              </w:rPr>
+              <w:t>전체 트리를 매번 재귀 스캔하지 않습니다. 알려진 프로젝트 표식만 제한적으로 찾고, 무거운 폴더는 제외하며, Git 감시와 상세 로딩은 활성 프로젝트에 집중합니다.</w:t>
+            </w:r>
+          </w:p>
+        </w:tc>
+      </w:tr>
+    </w:tbl>
+    <w:p>
+      <w:r>
+        <w:br w:type="page"/>
+      </w:r>
+    </w:p>
+    <w:p>
+      <w:pPr>
+        <w:spacing w:after="120"/>
+      </w:pPr>
+      <w:r>
+        <w:rPr>
+          <w:rFonts w:ascii="Calibri" w:hAnsi="Calibri"/>
+          <w:b/>
+          <w:color w:val="2E5BFF"/>
+          <w:sz w:val="17"/>
+        </w:rPr>
+        <w:t>13  /  DATABASE GOVERNANCE</w:t>
+      </w:r>
+    </w:p>
+    <w:p>
+      <w:pPr>
+        <w:spacing w:after="160"/>
+      </w:pPr>
+      <w:r>
+        <w:rPr>
+          <w:rFonts w:ascii="Calibri" w:hAnsi="Calibri"/>
+          <w:b/>
+          <w:color w:val="1737A6"/>
+          <w:sz w:val="42"/>
+        </w:rPr>
+        <w:t>DB는 연결보다 권한이 먼저입니다</w:t>
+      </w:r>
+    </w:p>
+    <w:p>
+      <w:pPr>
+        <w:spacing w:after="200"/>
+      </w:pPr>
+      <w:r>
+        <w:rPr>
+          <w:rFonts w:ascii="Calibri" w:hAnsi="Calibri"/>
+          <w:b w:val="0"/>
+          <w:color w:val="5D6470"/>
+          <w:sz w:val="21"/>
+        </w:rPr>
+        <w:t>프로젝트에는 연결 ID만 남고 실제 자격 증명은 Desktop 암호화 저장소에 보관됩니다. 멀티 프로젝트에서는 활성 모듈마다 연결과 정책을 따로 선택합니다.</w:t>
+      </w:r>
+    </w:p>
+    <w:tbl>
+      <w:tblPr>
+        <w:tblW w:type="auto" w:w="0"/>
+        <w:jc w:val="center"/>
+        <w:tblLayout w:type="fixed"/>
+        <w:tblLook w:firstColumn="1" w:firstRow="1" w:lastColumn="0" w:lastRow="0" w:noHBand="0" w:noVBand="1" w:val="04A0"/>
+      </w:tblPr>
+      <w:tblGrid>
+        <w:gridCol w:w="3762"/>
+        <w:gridCol w:w="3762"/>
+        <w:gridCol w:w="3762"/>
+        <w:gridCol w:w="3762"/>
+      </w:tblGrid>
+      <w:tr>
+        <w:tc>
+          <w:tcPr>
+            <w:tcW w:type="dxa" w:w="3139"/>
+            <w:vAlign w:val="center"/>
+            <w:shd w:fill="EEF1F6"/>
+            <w:tcBorders>
+              <w:top w:val="single" w:sz="4" w:color="D7DEE9"/>
+              <w:left w:val="single" w:sz="4" w:color="D7DEE9"/>
+              <w:bottom w:val="single" w:sz="4" w:color="D7DEE9"/>
+              <w:right w:val="single" w:sz="4" w:color="D7DEE9"/>
+              <w:insideH w:val="single" w:sz="4" w:color="D7DEE9"/>
+              <w:insideV w:val="single" w:sz="4" w:color="D7DEE9"/>
+            </w:tcBorders>
+          </w:tcPr>
+          <w:p>
+            <w:pPr>
+              <w:spacing w:after="80"/>
+            </w:pPr>
+            <w:r>
+              <w:rPr>
+                <w:rFonts w:ascii="Calibri" w:hAnsi="Calibri"/>
+                <w:b/>
+                <w:color w:val="1737A6"/>
+                <w:sz w:val="17"/>
+              </w:rPr>
+              <w:t>01  읽기</w:t>
+            </w:r>
+          </w:p>
+          <w:p>
+            <w:r>
+              <w:rPr>
+                <w:rFonts w:ascii="Calibri" w:hAnsi="Calibri"/>
+                <w:b w:val="0"/>
+                <w:color w:val="5D6470"/>
+                <w:sz w:val="17"/>
+              </w:rPr>
+              <w:t>스키마·키·허용된 샘플 조회</w:t>
+            </w:r>
+          </w:p>
+        </w:tc>
+        <w:tc>
+          <w:tcPr>
+            <w:tcW w:type="dxa" w:w="3139"/>
+            <w:vAlign w:val="center"/>
+            <w:shd w:fill="EEF1F6"/>
+            <w:tcBorders>
+              <w:top w:val="single" w:sz="4" w:color="D7DEE9"/>
+              <w:left w:val="single" w:sz="4" w:color="D7DEE9"/>
+              <w:bottom w:val="single" w:sz="4" w:color="D7DEE9"/>
+              <w:right w:val="single" w:sz="4" w:color="D7DEE9"/>
+              <w:insideH w:val="single" w:sz="4" w:color="D7DEE9"/>
+              <w:insideV w:val="single" w:sz="4" w:color="D7DEE9"/>
+            </w:tcBorders>
+          </w:tcPr>
+          <w:p>
+            <w:pPr>
+              <w:spacing w:after="80"/>
+            </w:pPr>
+            <w:r>
+              <w:rPr>
+                <w:rFonts w:ascii="Calibri" w:hAnsi="Calibri"/>
+                <w:b/>
+                <w:color w:val="1737A6"/>
+                <w:sz w:val="17"/>
+              </w:rPr>
+              <w:t>02  승인형 쓰기</w:t>
+            </w:r>
+          </w:p>
+          <w:p>
+            <w:r>
+              <w:rPr>
+                <w:rFonts w:ascii="Calibri" w:hAnsi="Calibri"/>
+                <w:b w:val="0"/>
+                <w:color w:val="5D6470"/>
+                <w:sz w:val="17"/>
+              </w:rPr>
+              <w:t>INSERT·UPDATE·DELETE마다 사용자 승인</w:t>
+            </w:r>
+          </w:p>
+        </w:tc>
+        <w:tc>
+          <w:tcPr>
+            <w:tcW w:type="dxa" w:w="3139"/>
+            <w:vAlign w:val="center"/>
+            <w:shd w:fill="EEF1F6"/>
+            <w:tcBorders>
+              <w:top w:val="single" w:sz="4" w:color="D7DEE9"/>
+              <w:left w:val="single" w:sz="4" w:color="D7DEE9"/>
+              <w:bottom w:val="single" w:sz="4" w:color="D7DEE9"/>
+              <w:right w:val="single" w:sz="4" w:color="D7DEE9"/>
+              <w:insideH w:val="single" w:sz="4" w:color="D7DEE9"/>
+              <w:insideV w:val="single" w:sz="4" w:color="D7DEE9"/>
+            </w:tcBorders>
+          </w:tcPr>
+          <w:p>
+            <w:pPr>
+              <w:spacing w:after="80"/>
+            </w:pPr>
+            <w:r>
+              <w:rPr>
+                <w:rFonts w:ascii="Calibri" w:hAnsi="Calibri"/>
+                <w:b/>
+                <w:color w:val="1737A6"/>
+                <w:sz w:val="17"/>
+              </w:rPr>
+              <w:t>03  항상 허용</w:t>
+            </w:r>
+          </w:p>
+          <w:p>
+            <w:r>
+              <w:rPr>
+                <w:rFonts w:ascii="Calibri" w:hAnsi="Calibri"/>
+                <w:b w:val="0"/>
+                <w:color w:val="5D6470"/>
+                <w:sz w:val="17"/>
+              </w:rPr>
+              <w:t>선택한 DB와 프로젝트 범위에서 구조화된 쓰기</w:t>
+            </w:r>
+          </w:p>
+        </w:tc>
+        <w:tc>
+          <w:tcPr>
+            <w:tcW w:type="dxa" w:w="3139"/>
+            <w:vAlign w:val="center"/>
+            <w:shd w:fill="EEF1F6"/>
+            <w:tcBorders>
+              <w:top w:val="single" w:sz="4" w:color="D7DEE9"/>
+              <w:left w:val="single" w:sz="4" w:color="D7DEE9"/>
+              <w:bottom w:val="single" w:sz="4" w:color="D7DEE9"/>
+              <w:right w:val="single" w:sz="4" w:color="D7DEE9"/>
+              <w:insideH w:val="single" w:sz="4" w:color="D7DEE9"/>
+              <w:insideV w:val="single" w:sz="4" w:color="D7DEE9"/>
+            </w:tcBorders>
+          </w:tcPr>
+          <w:p>
+            <w:pPr>
+              <w:spacing w:after="80"/>
+            </w:pPr>
+            <w:r>
+              <w:rPr>
+                <w:rFonts w:ascii="Calibri" w:hAnsi="Calibri"/>
+                <w:b/>
+                <w:color w:val="1737A6"/>
+                <w:sz w:val="17"/>
+              </w:rPr>
+              <w:t>04  감사</w:t>
+            </w:r>
+          </w:p>
+          <w:p>
+            <w:r>
+              <w:rPr>
+                <w:rFonts w:ascii="Calibri" w:hAnsi="Calibri"/>
+                <w:b w:val="0"/>
+                <w:color w:val="5D6470"/>
+                <w:sz w:val="17"/>
+              </w:rPr>
+              <w:t>대상·정책·결과를 로컬 기록으로 확인</w:t>
+            </w:r>
+          </w:p>
+        </w:tc>
+      </w:tr>
+    </w:tbl>
+    <w:p>
+      <w:pPr>
+        <w:spacing w:after="20"/>
+      </w:pPr>
+    </w:p>
+    <w:tbl>
+      <w:tblPr>
+        <w:tblW w:type="auto" w:w="0"/>
+        <w:jc w:val="center"/>
+        <w:tblLayout w:type="fixed"/>
+        <w:tblLook w:firstColumn="1" w:firstRow="1" w:lastColumn="0" w:lastRow="0" w:noHBand="0" w:noVBand="1" w:val="04A0"/>
+      </w:tblPr>
+      <w:tblGrid>
+        <w:gridCol w:w="5016"/>
+        <w:gridCol w:w="5016"/>
+        <w:gridCol w:w="5016"/>
+      </w:tblGrid>
+      <w:tr>
+        <w:trPr>
+          <w:tblHeader w:val="true"/>
+        </w:trPr>
+        <w:tc>
+          <w:tcPr>
+            <w:tcW w:type="dxa" w:w="2448"/>
+            <w:shd w:fill="DDE4EE"/>
+            <w:tcBorders>
+              <w:top w:val="single" w:sz="6" w:color="CAD2DF"/>
+              <w:left w:val="single" w:sz="6" w:color="CAD2DF"/>
+              <w:bottom w:val="single" w:sz="6" w:color="CAD2DF"/>
+              <w:right w:val="single" w:sz="6" w:color="CAD2DF"/>
+              <w:insideH w:val="single" w:sz="6" w:color="CAD2DF"/>
+              <w:insideV w:val="single" w:sz="6" w:color="CAD2DF"/>
+            </w:tcBorders>
+          </w:tcPr>
+          <w:p>
+            <w:pPr>
+              <w:spacing w:after="0"/>
+            </w:pPr>
+            <w:r>
+              <w:rPr>
+                <w:rFonts w:ascii="Calibri" w:hAnsi="Calibri"/>
+                <w:b/>
+                <w:color w:val="1737A6"/>
+                <w:sz w:val="17"/>
+              </w:rPr>
+              <w:t>정책</w:t>
+            </w:r>
+          </w:p>
+        </w:tc>
+        <w:tc>
+          <w:tcPr>
+            <w:tcW w:type="dxa" w:w="5760"/>
+            <w:shd w:fill="DDE4EE"/>
+            <w:tcBorders>
+              <w:top w:val="single" w:sz="6" w:color="CAD2DF"/>
+              <w:left w:val="single" w:sz="6" w:color="CAD2DF"/>
+              <w:bottom w:val="single" w:sz="6" w:color="CAD2DF"/>
+              <w:right w:val="single" w:sz="6" w:color="CAD2DF"/>
+              <w:insideH w:val="single" w:sz="6" w:color="CAD2DF"/>
+              <w:insideV w:val="single" w:sz="6" w:color="CAD2DF"/>
+            </w:tcBorders>
+          </w:tcPr>
+          <w:p>
+            <w:pPr>
+              <w:spacing w:after="0"/>
+            </w:pPr>
+            <w:r>
+              <w:rPr>
+                <w:rFonts w:ascii="Calibri" w:hAnsi="Calibri"/>
+                <w:b/>
+                <w:color w:val="1737A6"/>
+                <w:sz w:val="17"/>
+              </w:rPr>
+              <w:t>허용 범위</w:t>
+            </w:r>
+          </w:p>
+        </w:tc>
+        <w:tc>
+          <w:tcPr>
+            <w:tcW w:type="dxa" w:w="4752"/>
+            <w:shd w:fill="DDE4EE"/>
+            <w:tcBorders>
+              <w:top w:val="single" w:sz="6" w:color="CAD2DF"/>
+              <w:left w:val="single" w:sz="6" w:color="CAD2DF"/>
+              <w:bottom w:val="single" w:sz="6" w:color="CAD2DF"/>
+              <w:right w:val="single" w:sz="6" w:color="CAD2DF"/>
+              <w:insideH w:val="single" w:sz="6" w:color="CAD2DF"/>
+              <w:insideV w:val="single" w:sz="6" w:color="CAD2DF"/>
+            </w:tcBorders>
+          </w:tcPr>
+          <w:p>
+            <w:pPr>
+              <w:spacing w:after="0"/>
+            </w:pPr>
+            <w:r>
+              <w:rPr>
+                <w:rFonts w:ascii="Calibri" w:hAnsi="Calibri"/>
+                <w:b/>
+                <w:color w:val="1737A6"/>
+                <w:sz w:val="17"/>
+              </w:rPr>
+              <w:t>권장 상황</w:t>
+            </w:r>
+          </w:p>
+        </w:tc>
+      </w:tr>
+      <w:tr>
+        <w:tc>
+          <w:tcPr>
+            <w:tcW w:type="dxa" w:w="2448"/>
+            <w:tcBorders>
+              <w:top w:val="single" w:sz="6" w:color="CAD2DF"/>
+              <w:left w:val="single" w:sz="6" w:color="CAD2DF"/>
+              <w:bottom w:val="single" w:sz="6" w:color="CAD2DF"/>
+              <w:right w:val="single" w:sz="6" w:color="CAD2DF"/>
+              <w:insideH w:val="single" w:sz="6" w:color="CAD2DF"/>
+              <w:insideV w:val="single" w:sz="6" w:color="CAD2DF"/>
+            </w:tcBorders>
+            <w:vAlign w:val="center"/>
+          </w:tcPr>
+          <w:p>
+            <w:pPr>
+              <w:spacing w:after="0"/>
+            </w:pPr>
+            <w:r>
+              <w:rPr>
+                <w:rFonts w:ascii="Calibri" w:hAnsi="Calibri"/>
+                <w:b w:val="0"/>
+                <w:color w:val="111216"/>
+                <w:sz w:val="16"/>
+              </w:rPr>
+              <w:t>읽기 전용</w:t>
+            </w:r>
+          </w:p>
+        </w:tc>
+        <w:tc>
+          <w:tcPr>
+            <w:tcW w:type="dxa" w:w="5760"/>
+            <w:tcBorders>
+              <w:top w:val="single" w:sz="6" w:color="CAD2DF"/>
+              <w:left w:val="single" w:sz="6" w:color="CAD2DF"/>
+              <w:bottom w:val="single" w:sz="6" w:color="CAD2DF"/>
+              <w:right w:val="single" w:sz="6" w:color="CAD2DF"/>
+              <w:insideH w:val="single" w:sz="6" w:color="CAD2DF"/>
+              <w:insideV w:val="single" w:sz="6" w:color="CAD2DF"/>
+            </w:tcBorders>
+            <w:vAlign w:val="center"/>
+          </w:tcPr>
+          <w:p>
+            <w:pPr>
+              <w:spacing w:after="0"/>
+            </w:pPr>
+            <w:r>
+              <w:rPr>
+                <w:rFonts w:ascii="Calibri" w:hAnsi="Calibri"/>
+                <w:b w:val="0"/>
+                <w:color w:val="111216"/>
+                <w:sz w:val="16"/>
+              </w:rPr>
+              <w:t>스키마와 제한된 SELECT</w:t>
+            </w:r>
+          </w:p>
+        </w:tc>
+        <w:tc>
+          <w:tcPr>
+            <w:tcW w:type="dxa" w:w="4752"/>
+            <w:tcBorders>
+              <w:top w:val="single" w:sz="6" w:color="CAD2DF"/>
+              <w:left w:val="single" w:sz="6" w:color="CAD2DF"/>
+              <w:bottom w:val="single" w:sz="6" w:color="CAD2DF"/>
+              <w:right w:val="single" w:sz="6" w:color="CAD2DF"/>
+              <w:insideH w:val="single" w:sz="6" w:color="CAD2DF"/>
+              <w:insideV w:val="single" w:sz="6" w:color="CAD2DF"/>
+            </w:tcBorders>
+            <w:vAlign w:val="center"/>
+          </w:tcPr>
+          <w:p>
+            <w:pPr>
+              <w:spacing w:after="0"/>
+            </w:pPr>
+            <w:r>
+              <w:rPr>
+                <w:rFonts w:ascii="Calibri" w:hAnsi="Calibri"/>
+                <w:b w:val="0"/>
+                <w:color w:val="111216"/>
+                <w:sz w:val="16"/>
+              </w:rPr>
+              <w:t>운영 분석, 명세서, 처음 연결한 DB</w:t>
+            </w:r>
+          </w:p>
+        </w:tc>
+      </w:tr>
+      <w:tr>
+        <w:tc>
+          <w:tcPr>
+            <w:tcW w:type="dxa" w:w="2448"/>
+            <w:tcBorders>
+              <w:top w:val="single" w:sz="6" w:color="CAD2DF"/>
+              <w:left w:val="single" w:sz="6" w:color="CAD2DF"/>
+              <w:bottom w:val="single" w:sz="6" w:color="CAD2DF"/>
+              <w:right w:val="single" w:sz="6" w:color="CAD2DF"/>
+              <w:insideH w:val="single" w:sz="6" w:color="CAD2DF"/>
+              <w:insideV w:val="single" w:sz="6" w:color="CAD2DF"/>
+            </w:tcBorders>
+            <w:vAlign w:val="center"/>
+          </w:tcPr>
+          <w:p>
+            <w:pPr>
+              <w:spacing w:after="0"/>
+            </w:pPr>
+            <w:r>
+              <w:rPr>
+                <w:rFonts w:ascii="Calibri" w:hAnsi="Calibri"/>
+                <w:b w:val="0"/>
+                <w:color w:val="111216"/>
+                <w:sz w:val="16"/>
+              </w:rPr>
+              <w:t>쓰기마다 승인</w:t>
+            </w:r>
+          </w:p>
+        </w:tc>
+        <w:tc>
+          <w:tcPr>
+            <w:tcW w:type="dxa" w:w="5760"/>
+            <w:tcBorders>
+              <w:top w:val="single" w:sz="6" w:color="CAD2DF"/>
+              <w:left w:val="single" w:sz="6" w:color="CAD2DF"/>
+              <w:bottom w:val="single" w:sz="6" w:color="CAD2DF"/>
+              <w:right w:val="single" w:sz="6" w:color="CAD2DF"/>
+              <w:insideH w:val="single" w:sz="6" w:color="CAD2DF"/>
+              <w:insideV w:val="single" w:sz="6" w:color="CAD2DF"/>
+            </w:tcBorders>
+            <w:vAlign w:val="center"/>
+          </w:tcPr>
+          <w:p>
+            <w:pPr>
+              <w:spacing w:after="0"/>
+            </w:pPr>
+            <w:r>
+              <w:rPr>
+                <w:rFonts w:ascii="Calibri" w:hAnsi="Calibri"/>
+                <w:b w:val="0"/>
+                <w:color w:val="111216"/>
+                <w:sz w:val="16"/>
+              </w:rPr>
+              <w:t>구조화된 DML을 요청별 승인</w:t>
+            </w:r>
+          </w:p>
+        </w:tc>
+        <w:tc>
+          <w:tcPr>
+            <w:tcW w:type="dxa" w:w="4752"/>
+            <w:tcBorders>
+              <w:top w:val="single" w:sz="6" w:color="CAD2DF"/>
+              <w:left w:val="single" w:sz="6" w:color="CAD2DF"/>
+              <w:bottom w:val="single" w:sz="6" w:color="CAD2DF"/>
+              <w:right w:val="single" w:sz="6" w:color="CAD2DF"/>
+              <w:insideH w:val="single" w:sz="6" w:color="CAD2DF"/>
+              <w:insideV w:val="single" w:sz="6" w:color="CAD2DF"/>
+            </w:tcBorders>
+            <w:vAlign w:val="center"/>
+          </w:tcPr>
+          <w:p>
+            <w:pPr>
+              <w:spacing w:after="0"/>
+            </w:pPr>
+            <w:r>
+              <w:rPr>
+                <w:rFonts w:ascii="Calibri" w:hAnsi="Calibri"/>
+                <w:b w:val="0"/>
+                <w:color w:val="111216"/>
+                <w:sz w:val="16"/>
+              </w:rPr>
+              <w:t>개발·테스트 데이터 수정</w:t>
+            </w:r>
+          </w:p>
+        </w:tc>
+      </w:tr>
+      <w:tr>
+        <w:tc>
+          <w:tcPr>
+            <w:tcW w:type="dxa" w:w="2448"/>
+            <w:tcBorders>
+              <w:top w:val="single" w:sz="6" w:color="CAD2DF"/>
+              <w:left w:val="single" w:sz="6" w:color="CAD2DF"/>
+              <w:bottom w:val="single" w:sz="6" w:color="CAD2DF"/>
+              <w:right w:val="single" w:sz="6" w:color="CAD2DF"/>
+              <w:insideH w:val="single" w:sz="6" w:color="CAD2DF"/>
+              <w:insideV w:val="single" w:sz="6" w:color="CAD2DF"/>
+            </w:tcBorders>
+            <w:vAlign w:val="center"/>
+          </w:tcPr>
+          <w:p>
+            <w:pPr>
+              <w:spacing w:after="0"/>
+            </w:pPr>
+            <w:r>
+              <w:rPr>
+                <w:rFonts w:ascii="Calibri" w:hAnsi="Calibri"/>
+                <w:b w:val="0"/>
+                <w:color w:val="111216"/>
+                <w:sz w:val="16"/>
+              </w:rPr>
+              <w:t>항상 쓰기 허용</w:t>
+            </w:r>
+          </w:p>
+        </w:tc>
+        <w:tc>
+          <w:tcPr>
+            <w:tcW w:type="dxa" w:w="5760"/>
+            <w:tcBorders>
+              <w:top w:val="single" w:sz="6" w:color="CAD2DF"/>
+              <w:left w:val="single" w:sz="6" w:color="CAD2DF"/>
+              <w:bottom w:val="single" w:sz="6" w:color="CAD2DF"/>
+              <w:right w:val="single" w:sz="6" w:color="CAD2DF"/>
+              <w:insideH w:val="single" w:sz="6" w:color="CAD2DF"/>
+              <w:insideV w:val="single" w:sz="6" w:color="CAD2DF"/>
+            </w:tcBorders>
+            <w:vAlign w:val="center"/>
+          </w:tcPr>
+          <w:p>
+            <w:pPr>
+              <w:spacing w:after="0"/>
+            </w:pPr>
+            <w:r>
+              <w:rPr>
+                <w:rFonts w:ascii="Calibri" w:hAnsi="Calibri"/>
+                <w:b w:val="0"/>
+                <w:color w:val="111216"/>
+                <w:sz w:val="16"/>
+              </w:rPr>
+              <w:t>동일 DB identity와 활성 프로젝트에 한해 구조화된 DML</w:t>
+            </w:r>
+          </w:p>
+        </w:tc>
+        <w:tc>
+          <w:tcPr>
+            <w:tcW w:type="dxa" w:w="4752"/>
+            <w:tcBorders>
+              <w:top w:val="single" w:sz="6" w:color="CAD2DF"/>
+              <w:left w:val="single" w:sz="6" w:color="CAD2DF"/>
+              <w:bottom w:val="single" w:sz="6" w:color="CAD2DF"/>
+              <w:right w:val="single" w:sz="6" w:color="CAD2DF"/>
+              <w:insideH w:val="single" w:sz="6" w:color="CAD2DF"/>
+              <w:insideV w:val="single" w:sz="6" w:color="CAD2DF"/>
+            </w:tcBorders>
+            <w:vAlign w:val="center"/>
+          </w:tcPr>
+          <w:p>
+            <w:pPr>
+              <w:spacing w:after="0"/>
+            </w:pPr>
+            <w:r>
+              <w:rPr>
+                <w:rFonts w:ascii="Calibri" w:hAnsi="Calibri"/>
+                <w:b w:val="0"/>
+                <w:color w:val="111216"/>
+                <w:sz w:val="16"/>
+              </w:rPr>
+              <w:t>격리된 개인 개발 DB의 반복 테스트</w:t>
+            </w:r>
+          </w:p>
+        </w:tc>
+      </w:tr>
+    </w:tbl>
+    <w:p>
+      <w:pPr>
+        <w:spacing w:after="20"/>
+      </w:pPr>
+    </w:p>
+    <w:tbl>
+      <w:tblPr>
+        <w:tblW w:type="auto" w:w="0"/>
+        <w:jc w:val="center"/>
+        <w:tblLayout w:type="fixed"/>
+        <w:tblLook w:firstColumn="1" w:firstRow="1" w:lastColumn="0" w:lastRow="0" w:noHBand="0" w:noVBand="1" w:val="04A0"/>
+      </w:tblPr>
+      <w:tblGrid>
+        <w:gridCol w:w="7524"/>
+        <w:gridCol w:w="7524"/>
+      </w:tblGrid>
+      <w:tr>
+        <w:tc>
+          <w:tcPr>
+            <w:tcW w:type="dxa" w:w="1440"/>
+            <w:tcBorders>
+              <w:top w:val="single" w:sz="8" w:color="14845B"/>
+              <w:left w:val="single" w:sz="8" w:color="14845B"/>
+              <w:bottom w:val="single" w:sz="8" w:color="14845B"/>
+              <w:right w:val="single" w:sz="8" w:color="14845B"/>
+              <w:insideH w:val="single" w:sz="8" w:color="14845B"/>
+              <w:insideV w:val="single" w:sz="8" w:color="14845B"/>
+            </w:tcBorders>
+            <w:vAlign w:val="center"/>
+            <w:shd w:fill="14845B"/>
+          </w:tcPr>
+          <w:p>
+            <w:pPr>
+              <w:jc w:val="center"/>
+            </w:pPr>
+            <w:r>
+              <w:rPr>
+                <w:rFonts w:ascii="Calibri" w:hAnsi="Calibri"/>
+                <w:b/>
+                <w:color w:val="FFFFFF"/>
+                <w:sz w:val="17"/>
+              </w:rPr>
+              <w:t>보안</w:t>
+            </w:r>
+          </w:p>
+        </w:tc>
+        <w:tc>
+          <w:tcPr>
+            <w:tcW w:type="dxa" w:w="11520"/>
+            <w:tcBorders>
+              <w:top w:val="single" w:sz="8" w:color="14845B"/>
+              <w:left w:val="single" w:sz="8" w:color="14845B"/>
+              <w:bottom w:val="single" w:sz="8" w:color="14845B"/>
+              <w:right w:val="single" w:sz="8" w:color="14845B"/>
+              <w:insideH w:val="single" w:sz="8" w:color="14845B"/>
+              <w:insideV w:val="single" w:sz="8" w:color="14845B"/>
+            </w:tcBorders>
+            <w:vAlign w:val="center"/>
+            <w:shd w:fill="F4F6FB"/>
+          </w:tcPr>
+          <w:p>
+            <w:r>
+              <w:rPr>
+                <w:rFonts w:ascii="Calibri" w:hAnsi="Calibri"/>
+                <w:b w:val="0"/>
+                <w:color w:val="111216"/>
+                <w:sz w:val="17"/>
+              </w:rPr>
+              <w:t>같은 이름으로 다른 주소의 DB를 다시 저장해도 기존 쓰기 권한은 승계되지 않습니다. DDL과 임의 SQL은 정책과 무관하게 차단되며, 운영 DB라고 자동 추정해 별도 권한을 부여하지 않습니다.</w:t>
+            </w:r>
+          </w:p>
+        </w:tc>
+      </w:tr>
+    </w:tbl>
+    <w:p>
+      <w:r>
+        <w:br w:type="page"/>
+      </w:r>
+    </w:p>
+    <w:p>
+      <w:pPr>
+        <w:spacing w:after="120"/>
+      </w:pPr>
+      <w:r>
+        <w:rPr>
+          <w:rFonts w:ascii="Calibri" w:hAnsi="Calibri"/>
+          <w:b/>
+          <w:color w:val="2E5BFF"/>
+          <w:sz w:val="17"/>
+        </w:rPr>
+        <w:t>14  /  INTERFACE SPECIFICATION</w:t>
+      </w:r>
+    </w:p>
+    <w:p>
+      <w:pPr>
+        <w:spacing w:after="160"/>
+      </w:pPr>
+      <w:r>
+        <w:rPr>
+          <w:rFonts w:ascii="Calibri" w:hAnsi="Calibri"/>
+          <w:b/>
+          <w:color w:val="1737A6"/>
+          <w:sz w:val="42"/>
+        </w:rPr>
+        <w:t>코드가 있어도, 없어도 인터페이스 명세를 만듭니다</w:t>
+      </w:r>
+    </w:p>
+    <w:p>
+      <w:pPr>
+        <w:spacing w:after="200"/>
+      </w:pPr>
+      <w:r>
+        <w:rPr>
+          <w:rFonts w:ascii="Calibri" w:hAnsi="Calibri"/>
+          <w:b w:val="0"/>
+          <w:color w:val="5D6470"/>
+          <w:sz w:val="21"/>
+        </w:rPr>
+        <w:t>두 흐름은 입력 근거가 다릅니다. 코드 기반 흐름은 실제 소스를 먼저 검증하고, 신규 설계 흐름은 최소 필드만 받은 뒤 비어 있는 요청·응답을 AI 초안으로 보완합니다.</w:t>
+      </w:r>
+    </w:p>
+    <w:tbl>
+      <w:tblPr>
+        <w:tblW w:type="auto" w:w="0"/>
+        <w:jc w:val="center"/>
+        <w:tblLayout w:type="fixed"/>
+        <w:tblLook w:firstColumn="1" w:firstRow="1" w:lastColumn="0" w:lastRow="0" w:noHBand="0" w:noVBand="1" w:val="04A0"/>
+      </w:tblPr>
+      <w:tblGrid>
+        <w:gridCol w:w="3762"/>
+        <w:gridCol w:w="3762"/>
+        <w:gridCol w:w="3762"/>
+        <w:gridCol w:w="3762"/>
+      </w:tblGrid>
+      <w:tr>
+        <w:trPr>
+          <w:tblHeader w:val="true"/>
+        </w:trPr>
+        <w:tc>
+          <w:tcPr>
+            <w:tcW w:type="dxa" w:w="1872"/>
+            <w:shd w:fill="DDE4EE"/>
+            <w:tcBorders>
+              <w:top w:val="single" w:sz="6" w:color="CAD2DF"/>
+              <w:left w:val="single" w:sz="6" w:color="CAD2DF"/>
+              <w:bottom w:val="single" w:sz="6" w:color="CAD2DF"/>
+              <w:right w:val="single" w:sz="6" w:color="CAD2DF"/>
+              <w:insideH w:val="single" w:sz="6" w:color="CAD2DF"/>
+              <w:insideV w:val="single" w:sz="6" w:color="CAD2DF"/>
+            </w:tcBorders>
+          </w:tcPr>
+          <w:p>
+            <w:pPr>
+              <w:spacing w:after="0"/>
+            </w:pPr>
+            <w:r>
+              <w:rPr>
+                <w:rFonts w:ascii="Calibri" w:hAnsi="Calibri"/>
+                <w:b/>
+                <w:color w:val="1737A6"/>
+                <w:sz w:val="17"/>
+              </w:rPr>
+              <w:t>구분</w:t>
+            </w:r>
+          </w:p>
+        </w:tc>
+        <w:tc>
+          <w:tcPr>
+            <w:tcW w:type="dxa" w:w="3600"/>
+            <w:shd w:fill="DDE4EE"/>
+            <w:tcBorders>
+              <w:top w:val="single" w:sz="6" w:color="CAD2DF"/>
+              <w:left w:val="single" w:sz="6" w:color="CAD2DF"/>
+              <w:bottom w:val="single" w:sz="6" w:color="CAD2DF"/>
+              <w:right w:val="single" w:sz="6" w:color="CAD2DF"/>
+              <w:insideH w:val="single" w:sz="6" w:color="CAD2DF"/>
+              <w:insideV w:val="single" w:sz="6" w:color="CAD2DF"/>
+            </w:tcBorders>
+          </w:tcPr>
+          <w:p>
+            <w:pPr>
+              <w:spacing w:after="0"/>
+            </w:pPr>
+            <w:r>
+              <w:rPr>
+                <w:rFonts w:ascii="Calibri" w:hAnsi="Calibri"/>
+                <w:b/>
+                <w:color w:val="1737A6"/>
+                <w:sz w:val="17"/>
+              </w:rPr>
+              <w:t>필수 입력</w:t>
+            </w:r>
+          </w:p>
+        </w:tc>
+        <w:tc>
+          <w:tcPr>
+            <w:tcW w:type="dxa" w:w="4896"/>
+            <w:shd w:fill="DDE4EE"/>
+            <w:tcBorders>
+              <w:top w:val="single" w:sz="6" w:color="CAD2DF"/>
+              <w:left w:val="single" w:sz="6" w:color="CAD2DF"/>
+              <w:bottom w:val="single" w:sz="6" w:color="CAD2DF"/>
+              <w:right w:val="single" w:sz="6" w:color="CAD2DF"/>
+              <w:insideH w:val="single" w:sz="6" w:color="CAD2DF"/>
+              <w:insideV w:val="single" w:sz="6" w:color="CAD2DF"/>
+            </w:tcBorders>
+          </w:tcPr>
+          <w:p>
+            <w:pPr>
+              <w:spacing w:after="0"/>
+            </w:pPr>
+            <w:r>
+              <w:rPr>
+                <w:rFonts w:ascii="Calibri" w:hAnsi="Calibri"/>
+                <w:b/>
+                <w:color w:val="1737A6"/>
+                <w:sz w:val="17"/>
+              </w:rPr>
+              <w:t>결정적 흐름</w:t>
+            </w:r>
+          </w:p>
+        </w:tc>
+        <w:tc>
+          <w:tcPr>
+            <w:tcW w:type="dxa" w:w="2592"/>
+            <w:shd w:fill="DDE4EE"/>
+            <w:tcBorders>
+              <w:top w:val="single" w:sz="6" w:color="CAD2DF"/>
+              <w:left w:val="single" w:sz="6" w:color="CAD2DF"/>
+              <w:bottom w:val="single" w:sz="6" w:color="CAD2DF"/>
+              <w:right w:val="single" w:sz="6" w:color="CAD2DF"/>
+              <w:insideH w:val="single" w:sz="6" w:color="CAD2DF"/>
+              <w:insideV w:val="single" w:sz="6" w:color="CAD2DF"/>
+            </w:tcBorders>
+          </w:tcPr>
+          <w:p>
+            <w:pPr>
+              <w:spacing w:after="0"/>
+            </w:pPr>
+            <w:r>
+              <w:rPr>
+                <w:rFonts w:ascii="Calibri" w:hAnsi="Calibri"/>
+                <w:b/>
+                <w:color w:val="1737A6"/>
+                <w:sz w:val="17"/>
+              </w:rPr>
+              <w:t>결과</w:t>
+            </w:r>
+          </w:p>
+        </w:tc>
+      </w:tr>
+      <w:tr>
+        <w:tc>
+          <w:tcPr>
+            <w:tcW w:type="dxa" w:w="1872"/>
+            <w:tcBorders>
+              <w:top w:val="single" w:sz="6" w:color="CAD2DF"/>
+              <w:left w:val="single" w:sz="6" w:color="CAD2DF"/>
+              <w:bottom w:val="single" w:sz="6" w:color="CAD2DF"/>
+              <w:right w:val="single" w:sz="6" w:color="CAD2DF"/>
+              <w:insideH w:val="single" w:sz="6" w:color="CAD2DF"/>
+              <w:insideV w:val="single" w:sz="6" w:color="CAD2DF"/>
+            </w:tcBorders>
+            <w:vAlign w:val="center"/>
+          </w:tcPr>
+          <w:p>
+            <w:pPr>
+              <w:spacing w:after="0"/>
+            </w:pPr>
+            <w:r>
+              <w:rPr>
+                <w:rFonts w:ascii="Calibri" w:hAnsi="Calibri"/>
+                <w:b w:val="0"/>
+                <w:color w:val="111216"/>
+                <w:sz w:val="16"/>
+              </w:rPr>
+              <w:t>코드 기반</w:t>
+            </w:r>
+          </w:p>
+        </w:tc>
+        <w:tc>
+          <w:tcPr>
+            <w:tcW w:type="dxa" w:w="3600"/>
+            <w:tcBorders>
+              <w:top w:val="single" w:sz="6" w:color="CAD2DF"/>
+              <w:left w:val="single" w:sz="6" w:color="CAD2DF"/>
+              <w:bottom w:val="single" w:sz="6" w:color="CAD2DF"/>
+              <w:right w:val="single" w:sz="6" w:color="CAD2DF"/>
+              <w:insideH w:val="single" w:sz="6" w:color="CAD2DF"/>
+              <w:insideV w:val="single" w:sz="6" w:color="CAD2DF"/>
+            </w:tcBorders>
+            <w:vAlign w:val="center"/>
+          </w:tcPr>
+          <w:p>
+            <w:pPr>
+              <w:spacing w:after="0"/>
+            </w:pPr>
+            <w:r>
+              <w:rPr>
+                <w:rFonts w:ascii="Calibri" w:hAnsi="Calibri"/>
+                <w:b w:val="0"/>
+                <w:color w:val="111216"/>
+                <w:sz w:val="16"/>
+              </w:rPr>
+              <w:t>분석 가능한 코드베이스 폴더</w:t>
+            </w:r>
+          </w:p>
+        </w:tc>
+        <w:tc>
+          <w:tcPr>
+            <w:tcW w:type="dxa" w:w="4896"/>
+            <w:tcBorders>
+              <w:top w:val="single" w:sz="6" w:color="CAD2DF"/>
+              <w:left w:val="single" w:sz="6" w:color="CAD2DF"/>
+              <w:bottom w:val="single" w:sz="6" w:color="CAD2DF"/>
+              <w:right w:val="single" w:sz="6" w:color="CAD2DF"/>
+              <w:insideH w:val="single" w:sz="6" w:color="CAD2DF"/>
+              <w:insideV w:val="single" w:sz="6" w:color="CAD2DF"/>
+            </w:tcBorders>
+            <w:vAlign w:val="center"/>
+          </w:tcPr>
+          <w:p>
+            <w:pPr>
+              <w:spacing w:after="0"/>
+            </w:pPr>
+            <w:r>
+              <w:rPr>
+                <w:rFonts w:ascii="Calibri" w:hAnsi="Calibri"/>
+                <w:b w:val="0"/>
+                <w:color w:val="111216"/>
+                <w:sz w:val="16"/>
+              </w:rPr>
+              <w:t>폴더 검증 → 옵션 → 코드 스캔 → JSON</w:t>
+            </w:r>
+          </w:p>
+        </w:tc>
+        <w:tc>
+          <w:tcPr>
+            <w:tcW w:type="dxa" w:w="2592"/>
+            <w:tcBorders>
+              <w:top w:val="single" w:sz="6" w:color="CAD2DF"/>
+              <w:left w:val="single" w:sz="6" w:color="CAD2DF"/>
+              <w:bottom w:val="single" w:sz="6" w:color="CAD2DF"/>
+              <w:right w:val="single" w:sz="6" w:color="CAD2DF"/>
+              <w:insideH w:val="single" w:sz="6" w:color="CAD2DF"/>
+              <w:insideV w:val="single" w:sz="6" w:color="CAD2DF"/>
+            </w:tcBorders>
+            <w:vAlign w:val="center"/>
+          </w:tcPr>
+          <w:p>
+            <w:pPr>
+              <w:spacing w:after="0"/>
+            </w:pPr>
+            <w:r>
+              <w:rPr>
+                <w:rFonts w:ascii="Calibri" w:hAnsi="Calibri"/>
+                <w:b w:val="0"/>
+                <w:color w:val="111216"/>
+                <w:sz w:val="16"/>
+              </w:rPr>
+              <w:t>XLSX 미리보기·export</w:t>
+            </w:r>
+          </w:p>
+        </w:tc>
+      </w:tr>
+      <w:tr>
+        <w:tc>
+          <w:tcPr>
+            <w:tcW w:type="dxa" w:w="1872"/>
+            <w:tcBorders>
+              <w:top w:val="single" w:sz="6" w:color="CAD2DF"/>
+              <w:left w:val="single" w:sz="6" w:color="CAD2DF"/>
+              <w:bottom w:val="single" w:sz="6" w:color="CAD2DF"/>
+              <w:right w:val="single" w:sz="6" w:color="CAD2DF"/>
+              <w:insideH w:val="single" w:sz="6" w:color="CAD2DF"/>
+              <w:insideV w:val="single" w:sz="6" w:color="CAD2DF"/>
+            </w:tcBorders>
+            <w:vAlign w:val="center"/>
+          </w:tcPr>
+          <w:p>
+            <w:pPr>
+              <w:spacing w:after="0"/>
+            </w:pPr>
+            <w:r>
+              <w:rPr>
+                <w:rFonts w:ascii="Calibri" w:hAnsi="Calibri"/>
+                <w:b w:val="0"/>
+                <w:color w:val="111216"/>
+                <w:sz w:val="16"/>
+              </w:rPr>
+              <w:t>신규 설계</w:t>
+            </w:r>
+          </w:p>
+        </w:tc>
+        <w:tc>
+          <w:tcPr>
+            <w:tcW w:type="dxa" w:w="3600"/>
+            <w:tcBorders>
+              <w:top w:val="single" w:sz="6" w:color="CAD2DF"/>
+              <w:left w:val="single" w:sz="6" w:color="CAD2DF"/>
+              <w:bottom w:val="single" w:sz="6" w:color="CAD2DF"/>
+              <w:right w:val="single" w:sz="6" w:color="CAD2DF"/>
+              <w:insideH w:val="single" w:sz="6" w:color="CAD2DF"/>
+              <w:insideV w:val="single" w:sz="6" w:color="CAD2DF"/>
+            </w:tcBorders>
+            <w:vAlign w:val="center"/>
+          </w:tcPr>
+          <w:p>
+            <w:pPr>
+              <w:spacing w:after="0"/>
+            </w:pPr>
+            <w:r>
+              <w:rPr>
+                <w:rFonts w:ascii="Calibri" w:hAnsi="Calibri"/>
+                <w:b w:val="0"/>
+                <w:color w:val="111216"/>
+                <w:sz w:val="16"/>
+              </w:rPr>
+              <w:t>Method·Path·Interface ID</w:t>
+            </w:r>
+          </w:p>
+        </w:tc>
+        <w:tc>
+          <w:tcPr>
+            <w:tcW w:type="dxa" w:w="4896"/>
+            <w:tcBorders>
+              <w:top w:val="single" w:sz="6" w:color="CAD2DF"/>
+              <w:left w:val="single" w:sz="6" w:color="CAD2DF"/>
+              <w:bottom w:val="single" w:sz="6" w:color="CAD2DF"/>
+              <w:right w:val="single" w:sz="6" w:color="CAD2DF"/>
+              <w:insideH w:val="single" w:sz="6" w:color="CAD2DF"/>
+              <w:insideV w:val="single" w:sz="6" w:color="CAD2DF"/>
+            </w:tcBorders>
+            <w:vAlign w:val="center"/>
+          </w:tcPr>
+          <w:p>
+            <w:pPr>
+              <w:spacing w:after="0"/>
+            </w:pPr>
+            <w:r>
+              <w:rPr>
+                <w:rFonts w:ascii="Calibri" w:hAnsi="Calibri"/>
+                <w:b w:val="0"/>
+                <w:color w:val="111216"/>
+                <w:sz w:val="16"/>
+              </w:rPr>
+              <w:t>인증·필드·크기 → AI 초안 → 사용자 검토</w:t>
+            </w:r>
+          </w:p>
+        </w:tc>
+        <w:tc>
+          <w:tcPr>
+            <w:tcW w:type="dxa" w:w="2592"/>
+            <w:tcBorders>
+              <w:top w:val="single" w:sz="6" w:color="CAD2DF"/>
+              <w:left w:val="single" w:sz="6" w:color="CAD2DF"/>
+              <w:bottom w:val="single" w:sz="6" w:color="CAD2DF"/>
+              <w:right w:val="single" w:sz="6" w:color="CAD2DF"/>
+              <w:insideH w:val="single" w:sz="6" w:color="CAD2DF"/>
+              <w:insideV w:val="single" w:sz="6" w:color="CAD2DF"/>
+            </w:tcBorders>
+            <w:vAlign w:val="center"/>
+          </w:tcPr>
+          <w:p>
+            <w:pPr>
+              <w:spacing w:after="0"/>
+            </w:pPr>
+            <w:r>
+              <w:rPr>
+                <w:rFonts w:ascii="Calibri" w:hAnsi="Calibri"/>
+                <w:b w:val="0"/>
+                <w:color w:val="111216"/>
+                <w:sz w:val="16"/>
+              </w:rPr>
+              <w:t>기본/사내 템플릿 XLSX</w:t>
+            </w:r>
+          </w:p>
+        </w:tc>
+      </w:tr>
+      <w:tr>
+        <w:tc>
+          <w:tcPr>
+            <w:tcW w:type="dxa" w:w="1872"/>
+            <w:tcBorders>
+              <w:top w:val="single" w:sz="6" w:color="CAD2DF"/>
+              <w:left w:val="single" w:sz="6" w:color="CAD2DF"/>
+              <w:bottom w:val="single" w:sz="6" w:color="CAD2DF"/>
+              <w:right w:val="single" w:sz="6" w:color="CAD2DF"/>
+              <w:insideH w:val="single" w:sz="6" w:color="CAD2DF"/>
+              <w:insideV w:val="single" w:sz="6" w:color="CAD2DF"/>
+            </w:tcBorders>
+            <w:vAlign w:val="center"/>
+          </w:tcPr>
+          <w:p>
+            <w:pPr>
+              <w:spacing w:after="0"/>
+            </w:pPr>
+            <w:r>
+              <w:rPr>
+                <w:rFonts w:ascii="Calibri" w:hAnsi="Calibri"/>
+                <w:b w:val="0"/>
+                <w:color w:val="111216"/>
+                <w:sz w:val="16"/>
+              </w:rPr>
+              <w:t>설명 질문</w:t>
+            </w:r>
+          </w:p>
+        </w:tc>
+        <w:tc>
+          <w:tcPr>
+            <w:tcW w:type="dxa" w:w="3600"/>
+            <w:tcBorders>
+              <w:top w:val="single" w:sz="6" w:color="CAD2DF"/>
+              <w:left w:val="single" w:sz="6" w:color="CAD2DF"/>
+              <w:bottom w:val="single" w:sz="6" w:color="CAD2DF"/>
+              <w:right w:val="single" w:sz="6" w:color="CAD2DF"/>
+              <w:insideH w:val="single" w:sz="6" w:color="CAD2DF"/>
+              <w:insideV w:val="single" w:sz="6" w:color="CAD2DF"/>
+            </w:tcBorders>
+            <w:vAlign w:val="center"/>
+          </w:tcPr>
+          <w:p>
+            <w:pPr>
+              <w:spacing w:after="0"/>
+            </w:pPr>
+            <w:r>
+              <w:rPr>
+                <w:rFonts w:ascii="Calibri" w:hAnsi="Calibri"/>
+                <w:b w:val="0"/>
+                <w:color w:val="111216"/>
+                <w:sz w:val="16"/>
+              </w:rPr>
+              <w:t>질문 문장</w:t>
+            </w:r>
+          </w:p>
+        </w:tc>
+        <w:tc>
+          <w:tcPr>
+            <w:tcW w:type="dxa" w:w="4896"/>
+            <w:tcBorders>
+              <w:top w:val="single" w:sz="6" w:color="CAD2DF"/>
+              <w:left w:val="single" w:sz="6" w:color="CAD2DF"/>
+              <w:bottom w:val="single" w:sz="6" w:color="CAD2DF"/>
+              <w:right w:val="single" w:sz="6" w:color="CAD2DF"/>
+              <w:insideH w:val="single" w:sz="6" w:color="CAD2DF"/>
+              <w:insideV w:val="single" w:sz="6" w:color="CAD2DF"/>
+            </w:tcBorders>
+            <w:vAlign w:val="center"/>
+          </w:tcPr>
+          <w:p>
+            <w:pPr>
+              <w:spacing w:after="0"/>
+            </w:pPr>
+            <w:r>
+              <w:rPr>
+                <w:rFonts w:ascii="Calibri" w:hAnsi="Calibri"/>
+                <w:b w:val="0"/>
+                <w:color w:val="111216"/>
+                <w:sz w:val="16"/>
+              </w:rPr>
+              <w:t>코드·DB·폼을 열지 않고 일반 설명</w:t>
+            </w:r>
+          </w:p>
+        </w:tc>
+        <w:tc>
+          <w:tcPr>
+            <w:tcW w:type="dxa" w:w="2592"/>
+            <w:tcBorders>
+              <w:top w:val="single" w:sz="6" w:color="CAD2DF"/>
+              <w:left w:val="single" w:sz="6" w:color="CAD2DF"/>
+              <w:bottom w:val="single" w:sz="6" w:color="CAD2DF"/>
+              <w:right w:val="single" w:sz="6" w:color="CAD2DF"/>
+              <w:insideH w:val="single" w:sz="6" w:color="CAD2DF"/>
+              <w:insideV w:val="single" w:sz="6" w:color="CAD2DF"/>
+            </w:tcBorders>
+            <w:vAlign w:val="center"/>
+          </w:tcPr>
+          <w:p>
+            <w:pPr>
+              <w:spacing w:after="0"/>
+            </w:pPr>
+            <w:r>
+              <w:rPr>
+                <w:rFonts w:ascii="Calibri" w:hAnsi="Calibri"/>
+                <w:b w:val="0"/>
+                <w:color w:val="111216"/>
+                <w:sz w:val="16"/>
+              </w:rPr>
+              <w:t>대화 답변</w:t>
+            </w:r>
+          </w:p>
+        </w:tc>
+      </w:tr>
+    </w:tbl>
+    <w:p>
+      <w:pPr>
+        <w:spacing w:after="20"/>
+      </w:pPr>
+    </w:p>
+    <w:tbl>
+      <w:tblPr>
+        <w:tblW w:type="auto" w:w="0"/>
+        <w:jc w:val="center"/>
+        <w:tblLayout w:type="fixed"/>
+        <w:tblLook w:firstColumn="1" w:firstRow="1" w:lastColumn="0" w:lastRow="0" w:noHBand="0" w:noVBand="1" w:val="04A0"/>
+      </w:tblPr>
+      <w:tblGrid>
+        <w:gridCol w:w="7524"/>
+        <w:gridCol w:w="7524"/>
+      </w:tblGrid>
+      <w:tr>
+        <w:tc>
+          <w:tcPr>
+            <w:tcW w:type="dxa" w:w="1440"/>
+            <w:tcBorders>
+              <w:top w:val="single" w:sz="8" w:color="2E5BFF"/>
+              <w:left w:val="single" w:sz="8" w:color="2E5BFF"/>
+              <w:bottom w:val="single" w:sz="8" w:color="2E5BFF"/>
+              <w:right w:val="single" w:sz="8" w:color="2E5BFF"/>
+              <w:insideH w:val="single" w:sz="8" w:color="2E5BFF"/>
+              <w:insideV w:val="single" w:sz="8" w:color="2E5BFF"/>
+            </w:tcBorders>
+            <w:vAlign w:val="center"/>
+            <w:shd w:fill="2E5BFF"/>
+          </w:tcPr>
+          <w:p>
+            <w:pPr>
+              <w:jc w:val="center"/>
+            </w:pPr>
+            <w:r>
+              <w:rPr>
+                <w:rFonts w:ascii="Calibri" w:hAnsi="Calibri"/>
+                <w:b/>
+                <w:color w:val="FFFFFF"/>
+                <w:sz w:val="17"/>
+              </w:rPr>
+              <w:t>요청 예시</w:t>
+            </w:r>
+          </w:p>
+        </w:tc>
+        <w:tc>
+          <w:tcPr>
+            <w:tcW w:type="dxa" w:w="11520"/>
+            <w:tcBorders>
+              <w:top w:val="single" w:sz="8" w:color="2E5BFF"/>
+              <w:left w:val="single" w:sz="8" w:color="2E5BFF"/>
+              <w:bottom w:val="single" w:sz="8" w:color="2E5BFF"/>
+              <w:right w:val="single" w:sz="8" w:color="2E5BFF"/>
+              <w:insideH w:val="single" w:sz="8" w:color="2E5BFF"/>
+              <w:insideV w:val="single" w:sz="8" w:color="2E5BFF"/>
+            </w:tcBorders>
+            <w:vAlign w:val="center"/>
+            <w:shd w:fill="F4F6FB"/>
+          </w:tcPr>
+          <w:p>
+            <w:r>
+              <w:rPr>
+                <w:rFonts w:ascii="Calibri" w:hAnsi="Calibri"/>
+                <w:b w:val="0"/>
+                <w:color w:val="111216"/>
+                <w:sz w:val="17"/>
+              </w:rPr>
+              <w:t>코드 없이 주문 생성 인터페이스 명세서를 만들어줘. POST /api/orders, IF-ORD-001, Bearer 인증. customerId와 items를 받고 orderId와 status를 응답해.</w:t>
+            </w:r>
+          </w:p>
+        </w:tc>
+      </w:tr>
+    </w:tbl>
+    <w:p>
+      <w:pPr>
+        <w:pStyle w:val="ListBullet"/>
+        <w:spacing w:after="80"/>
+      </w:pPr>
+      <w:r>
+        <w:rPr>
+          <w:rFonts w:ascii="Calibri" w:hAnsi="Calibri"/>
+          <w:b w:val="0"/>
+          <w:color w:val="111216"/>
+          <w:sz w:val="18"/>
+        </w:rPr>
+        <w:t>요청·응답 필드는 비워 둘 수 있습니다. 연결한 용어사전·템플릿·참고 문서를 우선 근거로 쓰고, 없으면 합리적 초안을 제안합니다.</w:t>
+      </w:r>
+    </w:p>
+    <w:p>
+      <w:pPr>
+        <w:pStyle w:val="ListBullet"/>
+        <w:spacing w:after="80"/>
+      </w:pPr>
+      <w:r>
+        <w:rPr>
+          <w:rFonts w:ascii="Calibri" w:hAnsi="Calibri"/>
+          <w:b w:val="0"/>
+          <w:color w:val="111216"/>
+          <w:sz w:val="18"/>
+        </w:rPr>
+        <w:t>최소·최대 크기는 처음 입력하거나 초안 이후 검토 단계에서 조정할 수 있습니다.</w:t>
+      </w:r>
+    </w:p>
+    <w:p>
+      <w:pPr>
+        <w:pStyle w:val="ListBullet"/>
+        <w:spacing w:after="80"/>
+      </w:pPr>
+      <w:r>
+        <w:rPr>
+          <w:rFonts w:ascii="Calibri" w:hAnsi="Calibri"/>
+          <w:b w:val="0"/>
+          <w:color w:val="111216"/>
+          <w:sz w:val="18"/>
+        </w:rPr>
+        <w:t>코드 기반 요청에서 작업 폴더가 없으면 옵션 폼·코드 스캔·빈 명세 생성을 시작하지 않습니다.</w:t>
+      </w:r>
+    </w:p>
+    <w:p>
+      <w:r>
+        <w:br w:type="page"/>
+      </w:r>
+    </w:p>
+    <w:p>
+      <w:pPr>
+        <w:spacing w:after="120"/>
+      </w:pPr>
+      <w:r>
+        <w:rPr>
+          <w:rFonts w:ascii="Calibri" w:hAnsi="Calibri"/>
+          <w:b/>
+          <w:color w:val="2E5BFF"/>
+          <w:sz w:val="17"/>
+        </w:rPr>
+        <w:t>15  /  SCREEN SPECIFICATION</w:t>
+      </w:r>
+    </w:p>
+    <w:p>
+      <w:pPr>
+        <w:spacing w:after="160"/>
+      </w:pPr>
+      <w:r>
+        <w:rPr>
+          <w:rFonts w:ascii="Calibri" w:hAnsi="Calibri"/>
+          <w:b/>
+          <w:color w:val="1737A6"/>
+          <w:sz w:val="42"/>
+        </w:rPr>
+        <w:t>실제 화면을 근거로 화면명세서를 만듭니다</w:t>
+      </w:r>
+    </w:p>
+    <w:p>
+      <w:pPr>
+        <w:spacing w:after="200"/>
+      </w:pPr>
+      <w:r>
+        <w:rPr>
+          <w:rFonts w:ascii="Calibri" w:hAnsi="Calibri"/>
+          <w:b w:val="0"/>
+          <w:color w:val="5D6470"/>
+          <w:sz w:val="21"/>
+        </w:rPr>
+        <w:t>업로드 이미지, 브라우저 캡처, 코드와 용어사전을 함께 연결할 수 있습니다. 화면마다 Description과 Check Point를 검토한 뒤 XLSX 또는 PPTX로 내보냅니다.</w:t>
+      </w:r>
+    </w:p>
+    <w:tbl>
+      <w:tblPr>
+        <w:tblW w:type="auto" w:w="0"/>
+        <w:jc w:val="center"/>
+        <w:tblLayout w:type="fixed"/>
+        <w:tblLook w:firstColumn="1" w:firstRow="1" w:lastColumn="0" w:lastRow="0" w:noHBand="0" w:noVBand="1" w:val="04A0"/>
+      </w:tblPr>
+      <w:tblGrid>
+        <w:gridCol w:w="3762"/>
+        <w:gridCol w:w="3762"/>
+        <w:gridCol w:w="3762"/>
+        <w:gridCol w:w="3762"/>
+      </w:tblGrid>
+      <w:tr>
+        <w:tc>
+          <w:tcPr>
+            <w:tcW w:type="dxa" w:w="3139"/>
+            <w:vAlign w:val="center"/>
+            <w:shd w:fill="EEF1F6"/>
+            <w:tcBorders>
+              <w:top w:val="single" w:sz="4" w:color="D7DEE9"/>
+              <w:left w:val="single" w:sz="4" w:color="D7DEE9"/>
+              <w:bottom w:val="single" w:sz="4" w:color="D7DEE9"/>
+              <w:right w:val="single" w:sz="4" w:color="D7DEE9"/>
+              <w:insideH w:val="single" w:sz="4" w:color="D7DEE9"/>
+              <w:insideV w:val="single" w:sz="4" w:color="D7DEE9"/>
+            </w:tcBorders>
+          </w:tcPr>
+          <w:p>
+            <w:pPr>
+              <w:spacing w:after="80"/>
+            </w:pPr>
+            <w:r>
+              <w:rPr>
+                <w:rFonts w:ascii="Calibri" w:hAnsi="Calibri"/>
+                <w:b/>
+                <w:color w:val="1737A6"/>
+                <w:sz w:val="17"/>
+              </w:rPr>
+              <w:t>01  수집</w:t>
+            </w:r>
+          </w:p>
+          <w:p>
+            <w:r>
+              <w:rPr>
+                <w:rFonts w:ascii="Calibri" w:hAnsi="Calibri"/>
+                <w:b w:val="0"/>
+                <w:color w:val="5D6470"/>
+                <w:sz w:val="17"/>
+              </w:rPr>
+              <w:t>화면 업로드·브라우저 캡처·DOM 표시</w:t>
+            </w:r>
+          </w:p>
+        </w:tc>
+        <w:tc>
+          <w:tcPr>
+            <w:tcW w:type="dxa" w:w="3139"/>
+            <w:vAlign w:val="center"/>
+            <w:shd w:fill="EEF1F6"/>
+            <w:tcBorders>
+              <w:top w:val="single" w:sz="4" w:color="D7DEE9"/>
+              <w:left w:val="single" w:sz="4" w:color="D7DEE9"/>
+              <w:bottom w:val="single" w:sz="4" w:color="D7DEE9"/>
+              <w:right w:val="single" w:sz="4" w:color="D7DEE9"/>
+              <w:insideH w:val="single" w:sz="4" w:color="D7DEE9"/>
+              <w:insideV w:val="single" w:sz="4" w:color="D7DEE9"/>
+            </w:tcBorders>
+          </w:tcPr>
+          <w:p>
+            <w:pPr>
+              <w:spacing w:after="80"/>
+            </w:pPr>
+            <w:r>
+              <w:rPr>
+                <w:rFonts w:ascii="Calibri" w:hAnsi="Calibri"/>
+                <w:b/>
+                <w:color w:val="1737A6"/>
+                <w:sz w:val="17"/>
+              </w:rPr>
+              <w:t>02  구조화</w:t>
+            </w:r>
+          </w:p>
+          <w:p>
+            <w:r>
+              <w:rPr>
+                <w:rFonts w:ascii="Calibri" w:hAnsi="Calibri"/>
+                <w:b w:val="0"/>
+                <w:color w:val="5D6470"/>
+                <w:sz w:val="17"/>
+              </w:rPr>
+              <w:t>화면 ID·설명·체크포인트·전환 정의</w:t>
+            </w:r>
+          </w:p>
+        </w:tc>
+        <w:tc>
+          <w:tcPr>
+            <w:tcW w:type="dxa" w:w="3139"/>
+            <w:vAlign w:val="center"/>
+            <w:shd w:fill="EEF1F6"/>
+            <w:tcBorders>
+              <w:top w:val="single" w:sz="4" w:color="D7DEE9"/>
+              <w:left w:val="single" w:sz="4" w:color="D7DEE9"/>
+              <w:bottom w:val="single" w:sz="4" w:color="D7DEE9"/>
+              <w:right w:val="single" w:sz="4" w:color="D7DEE9"/>
+              <w:insideH w:val="single" w:sz="4" w:color="D7DEE9"/>
+              <w:insideV w:val="single" w:sz="4" w:color="D7DEE9"/>
+            </w:tcBorders>
+          </w:tcPr>
+          <w:p>
+            <w:pPr>
+              <w:spacing w:after="80"/>
+            </w:pPr>
+            <w:r>
+              <w:rPr>
+                <w:rFonts w:ascii="Calibri" w:hAnsi="Calibri"/>
+                <w:b/>
+                <w:color w:val="1737A6"/>
+                <w:sz w:val="17"/>
+              </w:rPr>
+              <w:t>03  검토</w:t>
+            </w:r>
+          </w:p>
+          <w:p>
+            <w:r>
+              <w:rPr>
+                <w:rFonts w:ascii="Calibri" w:hAnsi="Calibri"/>
+                <w:b w:val="0"/>
+                <w:color w:val="5D6470"/>
+                <w:sz w:val="17"/>
+              </w:rPr>
+              <w:t>미리보기에서 표시·그리기·편집·댓글</w:t>
+            </w:r>
+          </w:p>
+        </w:tc>
+        <w:tc>
+          <w:tcPr>
+            <w:tcW w:type="dxa" w:w="3139"/>
+            <w:vAlign w:val="center"/>
+            <w:shd w:fill="EEF1F6"/>
+            <w:tcBorders>
+              <w:top w:val="single" w:sz="4" w:color="D7DEE9"/>
+              <w:left w:val="single" w:sz="4" w:color="D7DEE9"/>
+              <w:bottom w:val="single" w:sz="4" w:color="D7DEE9"/>
+              <w:right w:val="single" w:sz="4" w:color="D7DEE9"/>
+              <w:insideH w:val="single" w:sz="4" w:color="D7DEE9"/>
+              <w:insideV w:val="single" w:sz="4" w:color="D7DEE9"/>
+            </w:tcBorders>
+          </w:tcPr>
+          <w:p>
+            <w:pPr>
+              <w:spacing w:after="80"/>
+            </w:pPr>
+            <w:r>
+              <w:rPr>
+                <w:rFonts w:ascii="Calibri" w:hAnsi="Calibri"/>
+                <w:b/>
+                <w:color w:val="1737A6"/>
+                <w:sz w:val="17"/>
+              </w:rPr>
+              <w:t>04  납품</w:t>
+            </w:r>
+          </w:p>
+          <w:p>
+            <w:r>
+              <w:rPr>
+                <w:rFonts w:ascii="Calibri" w:hAnsi="Calibri"/>
+                <w:b w:val="0"/>
+                <w:color w:val="5D6470"/>
+                <w:sz w:val="17"/>
+              </w:rPr>
+              <w:t>검증 후 XLSX·PPTX export</w:t>
+            </w:r>
+          </w:p>
+        </w:tc>
+      </w:tr>
+    </w:tbl>
+    <w:p>
+      <w:pPr>
+        <w:spacing w:after="20"/>
+      </w:pPr>
+    </w:p>
+    <w:tbl>
+      <w:tblPr>
+        <w:tblW w:type="auto" w:w="0"/>
+        <w:jc w:val="center"/>
+        <w:tblLayout w:type="fixed"/>
+        <w:tblLook w:firstColumn="1" w:firstRow="1" w:lastColumn="0" w:lastRow="0" w:noHBand="0" w:noVBand="1" w:val="04A0"/>
+      </w:tblPr>
+      <w:tblGrid>
+        <w:gridCol w:w="5016"/>
+        <w:gridCol w:w="5016"/>
+        <w:gridCol w:w="5016"/>
+      </w:tblGrid>
+      <w:tr>
+        <w:trPr>
+          <w:tblHeader w:val="true"/>
+        </w:trPr>
+        <w:tc>
+          <w:tcPr>
+            <w:tcW w:type="dxa" w:w="2016"/>
+            <w:shd w:fill="DDE4EE"/>
+            <w:tcBorders>
+              <w:top w:val="single" w:sz="6" w:color="CAD2DF"/>
+              <w:left w:val="single" w:sz="6" w:color="CAD2DF"/>
+              <w:bottom w:val="single" w:sz="6" w:color="CAD2DF"/>
+              <w:right w:val="single" w:sz="6" w:color="CAD2DF"/>
+              <w:insideH w:val="single" w:sz="6" w:color="CAD2DF"/>
+              <w:insideV w:val="single" w:sz="6" w:color="CAD2DF"/>
+            </w:tcBorders>
+          </w:tcPr>
+          <w:p>
+            <w:pPr>
+              <w:spacing w:after="0"/>
+            </w:pPr>
+            <w:r>
+              <w:rPr>
+                <w:rFonts w:ascii="Calibri" w:hAnsi="Calibri"/>
+                <w:b/>
+                <w:color w:val="1737A6"/>
+                <w:sz w:val="17"/>
+              </w:rPr>
+              <w:t>기능</w:t>
+            </w:r>
+          </w:p>
+        </w:tc>
+        <w:tc>
+          <w:tcPr>
+            <w:tcW w:type="dxa" w:w="5760"/>
+            <w:shd w:fill="DDE4EE"/>
+            <w:tcBorders>
+              <w:top w:val="single" w:sz="6" w:color="CAD2DF"/>
+              <w:left w:val="single" w:sz="6" w:color="CAD2DF"/>
+              <w:bottom w:val="single" w:sz="6" w:color="CAD2DF"/>
+              <w:right w:val="single" w:sz="6" w:color="CAD2DF"/>
+              <w:insideH w:val="single" w:sz="6" w:color="CAD2DF"/>
+              <w:insideV w:val="single" w:sz="6" w:color="CAD2DF"/>
+            </w:tcBorders>
+          </w:tcPr>
+          <w:p>
+            <w:pPr>
+              <w:spacing w:after="0"/>
+            </w:pPr>
+            <w:r>
+              <w:rPr>
+                <w:rFonts w:ascii="Calibri" w:hAnsi="Calibri"/>
+                <w:b/>
+                <w:color w:val="1737A6"/>
+                <w:sz w:val="17"/>
+              </w:rPr>
+              <w:t>언제 쓰나</w:t>
+            </w:r>
+          </w:p>
+        </w:tc>
+        <w:tc>
+          <w:tcPr>
+            <w:tcW w:type="dxa" w:w="5184"/>
+            <w:shd w:fill="DDE4EE"/>
+            <w:tcBorders>
+              <w:top w:val="single" w:sz="6" w:color="CAD2DF"/>
+              <w:left w:val="single" w:sz="6" w:color="CAD2DF"/>
+              <w:bottom w:val="single" w:sz="6" w:color="CAD2DF"/>
+              <w:right w:val="single" w:sz="6" w:color="CAD2DF"/>
+              <w:insideH w:val="single" w:sz="6" w:color="CAD2DF"/>
+              <w:insideV w:val="single" w:sz="6" w:color="CAD2DF"/>
+            </w:tcBorders>
+          </w:tcPr>
+          <w:p>
+            <w:pPr>
+              <w:spacing w:after="0"/>
+            </w:pPr>
+            <w:r>
+              <w:rPr>
+                <w:rFonts w:ascii="Calibri" w:hAnsi="Calibri"/>
+                <w:b/>
+                <w:color w:val="1737A6"/>
+                <w:sz w:val="17"/>
+              </w:rPr>
+              <w:t>결과</w:t>
+            </w:r>
+          </w:p>
+        </w:tc>
+      </w:tr>
+      <w:tr>
+        <w:tc>
+          <w:tcPr>
+            <w:tcW w:type="dxa" w:w="2016"/>
+            <w:tcBorders>
+              <w:top w:val="single" w:sz="6" w:color="CAD2DF"/>
+              <w:left w:val="single" w:sz="6" w:color="CAD2DF"/>
+              <w:bottom w:val="single" w:sz="6" w:color="CAD2DF"/>
+              <w:right w:val="single" w:sz="6" w:color="CAD2DF"/>
+              <w:insideH w:val="single" w:sz="6" w:color="CAD2DF"/>
+              <w:insideV w:val="single" w:sz="6" w:color="CAD2DF"/>
+            </w:tcBorders>
+            <w:vAlign w:val="center"/>
+          </w:tcPr>
+          <w:p>
+            <w:pPr>
+              <w:spacing w:after="0"/>
+            </w:pPr>
+            <w:r>
+              <w:rPr>
+                <w:rFonts w:ascii="Calibri" w:hAnsi="Calibri"/>
+                <w:b w:val="0"/>
+                <w:color w:val="111216"/>
+                <w:sz w:val="16"/>
+              </w:rPr>
+              <w:t>표시</w:t>
+            </w:r>
+          </w:p>
+        </w:tc>
+        <w:tc>
+          <w:tcPr>
+            <w:tcW w:type="dxa" w:w="5760"/>
+            <w:tcBorders>
+              <w:top w:val="single" w:sz="6" w:color="CAD2DF"/>
+              <w:left w:val="single" w:sz="6" w:color="CAD2DF"/>
+              <w:bottom w:val="single" w:sz="6" w:color="CAD2DF"/>
+              <w:right w:val="single" w:sz="6" w:color="CAD2DF"/>
+              <w:insideH w:val="single" w:sz="6" w:color="CAD2DF"/>
+              <w:insideV w:val="single" w:sz="6" w:color="CAD2DF"/>
+            </w:tcBorders>
+            <w:vAlign w:val="center"/>
+          </w:tcPr>
+          <w:p>
+            <w:pPr>
+              <w:spacing w:after="0"/>
+            </w:pPr>
+            <w:r>
+              <w:rPr>
+                <w:rFonts w:ascii="Calibri" w:hAnsi="Calibri"/>
+                <w:b w:val="0"/>
+                <w:color w:val="111216"/>
+                <w:sz w:val="16"/>
+              </w:rPr>
+              <w:t>버튼·문구처럼 DOM으로 식별 가능한 요소</w:t>
+            </w:r>
+          </w:p>
+        </w:tc>
+        <w:tc>
+          <w:tcPr>
+            <w:tcW w:type="dxa" w:w="5184"/>
+            <w:tcBorders>
+              <w:top w:val="single" w:sz="6" w:color="CAD2DF"/>
+              <w:left w:val="single" w:sz="6" w:color="CAD2DF"/>
+              <w:bottom w:val="single" w:sz="6" w:color="CAD2DF"/>
+              <w:right w:val="single" w:sz="6" w:color="CAD2DF"/>
+              <w:insideH w:val="single" w:sz="6" w:color="CAD2DF"/>
+              <w:insideV w:val="single" w:sz="6" w:color="CAD2DF"/>
+            </w:tcBorders>
+            <w:vAlign w:val="center"/>
+          </w:tcPr>
+          <w:p>
+            <w:pPr>
+              <w:spacing w:after="0"/>
+            </w:pPr>
+            <w:r>
+              <w:rPr>
+                <w:rFonts w:ascii="Calibri" w:hAnsi="Calibri"/>
+                <w:b w:val="0"/>
+                <w:color w:val="111216"/>
+                <w:sz w:val="16"/>
+              </w:rPr>
+              <w:t>선택자와 화면 위치가 수정 요청에 연결</w:t>
+            </w:r>
+          </w:p>
+        </w:tc>
+      </w:tr>
+      <w:tr>
+        <w:tc>
+          <w:tcPr>
+            <w:tcW w:type="dxa" w:w="2016"/>
+            <w:tcBorders>
+              <w:top w:val="single" w:sz="6" w:color="CAD2DF"/>
+              <w:left w:val="single" w:sz="6" w:color="CAD2DF"/>
+              <w:bottom w:val="single" w:sz="6" w:color="CAD2DF"/>
+              <w:right w:val="single" w:sz="6" w:color="CAD2DF"/>
+              <w:insideH w:val="single" w:sz="6" w:color="CAD2DF"/>
+              <w:insideV w:val="single" w:sz="6" w:color="CAD2DF"/>
+            </w:tcBorders>
+            <w:vAlign w:val="center"/>
+          </w:tcPr>
+          <w:p>
+            <w:pPr>
+              <w:spacing w:after="0"/>
+            </w:pPr>
+            <w:r>
+              <w:rPr>
+                <w:rFonts w:ascii="Calibri" w:hAnsi="Calibri"/>
+                <w:b w:val="0"/>
+                <w:color w:val="111216"/>
+                <w:sz w:val="16"/>
+              </w:rPr>
+              <w:t>화면에 그리기</w:t>
+            </w:r>
+          </w:p>
+        </w:tc>
+        <w:tc>
+          <w:tcPr>
+            <w:tcW w:type="dxa" w:w="5760"/>
+            <w:tcBorders>
+              <w:top w:val="single" w:sz="6" w:color="CAD2DF"/>
+              <w:left w:val="single" w:sz="6" w:color="CAD2DF"/>
+              <w:bottom w:val="single" w:sz="6" w:color="CAD2DF"/>
+              <w:right w:val="single" w:sz="6" w:color="CAD2DF"/>
+              <w:insideH w:val="single" w:sz="6" w:color="CAD2DF"/>
+              <w:insideV w:val="single" w:sz="6" w:color="CAD2DF"/>
+            </w:tcBorders>
+            <w:vAlign w:val="center"/>
+          </w:tcPr>
+          <w:p>
+            <w:pPr>
+              <w:spacing w:after="0"/>
+            </w:pPr>
+            <w:r>
+              <w:rPr>
+                <w:rFonts w:ascii="Calibri" w:hAnsi="Calibri"/>
+                <w:b w:val="0"/>
+                <w:color w:val="111216"/>
+                <w:sz w:val="16"/>
+              </w:rPr>
+              <w:t>레이아웃 간격·영역처럼 시각적으로 설명할 부분</w:t>
+            </w:r>
+          </w:p>
+        </w:tc>
+        <w:tc>
+          <w:tcPr>
+            <w:tcW w:type="dxa" w:w="5184"/>
+            <w:tcBorders>
+              <w:top w:val="single" w:sz="6" w:color="CAD2DF"/>
+              <w:left w:val="single" w:sz="6" w:color="CAD2DF"/>
+              <w:bottom w:val="single" w:sz="6" w:color="CAD2DF"/>
+              <w:right w:val="single" w:sz="6" w:color="CAD2DF"/>
+              <w:insideH w:val="single" w:sz="6" w:color="CAD2DF"/>
+              <w:insideV w:val="single" w:sz="6" w:color="CAD2DF"/>
+            </w:tcBorders>
+            <w:vAlign w:val="center"/>
+          </w:tcPr>
+          <w:p>
+            <w:pPr>
+              <w:spacing w:after="0"/>
+            </w:pPr>
+            <w:r>
+              <w:rPr>
+                <w:rFonts w:ascii="Calibri" w:hAnsi="Calibri"/>
+                <w:b w:val="0"/>
+                <w:color w:val="111216"/>
+                <w:sz w:val="16"/>
+              </w:rPr>
+              <w:t>영역 캡처와 메모가 하나의 검토 항목으로 저장</w:t>
+            </w:r>
+          </w:p>
+        </w:tc>
+      </w:tr>
+      <w:tr>
+        <w:tc>
+          <w:tcPr>
+            <w:tcW w:type="dxa" w:w="2016"/>
+            <w:tcBorders>
+              <w:top w:val="single" w:sz="6" w:color="CAD2DF"/>
+              <w:left w:val="single" w:sz="6" w:color="CAD2DF"/>
+              <w:bottom w:val="single" w:sz="6" w:color="CAD2DF"/>
+              <w:right w:val="single" w:sz="6" w:color="CAD2DF"/>
+              <w:insideH w:val="single" w:sz="6" w:color="CAD2DF"/>
+              <w:insideV w:val="single" w:sz="6" w:color="CAD2DF"/>
+            </w:tcBorders>
+            <w:vAlign w:val="center"/>
+          </w:tcPr>
+          <w:p>
+            <w:pPr>
+              <w:spacing w:after="0"/>
+            </w:pPr>
+            <w:r>
+              <w:rPr>
+                <w:rFonts w:ascii="Calibri" w:hAnsi="Calibri"/>
+                <w:b w:val="0"/>
+                <w:color w:val="111216"/>
+                <w:sz w:val="16"/>
+              </w:rPr>
+              <w:t>검사</w:t>
+            </w:r>
+          </w:p>
+        </w:tc>
+        <w:tc>
+          <w:tcPr>
+            <w:tcW w:type="dxa" w:w="5760"/>
+            <w:tcBorders>
+              <w:top w:val="single" w:sz="6" w:color="CAD2DF"/>
+              <w:left w:val="single" w:sz="6" w:color="CAD2DF"/>
+              <w:bottom w:val="single" w:sz="6" w:color="CAD2DF"/>
+              <w:right w:val="single" w:sz="6" w:color="CAD2DF"/>
+              <w:insideH w:val="single" w:sz="6" w:color="CAD2DF"/>
+              <w:insideV w:val="single" w:sz="6" w:color="CAD2DF"/>
+            </w:tcBorders>
+            <w:vAlign w:val="center"/>
+          </w:tcPr>
+          <w:p>
+            <w:pPr>
+              <w:spacing w:after="0"/>
+            </w:pPr>
+            <w:r>
+              <w:rPr>
+                <w:rFonts w:ascii="Calibri" w:hAnsi="Calibri"/>
+                <w:b w:val="0"/>
+                <w:color w:val="111216"/>
+                <w:sz w:val="16"/>
+              </w:rPr>
+              <w:t>구조·스타일·접근성 근거가 필요한 경우</w:t>
+            </w:r>
+          </w:p>
+        </w:tc>
+        <w:tc>
+          <w:tcPr>
+            <w:tcW w:type="dxa" w:w="5184"/>
+            <w:tcBorders>
+              <w:top w:val="single" w:sz="6" w:color="CAD2DF"/>
+              <w:left w:val="single" w:sz="6" w:color="CAD2DF"/>
+              <w:bottom w:val="single" w:sz="6" w:color="CAD2DF"/>
+              <w:right w:val="single" w:sz="6" w:color="CAD2DF"/>
+              <w:insideH w:val="single" w:sz="6" w:color="CAD2DF"/>
+              <w:insideV w:val="single" w:sz="6" w:color="CAD2DF"/>
+            </w:tcBorders>
+            <w:vAlign w:val="center"/>
+          </w:tcPr>
+          <w:p>
+            <w:pPr>
+              <w:spacing w:after="0"/>
+            </w:pPr>
+            <w:r>
+              <w:rPr>
+                <w:rFonts w:ascii="Calibri" w:hAnsi="Calibri"/>
+                <w:b w:val="0"/>
+                <w:color w:val="111216"/>
+                <w:sz w:val="16"/>
+              </w:rPr>
+              <w:t>DOM 정보와 현재 스타일을 함께 전달</w:t>
+            </w:r>
+          </w:p>
+        </w:tc>
+      </w:tr>
+      <w:tr>
+        <w:tc>
+          <w:tcPr>
+            <w:tcW w:type="dxa" w:w="2016"/>
+            <w:tcBorders>
+              <w:top w:val="single" w:sz="6" w:color="CAD2DF"/>
+              <w:left w:val="single" w:sz="6" w:color="CAD2DF"/>
+              <w:bottom w:val="single" w:sz="6" w:color="CAD2DF"/>
+              <w:right w:val="single" w:sz="6" w:color="CAD2DF"/>
+              <w:insideH w:val="single" w:sz="6" w:color="CAD2DF"/>
+              <w:insideV w:val="single" w:sz="6" w:color="CAD2DF"/>
+            </w:tcBorders>
+            <w:vAlign w:val="center"/>
+          </w:tcPr>
+          <w:p>
+            <w:pPr>
+              <w:spacing w:after="0"/>
+            </w:pPr>
+            <w:r>
+              <w:rPr>
+                <w:rFonts w:ascii="Calibri" w:hAnsi="Calibri"/>
+                <w:b w:val="0"/>
+                <w:color w:val="111216"/>
+                <w:sz w:val="16"/>
+              </w:rPr>
+              <w:t>조정</w:t>
+            </w:r>
+          </w:p>
+        </w:tc>
+        <w:tc>
+          <w:tcPr>
+            <w:tcW w:type="dxa" w:w="5760"/>
+            <w:tcBorders>
+              <w:top w:val="single" w:sz="6" w:color="CAD2DF"/>
+              <w:left w:val="single" w:sz="6" w:color="CAD2DF"/>
+              <w:bottom w:val="single" w:sz="6" w:color="CAD2DF"/>
+              <w:right w:val="single" w:sz="6" w:color="CAD2DF"/>
+              <w:insideH w:val="single" w:sz="6" w:color="CAD2DF"/>
+              <w:insideV w:val="single" w:sz="6" w:color="CAD2DF"/>
+            </w:tcBorders>
+            <w:vAlign w:val="center"/>
+          </w:tcPr>
+          <w:p>
+            <w:pPr>
+              <w:spacing w:after="0"/>
+            </w:pPr>
+            <w:r>
+              <w:rPr>
+                <w:rFonts w:ascii="Calibri" w:hAnsi="Calibri"/>
+                <w:b w:val="0"/>
+                <w:color w:val="111216"/>
+                <w:sz w:val="16"/>
+              </w:rPr>
+              <w:t>32px→28px처럼 구체적인 변경안을 남길 때</w:t>
+            </w:r>
+          </w:p>
+        </w:tc>
+        <w:tc>
+          <w:tcPr>
+            <w:tcW w:type="dxa" w:w="5184"/>
+            <w:tcBorders>
+              <w:top w:val="single" w:sz="6" w:color="CAD2DF"/>
+              <w:left w:val="single" w:sz="6" w:color="CAD2DF"/>
+              <w:bottom w:val="single" w:sz="6" w:color="CAD2DF"/>
+              <w:right w:val="single" w:sz="6" w:color="CAD2DF"/>
+              <w:insideH w:val="single" w:sz="6" w:color="CAD2DF"/>
+              <w:insideV w:val="single" w:sz="6" w:color="CAD2DF"/>
+            </w:tcBorders>
+            <w:vAlign w:val="center"/>
+          </w:tcPr>
+          <w:p>
+            <w:pPr>
+              <w:spacing w:after="0"/>
+            </w:pPr>
+            <w:r>
+              <w:rPr>
+                <w:rFonts w:ascii="Calibri" w:hAnsi="Calibri"/>
+                <w:b w:val="0"/>
+                <w:color w:val="111216"/>
+                <w:sz w:val="16"/>
+              </w:rPr>
+              <w:t>다른 항목과 순번을 공유해 일괄 요청</w:t>
+            </w:r>
+          </w:p>
+        </w:tc>
+      </w:tr>
+    </w:tbl>
+    <w:p>
+      <w:pPr>
+        <w:spacing w:after="20"/>
+      </w:pPr>
+    </w:p>
+    <w:tbl>
+      <w:tblPr>
+        <w:tblW w:type="auto" w:w="0"/>
+        <w:jc w:val="center"/>
+        <w:tblLayout w:type="fixed"/>
+        <w:tblLook w:firstColumn="1" w:firstRow="1" w:lastColumn="0" w:lastRow="0" w:noHBand="0" w:noVBand="1" w:val="04A0"/>
+      </w:tblPr>
+      <w:tblGrid>
+        <w:gridCol w:w="7524"/>
+        <w:gridCol w:w="7524"/>
+      </w:tblGrid>
+      <w:tr>
+        <w:tc>
+          <w:tcPr>
+            <w:tcW w:type="dxa" w:w="1440"/>
+            <w:tcBorders>
+              <w:top w:val="single" w:sz="8" w:color="14845B"/>
+              <w:left w:val="single" w:sz="8" w:color="14845B"/>
+              <w:bottom w:val="single" w:sz="8" w:color="14845B"/>
+              <w:right w:val="single" w:sz="8" w:color="14845B"/>
+              <w:insideH w:val="single" w:sz="8" w:color="14845B"/>
+              <w:insideV w:val="single" w:sz="8" w:color="14845B"/>
+            </w:tcBorders>
+            <w:vAlign w:val="center"/>
+            <w:shd w:fill="14845B"/>
+          </w:tcPr>
+          <w:p>
+            <w:pPr>
+              <w:jc w:val="center"/>
+            </w:pPr>
+            <w:r>
+              <w:rPr>
+                <w:rFonts w:ascii="Calibri" w:hAnsi="Calibri"/>
+                <w:b/>
+                <w:color w:val="FFFFFF"/>
+                <w:sz w:val="17"/>
+              </w:rPr>
+              <w:t>파일 안전</w:t>
+            </w:r>
+          </w:p>
+        </w:tc>
+        <w:tc>
+          <w:tcPr>
+            <w:tcW w:type="dxa" w:w="11520"/>
+            <w:tcBorders>
+              <w:top w:val="single" w:sz="8" w:color="14845B"/>
+              <w:left w:val="single" w:sz="8" w:color="14845B"/>
+              <w:bottom w:val="single" w:sz="8" w:color="14845B"/>
+              <w:right w:val="single" w:sz="8" w:color="14845B"/>
+              <w:insideH w:val="single" w:sz="8" w:color="14845B"/>
+              <w:insideV w:val="single" w:sz="8" w:color="14845B"/>
+            </w:tcBorders>
+            <w:vAlign w:val="center"/>
+            <w:shd w:fill="F4F6FB"/>
+          </w:tcPr>
+          <w:p>
+            <w:r>
+              <w:rPr>
+                <w:rFonts w:ascii="Calibri" w:hAnsi="Calibri"/>
+                <w:b w:val="0"/>
+                <w:color w:val="111216"/>
+                <w:sz w:val="17"/>
+              </w:rPr>
+              <w:t>화면 이미지 참조는 프로젝트 안의 일반 PNG·JPEG·WebP만 허용하며, 실제 MIME과 확장자를 확인하고 20MiB를 넘는 파일과 심볼릭 링크 경로 탈출을 차단합니다.</w:t>
+            </w:r>
+          </w:p>
+        </w:tc>
+      </w:tr>
+    </w:tbl>
+    <w:p>
+      <w:r>
+        <w:br w:type="page"/>
+      </w:r>
+    </w:p>
+    <w:p>
+      <w:pPr>
+        <w:spacing w:after="120"/>
+      </w:pPr>
+      <w:r>
+        <w:rPr>
+          <w:rFonts w:ascii="Calibri" w:hAnsi="Calibri"/>
+          <w:b/>
+          <w:color w:val="2E5BFF"/>
+          <w:sz w:val="17"/>
+        </w:rPr>
+        <w:t>16  /  USAGE &amp; RUNTIME</w:t>
+      </w:r>
+    </w:p>
+    <w:p>
+      <w:pPr>
+        <w:spacing w:after="160"/>
+      </w:pPr>
+      <w:r>
+        <w:rPr>
+          <w:rFonts w:ascii="Calibri" w:hAnsi="Calibri"/>
+          <w:b/>
+          <w:color w:val="1737A6"/>
+          <w:sz w:val="42"/>
+        </w:rPr>
+        <w:t>토큰은 마지막 문장 길이가 아니라 전체 모델 문맥입니다</w:t>
+      </w:r>
+    </w:p>
+    <w:p>
+      <w:pPr>
+        <w:spacing w:after="200"/>
+      </w:pPr>
+      <w:r>
+        <w:rPr>
+          <w:rFonts w:ascii="Calibri" w:hAnsi="Calibri"/>
+          <w:b w:val="0"/>
+          <w:color w:val="5D6470"/>
+          <w:sz w:val="21"/>
+        </w:rPr>
+        <w:t>사용량 패널의 입력은 CLI 또는 모델 공급자가 이번 응답에 보고한 시스템 지침·도구 정의·대화 기록·선택된 프로젝트 문맥의 합계입니다. MonoField가 별도로 같은 토큰을 한 번 더 청구한다는 뜻이 아닙니다.</w:t>
+      </w:r>
+    </w:p>
+    <w:tbl>
+      <w:tblPr>
+        <w:tblW w:type="auto" w:w="0"/>
+        <w:jc w:val="center"/>
+        <w:tblLayout w:type="fixed"/>
+        <w:tblLook w:firstColumn="1" w:firstRow="1" w:lastColumn="0" w:lastRow="0" w:noHBand="0" w:noVBand="1" w:val="04A0"/>
+      </w:tblPr>
+      <w:tblGrid>
+        <w:gridCol w:w="5016"/>
+        <w:gridCol w:w="5016"/>
+        <w:gridCol w:w="5016"/>
+      </w:tblGrid>
+      <w:tr>
+        <w:trPr>
+          <w:tblHeader w:val="true"/>
+        </w:trPr>
+        <w:tc>
+          <w:tcPr>
+            <w:tcW w:type="dxa" w:w="2160"/>
+            <w:shd w:fill="DDE4EE"/>
+            <w:tcBorders>
+              <w:top w:val="single" w:sz="6" w:color="CAD2DF"/>
+              <w:left w:val="single" w:sz="6" w:color="CAD2DF"/>
+              <w:bottom w:val="single" w:sz="6" w:color="CAD2DF"/>
+              <w:right w:val="single" w:sz="6" w:color="CAD2DF"/>
+              <w:insideH w:val="single" w:sz="6" w:color="CAD2DF"/>
+              <w:insideV w:val="single" w:sz="6" w:color="CAD2DF"/>
+            </w:tcBorders>
+          </w:tcPr>
+          <w:p>
+            <w:pPr>
+              <w:spacing w:after="0"/>
+            </w:pPr>
+            <w:r>
+              <w:rPr>
+                <w:rFonts w:ascii="Calibri" w:hAnsi="Calibri"/>
+                <w:b/>
+                <w:color w:val="1737A6"/>
+                <w:sz w:val="17"/>
+              </w:rPr>
+              <w:t>항목</w:t>
+            </w:r>
+          </w:p>
+        </w:tc>
+        <w:tc>
+          <w:tcPr>
+            <w:tcW w:type="dxa" w:w="5184"/>
+            <w:shd w:fill="DDE4EE"/>
+            <w:tcBorders>
+              <w:top w:val="single" w:sz="6" w:color="CAD2DF"/>
+              <w:left w:val="single" w:sz="6" w:color="CAD2DF"/>
+              <w:bottom w:val="single" w:sz="6" w:color="CAD2DF"/>
+              <w:right w:val="single" w:sz="6" w:color="CAD2DF"/>
+              <w:insideH w:val="single" w:sz="6" w:color="CAD2DF"/>
+              <w:insideV w:val="single" w:sz="6" w:color="CAD2DF"/>
+            </w:tcBorders>
+          </w:tcPr>
+          <w:p>
+            <w:pPr>
+              <w:spacing w:after="0"/>
+            </w:pPr>
+            <w:r>
+              <w:rPr>
+                <w:rFonts w:ascii="Calibri" w:hAnsi="Calibri"/>
+                <w:b/>
+                <w:color w:val="1737A6"/>
+                <w:sz w:val="17"/>
+              </w:rPr>
+              <w:t>뜻</w:t>
+            </w:r>
+          </w:p>
+        </w:tc>
+        <w:tc>
+          <w:tcPr>
+            <w:tcW w:type="dxa" w:w="5616"/>
+            <w:shd w:fill="DDE4EE"/>
+            <w:tcBorders>
+              <w:top w:val="single" w:sz="6" w:color="CAD2DF"/>
+              <w:left w:val="single" w:sz="6" w:color="CAD2DF"/>
+              <w:bottom w:val="single" w:sz="6" w:color="CAD2DF"/>
+              <w:right w:val="single" w:sz="6" w:color="CAD2DF"/>
+              <w:insideH w:val="single" w:sz="6" w:color="CAD2DF"/>
+              <w:insideV w:val="single" w:sz="6" w:color="CAD2DF"/>
+            </w:tcBorders>
+          </w:tcPr>
+          <w:p>
+            <w:pPr>
+              <w:spacing w:after="0"/>
+            </w:pPr>
+            <w:r>
+              <w:rPr>
+                <w:rFonts w:ascii="Calibri" w:hAnsi="Calibri"/>
+                <w:b/>
+                <w:color w:val="1737A6"/>
+                <w:sz w:val="17"/>
+              </w:rPr>
+              <w:t>해석</w:t>
+            </w:r>
+          </w:p>
+        </w:tc>
+      </w:tr>
+      <w:tr>
+        <w:tc>
+          <w:tcPr>
+            <w:tcW w:type="dxa" w:w="2160"/>
+            <w:tcBorders>
+              <w:top w:val="single" w:sz="6" w:color="CAD2DF"/>
+              <w:left w:val="single" w:sz="6" w:color="CAD2DF"/>
+              <w:bottom w:val="single" w:sz="6" w:color="CAD2DF"/>
+              <w:right w:val="single" w:sz="6" w:color="CAD2DF"/>
+              <w:insideH w:val="single" w:sz="6" w:color="CAD2DF"/>
+              <w:insideV w:val="single" w:sz="6" w:color="CAD2DF"/>
+            </w:tcBorders>
+            <w:vAlign w:val="center"/>
+          </w:tcPr>
+          <w:p>
+            <w:pPr>
+              <w:spacing w:after="0"/>
+            </w:pPr>
+            <w:r>
+              <w:rPr>
+                <w:rFonts w:ascii="Calibri" w:hAnsi="Calibri"/>
+                <w:b w:val="0"/>
+                <w:color w:val="111216"/>
+                <w:sz w:val="16"/>
+              </w:rPr>
+              <w:t>새 입력</w:t>
+            </w:r>
+          </w:p>
+        </w:tc>
+        <w:tc>
+          <w:tcPr>
+            <w:tcW w:type="dxa" w:w="5184"/>
+            <w:tcBorders>
+              <w:top w:val="single" w:sz="6" w:color="CAD2DF"/>
+              <w:left w:val="single" w:sz="6" w:color="CAD2DF"/>
+              <w:bottom w:val="single" w:sz="6" w:color="CAD2DF"/>
+              <w:right w:val="single" w:sz="6" w:color="CAD2DF"/>
+              <w:insideH w:val="single" w:sz="6" w:color="CAD2DF"/>
+              <w:insideV w:val="single" w:sz="6" w:color="CAD2DF"/>
+            </w:tcBorders>
+            <w:vAlign w:val="center"/>
+          </w:tcPr>
+          <w:p>
+            <w:pPr>
+              <w:spacing w:after="0"/>
+            </w:pPr>
+            <w:r>
+              <w:rPr>
+                <w:rFonts w:ascii="Calibri" w:hAnsi="Calibri"/>
+                <w:b w:val="0"/>
+                <w:color w:val="111216"/>
+                <w:sz w:val="16"/>
+              </w:rPr>
+              <w:t>이번 호출에서 새로 처리한 입력</w:t>
+            </w:r>
+          </w:p>
+        </w:tc>
+        <w:tc>
+          <w:tcPr>
+            <w:tcW w:type="dxa" w:w="5616"/>
+            <w:tcBorders>
+              <w:top w:val="single" w:sz="6" w:color="CAD2DF"/>
+              <w:left w:val="single" w:sz="6" w:color="CAD2DF"/>
+              <w:bottom w:val="single" w:sz="6" w:color="CAD2DF"/>
+              <w:right w:val="single" w:sz="6" w:color="CAD2DF"/>
+              <w:insideH w:val="single" w:sz="6" w:color="CAD2DF"/>
+              <w:insideV w:val="single" w:sz="6" w:color="CAD2DF"/>
+            </w:tcBorders>
+            <w:vAlign w:val="center"/>
+          </w:tcPr>
+          <w:p>
+            <w:pPr>
+              <w:spacing w:after="0"/>
+            </w:pPr>
+            <w:r>
+              <w:rPr>
+                <w:rFonts w:ascii="Calibri" w:hAnsi="Calibri"/>
+                <w:b w:val="0"/>
+                <w:color w:val="111216"/>
+                <w:sz w:val="16"/>
+              </w:rPr>
+              <w:t>사용자 문장 외 시스템·도구·대화 문맥 포함</w:t>
+            </w:r>
+          </w:p>
+        </w:tc>
+      </w:tr>
+      <w:tr>
+        <w:tc>
+          <w:tcPr>
+            <w:tcW w:type="dxa" w:w="2160"/>
+            <w:tcBorders>
+              <w:top w:val="single" w:sz="6" w:color="CAD2DF"/>
+              <w:left w:val="single" w:sz="6" w:color="CAD2DF"/>
+              <w:bottom w:val="single" w:sz="6" w:color="CAD2DF"/>
+              <w:right w:val="single" w:sz="6" w:color="CAD2DF"/>
+              <w:insideH w:val="single" w:sz="6" w:color="CAD2DF"/>
+              <w:insideV w:val="single" w:sz="6" w:color="CAD2DF"/>
+            </w:tcBorders>
+            <w:vAlign w:val="center"/>
+          </w:tcPr>
+          <w:p>
+            <w:pPr>
+              <w:spacing w:after="0"/>
+            </w:pPr>
+            <w:r>
+              <w:rPr>
+                <w:rFonts w:ascii="Calibri" w:hAnsi="Calibri"/>
+                <w:b w:val="0"/>
+                <w:color w:val="111216"/>
+                <w:sz w:val="16"/>
+              </w:rPr>
+              <w:t>캐시 재사용</w:t>
+            </w:r>
+          </w:p>
+        </w:tc>
+        <w:tc>
+          <w:tcPr>
+            <w:tcW w:type="dxa" w:w="5184"/>
+            <w:tcBorders>
+              <w:top w:val="single" w:sz="6" w:color="CAD2DF"/>
+              <w:left w:val="single" w:sz="6" w:color="CAD2DF"/>
+              <w:bottom w:val="single" w:sz="6" w:color="CAD2DF"/>
+              <w:right w:val="single" w:sz="6" w:color="CAD2DF"/>
+              <w:insideH w:val="single" w:sz="6" w:color="CAD2DF"/>
+              <w:insideV w:val="single" w:sz="6" w:color="CAD2DF"/>
+            </w:tcBorders>
+            <w:vAlign w:val="center"/>
+          </w:tcPr>
+          <w:p>
+            <w:pPr>
+              <w:spacing w:after="0"/>
+            </w:pPr>
+            <w:r>
+              <w:rPr>
+                <w:rFonts w:ascii="Calibri" w:hAnsi="Calibri"/>
+                <w:b w:val="0"/>
+                <w:color w:val="111216"/>
+                <w:sz w:val="16"/>
+              </w:rPr>
+              <w:t>공급자가 이전 입력 prefix를 재사용한 양</w:t>
+            </w:r>
+          </w:p>
+        </w:tc>
+        <w:tc>
+          <w:tcPr>
+            <w:tcW w:type="dxa" w:w="5616"/>
+            <w:tcBorders>
+              <w:top w:val="single" w:sz="6" w:color="CAD2DF"/>
+              <w:left w:val="single" w:sz="6" w:color="CAD2DF"/>
+              <w:bottom w:val="single" w:sz="6" w:color="CAD2DF"/>
+              <w:right w:val="single" w:sz="6" w:color="CAD2DF"/>
+              <w:insideH w:val="single" w:sz="6" w:color="CAD2DF"/>
+              <w:insideV w:val="single" w:sz="6" w:color="CAD2DF"/>
+            </w:tcBorders>
+            <w:vAlign w:val="center"/>
+          </w:tcPr>
+          <w:p>
+            <w:pPr>
+              <w:spacing w:after="0"/>
+            </w:pPr>
+            <w:r>
+              <w:rPr>
+                <w:rFonts w:ascii="Calibri" w:hAnsi="Calibri"/>
+                <w:b w:val="0"/>
+                <w:color w:val="111216"/>
+                <w:sz w:val="16"/>
+              </w:rPr>
+              <w:t>중복 전송처럼 보여도 공급자 캐시 지표이며 보통 새 입력보다 효율적</w:t>
+            </w:r>
+          </w:p>
+        </w:tc>
+      </w:tr>
+      <w:tr>
+        <w:tc>
+          <w:tcPr>
+            <w:tcW w:type="dxa" w:w="2160"/>
+            <w:tcBorders>
+              <w:top w:val="single" w:sz="6" w:color="CAD2DF"/>
+              <w:left w:val="single" w:sz="6" w:color="CAD2DF"/>
+              <w:bottom w:val="single" w:sz="6" w:color="CAD2DF"/>
+              <w:right w:val="single" w:sz="6" w:color="CAD2DF"/>
+              <w:insideH w:val="single" w:sz="6" w:color="CAD2DF"/>
+              <w:insideV w:val="single" w:sz="6" w:color="CAD2DF"/>
+            </w:tcBorders>
+            <w:vAlign w:val="center"/>
+          </w:tcPr>
+          <w:p>
+            <w:pPr>
+              <w:spacing w:after="0"/>
+            </w:pPr>
+            <w:r>
+              <w:rPr>
+                <w:rFonts w:ascii="Calibri" w:hAnsi="Calibri"/>
+                <w:b w:val="0"/>
+                <w:color w:val="111216"/>
+                <w:sz w:val="16"/>
+              </w:rPr>
+              <w:t>출력·추론</w:t>
+            </w:r>
+          </w:p>
+        </w:tc>
+        <w:tc>
+          <w:tcPr>
+            <w:tcW w:type="dxa" w:w="5184"/>
+            <w:tcBorders>
+              <w:top w:val="single" w:sz="6" w:color="CAD2DF"/>
+              <w:left w:val="single" w:sz="6" w:color="CAD2DF"/>
+              <w:bottom w:val="single" w:sz="6" w:color="CAD2DF"/>
+              <w:right w:val="single" w:sz="6" w:color="CAD2DF"/>
+              <w:insideH w:val="single" w:sz="6" w:color="CAD2DF"/>
+              <w:insideV w:val="single" w:sz="6" w:color="CAD2DF"/>
+            </w:tcBorders>
+            <w:vAlign w:val="center"/>
+          </w:tcPr>
+          <w:p>
+            <w:pPr>
+              <w:spacing w:after="0"/>
+            </w:pPr>
+            <w:r>
+              <w:rPr>
+                <w:rFonts w:ascii="Calibri" w:hAnsi="Calibri"/>
+                <w:b w:val="0"/>
+                <w:color w:val="111216"/>
+                <w:sz w:val="16"/>
+              </w:rPr>
+              <w:t>응답과 내부 추론에 보고된 양</w:t>
+            </w:r>
+          </w:p>
+        </w:tc>
+        <w:tc>
+          <w:tcPr>
+            <w:tcW w:type="dxa" w:w="5616"/>
+            <w:tcBorders>
+              <w:top w:val="single" w:sz="6" w:color="CAD2DF"/>
+              <w:left w:val="single" w:sz="6" w:color="CAD2DF"/>
+              <w:bottom w:val="single" w:sz="6" w:color="CAD2DF"/>
+              <w:right w:val="single" w:sz="6" w:color="CAD2DF"/>
+              <w:insideH w:val="single" w:sz="6" w:color="CAD2DF"/>
+              <w:insideV w:val="single" w:sz="6" w:color="CAD2DF"/>
+            </w:tcBorders>
+            <w:vAlign w:val="center"/>
+          </w:tcPr>
+          <w:p>
+            <w:pPr>
+              <w:spacing w:after="0"/>
+            </w:pPr>
+            <w:r>
+              <w:rPr>
+                <w:rFonts w:ascii="Calibri" w:hAnsi="Calibri"/>
+                <w:b w:val="0"/>
+                <w:color w:val="111216"/>
+                <w:sz w:val="16"/>
+              </w:rPr>
+              <w:t>런타임이 구분해 주지 않으면 측정 불가로 표시</w:t>
+            </w:r>
+          </w:p>
+        </w:tc>
+      </w:tr>
+      <w:tr>
+        <w:tc>
+          <w:tcPr>
+            <w:tcW w:type="dxa" w:w="2160"/>
+            <w:tcBorders>
+              <w:top w:val="single" w:sz="6" w:color="CAD2DF"/>
+              <w:left w:val="single" w:sz="6" w:color="CAD2DF"/>
+              <w:bottom w:val="single" w:sz="6" w:color="CAD2DF"/>
+              <w:right w:val="single" w:sz="6" w:color="CAD2DF"/>
+              <w:insideH w:val="single" w:sz="6" w:color="CAD2DF"/>
+              <w:insideV w:val="single" w:sz="6" w:color="CAD2DF"/>
+            </w:tcBorders>
+            <w:vAlign w:val="center"/>
+          </w:tcPr>
+          <w:p>
+            <w:pPr>
+              <w:spacing w:after="0"/>
+            </w:pPr>
+            <w:r>
+              <w:rPr>
+                <w:rFonts w:ascii="Calibri" w:hAnsi="Calibri"/>
+                <w:b w:val="0"/>
+                <w:color w:val="111216"/>
+                <w:sz w:val="16"/>
+              </w:rPr>
+              <w:t>비용</w:t>
+            </w:r>
+          </w:p>
+        </w:tc>
+        <w:tc>
+          <w:tcPr>
+            <w:tcW w:type="dxa" w:w="5184"/>
+            <w:tcBorders>
+              <w:top w:val="single" w:sz="6" w:color="CAD2DF"/>
+              <w:left w:val="single" w:sz="6" w:color="CAD2DF"/>
+              <w:bottom w:val="single" w:sz="6" w:color="CAD2DF"/>
+              <w:right w:val="single" w:sz="6" w:color="CAD2DF"/>
+              <w:insideH w:val="single" w:sz="6" w:color="CAD2DF"/>
+              <w:insideV w:val="single" w:sz="6" w:color="CAD2DF"/>
+            </w:tcBorders>
+            <w:vAlign w:val="center"/>
+          </w:tcPr>
+          <w:p>
+            <w:pPr>
+              <w:spacing w:after="0"/>
+            </w:pPr>
+            <w:r>
+              <w:rPr>
+                <w:rFonts w:ascii="Calibri" w:hAnsi="Calibri"/>
+                <w:b w:val="0"/>
+                <w:color w:val="111216"/>
+                <w:sz w:val="16"/>
+              </w:rPr>
+              <w:t>공급자가 직접 반환한 USD</w:t>
+            </w:r>
+          </w:p>
+        </w:tc>
+        <w:tc>
+          <w:tcPr>
+            <w:tcW w:type="dxa" w:w="5616"/>
+            <w:tcBorders>
+              <w:top w:val="single" w:sz="6" w:color="CAD2DF"/>
+              <w:left w:val="single" w:sz="6" w:color="CAD2DF"/>
+              <w:bottom w:val="single" w:sz="6" w:color="CAD2DF"/>
+              <w:right w:val="single" w:sz="6" w:color="CAD2DF"/>
+              <w:insideH w:val="single" w:sz="6" w:color="CAD2DF"/>
+              <w:insideV w:val="single" w:sz="6" w:color="CAD2DF"/>
+            </w:tcBorders>
+            <w:vAlign w:val="center"/>
+          </w:tcPr>
+          <w:p>
+            <w:pPr>
+              <w:spacing w:after="0"/>
+            </w:pPr>
+            <w:r>
+              <w:rPr>
+                <w:rFonts w:ascii="Calibri" w:hAnsi="Calibri"/>
+                <w:b w:val="0"/>
+                <w:color w:val="111216"/>
+                <w:sz w:val="16"/>
+              </w:rPr>
+              <w:t>CLI가 금액을 주지 않으면 MonoField가 임의 환산하지 않음</w:t>
+            </w:r>
+          </w:p>
+        </w:tc>
+      </w:tr>
+    </w:tbl>
+    <w:p>
+      <w:pPr>
+        <w:spacing w:after="20"/>
+      </w:pPr>
+    </w:p>
+    <w:tbl>
+      <w:tblPr>
+        <w:tblW w:type="auto" w:w="0"/>
+        <w:jc w:val="center"/>
+        <w:tblLayout w:type="fixed"/>
+        <w:tblLook w:firstColumn="1" w:firstRow="1" w:lastColumn="0" w:lastRow="0" w:noHBand="0" w:noVBand="1" w:val="04A0"/>
+      </w:tblPr>
+      <w:tblGrid>
+        <w:gridCol w:w="7524"/>
+        <w:gridCol w:w="7524"/>
+      </w:tblGrid>
+      <w:tr>
+        <w:tc>
+          <w:tcPr>
+            <w:tcW w:type="dxa" w:w="1440"/>
+            <w:tcBorders>
+              <w:top w:val="single" w:sz="8" w:color="2E5BFF"/>
+              <w:left w:val="single" w:sz="8" w:color="2E5BFF"/>
+              <w:bottom w:val="single" w:sz="8" w:color="2E5BFF"/>
+              <w:right w:val="single" w:sz="8" w:color="2E5BFF"/>
+              <w:insideH w:val="single" w:sz="8" w:color="2E5BFF"/>
+              <w:insideV w:val="single" w:sz="8" w:color="2E5BFF"/>
+            </w:tcBorders>
+            <w:vAlign w:val="center"/>
+            <w:shd w:fill="2E5BFF"/>
+          </w:tcPr>
+          <w:p>
+            <w:pPr>
+              <w:jc w:val="center"/>
+            </w:pPr>
+            <w:r>
+              <w:rPr>
+                <w:rFonts w:ascii="Calibri" w:hAnsi="Calibri"/>
+                <w:b/>
+                <w:color w:val="FFFFFF"/>
+                <w:sz w:val="17"/>
+              </w:rPr>
+              <w:t>도구 차이</w:t>
+            </w:r>
+          </w:p>
+        </w:tc>
+        <w:tc>
+          <w:tcPr>
+            <w:tcW w:type="dxa" w:w="11520"/>
+            <w:tcBorders>
+              <w:top w:val="single" w:sz="8" w:color="2E5BFF"/>
+              <w:left w:val="single" w:sz="8" w:color="2E5BFF"/>
+              <w:bottom w:val="single" w:sz="8" w:color="2E5BFF"/>
+              <w:right w:val="single" w:sz="8" w:color="2E5BFF"/>
+              <w:insideH w:val="single" w:sz="8" w:color="2E5BFF"/>
+              <w:insideV w:val="single" w:sz="8" w:color="2E5BFF"/>
+            </w:tcBorders>
+            <w:vAlign w:val="center"/>
+            <w:shd w:fill="F4F6FB"/>
+          </w:tcPr>
+          <w:p>
+            <w:r>
+              <w:rPr>
+                <w:rFonts w:ascii="Calibri" w:hAnsi="Calibri"/>
+                <w:b w:val="0"/>
+                <w:color w:val="111216"/>
+                <w:sz w:val="17"/>
+              </w:rPr>
+              <w:t>로컬 코드-agent CLI는 파일·터미널·DB broker·브라우저 검증과 함께 사용합니다. 일반 BYOK endpoint는 대화와 문서 생성에 적합하며, 공급자 API만 연결했다고 로컬 개발 도구 권한이 자동으로 생기지는 않습니다.</w:t>
+            </w:r>
+          </w:p>
+        </w:tc>
+      </w:tr>
+    </w:tbl>
+    <w:p>
+      <w:pPr>
+        <w:pStyle w:val="ListBullet"/>
+        <w:spacing w:after="80"/>
+      </w:pPr>
+      <w:r>
+        <w:rPr>
+          <w:rFonts w:ascii="Calibri" w:hAnsi="Calibri"/>
+          <w:b w:val="0"/>
+          <w:color w:val="111216"/>
+          <w:sz w:val="18"/>
+        </w:rPr>
+        <w:t>문서 모드의 긴 지침은 실제 문서 생성·검증 작업에서만 지연 주입합니다.</w:t>
+      </w:r>
+    </w:p>
+    <w:p>
+      <w:pPr>
+        <w:pStyle w:val="ListBullet"/>
+        <w:spacing w:after="80"/>
+      </w:pPr>
+      <w:r>
+        <w:rPr>
+          <w:rFonts w:ascii="Calibri" w:hAnsi="Calibri"/>
+          <w:b w:val="0"/>
+          <w:color w:val="111216"/>
+          <w:sz w:val="18"/>
+        </w:rPr>
+        <w:t>선택한 CLI의 준비 상태를 먼저 표시하고, 다른 에이전트 전체 스캔은 뒤에서 진행합니다.</w:t>
+      </w:r>
+    </w:p>
+    <w:p>
+      <w:pPr>
+        <w:pStyle w:val="ListBullet"/>
+        <w:spacing w:after="80"/>
+      </w:pPr>
+      <w:r>
+        <w:rPr>
+          <w:rFonts w:ascii="Calibri" w:hAnsi="Calibri"/>
+          <w:b w:val="0"/>
+          <w:color w:val="111216"/>
+          <w:sz w:val="18"/>
+        </w:rPr>
+        <w:t>모델 목록은 설치된 CLI의 실시간 결과를 우선하고 알려진 목록은 오프라인 폴백으로만 사용합니다.</w:t>
+      </w:r>
+    </w:p>
+    <w:p>
+      <w:r>
+        <w:br w:type="page"/>
+      </w:r>
+    </w:p>
+    <w:p>
+      <w:pPr>
+        <w:spacing w:after="120"/>
+      </w:pPr>
+      <w:r>
+        <w:rPr>
+          <w:rFonts w:ascii="Calibri" w:hAnsi="Calibri"/>
+          <w:b/>
+          <w:color w:val="2E5BFF"/>
+          <w:sz w:val="17"/>
+        </w:rPr>
+        <w:t>17  /  RECOVERY</w:t>
+      </w:r>
+    </w:p>
+    <w:p>
+      <w:pPr>
+        <w:spacing w:after="160"/>
+      </w:pPr>
+      <w:r>
+        <w:rPr>
+          <w:rFonts w:ascii="Calibri" w:hAnsi="Calibri"/>
+          <w:b/>
+          <w:color w:val="1737A6"/>
+          <w:sz w:val="42"/>
+        </w:rPr>
+        <w:t>막혔을 때는 현재 프로젝트의 상태부터 확인하세요</w:t>
+      </w:r>
+    </w:p>
+    <w:p>
+      <w:pPr>
+        <w:spacing w:after="200"/>
+      </w:pPr>
+      <w:r>
+        <w:rPr>
+          <w:rFonts w:ascii="Calibri" w:hAnsi="Calibri"/>
+          <w:b w:val="0"/>
+          <w:color w:val="5D6470"/>
+          <w:sz w:val="21"/>
+        </w:rPr>
+        <w:t>오류를 숨기고 다른 프로젝트를 임의로 실행하지 않습니다. 실행 로그와 현재 선택값을 기준으로 한 단계씩 복구합니다.</w:t>
+      </w:r>
+    </w:p>
+    <w:tbl>
+      <w:tblPr>
+        <w:tblW w:type="auto" w:w="0"/>
+        <w:jc w:val="center"/>
+        <w:tblLayout w:type="fixed"/>
+        <w:tblLook w:firstColumn="1" w:firstRow="1" w:lastColumn="0" w:lastRow="0" w:noHBand="0" w:noVBand="1" w:val="04A0"/>
+      </w:tblPr>
+      <w:tblGrid>
+        <w:gridCol w:w="5016"/>
+        <w:gridCol w:w="5016"/>
+        <w:gridCol w:w="5016"/>
+      </w:tblGrid>
+      <w:tr>
+        <w:trPr>
+          <w:tblHeader w:val="true"/>
+        </w:trPr>
+        <w:tc>
+          <w:tcPr>
+            <w:tcW w:type="dxa" w:w="2880"/>
+            <w:shd w:fill="DDE4EE"/>
+            <w:tcBorders>
+              <w:top w:val="single" w:sz="6" w:color="CAD2DF"/>
+              <w:left w:val="single" w:sz="6" w:color="CAD2DF"/>
+              <w:bottom w:val="single" w:sz="6" w:color="CAD2DF"/>
+              <w:right w:val="single" w:sz="6" w:color="CAD2DF"/>
+              <w:insideH w:val="single" w:sz="6" w:color="CAD2DF"/>
+              <w:insideV w:val="single" w:sz="6" w:color="CAD2DF"/>
+            </w:tcBorders>
+          </w:tcPr>
+          <w:p>
+            <w:pPr>
+              <w:spacing w:after="0"/>
+            </w:pPr>
+            <w:r>
+              <w:rPr>
+                <w:rFonts w:ascii="Calibri" w:hAnsi="Calibri"/>
+                <w:b/>
+                <w:color w:val="1737A6"/>
+                <w:sz w:val="17"/>
+              </w:rPr>
+              <w:t>증상</w:t>
+            </w:r>
+          </w:p>
+        </w:tc>
+        <w:tc>
+          <w:tcPr>
+            <w:tcW w:type="dxa" w:w="4608"/>
+            <w:shd w:fill="DDE4EE"/>
+            <w:tcBorders>
+              <w:top w:val="single" w:sz="6" w:color="CAD2DF"/>
+              <w:left w:val="single" w:sz="6" w:color="CAD2DF"/>
+              <w:bottom w:val="single" w:sz="6" w:color="CAD2DF"/>
+              <w:right w:val="single" w:sz="6" w:color="CAD2DF"/>
+              <w:insideH w:val="single" w:sz="6" w:color="CAD2DF"/>
+              <w:insideV w:val="single" w:sz="6" w:color="CAD2DF"/>
+            </w:tcBorders>
+          </w:tcPr>
+          <w:p>
+            <w:pPr>
+              <w:spacing w:after="0"/>
+            </w:pPr>
+            <w:r>
+              <w:rPr>
+                <w:rFonts w:ascii="Calibri" w:hAnsi="Calibri"/>
+                <w:b/>
+                <w:color w:val="1737A6"/>
+                <w:sz w:val="17"/>
+              </w:rPr>
+              <w:t>확인</w:t>
+            </w:r>
+          </w:p>
+        </w:tc>
+        <w:tc>
+          <w:tcPr>
+            <w:tcW w:type="dxa" w:w="5472"/>
+            <w:shd w:fill="DDE4EE"/>
+            <w:tcBorders>
+              <w:top w:val="single" w:sz="6" w:color="CAD2DF"/>
+              <w:left w:val="single" w:sz="6" w:color="CAD2DF"/>
+              <w:bottom w:val="single" w:sz="6" w:color="CAD2DF"/>
+              <w:right w:val="single" w:sz="6" w:color="CAD2DF"/>
+              <w:insideH w:val="single" w:sz="6" w:color="CAD2DF"/>
+              <w:insideV w:val="single" w:sz="6" w:color="CAD2DF"/>
+            </w:tcBorders>
+          </w:tcPr>
+          <w:p>
+            <w:pPr>
+              <w:spacing w:after="0"/>
+            </w:pPr>
+            <w:r>
+              <w:rPr>
+                <w:rFonts w:ascii="Calibri" w:hAnsi="Calibri"/>
+                <w:b/>
+                <w:color w:val="1737A6"/>
+                <w:sz w:val="17"/>
+              </w:rPr>
+              <w:t>조치</w:t>
+            </w:r>
+          </w:p>
+        </w:tc>
+      </w:tr>
+      <w:tr>
+        <w:tc>
+          <w:tcPr>
+            <w:tcW w:type="dxa" w:w="2880"/>
+            <w:tcBorders>
+              <w:top w:val="single" w:sz="6" w:color="CAD2DF"/>
+              <w:left w:val="single" w:sz="6" w:color="CAD2DF"/>
+              <w:bottom w:val="single" w:sz="6" w:color="CAD2DF"/>
+              <w:right w:val="single" w:sz="6" w:color="CAD2DF"/>
+              <w:insideH w:val="single" w:sz="6" w:color="CAD2DF"/>
+              <w:insideV w:val="single" w:sz="6" w:color="CAD2DF"/>
+            </w:tcBorders>
+            <w:vAlign w:val="center"/>
+          </w:tcPr>
+          <w:p>
+            <w:pPr>
+              <w:spacing w:after="0"/>
+            </w:pPr>
+            <w:r>
+              <w:rPr>
+                <w:rFonts w:ascii="Calibri" w:hAnsi="Calibri"/>
+                <w:b w:val="0"/>
+                <w:color w:val="111216"/>
+                <w:sz w:val="16"/>
+              </w:rPr>
+              <w:t>Port already in use</w:t>
+            </w:r>
+          </w:p>
+        </w:tc>
+        <w:tc>
+          <w:tcPr>
+            <w:tcW w:type="dxa" w:w="4608"/>
+            <w:tcBorders>
+              <w:top w:val="single" w:sz="6" w:color="CAD2DF"/>
+              <w:left w:val="single" w:sz="6" w:color="CAD2DF"/>
+              <w:bottom w:val="single" w:sz="6" w:color="CAD2DF"/>
+              <w:right w:val="single" w:sz="6" w:color="CAD2DF"/>
+              <w:insideH w:val="single" w:sz="6" w:color="CAD2DF"/>
+              <w:insideV w:val="single" w:sz="6" w:color="CAD2DF"/>
+            </w:tcBorders>
+            <w:vAlign w:val="center"/>
+          </w:tcPr>
+          <w:p>
+            <w:pPr>
+              <w:spacing w:after="0"/>
+            </w:pPr>
+            <w:r>
+              <w:rPr>
+                <w:rFonts w:ascii="Calibri" w:hAnsi="Calibri"/>
+                <w:b w:val="0"/>
+                <w:color w:val="111216"/>
+                <w:sz w:val="16"/>
+              </w:rPr>
+              <w:t>실행 로그의 전체 포트 충돌 메시지</w:t>
+            </w:r>
+          </w:p>
+        </w:tc>
+        <w:tc>
+          <w:tcPr>
+            <w:tcW w:type="dxa" w:w="5472"/>
+            <w:tcBorders>
+              <w:top w:val="single" w:sz="6" w:color="CAD2DF"/>
+              <w:left w:val="single" w:sz="6" w:color="CAD2DF"/>
+              <w:bottom w:val="single" w:sz="6" w:color="CAD2DF"/>
+              <w:right w:val="single" w:sz="6" w:color="CAD2DF"/>
+              <w:insideH w:val="single" w:sz="6" w:color="CAD2DF"/>
+              <w:insideV w:val="single" w:sz="6" w:color="CAD2DF"/>
+            </w:tcBorders>
+            <w:vAlign w:val="center"/>
+          </w:tcPr>
+          <w:p>
+            <w:pPr>
+              <w:spacing w:after="0"/>
+            </w:pPr>
+            <w:r>
+              <w:rPr>
+                <w:rFonts w:ascii="Calibri" w:hAnsi="Calibri"/>
+                <w:b w:val="0"/>
+                <w:color w:val="111216"/>
+                <w:sz w:val="16"/>
+              </w:rPr>
+              <w:t>포트 인자를 바꾸거나 해당 포트 프로세스를 명시적으로 중지</w:t>
+            </w:r>
+          </w:p>
+        </w:tc>
+      </w:tr>
+      <w:tr>
+        <w:tc>
+          <w:tcPr>
+            <w:tcW w:type="dxa" w:w="2880"/>
+            <w:tcBorders>
+              <w:top w:val="single" w:sz="6" w:color="CAD2DF"/>
+              <w:left w:val="single" w:sz="6" w:color="CAD2DF"/>
+              <w:bottom w:val="single" w:sz="6" w:color="CAD2DF"/>
+              <w:right w:val="single" w:sz="6" w:color="CAD2DF"/>
+              <w:insideH w:val="single" w:sz="6" w:color="CAD2DF"/>
+              <w:insideV w:val="single" w:sz="6" w:color="CAD2DF"/>
+            </w:tcBorders>
+            <w:vAlign w:val="center"/>
+          </w:tcPr>
+          <w:p>
+            <w:pPr>
+              <w:spacing w:after="0"/>
+            </w:pPr>
+            <w:r>
+              <w:rPr>
+                <w:rFonts w:ascii="Calibri" w:hAnsi="Calibri"/>
+                <w:b w:val="0"/>
+                <w:color w:val="111216"/>
+                <w:sz w:val="16"/>
+              </w:rPr>
+              <w:t>다른 서버가 열림</w:t>
+            </w:r>
+          </w:p>
+        </w:tc>
+        <w:tc>
+          <w:tcPr>
+            <w:tcW w:type="dxa" w:w="4608"/>
+            <w:tcBorders>
+              <w:top w:val="single" w:sz="6" w:color="CAD2DF"/>
+              <w:left w:val="single" w:sz="6" w:color="CAD2DF"/>
+              <w:bottom w:val="single" w:sz="6" w:color="CAD2DF"/>
+              <w:right w:val="single" w:sz="6" w:color="CAD2DF"/>
+              <w:insideH w:val="single" w:sz="6" w:color="CAD2DF"/>
+              <w:insideV w:val="single" w:sz="6" w:color="CAD2DF"/>
+            </w:tcBorders>
+            <w:vAlign w:val="center"/>
+          </w:tcPr>
+          <w:p>
+            <w:pPr>
+              <w:spacing w:after="0"/>
+            </w:pPr>
+            <w:r>
+              <w:rPr>
+                <w:rFonts w:ascii="Calibri" w:hAnsi="Calibri"/>
+                <w:b w:val="0"/>
+                <w:color w:val="111216"/>
+                <w:sz w:val="16"/>
+              </w:rPr>
+              <w:t>활성 프로젝트·절대 작업 경로·프로필·URL</w:t>
+            </w:r>
+          </w:p>
+        </w:tc>
+        <w:tc>
+          <w:tcPr>
+            <w:tcW w:type="dxa" w:w="5472"/>
+            <w:tcBorders>
+              <w:top w:val="single" w:sz="6" w:color="CAD2DF"/>
+              <w:left w:val="single" w:sz="6" w:color="CAD2DF"/>
+              <w:bottom w:val="single" w:sz="6" w:color="CAD2DF"/>
+              <w:right w:val="single" w:sz="6" w:color="CAD2DF"/>
+              <w:insideH w:val="single" w:sz="6" w:color="CAD2DF"/>
+              <w:insideV w:val="single" w:sz="6" w:color="CAD2DF"/>
+            </w:tcBorders>
+            <w:vAlign w:val="center"/>
+          </w:tcPr>
+          <w:p>
+            <w:pPr>
+              <w:spacing w:after="0"/>
+            </w:pPr>
+            <w:r>
+              <w:rPr>
+                <w:rFonts w:ascii="Calibri" w:hAnsi="Calibri"/>
+                <w:b w:val="0"/>
+                <w:color w:val="111216"/>
+                <w:sz w:val="16"/>
+              </w:rPr>
+              <w:t>올바른 모듈 선택 후 실행 구성 다시 찾기</w:t>
+            </w:r>
+          </w:p>
+        </w:tc>
+      </w:tr>
+      <w:tr>
+        <w:tc>
+          <w:tcPr>
+            <w:tcW w:type="dxa" w:w="2880"/>
+            <w:tcBorders>
+              <w:top w:val="single" w:sz="6" w:color="CAD2DF"/>
+              <w:left w:val="single" w:sz="6" w:color="CAD2DF"/>
+              <w:bottom w:val="single" w:sz="6" w:color="CAD2DF"/>
+              <w:right w:val="single" w:sz="6" w:color="CAD2DF"/>
+              <w:insideH w:val="single" w:sz="6" w:color="CAD2DF"/>
+              <w:insideV w:val="single" w:sz="6" w:color="CAD2DF"/>
+            </w:tcBorders>
+            <w:vAlign w:val="center"/>
+          </w:tcPr>
+          <w:p>
+            <w:pPr>
+              <w:spacing w:after="0"/>
+            </w:pPr>
+            <w:r>
+              <w:rPr>
+                <w:rFonts w:ascii="Calibri" w:hAnsi="Calibri"/>
+                <w:b w:val="0"/>
+                <w:color w:val="111216"/>
+                <w:sz w:val="16"/>
+              </w:rPr>
+              <w:t>UNC 폴더 쓰기 실패</w:t>
+            </w:r>
+          </w:p>
+        </w:tc>
+        <w:tc>
+          <w:tcPr>
+            <w:tcW w:type="dxa" w:w="4608"/>
+            <w:tcBorders>
+              <w:top w:val="single" w:sz="6" w:color="CAD2DF"/>
+              <w:left w:val="single" w:sz="6" w:color="CAD2DF"/>
+              <w:bottom w:val="single" w:sz="6" w:color="CAD2DF"/>
+              <w:right w:val="single" w:sz="6" w:color="CAD2DF"/>
+              <w:insideH w:val="single" w:sz="6" w:color="CAD2DF"/>
+              <w:insideV w:val="single" w:sz="6" w:color="CAD2DF"/>
+            </w:tcBorders>
+            <w:vAlign w:val="center"/>
+          </w:tcPr>
+          <w:p>
+            <w:pPr>
+              <w:spacing w:after="0"/>
+            </w:pPr>
+            <w:r>
+              <w:rPr>
+                <w:rFonts w:ascii="Calibri" w:hAnsi="Calibri"/>
+                <w:b w:val="0"/>
+                <w:color w:val="111216"/>
+                <w:sz w:val="16"/>
+              </w:rPr>
+              <w:t>Desktop 권한과 프로젝트 root</w:t>
+            </w:r>
+          </w:p>
+        </w:tc>
+        <w:tc>
+          <w:tcPr>
+            <w:tcW w:type="dxa" w:w="5472"/>
+            <w:tcBorders>
+              <w:top w:val="single" w:sz="6" w:color="CAD2DF"/>
+              <w:left w:val="single" w:sz="6" w:color="CAD2DF"/>
+              <w:bottom w:val="single" w:sz="6" w:color="CAD2DF"/>
+              <w:right w:val="single" w:sz="6" w:color="CAD2DF"/>
+              <w:insideH w:val="single" w:sz="6" w:color="CAD2DF"/>
+              <w:insideV w:val="single" w:sz="6" w:color="CAD2DF"/>
+            </w:tcBorders>
+            <w:vAlign w:val="center"/>
+          </w:tcPr>
+          <w:p>
+            <w:pPr>
+              <w:spacing w:after="0"/>
+            </w:pPr>
+            <w:r>
+              <w:rPr>
+                <w:rFonts w:ascii="Calibri" w:hAnsi="Calibri"/>
+                <w:b w:val="0"/>
+                <w:color w:val="111216"/>
+                <w:sz w:val="16"/>
+              </w:rPr>
+              <w:t>프로젝트 파일 API를 사용하거나 로컬 작업 폴더 선택</w:t>
+            </w:r>
+          </w:p>
+        </w:tc>
+      </w:tr>
+      <w:tr>
+        <w:tc>
+          <w:tcPr>
+            <w:tcW w:type="dxa" w:w="2880"/>
+            <w:tcBorders>
+              <w:top w:val="single" w:sz="6" w:color="CAD2DF"/>
+              <w:left w:val="single" w:sz="6" w:color="CAD2DF"/>
+              <w:bottom w:val="single" w:sz="6" w:color="CAD2DF"/>
+              <w:right w:val="single" w:sz="6" w:color="CAD2DF"/>
+              <w:insideH w:val="single" w:sz="6" w:color="CAD2DF"/>
+              <w:insideV w:val="single" w:sz="6" w:color="CAD2DF"/>
+            </w:tcBorders>
+            <w:vAlign w:val="center"/>
+          </w:tcPr>
+          <w:p>
+            <w:pPr>
+              <w:spacing w:after="0"/>
+            </w:pPr>
+            <w:r>
+              <w:rPr>
+                <w:rFonts w:ascii="Calibri" w:hAnsi="Calibri"/>
+                <w:b w:val="0"/>
+                <w:color w:val="111216"/>
+                <w:sz w:val="16"/>
+              </w:rPr>
+              <w:t>모델 호출 실패</w:t>
+            </w:r>
+          </w:p>
+        </w:tc>
+        <w:tc>
+          <w:tcPr>
+            <w:tcW w:type="dxa" w:w="4608"/>
+            <w:tcBorders>
+              <w:top w:val="single" w:sz="6" w:color="CAD2DF"/>
+              <w:left w:val="single" w:sz="6" w:color="CAD2DF"/>
+              <w:bottom w:val="single" w:sz="6" w:color="CAD2DF"/>
+              <w:right w:val="single" w:sz="6" w:color="CAD2DF"/>
+              <w:insideH w:val="single" w:sz="6" w:color="CAD2DF"/>
+              <w:insideV w:val="single" w:sz="6" w:color="CAD2DF"/>
+            </w:tcBorders>
+            <w:vAlign w:val="center"/>
+          </w:tcPr>
+          <w:p>
+            <w:pPr>
+              <w:spacing w:after="0"/>
+            </w:pPr>
+            <w:r>
+              <w:rPr>
+                <w:rFonts w:ascii="Calibri" w:hAnsi="Calibri"/>
+                <w:b w:val="0"/>
+                <w:color w:val="111216"/>
+                <w:sz w:val="16"/>
+              </w:rPr>
+              <w:t>CLI 로그인·모델 권한·공급자 상태</w:t>
+            </w:r>
+          </w:p>
+        </w:tc>
+        <w:tc>
+          <w:tcPr>
+            <w:tcW w:type="dxa" w:w="5472"/>
+            <w:tcBorders>
+              <w:top w:val="single" w:sz="6" w:color="CAD2DF"/>
+              <w:left w:val="single" w:sz="6" w:color="CAD2DF"/>
+              <w:bottom w:val="single" w:sz="6" w:color="CAD2DF"/>
+              <w:right w:val="single" w:sz="6" w:color="CAD2DF"/>
+              <w:insideH w:val="single" w:sz="6" w:color="CAD2DF"/>
+              <w:insideV w:val="single" w:sz="6" w:color="CAD2DF"/>
+            </w:tcBorders>
+            <w:vAlign w:val="center"/>
+          </w:tcPr>
+          <w:p>
+            <w:pPr>
+              <w:spacing w:after="0"/>
+            </w:pPr>
+            <w:r>
+              <w:rPr>
+                <w:rFonts w:ascii="Calibri" w:hAnsi="Calibri"/>
+                <w:b w:val="0"/>
+                <w:color w:val="111216"/>
+                <w:sz w:val="16"/>
+              </w:rPr>
+              <w:t>설정에서 다시 스캔/테스트 후 재시도, 반복되면 이슈 또는 메일</w:t>
+            </w:r>
+          </w:p>
+        </w:tc>
+      </w:tr>
+      <w:tr>
+        <w:tc>
+          <w:tcPr>
+            <w:tcW w:type="dxa" w:w="2880"/>
+            <w:tcBorders>
+              <w:top w:val="single" w:sz="6" w:color="CAD2DF"/>
+              <w:left w:val="single" w:sz="6" w:color="CAD2DF"/>
+              <w:bottom w:val="single" w:sz="6" w:color="CAD2DF"/>
+              <w:right w:val="single" w:sz="6" w:color="CAD2DF"/>
+              <w:insideH w:val="single" w:sz="6" w:color="CAD2DF"/>
+              <w:insideV w:val="single" w:sz="6" w:color="CAD2DF"/>
+            </w:tcBorders>
+            <w:vAlign w:val="center"/>
+          </w:tcPr>
+          <w:p>
+            <w:pPr>
+              <w:spacing w:after="0"/>
+            </w:pPr>
+            <w:r>
+              <w:rPr>
+                <w:rFonts w:ascii="Calibri" w:hAnsi="Calibri"/>
+                <w:b w:val="0"/>
+                <w:color w:val="111216"/>
+                <w:sz w:val="16"/>
+              </w:rPr>
+              <w:t>가이드가 안 보임</w:t>
+            </w:r>
+          </w:p>
+        </w:tc>
+        <w:tc>
+          <w:tcPr>
+            <w:tcW w:type="dxa" w:w="4608"/>
+            <w:tcBorders>
+              <w:top w:val="single" w:sz="6" w:color="CAD2DF"/>
+              <w:left w:val="single" w:sz="6" w:color="CAD2DF"/>
+              <w:bottom w:val="single" w:sz="6" w:color="CAD2DF"/>
+              <w:right w:val="single" w:sz="6" w:color="CAD2DF"/>
+              <w:insideH w:val="single" w:sz="6" w:color="CAD2DF"/>
+              <w:insideV w:val="single" w:sz="6" w:color="CAD2DF"/>
+            </w:tcBorders>
+            <w:vAlign w:val="center"/>
+          </w:tcPr>
+          <w:p>
+            <w:pPr>
+              <w:spacing w:after="0"/>
+            </w:pPr>
+            <w:r>
+              <w:rPr>
+                <w:rFonts w:ascii="Calibri" w:hAnsi="Calibri"/>
+                <w:b w:val="0"/>
+                <w:color w:val="111216"/>
+                <w:sz w:val="16"/>
+              </w:rPr>
+              <w:t>? 도움말과 각 화면의 가이드 버튼</w:t>
+            </w:r>
+          </w:p>
+        </w:tc>
+        <w:tc>
+          <w:tcPr>
+            <w:tcW w:type="dxa" w:w="5472"/>
+            <w:tcBorders>
+              <w:top w:val="single" w:sz="6" w:color="CAD2DF"/>
+              <w:left w:val="single" w:sz="6" w:color="CAD2DF"/>
+              <w:bottom w:val="single" w:sz="6" w:color="CAD2DF"/>
+              <w:right w:val="single" w:sz="6" w:color="CAD2DF"/>
+              <w:insideH w:val="single" w:sz="6" w:color="CAD2DF"/>
+              <w:insideV w:val="single" w:sz="6" w:color="CAD2DF"/>
+            </w:tcBorders>
+            <w:vAlign w:val="center"/>
+          </w:tcPr>
+          <w:p>
+            <w:pPr>
+              <w:spacing w:after="0"/>
+            </w:pPr>
+            <w:r>
+              <w:rPr>
+                <w:rFonts w:ascii="Calibri" w:hAnsi="Calibri"/>
+                <w:b w:val="0"/>
+                <w:color w:val="111216"/>
+                <w:sz w:val="16"/>
+              </w:rPr>
+              <w:t>제품·개발·문서/디자인·설정 가이드를 수동으로 다시 열기</w:t>
+            </w:r>
+          </w:p>
+        </w:tc>
+      </w:tr>
+      <w:tr>
+        <w:tc>
+          <w:tcPr>
+            <w:tcW w:type="dxa" w:w="2880"/>
+            <w:tcBorders>
+              <w:top w:val="single" w:sz="6" w:color="CAD2DF"/>
+              <w:left w:val="single" w:sz="6" w:color="CAD2DF"/>
+              <w:bottom w:val="single" w:sz="6" w:color="CAD2DF"/>
+              <w:right w:val="single" w:sz="6" w:color="CAD2DF"/>
+              <w:insideH w:val="single" w:sz="6" w:color="CAD2DF"/>
+              <w:insideV w:val="single" w:sz="6" w:color="CAD2DF"/>
+            </w:tcBorders>
+            <w:vAlign w:val="center"/>
+          </w:tcPr>
+          <w:p>
+            <w:pPr>
+              <w:spacing w:after="0"/>
+            </w:pPr>
+            <w:r>
+              <w:rPr>
+                <w:rFonts w:ascii="Calibri" w:hAnsi="Calibri"/>
+                <w:b w:val="0"/>
+                <w:color w:val="111216"/>
+                <w:sz w:val="16"/>
+              </w:rPr>
+              <w:t>업데이트 발견</w:t>
+            </w:r>
+          </w:p>
+        </w:tc>
+        <w:tc>
+          <w:tcPr>
+            <w:tcW w:type="dxa" w:w="4608"/>
+            <w:tcBorders>
+              <w:top w:val="single" w:sz="6" w:color="CAD2DF"/>
+              <w:left w:val="single" w:sz="6" w:color="CAD2DF"/>
+              <w:bottom w:val="single" w:sz="6" w:color="CAD2DF"/>
+              <w:right w:val="single" w:sz="6" w:color="CAD2DF"/>
+              <w:insideH w:val="single" w:sz="6" w:color="CAD2DF"/>
+              <w:insideV w:val="single" w:sz="6" w:color="CAD2DF"/>
+            </w:tcBorders>
+            <w:vAlign w:val="center"/>
+          </w:tcPr>
+          <w:p>
+            <w:pPr>
+              <w:spacing w:after="0"/>
+            </w:pPr>
+            <w:r>
+              <w:rPr>
+                <w:rFonts w:ascii="Calibri" w:hAnsi="Calibri"/>
+                <w:b w:val="0"/>
+                <w:color w:val="111216"/>
+                <w:sz w:val="16"/>
+              </w:rPr>
+              <w:t>앱의 새 버전 알림과 GitHub Release</w:t>
+            </w:r>
+          </w:p>
+        </w:tc>
+        <w:tc>
+          <w:tcPr>
+            <w:tcW w:type="dxa" w:w="5472"/>
+            <w:tcBorders>
+              <w:top w:val="single" w:sz="6" w:color="CAD2DF"/>
+              <w:left w:val="single" w:sz="6" w:color="CAD2DF"/>
+              <w:bottom w:val="single" w:sz="6" w:color="CAD2DF"/>
+              <w:right w:val="single" w:sz="6" w:color="CAD2DF"/>
+              <w:insideH w:val="single" w:sz="6" w:color="CAD2DF"/>
+              <w:insideV w:val="single" w:sz="6" w:color="CAD2DF"/>
+            </w:tcBorders>
+            <w:vAlign w:val="center"/>
+          </w:tcPr>
+          <w:p>
+            <w:pPr>
+              <w:spacing w:after="0"/>
+            </w:pPr>
+            <w:r>
+              <w:rPr>
+                <w:rFonts w:ascii="Calibri" w:hAnsi="Calibri"/>
+                <w:b w:val="0"/>
+                <w:color w:val="111216"/>
+                <w:sz w:val="16"/>
+              </w:rPr>
+              <w:t>해시를 확인하고 최신 설치 파일 다운로드</w:t>
+            </w:r>
+          </w:p>
+        </w:tc>
+      </w:tr>
+    </w:tbl>
+    <w:p>
+      <w:pPr>
+        <w:spacing w:after="20"/>
+      </w:pPr>
+    </w:p>
+    <w:tbl>
+      <w:tblPr>
+        <w:tblW w:type="auto" w:w="0"/>
+        <w:jc w:val="center"/>
+        <w:tblLayout w:type="fixed"/>
+        <w:tblLook w:firstColumn="1" w:firstRow="1" w:lastColumn="0" w:lastRow="0" w:noHBand="0" w:noVBand="1" w:val="04A0"/>
+      </w:tblPr>
+      <w:tblGrid>
+        <w:gridCol w:w="7524"/>
+        <w:gridCol w:w="7524"/>
+      </w:tblGrid>
+      <w:tr>
+        <w:tc>
+          <w:tcPr>
+            <w:tcW w:type="dxa" w:w="1440"/>
+            <w:tcBorders>
+              <w:top w:val="single" w:sz="8" w:color="B43A3A"/>
+              <w:left w:val="single" w:sz="8" w:color="B43A3A"/>
+              <w:bottom w:val="single" w:sz="8" w:color="B43A3A"/>
+              <w:right w:val="single" w:sz="8" w:color="B43A3A"/>
+              <w:insideH w:val="single" w:sz="8" w:color="B43A3A"/>
+              <w:insideV w:val="single" w:sz="8" w:color="B43A3A"/>
+            </w:tcBorders>
+            <w:vAlign w:val="center"/>
+            <w:shd w:fill="B43A3A"/>
+          </w:tcPr>
+          <w:p>
+            <w:pPr>
+              <w:jc w:val="center"/>
+            </w:pPr>
+            <w:r>
+              <w:rPr>
+                <w:rFonts w:ascii="Calibri" w:hAnsi="Calibri"/>
+                <w:b/>
+                <w:color w:val="FFFFFF"/>
+                <w:sz w:val="17"/>
+              </w:rPr>
+              <w:t>문의 시 포함</w:t>
+            </w:r>
+          </w:p>
+        </w:tc>
+        <w:tc>
+          <w:tcPr>
+            <w:tcW w:type="dxa" w:w="11520"/>
+            <w:tcBorders>
+              <w:top w:val="single" w:sz="8" w:color="B43A3A"/>
+              <w:left w:val="single" w:sz="8" w:color="B43A3A"/>
+              <w:bottom w:val="single" w:sz="8" w:color="B43A3A"/>
+              <w:right w:val="single" w:sz="8" w:color="B43A3A"/>
+              <w:insideH w:val="single" w:sz="8" w:color="B43A3A"/>
+              <w:insideV w:val="single" w:sz="8" w:color="B43A3A"/>
+            </w:tcBorders>
+            <w:vAlign w:val="center"/>
+            <w:shd w:fill="F4F6FB"/>
+          </w:tcPr>
+          <w:p>
+            <w:r>
+              <w:rPr>
+                <w:rFonts w:ascii="Calibri" w:hAnsi="Calibri"/>
+                <w:b w:val="0"/>
+                <w:color w:val="111216"/>
+                <w:sz w:val="17"/>
+              </w:rPr>
+              <w:t>MonoField 버전, 활성 프로젝트 경로, 실행 구성명, CLI와 모델명, 실패 시각, 실행 로그 또는 진단 export를 함께 보내면 재현이 빨라집니다.</w:t>
+            </w:r>
+          </w:p>
+        </w:tc>
+      </w:tr>
+    </w:tbl>
+    <w:p>
+      <w:r>
+        <w:br w:type="page"/>
+      </w:r>
+    </w:p>
+    <w:p>
+      <w:pPr>
+        <w:spacing w:after="120"/>
+      </w:pPr>
+      <w:r>
+        <w:rPr>
+          <w:rFonts w:ascii="Calibri" w:hAnsi="Calibri"/>
+          <w:b/>
+          <w:color w:val="2E5BFF"/>
+          <w:sz w:val="17"/>
+        </w:rPr>
+        <w:t>18  /  FINAL CHECKLIST</w:t>
+      </w:r>
+    </w:p>
+    <w:p>
+      <w:pPr>
+        <w:spacing w:after="160"/>
+      </w:pPr>
+      <w:r>
+        <w:rPr>
+          <w:rFonts w:ascii="Calibri" w:hAnsi="Calibri"/>
+          <w:b/>
+          <w:color w:val="1737A6"/>
+          <w:sz w:val="42"/>
+        </w:rPr>
+        <w:t>출시 전, 이 순서로 한 번만 확인하세요</w:t>
+      </w:r>
+    </w:p>
+    <w:p>
+      <w:pPr>
+        <w:spacing w:after="200"/>
+      </w:pPr>
+      <w:r>
+        <w:rPr>
+          <w:rFonts w:ascii="Calibri" w:hAnsi="Calibri"/>
+          <w:b w:val="0"/>
+          <w:color w:val="5D6470"/>
+          <w:sz w:val="21"/>
+        </w:rPr>
+        <w:t>개발과 문서/디자인 모두 같은 원칙을 사용합니다. 입력 근거를 명시하고, 실행 상태를 확인하고, 결과를 눈으로 검토한 뒤 내보냅니다.</w:t>
+      </w:r>
+    </w:p>
+    <w:tbl>
+      <w:tblPr>
+        <w:tblW w:type="auto" w:w="0"/>
+        <w:jc w:val="center"/>
+        <w:tblLayout w:type="fixed"/>
+        <w:tblLook w:firstColumn="1" w:firstRow="1" w:lastColumn="0" w:lastRow="0" w:noHBand="0" w:noVBand="1" w:val="04A0"/>
+      </w:tblPr>
+      <w:tblGrid>
+        <w:gridCol w:w="5016"/>
+        <w:gridCol w:w="5016"/>
+        <w:gridCol w:w="5016"/>
+      </w:tblGrid>
+      <w:tr>
+        <w:trPr>
+          <w:tblHeader w:val="true"/>
+        </w:trPr>
+        <w:tc>
+          <w:tcPr>
+            <w:tcW w:type="dxa" w:w="2160"/>
+            <w:shd w:fill="DDE4EE"/>
+            <w:tcBorders>
+              <w:top w:val="single" w:sz="6" w:color="CAD2DF"/>
+              <w:left w:val="single" w:sz="6" w:color="CAD2DF"/>
+              <w:bottom w:val="single" w:sz="6" w:color="CAD2DF"/>
+              <w:right w:val="single" w:sz="6" w:color="CAD2DF"/>
+              <w:insideH w:val="single" w:sz="6" w:color="CAD2DF"/>
+              <w:insideV w:val="single" w:sz="6" w:color="CAD2DF"/>
+            </w:tcBorders>
+          </w:tcPr>
+          <w:p>
+            <w:pPr>
+              <w:spacing w:after="0"/>
+            </w:pPr>
+            <w:r>
+              <w:rPr>
+                <w:rFonts w:ascii="Calibri" w:hAnsi="Calibri"/>
+                <w:b/>
+                <w:color w:val="1737A6"/>
+                <w:sz w:val="17"/>
+              </w:rPr>
+              <w:t>단계</w:t>
+            </w:r>
+          </w:p>
+        </w:tc>
+        <w:tc>
+          <w:tcPr>
+            <w:tcW w:type="dxa" w:w="5472"/>
+            <w:shd w:fill="DDE4EE"/>
+            <w:tcBorders>
+              <w:top w:val="single" w:sz="6" w:color="CAD2DF"/>
+              <w:left w:val="single" w:sz="6" w:color="CAD2DF"/>
+              <w:bottom w:val="single" w:sz="6" w:color="CAD2DF"/>
+              <w:right w:val="single" w:sz="6" w:color="CAD2DF"/>
+              <w:insideH w:val="single" w:sz="6" w:color="CAD2DF"/>
+              <w:insideV w:val="single" w:sz="6" w:color="CAD2DF"/>
+            </w:tcBorders>
+          </w:tcPr>
+          <w:p>
+            <w:pPr>
+              <w:spacing w:after="0"/>
+            </w:pPr>
+            <w:r>
+              <w:rPr>
+                <w:rFonts w:ascii="Calibri" w:hAnsi="Calibri"/>
+                <w:b/>
+                <w:color w:val="1737A6"/>
+                <w:sz w:val="17"/>
+              </w:rPr>
+              <w:t>개발</w:t>
+            </w:r>
+          </w:p>
+        </w:tc>
+        <w:tc>
+          <w:tcPr>
+            <w:tcW w:type="dxa" w:w="5472"/>
+            <w:shd w:fill="DDE4EE"/>
+            <w:tcBorders>
+              <w:top w:val="single" w:sz="6" w:color="CAD2DF"/>
+              <w:left w:val="single" w:sz="6" w:color="CAD2DF"/>
+              <w:bottom w:val="single" w:sz="6" w:color="CAD2DF"/>
+              <w:right w:val="single" w:sz="6" w:color="CAD2DF"/>
+              <w:insideH w:val="single" w:sz="6" w:color="CAD2DF"/>
+              <w:insideV w:val="single" w:sz="6" w:color="CAD2DF"/>
+            </w:tcBorders>
+          </w:tcPr>
+          <w:p>
+            <w:pPr>
+              <w:spacing w:after="0"/>
+            </w:pPr>
+            <w:r>
+              <w:rPr>
+                <w:rFonts w:ascii="Calibri" w:hAnsi="Calibri"/>
+                <w:b/>
+                <w:color w:val="1737A6"/>
+                <w:sz w:val="17"/>
+              </w:rPr>
+              <w:t>문서/디자인</w:t>
+            </w:r>
+          </w:p>
+        </w:tc>
+      </w:tr>
+      <w:tr>
+        <w:tc>
+          <w:tcPr>
+            <w:tcW w:type="dxa" w:w="2160"/>
+            <w:tcBorders>
+              <w:top w:val="single" w:sz="6" w:color="CAD2DF"/>
+              <w:left w:val="single" w:sz="6" w:color="CAD2DF"/>
+              <w:bottom w:val="single" w:sz="6" w:color="CAD2DF"/>
+              <w:right w:val="single" w:sz="6" w:color="CAD2DF"/>
+              <w:insideH w:val="single" w:sz="6" w:color="CAD2DF"/>
+              <w:insideV w:val="single" w:sz="6" w:color="CAD2DF"/>
+            </w:tcBorders>
+            <w:vAlign w:val="center"/>
+          </w:tcPr>
+          <w:p>
+            <w:pPr>
+              <w:spacing w:after="0"/>
+            </w:pPr>
+            <w:r>
+              <w:rPr>
+                <w:rFonts w:ascii="Calibri" w:hAnsi="Calibri"/>
+                <w:b w:val="0"/>
+                <w:color w:val="111216"/>
+                <w:sz w:val="16"/>
+              </w:rPr>
+              <w:t>1 · 프로젝트</w:t>
+            </w:r>
+          </w:p>
+        </w:tc>
+        <w:tc>
+          <w:tcPr>
+            <w:tcW w:type="dxa" w:w="5472"/>
+            <w:tcBorders>
+              <w:top w:val="single" w:sz="6" w:color="CAD2DF"/>
+              <w:left w:val="single" w:sz="6" w:color="CAD2DF"/>
+              <w:bottom w:val="single" w:sz="6" w:color="CAD2DF"/>
+              <w:right w:val="single" w:sz="6" w:color="CAD2DF"/>
+              <w:insideH w:val="single" w:sz="6" w:color="CAD2DF"/>
+              <w:insideV w:val="single" w:sz="6" w:color="CAD2DF"/>
+            </w:tcBorders>
+            <w:vAlign w:val="center"/>
+          </w:tcPr>
+          <w:p>
+            <w:pPr>
+              <w:spacing w:after="0"/>
+            </w:pPr>
+            <w:r>
+              <w:rPr>
+                <w:rFonts w:ascii="Calibri" w:hAnsi="Calibri"/>
+                <w:b w:val="0"/>
+                <w:color w:val="111216"/>
+                <w:sz w:val="16"/>
+              </w:rPr>
+              <w:t>작업 폴더와 활성 모듈 확인</w:t>
+            </w:r>
+          </w:p>
+        </w:tc>
+        <w:tc>
+          <w:tcPr>
+            <w:tcW w:type="dxa" w:w="5472"/>
+            <w:tcBorders>
+              <w:top w:val="single" w:sz="6" w:color="CAD2DF"/>
+              <w:left w:val="single" w:sz="6" w:color="CAD2DF"/>
+              <w:bottom w:val="single" w:sz="6" w:color="CAD2DF"/>
+              <w:right w:val="single" w:sz="6" w:color="CAD2DF"/>
+              <w:insideH w:val="single" w:sz="6" w:color="CAD2DF"/>
+              <w:insideV w:val="single" w:sz="6" w:color="CAD2DF"/>
+            </w:tcBorders>
+            <w:vAlign w:val="center"/>
+          </w:tcPr>
+          <w:p>
+            <w:pPr>
+              <w:spacing w:after="0"/>
+            </w:pPr>
+            <w:r>
+              <w:rPr>
+                <w:rFonts w:ascii="Calibri" w:hAnsi="Calibri"/>
+                <w:b w:val="0"/>
+                <w:color w:val="111216"/>
+                <w:sz w:val="16"/>
+              </w:rPr>
+              <w:t>작업 폴더·참고 파일·용어사전 확인</w:t>
+            </w:r>
+          </w:p>
+        </w:tc>
+      </w:tr>
+      <w:tr>
+        <w:tc>
+          <w:tcPr>
+            <w:tcW w:type="dxa" w:w="2160"/>
+            <w:tcBorders>
+              <w:top w:val="single" w:sz="6" w:color="CAD2DF"/>
+              <w:left w:val="single" w:sz="6" w:color="CAD2DF"/>
+              <w:bottom w:val="single" w:sz="6" w:color="CAD2DF"/>
+              <w:right w:val="single" w:sz="6" w:color="CAD2DF"/>
+              <w:insideH w:val="single" w:sz="6" w:color="CAD2DF"/>
+              <w:insideV w:val="single" w:sz="6" w:color="CAD2DF"/>
+            </w:tcBorders>
+            <w:vAlign w:val="center"/>
+          </w:tcPr>
+          <w:p>
+            <w:pPr>
+              <w:spacing w:after="0"/>
+            </w:pPr>
+            <w:r>
+              <w:rPr>
+                <w:rFonts w:ascii="Calibri" w:hAnsi="Calibri"/>
+                <w:b w:val="0"/>
+                <w:color w:val="111216"/>
+                <w:sz w:val="16"/>
+              </w:rPr>
+              <w:t>2 · 엔진</w:t>
+            </w:r>
+          </w:p>
+        </w:tc>
+        <w:tc>
+          <w:tcPr>
+            <w:tcW w:type="dxa" w:w="5472"/>
+            <w:tcBorders>
+              <w:top w:val="single" w:sz="6" w:color="CAD2DF"/>
+              <w:left w:val="single" w:sz="6" w:color="CAD2DF"/>
+              <w:bottom w:val="single" w:sz="6" w:color="CAD2DF"/>
+              <w:right w:val="single" w:sz="6" w:color="CAD2DF"/>
+              <w:insideH w:val="single" w:sz="6" w:color="CAD2DF"/>
+              <w:insideV w:val="single" w:sz="6" w:color="CAD2DF"/>
+            </w:tcBorders>
+            <w:vAlign w:val="center"/>
+          </w:tcPr>
+          <w:p>
+            <w:pPr>
+              <w:spacing w:after="0"/>
+            </w:pPr>
+            <w:r>
+              <w:rPr>
+                <w:rFonts w:ascii="Calibri" w:hAnsi="Calibri"/>
+                <w:b w:val="0"/>
+                <w:color w:val="111216"/>
+                <w:sz w:val="16"/>
+              </w:rPr>
+              <w:t>CLI 로그인·모델·추론 설정 확인</w:t>
+            </w:r>
+          </w:p>
+        </w:tc>
+        <w:tc>
+          <w:tcPr>
+            <w:tcW w:type="dxa" w:w="5472"/>
+            <w:tcBorders>
+              <w:top w:val="single" w:sz="6" w:color="CAD2DF"/>
+              <w:left w:val="single" w:sz="6" w:color="CAD2DF"/>
+              <w:bottom w:val="single" w:sz="6" w:color="CAD2DF"/>
+              <w:right w:val="single" w:sz="6" w:color="CAD2DF"/>
+              <w:insideH w:val="single" w:sz="6" w:color="CAD2DF"/>
+              <w:insideV w:val="single" w:sz="6" w:color="CAD2DF"/>
+            </w:tcBorders>
+            <w:vAlign w:val="center"/>
+          </w:tcPr>
+          <w:p>
+            <w:pPr>
+              <w:spacing w:after="0"/>
+            </w:pPr>
+            <w:r>
+              <w:rPr>
+                <w:rFonts w:ascii="Calibri" w:hAnsi="Calibri"/>
+                <w:b w:val="0"/>
+                <w:color w:val="111216"/>
+                <w:sz w:val="16"/>
+              </w:rPr>
+              <w:t>CLI 또는 BYOK 연결 테스트</w:t>
+            </w:r>
+          </w:p>
+        </w:tc>
+      </w:tr>
+      <w:tr>
+        <w:tc>
+          <w:tcPr>
+            <w:tcW w:type="dxa" w:w="2160"/>
+            <w:tcBorders>
+              <w:top w:val="single" w:sz="6" w:color="CAD2DF"/>
+              <w:left w:val="single" w:sz="6" w:color="CAD2DF"/>
+              <w:bottom w:val="single" w:sz="6" w:color="CAD2DF"/>
+              <w:right w:val="single" w:sz="6" w:color="CAD2DF"/>
+              <w:insideH w:val="single" w:sz="6" w:color="CAD2DF"/>
+              <w:insideV w:val="single" w:sz="6" w:color="CAD2DF"/>
+            </w:tcBorders>
+            <w:vAlign w:val="center"/>
+          </w:tcPr>
+          <w:p>
+            <w:pPr>
+              <w:spacing w:after="0"/>
+            </w:pPr>
+            <w:r>
+              <w:rPr>
+                <w:rFonts w:ascii="Calibri" w:hAnsi="Calibri"/>
+                <w:b w:val="0"/>
+                <w:color w:val="111216"/>
+                <w:sz w:val="16"/>
+              </w:rPr>
+              <w:t>3 · 권한</w:t>
+            </w:r>
+          </w:p>
+        </w:tc>
+        <w:tc>
+          <w:tcPr>
+            <w:tcW w:type="dxa" w:w="5472"/>
+            <w:tcBorders>
+              <w:top w:val="single" w:sz="6" w:color="CAD2DF"/>
+              <w:left w:val="single" w:sz="6" w:color="CAD2DF"/>
+              <w:bottom w:val="single" w:sz="6" w:color="CAD2DF"/>
+              <w:right w:val="single" w:sz="6" w:color="CAD2DF"/>
+              <w:insideH w:val="single" w:sz="6" w:color="CAD2DF"/>
+              <w:insideV w:val="single" w:sz="6" w:color="CAD2DF"/>
+            </w:tcBorders>
+            <w:vAlign w:val="center"/>
+          </w:tcPr>
+          <w:p>
+            <w:pPr>
+              <w:spacing w:after="0"/>
+            </w:pPr>
+            <w:r>
+              <w:rPr>
+                <w:rFonts w:ascii="Calibri" w:hAnsi="Calibri"/>
+                <w:b w:val="0"/>
+                <w:color w:val="111216"/>
+                <w:sz w:val="16"/>
+              </w:rPr>
+              <w:t>DB 정책과 브라우저 탭 승인 확인</w:t>
+            </w:r>
+          </w:p>
+        </w:tc>
+        <w:tc>
+          <w:tcPr>
+            <w:tcW w:type="dxa" w:w="5472"/>
+            <w:tcBorders>
+              <w:top w:val="single" w:sz="6" w:color="CAD2DF"/>
+              <w:left w:val="single" w:sz="6" w:color="CAD2DF"/>
+              <w:bottom w:val="single" w:sz="6" w:color="CAD2DF"/>
+              <w:right w:val="single" w:sz="6" w:color="CAD2DF"/>
+              <w:insideH w:val="single" w:sz="6" w:color="CAD2DF"/>
+              <w:insideV w:val="single" w:sz="6" w:color="CAD2DF"/>
+            </w:tcBorders>
+            <w:vAlign w:val="center"/>
+          </w:tcPr>
+          <w:p>
+            <w:pPr>
+              <w:spacing w:after="0"/>
+            </w:pPr>
+            <w:r>
+              <w:rPr>
+                <w:rFonts w:ascii="Calibri" w:hAnsi="Calibri"/>
+                <w:b w:val="0"/>
+                <w:color w:val="111216"/>
+                <w:sz w:val="16"/>
+              </w:rPr>
+              <w:t>코드/브라우저/DB 근거가 필요한지 확인</w:t>
+            </w:r>
+          </w:p>
+        </w:tc>
+      </w:tr>
+      <w:tr>
+        <w:tc>
+          <w:tcPr>
+            <w:tcW w:type="dxa" w:w="2160"/>
+            <w:tcBorders>
+              <w:top w:val="single" w:sz="6" w:color="CAD2DF"/>
+              <w:left w:val="single" w:sz="6" w:color="CAD2DF"/>
+              <w:bottom w:val="single" w:sz="6" w:color="CAD2DF"/>
+              <w:right w:val="single" w:sz="6" w:color="CAD2DF"/>
+              <w:insideH w:val="single" w:sz="6" w:color="CAD2DF"/>
+              <w:insideV w:val="single" w:sz="6" w:color="CAD2DF"/>
+            </w:tcBorders>
+            <w:vAlign w:val="center"/>
+          </w:tcPr>
+          <w:p>
+            <w:pPr>
+              <w:spacing w:after="0"/>
+            </w:pPr>
+            <w:r>
+              <w:rPr>
+                <w:rFonts w:ascii="Calibri" w:hAnsi="Calibri"/>
+                <w:b w:val="0"/>
+                <w:color w:val="111216"/>
+                <w:sz w:val="16"/>
+              </w:rPr>
+              <w:t>4 · 실행</w:t>
+            </w:r>
+          </w:p>
+        </w:tc>
+        <w:tc>
+          <w:tcPr>
+            <w:tcW w:type="dxa" w:w="5472"/>
+            <w:tcBorders>
+              <w:top w:val="single" w:sz="6" w:color="CAD2DF"/>
+              <w:left w:val="single" w:sz="6" w:color="CAD2DF"/>
+              <w:bottom w:val="single" w:sz="6" w:color="CAD2DF"/>
+              <w:right w:val="single" w:sz="6" w:color="CAD2DF"/>
+              <w:insideH w:val="single" w:sz="6" w:color="CAD2DF"/>
+              <w:insideV w:val="single" w:sz="6" w:color="CAD2DF"/>
+            </w:tcBorders>
+            <w:vAlign w:val="center"/>
+          </w:tcPr>
+          <w:p>
+            <w:pPr>
+              <w:spacing w:after="0"/>
+            </w:pPr>
+            <w:r>
+              <w:rPr>
+                <w:rFonts w:ascii="Calibri" w:hAnsi="Calibri"/>
+                <w:b w:val="0"/>
+                <w:color w:val="111216"/>
+                <w:sz w:val="16"/>
+              </w:rPr>
+              <w:t>프로필·인자·포트·로그 확인</w:t>
+            </w:r>
+          </w:p>
+        </w:tc>
+        <w:tc>
+          <w:tcPr>
+            <w:tcW w:type="dxa" w:w="5472"/>
+            <w:tcBorders>
+              <w:top w:val="single" w:sz="6" w:color="CAD2DF"/>
+              <w:left w:val="single" w:sz="6" w:color="CAD2DF"/>
+              <w:bottom w:val="single" w:sz="6" w:color="CAD2DF"/>
+              <w:right w:val="single" w:sz="6" w:color="CAD2DF"/>
+              <w:insideH w:val="single" w:sz="6" w:color="CAD2DF"/>
+              <w:insideV w:val="single" w:sz="6" w:color="CAD2DF"/>
+            </w:tcBorders>
+            <w:vAlign w:val="center"/>
+          </w:tcPr>
+          <w:p>
+            <w:pPr>
+              <w:spacing w:after="0"/>
+            </w:pPr>
+            <w:r>
+              <w:rPr>
+                <w:rFonts w:ascii="Calibri" w:hAnsi="Calibri"/>
+                <w:b w:val="0"/>
+                <w:color w:val="111216"/>
+                <w:sz w:val="16"/>
+              </w:rPr>
+              <w:t>템플릿·스타일·필수 필드 확인</w:t>
+            </w:r>
+          </w:p>
+        </w:tc>
+      </w:tr>
+      <w:tr>
+        <w:tc>
+          <w:tcPr>
+            <w:tcW w:type="dxa" w:w="2160"/>
+            <w:tcBorders>
+              <w:top w:val="single" w:sz="6" w:color="CAD2DF"/>
+              <w:left w:val="single" w:sz="6" w:color="CAD2DF"/>
+              <w:bottom w:val="single" w:sz="6" w:color="CAD2DF"/>
+              <w:right w:val="single" w:sz="6" w:color="CAD2DF"/>
+              <w:insideH w:val="single" w:sz="6" w:color="CAD2DF"/>
+              <w:insideV w:val="single" w:sz="6" w:color="CAD2DF"/>
+            </w:tcBorders>
+            <w:vAlign w:val="center"/>
+          </w:tcPr>
+          <w:p>
+            <w:pPr>
+              <w:spacing w:after="0"/>
+            </w:pPr>
+            <w:r>
+              <w:rPr>
+                <w:rFonts w:ascii="Calibri" w:hAnsi="Calibri"/>
+                <w:b w:val="0"/>
+                <w:color w:val="111216"/>
+                <w:sz w:val="16"/>
+              </w:rPr>
+              <w:t>5 · 검토</w:t>
+            </w:r>
+          </w:p>
+        </w:tc>
+        <w:tc>
+          <w:tcPr>
+            <w:tcW w:type="dxa" w:w="5472"/>
+            <w:tcBorders>
+              <w:top w:val="single" w:sz="6" w:color="CAD2DF"/>
+              <w:left w:val="single" w:sz="6" w:color="CAD2DF"/>
+              <w:bottom w:val="single" w:sz="6" w:color="CAD2DF"/>
+              <w:right w:val="single" w:sz="6" w:color="CAD2DF"/>
+              <w:insideH w:val="single" w:sz="6" w:color="CAD2DF"/>
+              <w:insideV w:val="single" w:sz="6" w:color="CAD2DF"/>
+            </w:tcBorders>
+            <w:vAlign w:val="center"/>
+          </w:tcPr>
+          <w:p>
+            <w:pPr>
+              <w:spacing w:after="0"/>
+            </w:pPr>
+            <w:r>
+              <w:rPr>
+                <w:rFonts w:ascii="Calibri" w:hAnsi="Calibri"/>
+                <w:b w:val="0"/>
+                <w:color w:val="111216"/>
+                <w:sz w:val="16"/>
+              </w:rPr>
+              <w:t>diff·테스트·실제 화면 동작 확인</w:t>
+            </w:r>
+          </w:p>
+        </w:tc>
+        <w:tc>
+          <w:tcPr>
+            <w:tcW w:type="dxa" w:w="5472"/>
+            <w:tcBorders>
+              <w:top w:val="single" w:sz="6" w:color="CAD2DF"/>
+              <w:left w:val="single" w:sz="6" w:color="CAD2DF"/>
+              <w:bottom w:val="single" w:sz="6" w:color="CAD2DF"/>
+              <w:right w:val="single" w:sz="6" w:color="CAD2DF"/>
+              <w:insideH w:val="single" w:sz="6" w:color="CAD2DF"/>
+              <w:insideV w:val="single" w:sz="6" w:color="CAD2DF"/>
+            </w:tcBorders>
+            <w:vAlign w:val="center"/>
+          </w:tcPr>
+          <w:p>
+            <w:pPr>
+              <w:spacing w:after="0"/>
+            </w:pPr>
+            <w:r>
+              <w:rPr>
+                <w:rFonts w:ascii="Calibri" w:hAnsi="Calibri"/>
+                <w:b w:val="0"/>
+                <w:color w:val="111216"/>
+                <w:sz w:val="16"/>
+              </w:rPr>
+              <w:t>미리보기·표시·편집·검증 확인</w:t>
+            </w:r>
+          </w:p>
+        </w:tc>
+      </w:tr>
+      <w:tr>
+        <w:tc>
+          <w:tcPr>
+            <w:tcW w:type="dxa" w:w="2160"/>
+            <w:tcBorders>
+              <w:top w:val="single" w:sz="6" w:color="CAD2DF"/>
+              <w:left w:val="single" w:sz="6" w:color="CAD2DF"/>
+              <w:bottom w:val="single" w:sz="6" w:color="CAD2DF"/>
+              <w:right w:val="single" w:sz="6" w:color="CAD2DF"/>
+              <w:insideH w:val="single" w:sz="6" w:color="CAD2DF"/>
+              <w:insideV w:val="single" w:sz="6" w:color="CAD2DF"/>
+            </w:tcBorders>
+            <w:vAlign w:val="center"/>
+          </w:tcPr>
+          <w:p>
+            <w:pPr>
+              <w:spacing w:after="0"/>
+            </w:pPr>
+            <w:r>
+              <w:rPr>
+                <w:rFonts w:ascii="Calibri" w:hAnsi="Calibri"/>
+                <w:b w:val="0"/>
+                <w:color w:val="111216"/>
+                <w:sz w:val="16"/>
+              </w:rPr>
+              <w:t>6 · 완료</w:t>
+            </w:r>
+          </w:p>
+        </w:tc>
+        <w:tc>
+          <w:tcPr>
+            <w:tcW w:type="dxa" w:w="5472"/>
+            <w:tcBorders>
+              <w:top w:val="single" w:sz="6" w:color="CAD2DF"/>
+              <w:left w:val="single" w:sz="6" w:color="CAD2DF"/>
+              <w:bottom w:val="single" w:sz="6" w:color="CAD2DF"/>
+              <w:right w:val="single" w:sz="6" w:color="CAD2DF"/>
+              <w:insideH w:val="single" w:sz="6" w:color="CAD2DF"/>
+              <w:insideV w:val="single" w:sz="6" w:color="CAD2DF"/>
+            </w:tcBorders>
+            <w:vAlign w:val="center"/>
+          </w:tcPr>
+          <w:p>
+            <w:pPr>
+              <w:spacing w:after="0"/>
+            </w:pPr>
+            <w:r>
+              <w:rPr>
+                <w:rFonts w:ascii="Calibri" w:hAnsi="Calibri"/>
+                <w:b w:val="0"/>
+                <w:color w:val="111216"/>
+                <w:sz w:val="16"/>
+              </w:rPr>
+              <w:t>커밋·배포·회귀 결과 기록</w:t>
+            </w:r>
+          </w:p>
+        </w:tc>
+        <w:tc>
+          <w:tcPr>
+            <w:tcW w:type="dxa" w:w="5472"/>
+            <w:tcBorders>
+              <w:top w:val="single" w:sz="6" w:color="CAD2DF"/>
+              <w:left w:val="single" w:sz="6" w:color="CAD2DF"/>
+              <w:bottom w:val="single" w:sz="6" w:color="CAD2DF"/>
+              <w:right w:val="single" w:sz="6" w:color="CAD2DF"/>
+              <w:insideH w:val="single" w:sz="6" w:color="CAD2DF"/>
+              <w:insideV w:val="single" w:sz="6" w:color="CAD2DF"/>
+            </w:tcBorders>
+            <w:vAlign w:val="center"/>
+          </w:tcPr>
+          <w:p>
+            <w:pPr>
+              <w:spacing w:after="0"/>
+            </w:pPr>
+            <w:r>
+              <w:rPr>
+                <w:rFonts w:ascii="Calibri" w:hAnsi="Calibri"/>
+                <w:b w:val="0"/>
+                <w:color w:val="111216"/>
+                <w:sz w:val="16"/>
+              </w:rPr>
+              <w:t>XLSX·PPTX·PDF·HTML export 확인</w:t>
+            </w:r>
+          </w:p>
+        </w:tc>
+      </w:tr>
+    </w:tbl>
+    <w:p>
+      <w:pPr>
+        <w:spacing w:after="20"/>
+      </w:pPr>
+    </w:p>
+    <w:tbl>
+      <w:tblPr>
+        <w:tblW w:type="auto" w:w="0"/>
+        <w:jc w:val="center"/>
+        <w:tblLayout w:type="fixed"/>
+        <w:tblLook w:firstColumn="1" w:firstRow="1" w:lastColumn="0" w:lastRow="0" w:noHBand="0" w:noVBand="1" w:val="04A0"/>
+      </w:tblPr>
+      <w:tblGrid>
+        <w:gridCol w:w="7524"/>
+        <w:gridCol w:w="7524"/>
+      </w:tblGrid>
+      <w:tr>
+        <w:tc>
+          <w:tcPr>
+            <w:tcW w:type="dxa" w:w="1440"/>
+            <w:tcBorders>
+              <w:top w:val="single" w:sz="8" w:color="2E5BFF"/>
+              <w:left w:val="single" w:sz="8" w:color="2E5BFF"/>
+              <w:bottom w:val="single" w:sz="8" w:color="2E5BFF"/>
+              <w:right w:val="single" w:sz="8" w:color="2E5BFF"/>
+              <w:insideH w:val="single" w:sz="8" w:color="2E5BFF"/>
+              <w:insideV w:val="single" w:sz="8" w:color="2E5BFF"/>
+            </w:tcBorders>
+            <w:vAlign w:val="center"/>
+            <w:shd w:fill="2E5BFF"/>
+          </w:tcPr>
+          <w:p>
+            <w:pPr>
+              <w:jc w:val="center"/>
+            </w:pPr>
+            <w:r>
+              <w:rPr>
+                <w:rFonts w:ascii="Calibri" w:hAnsi="Calibri"/>
+                <w:b/>
+                <w:color w:val="FFFFFF"/>
+                <w:sz w:val="17"/>
+              </w:rPr>
+              <w:t>다시 보기</w:t>
+            </w:r>
+          </w:p>
+        </w:tc>
+        <w:tc>
+          <w:tcPr>
+            <w:tcW w:type="dxa" w:w="11520"/>
+            <w:tcBorders>
+              <w:top w:val="single" w:sz="8" w:color="2E5BFF"/>
+              <w:left w:val="single" w:sz="8" w:color="2E5BFF"/>
+              <w:bottom w:val="single" w:sz="8" w:color="2E5BFF"/>
+              <w:right w:val="single" w:sz="8" w:color="2E5BFF"/>
+              <w:insideH w:val="single" w:sz="8" w:color="2E5BFF"/>
+              <w:insideV w:val="single" w:sz="8" w:color="2E5BFF"/>
+            </w:tcBorders>
+            <w:vAlign w:val="center"/>
+            <w:shd w:fill="F4F6FB"/>
+          </w:tcPr>
+          <w:p>
+            <w:r>
+              <w:rPr>
+                <w:rFonts w:ascii="Calibri" w:hAnsi="Calibri"/>
+                <w:b w:val="0"/>
+                <w:color w:val="111216"/>
+                <w:sz w:val="17"/>
+              </w:rPr>
+              <w:t>앱의 ? 메뉴에서는 제품 가이드를, 개발 바의 ?에서는 개발 가이드를, 문서 파일 탭의 ?에서는 문서/디자인 가이드를 다시 열 수 있습니다. 설정과 좌측 기능도 처음 열 때 각 기능의 역할을 안내합니다.</w:t>
             </w:r>
           </w:p>
         </w:tc>

--- a/apps/monofield-site/downloads/monofield-user-guide-ko.docx
+++ b/apps/monofield-site/downloads/monofield-user-guide-ko.docx
@@ -5416,7 +5416,7 @@
                 <w:color w:val="5D6470"/>
                 <w:sz w:val="17"/>
               </w:rPr>
-              <w:t>AOP·ACR·AGW 등 현재 작업 대상 선택</w:t>
+              <w:t>여러 프로젝트 중 현재 작업 대상 선택</w:t>
             </w:r>
           </w:p>
         </w:tc>
